--- a/backend/tests/artifacts/templates/batch_record_filled_edited_gmp.docx
+++ b/backend/tests/artifacts/templates/batch_record_filled_edited_gmp.docx
@@ -995,6 +995,11 @@
         <w:t>Signature / Date</w:t>
       </w:r>
     </w:p>
+    <w:p>
+      <w:r>
+        <w:t/>
+      </w:r>
+    </w:p>
     <w:sectPr>
       <w:headerReference w:type="default" r:id="rId9"/>
       <w:footerReference w:type="default" r:id="rId10"/>

--- a/backend/tests/artifacts/templates/batch_record_filled_edited_gmp.docx
+++ b/backend/tests/artifacts/templates/batch_record_filled_edited_gmp.docx
@@ -3,277 +3,233 @@
 <w:document xmlns:wpc="http://schemas.microsoft.com/office/word/2010/wordprocessingCanvas" xmlns:mo="http://schemas.microsoft.com/office/mac/office/2008/main" xmlns:mc="http://schemas.openxmlformats.org/markup-compatibility/2006" xmlns:mv="urn:schemas-microsoft-com:mac:vml" xmlns:o="urn:schemas-microsoft-com:office:office" xmlns:r="http://schemas.openxmlformats.org/officeDocument/2006/relationships" xmlns:m="http://schemas.openxmlformats.org/officeDocument/2006/math" xmlns:v="urn:schemas-microsoft-com:vml" xmlns:wp14="http://schemas.microsoft.com/office/word/2010/wordprocessingDrawing" xmlns:wp="http://schemas.openxmlformats.org/drawingml/2006/wordprocessingDrawing" xmlns:w10="urn:schemas-microsoft-com:office:word" xmlns:w="http://schemas.openxmlformats.org/wordprocessingml/2006/main" xmlns:w14="http://schemas.microsoft.com/office/word/2010/wordml" xmlns:wpg="http://schemas.microsoft.com/office/word/2010/wordprocessingGroup" xmlns:wpi="http://schemas.microsoft.com/office/word/2010/wordprocessingInk" xmlns:wne="http://schemas.microsoft.com/office/word/2006/wordml" xmlns:wps="http://schemas.microsoft.com/office/word/2010/wordprocessingShape" mc:Ignorable="w14 wp14">
   <w:body>
     <w:p>
-      <w:pPr>
-        <w:spacing w:after="240"/>
-      </w:pPr>
       <w:r>
         <w:rPr>
           <w:b/>
-          <w:color w:val="334155"/>
-          <w:sz w:val="20"/>
+          <w:sz w:val="36"/>
         </w:rPr>
-        <w:t xml:space="preserve">Date: </w:t>
+        <w:t xml:space="preserve">Multi-Role Buffer Protocol — Batch Record</w:t>
+      </w:r>
+    </w:p>
+    <w:p>
+      <w:r>
+        <w:rPr>
+          <w:b w:val="0"/>
+          <w:sz w:val="22"/>
+        </w:rPr>
+        <w:t xml:space="preserve"/>
+      </w:r>
+    </w:p>
+    <w:p>
+      <w:r>
+        <w:rPr>
+          <w:b w:val="0"/>
+          <w:sz w:val="22"/>
+        </w:rPr>
+        <w:t xml:space="preserve"/>
+      </w:r>
+    </w:p>
+    <w:p>
+      <w:r>
+        <w:rPr>
+          <w:b w:val="0"/>
+          <w:sz w:val="22"/>
+        </w:rPr>
+        <w:t xml:space="preserve">Run: Run-2026-002 (Edited)  |  Status: ACTIVE</w:t>
+      </w:r>
+    </w:p>
+    <w:p>
+      <w:r>
+        <w:rPr>
+          <w:b w:val="0"/>
+          <w:sz w:val="22"/>
+        </w:rPr>
+        <w:t xml:space="preserve">Started:   |  Completed: </w:t>
+      </w:r>
+    </w:p>
+    <w:p>
+      <w:r>
+        <w:rPr>
+          <w:b w:val="0"/>
+          <w:sz w:val="22"/>
+        </w:rPr>
+        <w:t xml:space="preserve">Project:   |  Organization: </w:t>
+      </w:r>
+    </w:p>
+    <w:p>
+      <w:r>
+        <w:rPr>
+          <w:b w:val="0"/>
+          <w:sz w:val="22"/>
+        </w:rPr>
+        <w:t xml:space="preserve">SOP Reference:  v2 (effective )</w:t>
+      </w:r>
+    </w:p>
+    <w:p>
+      <w:r>
+        <w:rPr>
+          <w:b/>
+          <w:sz w:val="28"/>
+        </w:rPr>
+        <w:t>Procedure Execution</w:t>
+      </w:r>
+    </w:p>
+    <w:p>
+      <w:r>
+        <w:rPr>
+          <w:b w:val="0"/>
+          <w:sz w:val="22"/>
+        </w:rPr>
+        <w:t xml:space="preserve"/>
       </w:r>
       <w:r>
         <w:rPr>
-          <w:color w:val="787878"/>
-          <w:sz w:val="20"/>
+          <w:sz w:val="177800"/>
+          <w:szCs w:val="177800"/>
+          <w:b/>
         </w:rPr>
-        <w:t>_______________</w:t>
-        <w:tab/>
-        <w:tab/>
+        <w:t xml:space="preserve">Media Prep</w:t>
       </w:r>
       <w:r>
-        <w:rPr>
-          <w:b/>
-          <w:color w:val="334155"/>
-          <w:sz w:val="20"/>
-        </w:rPr>
-        <w:t xml:space="preserve">Lot/Batch #: </w:t>
-      </w:r>
-      <w:r>
-        <w:rPr>
-          <w:color w:val="787878"/>
-          <w:sz w:val="20"/>
-        </w:rPr>
-        <w:t>_______________</w:t>
-      </w:r>
-    </w:p>
-    <w:p>
-      <w:pPr>
-        <w:spacing w:after="120" w:before="0"/>
-      </w:pPr>
-      <w:r>
-        <w:rPr>
-          <w:b/>
-          <w:color w:val="0F172A"/>
-          <w:sz w:val="28"/>
-        </w:rPr>
-        <w:t xml:space="preserve">Media Prep</w:t>
+        <w:t xml:space="preserve"/>
       </w:r>
     </w:p>
     <w:tbl>
       <w:tblPr>
-        <w:tblStyle w:val="TableGrid"/>
+        <w:tblStyle w:val="LightGrid-Accent1"/>
         <w:tblW w:type="auto" w:w="0"/>
         <w:tblLook w:firstColumn="1" w:firstRow="1" w:lastColumn="0" w:lastRow="0" w:noHBand="0" w:noVBand="1" w:val="04A0"/>
-        <w:tblCellMar>
-          <w:top w:w="56" w:type="dxa"/>
-          <w:bottom w:w="56" w:type="dxa"/>
-          <w:start w:w="56" w:type="dxa"/>
-          <w:end w:w="56" w:type="dxa"/>
-        </w:tblCellMar>
-        <w:tblLayout w:type="fixed"/>
       </w:tblPr>
       <w:tblGrid>
-        <w:gridCol w:w="504"/>
-        <w:gridCol w:w="2016"/>
-        <w:gridCol w:w="4032"/>
-        <w:gridCol w:w="2016"/>
-        <w:gridCol w:w="1512"/>
+        <w:gridCol w:w="1108"/>
+        <w:gridCol w:w="1108"/>
+        <w:gridCol w:w="1108"/>
+        <w:gridCol w:w="1108"/>
+        <w:gridCol w:w="1108"/>
+        <w:gridCol w:w="1108"/>
+        <w:gridCol w:w="1108"/>
+        <w:gridCol w:w="1108"/>
+        <w:gridCol w:w="1108"/>
       </w:tblGrid>
       <w:tr>
-        <w:trPr>
-          <w:trHeight w:val="454" w:hRule="atLeast"/>
-        </w:trPr>
         <w:tc>
           <w:tcPr>
-            <w:tcW w:type="dxa" w:w="504"/>
-            <w:shd w:val="clear" w:color="auto" w:fill="1E293B"/>
+            <w:tcW w:type="dxa" w:w="1108"/>
           </w:tcPr>
           <w:p>
-            <w:pPr>
-              <w:spacing w:before="0" w:after="0"/>
-              <w:jc w:val="center"/>
-            </w:pPr>
-            <w:r/>
             <w:r>
-              <w:rPr>
-                <w:b/>
-                <w:color w:val="FFFFFF"/>
-                <w:sz w:val="16"/>
-              </w:rPr>
-              <w:t>#</w:t>
-            </w:r>
-          </w:p>
-        </w:tc>
-        <w:tc>
-          <w:tcPr>
-            <w:tcW w:type="dxa" w:w="2016"/>
-            <w:shd w:val="clear" w:color="auto" w:fill="1E293B"/>
-          </w:tcPr>
-          <w:p>
-            <w:pPr>
-              <w:spacing w:before="0" w:after="0"/>
-              <w:jc w:val="center"/>
-            </w:pPr>
-            <w:r/>
-            <w:r>
-              <w:rPr>
-                <w:b/>
-                <w:color w:val="FFFFFF"/>
-                <w:sz w:val="16"/>
-              </w:rPr>
               <w:t>Step</w:t>
             </w:r>
           </w:p>
         </w:tc>
         <w:tc>
           <w:tcPr>
-            <w:tcW w:type="dxa" w:w="4032"/>
-            <w:shd w:val="clear" w:color="auto" w:fill="1E293B"/>
+            <w:tcW w:type="dxa" w:w="1108"/>
           </w:tcPr>
           <w:p>
-            <w:pPr>
-              <w:spacing w:before="0" w:after="0"/>
-              <w:jc w:val="center"/>
-            </w:pPr>
-            <w:r/>
             <w:r>
-              <w:rPr>
-                <w:b/>
-                <w:color w:val="FFFFFF"/>
-                <w:sz w:val="16"/>
-              </w:rPr>
               <w:t>Description</w:t>
             </w:r>
           </w:p>
         </w:tc>
         <w:tc>
           <w:tcPr>
-            <w:tcW w:type="dxa" w:w="2016"/>
-            <w:shd w:val="clear" w:color="auto" w:fill="1E293B"/>
+            <w:tcW w:type="dxa" w:w="1108"/>
           </w:tcPr>
           <w:p>
-            <w:pPr>
-              <w:spacing w:before="0" w:after="0"/>
-              <w:jc w:val="center"/>
-            </w:pPr>
-            <w:r/>
             <w:r>
-              <w:rPr>
-                <w:b/>
-                <w:color w:val="FFFFFF"/>
-                <w:sz w:val="16"/>
-              </w:rPr>
-              <w:t>Value / Result</w:t>
+              <w:t>Value</w:t>
             </w:r>
           </w:p>
         </w:tc>
         <w:tc>
           <w:tcPr>
-            <w:tcW w:type="dxa" w:w="1512"/>
-            <w:shd w:val="clear" w:color="auto" w:fill="1E293B"/>
+            <w:tcW w:type="dxa" w:w="1108"/>
           </w:tcPr>
           <w:p>
-            <w:pPr>
-              <w:spacing w:before="0" w:after="0"/>
-              <w:jc w:val="center"/>
-            </w:pPr>
-            <w:r/>
             <w:r>
-              <w:rPr>
-                <w:b/>
-                <w:color w:val="FFFFFF"/>
-                <w:sz w:val="16"/>
-              </w:rPr>
-              <w:t>Initials</w:t>
+              <w:t>Operator</w:t>
+            </w:r>
+          </w:p>
+        </w:tc>
+        <w:tc>
+          <w:tcPr>
+            <w:tcW w:type="dxa" w:w="1108"/>
+          </w:tcPr>
+          <w:p>
+            <w:r>
+              <w:t>Reviewer</w:t>
+            </w:r>
+          </w:p>
+        </w:tc>
+        <w:tc>
+          <w:tcPr>
+            <w:tcW w:type="dxa" w:w="1108"/>
+          </w:tcPr>
+          <w:p>
+            <w:r>
+              <w:t>Scheduled</w:t>
+            </w:r>
+          </w:p>
+        </w:tc>
+        <w:tc>
+          <w:tcPr>
+            <w:tcW w:type="dxa" w:w="1108"/>
+          </w:tcPr>
+          <w:p>
+            <w:r>
+              <w:t>Actual Start</w:t>
+            </w:r>
+          </w:p>
+        </w:tc>
+        <w:tc>
+          <w:tcPr>
+            <w:tcW w:type="dxa" w:w="1108"/>
+          </w:tcPr>
+          <w:p>
+            <w:r>
+              <w:t>Actual End</w:t>
+            </w:r>
+          </w:p>
+        </w:tc>
+        <w:tc>
+          <w:tcPr>
+            <w:tcW w:type="dxa" w:w="1108"/>
+          </w:tcPr>
+          <w:p>
+            <w:r>
+              <w:t>Notes</w:t>
             </w:r>
           </w:p>
         </w:tc>
       </w:tr>
       <w:tr>
-        <w:trPr>
-          <w:trHeight w:val="680" w:hRule="atLeast"/>
-        </w:trPr>
         <w:tc>
           <w:tcPr>
-            <w:tcW w:type="dxa" w:w="504"/>
+            <w:tcW w:type="dxa" w:w="1108"/>
           </w:tcPr>
           <w:p>
-            <w:pPr>
-              <w:spacing w:before="0" w:after="0"/>
-            </w:pPr>
-            <w:r/>
             <w:r>
-              <w:rPr>
-                <w:color w:val="334155"/>
-                <w:sz w:val="16"/>
-              </w:rPr>
-              <w:t xml:space="preserve">1</w:t>
-            </w:r>
-          </w:p>
-        </w:tc>
-        <w:tc>
-          <w:tcPr>
-            <w:tcW w:type="dxa" w:w="2016"/>
-          </w:tcPr>
-          <w:p>
-            <w:pPr>
-              <w:spacing w:before="0" w:after="0"/>
-            </w:pPr>
-            <w:r/>
-            <w:r>
-              <w:rPr>
-                <w:color w:val="334155"/>
-                <w:sz w:val="16"/>
-              </w:rPr>
               <w:t xml:space="preserve">Weigh Reagents</w:t>
             </w:r>
           </w:p>
         </w:tc>
         <w:tc>
           <w:tcPr>
-            <w:tcW w:type="dxa" w:w="4032"/>
+            <w:tcW w:type="dxa" w:w="1108"/>
           </w:tcPr>
           <w:p>
-            <w:pPr>
-              <w:spacing w:before="0" w:after="80"/>
-            </w:pPr>
-            <w:r/>
             <w:r>
-              <w:rPr>
-                <w:color w:val="334155"/>
-                <w:sz w:val="16"/>
-              </w:rPr>
               <w:t xml:space="preserve">Weigh NaCl and KCl. NaCl: 8, and KCl: 0.2.</w:t>
-            </w:r>
-          </w:p>
-          <w:p>
-            <w:pPr>
-              <w:spacing w:before="40" w:after="0"/>
-            </w:pPr>
-            <w:r>
-              <w:rPr>
-                <w:i/>
-                <w:color w:val="969BA5"/>
-                <w:sz w:val="14"/>
-              </w:rPr>
-              <w:t xml:space="preserve">Notes: </w:t>
-            </w:r>
-            <w:r>
-              <w:rPr>
-                <w:color w:val="334155"/>
-                <w:sz w:val="14"/>
-              </w:rPr>
-              <w:t xml:space="preserve"/>
             </w:r>
           </w:p>
         </w:tc>
         <w:tc>
           <w:tcPr>
-            <w:tcW w:type="dxa" w:w="2016"/>
+            <w:tcW w:type="dxa" w:w="1108"/>
           </w:tcPr>
           <w:p>
-            <w:pPr>
-              <w:spacing w:before="0" w:after="0"/>
-            </w:pPr>
-            <w:r/>
             <w:r>
-              <w:rPr>
-                <w:color w:val="334155"/>
-                <w:sz w:val="16"/>
-              </w:rPr>
               <w:t xml:space="preserve"/>
             </w:r>
             <w:r>
@@ -313,9 +269,6 @@
             </w:r>
           </w:p>
           <w:p>
-            <w:pPr>
-              <w:spacing w:before="0" w:after="0"/>
-            </w:pPr>
             <w:r>
               <w:t xml:space="preserve"/>
             </w:r>
@@ -358,115 +311,92 @@
         </w:tc>
         <w:tc>
           <w:tcPr>
-            <w:tcW w:type="dxa" w:w="1512"/>
+            <w:tcW w:type="dxa" w:w="1108"/>
           </w:tcPr>
           <w:p>
-            <w:pPr>
-              <w:spacing w:before="0" w:after="0"/>
-            </w:pPr>
-            <w:r/>
             <w:r>
-              <w:rPr>
-                <w:color w:val="334155"/>
-                <w:sz w:val="16"/>
-              </w:rPr>
               <w:t xml:space="preserve">D.S.C.</w:t>
+            </w:r>
+          </w:p>
+        </w:tc>
+        <w:tc>
+          <w:tcPr>
+            <w:tcW w:type="dxa" w:w="1108"/>
+          </w:tcPr>
+          <w:p>
+            <w:r>
+              <w:t xml:space="preserve"/>
+            </w:r>
+          </w:p>
+        </w:tc>
+        <w:tc>
+          <w:tcPr>
+            <w:tcW w:type="dxa" w:w="1108"/>
+          </w:tcPr>
+          <w:p>
+            <w:r>
+              <w:t xml:space="preserve"/>
+            </w:r>
+          </w:p>
+        </w:tc>
+        <w:tc>
+          <w:tcPr>
+            <w:tcW w:type="dxa" w:w="1108"/>
+          </w:tcPr>
+          <w:p>
+            <w:r>
+              <w:t xml:space="preserve"/>
+            </w:r>
+          </w:p>
+        </w:tc>
+        <w:tc>
+          <w:tcPr>
+            <w:tcW w:type="dxa" w:w="1108"/>
+          </w:tcPr>
+          <w:p>
+            <w:r>
+              <w:t xml:space="preserve"/>
+            </w:r>
+          </w:p>
+        </w:tc>
+        <w:tc>
+          <w:tcPr>
+            <w:tcW w:type="dxa" w:w="1108"/>
+          </w:tcPr>
+          <w:p>
+            <w:r>
+              <w:t xml:space="preserve"/>
             </w:r>
           </w:p>
         </w:tc>
       </w:tr>
       <w:tr>
-        <w:trPr>
-          <w:trHeight w:val="680" w:hRule="atLeast"/>
-        </w:trPr>
         <w:tc>
           <w:tcPr>
-            <w:tcW w:type="dxa" w:w="504"/>
+            <w:tcW w:type="dxa" w:w="1108"/>
           </w:tcPr>
           <w:p>
-            <w:pPr>
-              <w:spacing w:before="0" w:after="0"/>
-            </w:pPr>
-            <w:r/>
             <w:r>
-              <w:rPr>
-                <w:color w:val="334155"/>
-                <w:sz w:val="16"/>
-              </w:rPr>
-              <w:t xml:space="preserve">2</w:t>
-            </w:r>
-          </w:p>
-        </w:tc>
-        <w:tc>
-          <w:tcPr>
-            <w:tcW w:type="dxa" w:w="2016"/>
-          </w:tcPr>
-          <w:p>
-            <w:pPr>
-              <w:spacing w:before="0" w:after="0"/>
-            </w:pPr>
-            <w:r/>
-            <w:r>
-              <w:rPr>
-                <w:color w:val="334155"/>
-                <w:sz w:val="16"/>
-              </w:rPr>
               <w:t xml:space="preserve">Dissolve</w:t>
             </w:r>
           </w:p>
         </w:tc>
         <w:tc>
           <w:tcPr>
-            <w:tcW w:type="dxa" w:w="4032"/>
+            <w:tcW w:type="dxa" w:w="1108"/>
           </w:tcPr>
           <w:p>
-            <w:pPr>
-              <w:spacing w:before="0" w:after="80"/>
-            </w:pPr>
-            <w:r/>
             <w:r>
-              <w:rPr>
-                <w:color w:val="334155"/>
-                <w:sz w:val="16"/>
-              </w:rPr>
               <w:t xml:space="preserve">Add to 1000 mL water and stir.</w:t>
-            </w:r>
-          </w:p>
-          <w:p>
-            <w:pPr>
-              <w:spacing w:before="40" w:after="0"/>
-            </w:pPr>
-            <w:r>
-              <w:rPr>
-                <w:i/>
-                <w:color w:val="969BA5"/>
-                <w:sz w:val="14"/>
-              </w:rPr>
-              <w:t xml:space="preserve">Notes: </w:t>
-            </w:r>
-            <w:r>
-              <w:rPr>
-                <w:color w:val="334155"/>
-                <w:sz w:val="14"/>
-              </w:rPr>
-              <w:t xml:space="preserve"/>
             </w:r>
           </w:p>
         </w:tc>
         <w:tc>
           <w:tcPr>
-            <w:tcW w:type="dxa" w:w="2016"/>
+            <w:tcW w:type="dxa" w:w="1108"/>
           </w:tcPr>
           <w:p>
-            <w:pPr>
-              <w:spacing w:before="0" w:after="0"/>
-            </w:pPr>
-            <w:r/>
             <w:r>
-              <w:rPr>
-                <w:color w:val="334155"/>
-                <w:sz w:val="16"/>
-              </w:rPr>
               <w:t xml:space="preserve"/>
             </w:r>
             <w:r>
@@ -483,259 +413,235 @@
         </w:tc>
         <w:tc>
           <w:tcPr>
-            <w:tcW w:type="dxa" w:w="1512"/>
+            <w:tcW w:type="dxa" w:w="1108"/>
           </w:tcPr>
           <w:p>
-            <w:pPr>
-              <w:spacing w:before="0" w:after="0"/>
-            </w:pPr>
-            <w:r/>
             <w:r>
-              <w:rPr>
-                <w:color w:val="334155"/>
-                <w:sz w:val="16"/>
-              </w:rPr>
               <w:t xml:space="preserve">D.S.C.</w:t>
+            </w:r>
+          </w:p>
+        </w:tc>
+        <w:tc>
+          <w:tcPr>
+            <w:tcW w:type="dxa" w:w="1108"/>
+          </w:tcPr>
+          <w:p>
+            <w:r>
+              <w:t xml:space="preserve"/>
+            </w:r>
+          </w:p>
+        </w:tc>
+        <w:tc>
+          <w:tcPr>
+            <w:tcW w:type="dxa" w:w="1108"/>
+          </w:tcPr>
+          <w:p>
+            <w:r>
+              <w:t xml:space="preserve"/>
+            </w:r>
+          </w:p>
+        </w:tc>
+        <w:tc>
+          <w:tcPr>
+            <w:tcW w:type="dxa" w:w="1108"/>
+          </w:tcPr>
+          <w:p>
+            <w:r>
+              <w:t xml:space="preserve"/>
+            </w:r>
+          </w:p>
+        </w:tc>
+        <w:tc>
+          <w:tcPr>
+            <w:tcW w:type="dxa" w:w="1108"/>
+          </w:tcPr>
+          <w:p>
+            <w:r>
+              <w:t xml:space="preserve"/>
+            </w:r>
+          </w:p>
+        </w:tc>
+        <w:tc>
+          <w:tcPr>
+            <w:tcW w:type="dxa" w:w="1108"/>
+          </w:tcPr>
+          <w:p>
+            <w:r>
+              <w:t xml:space="preserve"/>
             </w:r>
           </w:p>
         </w:tc>
       </w:tr>
     </w:tbl>
     <w:p>
-      <w:pPr>
-        <w:spacing w:after="120" w:before="0"/>
-      </w:pPr>
       <w:r>
         <w:rPr>
+          <w:b w:val="0"/>
+          <w:sz w:val="22"/>
+        </w:rPr>
+        <w:t xml:space="preserve"/>
+      </w:r>
+      <w:r>
+        <w:t xml:space="preserve"/>
+      </w:r>
+    </w:p>
+    <w:p>
+      <w:r>
+        <w:br w:type="page"/>
+      </w:r>
+    </w:p>
+    <w:p>
+      <w:r>
+        <w:t xml:space="preserve"/>
+      </w:r>
+      <w:r>
+        <w:rPr>
+          <w:sz w:val="177800"/>
+          <w:szCs w:val="177800"/>
           <w:b/>
-          <w:color w:val="0F172A"/>
-          <w:sz w:val="28"/>
         </w:rPr>
         <w:t xml:space="preserve">QC</w:t>
+      </w:r>
+      <w:r>
+        <w:t xml:space="preserve"/>
       </w:r>
     </w:p>
     <w:tbl>
       <w:tblPr>
-        <w:tblStyle w:val="TableGrid"/>
+        <w:tblStyle w:val="LightGrid-Accent1"/>
         <w:tblW w:type="auto" w:w="0"/>
         <w:tblLook w:firstColumn="1" w:firstRow="1" w:lastColumn="0" w:lastRow="0" w:noHBand="0" w:noVBand="1" w:val="04A0"/>
-        <w:tblCellMar>
-          <w:top w:w="56" w:type="dxa"/>
-          <w:bottom w:w="56" w:type="dxa"/>
-          <w:start w:w="56" w:type="dxa"/>
-          <w:end w:w="56" w:type="dxa"/>
-        </w:tblCellMar>
-        <w:tblLayout w:type="fixed"/>
       </w:tblPr>
       <w:tblGrid>
-        <w:gridCol w:w="504"/>
-        <w:gridCol w:w="2016"/>
-        <w:gridCol w:w="4032"/>
-        <w:gridCol w:w="2016"/>
-        <w:gridCol w:w="1512"/>
+        <w:gridCol w:w="1108"/>
+        <w:gridCol w:w="1108"/>
+        <w:gridCol w:w="1108"/>
+        <w:gridCol w:w="1108"/>
+        <w:gridCol w:w="1108"/>
+        <w:gridCol w:w="1108"/>
+        <w:gridCol w:w="1108"/>
+        <w:gridCol w:w="1108"/>
+        <w:gridCol w:w="1108"/>
       </w:tblGrid>
       <w:tr>
-        <w:trPr>
-          <w:trHeight w:val="454" w:hRule="atLeast"/>
-        </w:trPr>
         <w:tc>
           <w:tcPr>
-            <w:tcW w:type="dxa" w:w="504"/>
-            <w:shd w:val="clear" w:color="auto" w:fill="1E293B"/>
+            <w:tcW w:type="dxa" w:w="1108"/>
           </w:tcPr>
           <w:p>
-            <w:pPr>
-              <w:spacing w:before="0" w:after="0"/>
-              <w:jc w:val="center"/>
-            </w:pPr>
-            <w:r/>
             <w:r>
-              <w:rPr>
-                <w:b/>
-                <w:color w:val="FFFFFF"/>
-                <w:sz w:val="16"/>
-              </w:rPr>
-              <w:t>#</w:t>
-            </w:r>
-          </w:p>
-        </w:tc>
-        <w:tc>
-          <w:tcPr>
-            <w:tcW w:type="dxa" w:w="2016"/>
-            <w:shd w:val="clear" w:color="auto" w:fill="1E293B"/>
-          </w:tcPr>
-          <w:p>
-            <w:pPr>
-              <w:spacing w:before="0" w:after="0"/>
-              <w:jc w:val="center"/>
-            </w:pPr>
-            <w:r/>
-            <w:r>
-              <w:rPr>
-                <w:b/>
-                <w:color w:val="FFFFFF"/>
-                <w:sz w:val="16"/>
-              </w:rPr>
               <w:t>Step</w:t>
             </w:r>
           </w:p>
         </w:tc>
         <w:tc>
           <w:tcPr>
-            <w:tcW w:type="dxa" w:w="4032"/>
-            <w:shd w:val="clear" w:color="auto" w:fill="1E293B"/>
+            <w:tcW w:type="dxa" w:w="1108"/>
           </w:tcPr>
           <w:p>
-            <w:pPr>
-              <w:spacing w:before="0" w:after="0"/>
-              <w:jc w:val="center"/>
-            </w:pPr>
-            <w:r/>
             <w:r>
-              <w:rPr>
-                <w:b/>
-                <w:color w:val="FFFFFF"/>
-                <w:sz w:val="16"/>
-              </w:rPr>
               <w:t>Description</w:t>
             </w:r>
           </w:p>
         </w:tc>
         <w:tc>
           <w:tcPr>
-            <w:tcW w:type="dxa" w:w="2016"/>
-            <w:shd w:val="clear" w:color="auto" w:fill="1E293B"/>
+            <w:tcW w:type="dxa" w:w="1108"/>
           </w:tcPr>
           <w:p>
-            <w:pPr>
-              <w:spacing w:before="0" w:after="0"/>
-              <w:jc w:val="center"/>
-            </w:pPr>
-            <w:r/>
             <w:r>
-              <w:rPr>
-                <w:b/>
-                <w:color w:val="FFFFFF"/>
-                <w:sz w:val="16"/>
-              </w:rPr>
-              <w:t>Value / Result</w:t>
+              <w:t>Value</w:t>
             </w:r>
           </w:p>
         </w:tc>
         <w:tc>
           <w:tcPr>
-            <w:tcW w:type="dxa" w:w="1512"/>
-            <w:shd w:val="clear" w:color="auto" w:fill="1E293B"/>
+            <w:tcW w:type="dxa" w:w="1108"/>
           </w:tcPr>
           <w:p>
-            <w:pPr>
-              <w:spacing w:before="0" w:after="0"/>
-              <w:jc w:val="center"/>
-            </w:pPr>
-            <w:r/>
             <w:r>
-              <w:rPr>
-                <w:b/>
-                <w:color w:val="FFFFFF"/>
-                <w:sz w:val="16"/>
-              </w:rPr>
-              <w:t>Initials</w:t>
+              <w:t>Operator</w:t>
+            </w:r>
+          </w:p>
+        </w:tc>
+        <w:tc>
+          <w:tcPr>
+            <w:tcW w:type="dxa" w:w="1108"/>
+          </w:tcPr>
+          <w:p>
+            <w:r>
+              <w:t>Reviewer</w:t>
+            </w:r>
+          </w:p>
+        </w:tc>
+        <w:tc>
+          <w:tcPr>
+            <w:tcW w:type="dxa" w:w="1108"/>
+          </w:tcPr>
+          <w:p>
+            <w:r>
+              <w:t>Scheduled</w:t>
+            </w:r>
+          </w:p>
+        </w:tc>
+        <w:tc>
+          <w:tcPr>
+            <w:tcW w:type="dxa" w:w="1108"/>
+          </w:tcPr>
+          <w:p>
+            <w:r>
+              <w:t>Actual Start</w:t>
+            </w:r>
+          </w:p>
+        </w:tc>
+        <w:tc>
+          <w:tcPr>
+            <w:tcW w:type="dxa" w:w="1108"/>
+          </w:tcPr>
+          <w:p>
+            <w:r>
+              <w:t>Actual End</w:t>
+            </w:r>
+          </w:p>
+        </w:tc>
+        <w:tc>
+          <w:tcPr>
+            <w:tcW w:type="dxa" w:w="1108"/>
+          </w:tcPr>
+          <w:p>
+            <w:r>
+              <w:t>Notes</w:t>
             </w:r>
           </w:p>
         </w:tc>
       </w:tr>
       <w:tr>
-        <w:trPr>
-          <w:trHeight w:val="680" w:hRule="atLeast"/>
-        </w:trPr>
         <w:tc>
           <w:tcPr>
-            <w:tcW w:type="dxa" w:w="504"/>
+            <w:tcW w:type="dxa" w:w="1108"/>
           </w:tcPr>
           <w:p>
-            <w:pPr>
-              <w:spacing w:before="0" w:after="0"/>
-            </w:pPr>
-            <w:r/>
             <w:r>
-              <w:rPr>
-                <w:color w:val="334155"/>
-                <w:sz w:val="16"/>
-              </w:rPr>
-              <w:t xml:space="preserve">1</w:t>
-            </w:r>
-          </w:p>
-        </w:tc>
-        <w:tc>
-          <w:tcPr>
-            <w:tcW w:type="dxa" w:w="2016"/>
-          </w:tcPr>
-          <w:p>
-            <w:pPr>
-              <w:spacing w:before="0" w:after="0"/>
-            </w:pPr>
-            <w:r/>
-            <w:r>
-              <w:rPr>
-                <w:color w:val="334155"/>
-                <w:sz w:val="16"/>
-              </w:rPr>
               <w:t xml:space="preserve">Measure pH</w:t>
             </w:r>
           </w:p>
         </w:tc>
         <w:tc>
           <w:tcPr>
-            <w:tcW w:type="dxa" w:w="4032"/>
+            <w:tcW w:type="dxa" w:w="1108"/>
           </w:tcPr>
           <w:p>
-            <w:pPr>
-              <w:spacing w:before="0" w:after="80"/>
-            </w:pPr>
-            <w:r/>
             <w:r>
-              <w:rPr>
-                <w:color w:val="334155"/>
-                <w:sz w:val="16"/>
-              </w:rPr>
               <w:t xml:space="preserve">Measure and adjust pH. Target pH: 7.4.</w:t>
-            </w:r>
-          </w:p>
-          <w:p>
-            <w:pPr>
-              <w:spacing w:before="40" w:after="0"/>
-            </w:pPr>
-            <w:r>
-              <w:rPr>
-                <w:i/>
-                <w:color w:val="969BA5"/>
-                <w:sz w:val="14"/>
-              </w:rPr>
-              <w:t xml:space="preserve">Notes: </w:t>
-            </w:r>
-            <w:r>
-              <w:rPr>
-                <w:color w:val="334155"/>
-                <w:sz w:val="14"/>
-              </w:rPr>
-              <w:t xml:space="preserve"/>
             </w:r>
           </w:p>
         </w:tc>
         <w:tc>
           <w:tcPr>
-            <w:tcW w:type="dxa" w:w="2016"/>
+            <w:tcW w:type="dxa" w:w="1108"/>
           </w:tcPr>
           <w:p>
-            <w:pPr>
-              <w:spacing w:before="0" w:after="0"/>
-            </w:pPr>
-            <w:r/>
             <w:r>
-              <w:rPr>
-                <w:color w:val="334155"/>
-                <w:sz w:val="16"/>
-              </w:rPr>
               <w:t xml:space="preserve"/>
             </w:r>
             <w:r>
@@ -752,259 +658,106 @@
         </w:tc>
         <w:tc>
           <w:tcPr>
-            <w:tcW w:type="dxa" w:w="1512"/>
+            <w:tcW w:type="dxa" w:w="1108"/>
           </w:tcPr>
           <w:p>
-            <w:pPr>
-              <w:spacing w:before="0" w:after="0"/>
-            </w:pPr>
-            <w:r/>
             <w:r>
-              <w:rPr>
-                <w:color w:val="334155"/>
-                <w:sz w:val="16"/>
-              </w:rPr>
               <w:t xml:space="preserve">J.W.</w:t>
+            </w:r>
+          </w:p>
+        </w:tc>
+        <w:tc>
+          <w:tcPr>
+            <w:tcW w:type="dxa" w:w="1108"/>
+          </w:tcPr>
+          <w:p>
+            <w:r>
+              <w:t xml:space="preserve"/>
+            </w:r>
+          </w:p>
+        </w:tc>
+        <w:tc>
+          <w:tcPr>
+            <w:tcW w:type="dxa" w:w="1108"/>
+          </w:tcPr>
+          <w:p>
+            <w:r>
+              <w:t xml:space="preserve"/>
+            </w:r>
+          </w:p>
+        </w:tc>
+        <w:tc>
+          <w:tcPr>
+            <w:tcW w:type="dxa" w:w="1108"/>
+          </w:tcPr>
+          <w:p>
+            <w:r>
+              <w:t xml:space="preserve"/>
+            </w:r>
+          </w:p>
+        </w:tc>
+        <w:tc>
+          <w:tcPr>
+            <w:tcW w:type="dxa" w:w="1108"/>
+          </w:tcPr>
+          <w:p>
+            <w:r>
+              <w:t xml:space="preserve"/>
+            </w:r>
+          </w:p>
+        </w:tc>
+        <w:tc>
+          <w:tcPr>
+            <w:tcW w:type="dxa" w:w="1108"/>
+          </w:tcPr>
+          <w:p>
+            <w:r>
+              <w:t xml:space="preserve"/>
             </w:r>
           </w:p>
         </w:tc>
       </w:tr>
     </w:tbl>
     <w:p>
-      <w:pPr>
-        <w:spacing w:after="0" w:before="0"/>
-      </w:pPr>
       <w:r>
         <w:rPr>
-          <w:color w:val="334155"/>
-          <w:sz w:val="2"/>
+          <w:b/>
+          <w:sz w:val="28"/>
         </w:rPr>
-        <w:t xml:space="preserve"/>
-      </w:r>
-      <w:r>
-        <w:t xml:space="preserve"/>
+        <w:t>Notes</w:t>
       </w:r>
     </w:p>
     <w:p>
       <w:r>
-        <w:br w:type="page"/>
-      </w:r>
-    </w:p>
-    <w:p>
-      <w:pPr>
-        <w:spacing w:after="0" w:before="0"/>
-      </w:pPr>
-      <w:r>
-        <w:t xml:space="preserve"/>
-      </w:r>
-      <w:r>
-        <w:t xml:space="preserve"/>
-      </w:r>
-    </w:p>
-    <w:p>
-      <w:pPr>
-        <w:spacing w:after="160" w:before="0"/>
-      </w:pPr>
-      <w:r>
         <w:rPr>
-          <w:b/>
-          <w:color w:val="0F172A"/>
+          <w:b w:val="0"/>
           <w:sz w:val="22"/>
         </w:rPr>
-        <w:t>Notes &amp; Observations</w:t>
-      </w:r>
-    </w:p>
-    <w:p>
-      <w:pPr>
-        <w:spacing w:after="40" w:before="0"/>
-      </w:pPr>
-      <w:r>
-        <w:rPr>
-          <w:b/>
-          <w:color w:val="64748B"/>
-          <w:sz w:val="18"/>
-        </w:rPr>
-        <w:t xml:space="preserve">Dr. Sarah Chen  |  2026-04-01 10:35:00  |  ACTIVE</w:t>
-      </w:r>
-    </w:p>
-    <w:p>
-      <w:pPr>
-        <w:spacing w:after="160" w:before="0"/>
-      </w:pPr>
-      <w:r>
-        <w:rPr>
-          <w:color w:val="334155"/>
-          <w:sz w:val="20"/>
-        </w:rPr>
-        <w:t xml:space="preserve">Observed slight turbidity after buffer prep.</w:t>
-      </w:r>
-    </w:p>
-    <w:p>
-      <w:pPr>
-        <w:spacing w:after="0" w:before="0"/>
-      </w:pPr>
-      <w:r>
-        <w:rPr>
-          <w:color w:val="334155"/>
-          <w:sz w:val="2"/>
-        </w:rPr>
-        <w:t xml:space="preserve"/>
-      </w:r>
-      <w:r>
-        <w:t xml:space="preserve"/>
+        <w:t xml:space="preserve">[2026-04-01 10:35:00] Dr. Sarah Chen: Observed slight turbidity after buffer prep.</w:t>
       </w:r>
     </w:p>
     <w:p>
       <w:r>
-        <w:br w:type="page"/>
-      </w:r>
-    </w:p>
-    <w:p>
-      <w:pPr>
-        <w:spacing w:after="0" w:before="0"/>
-      </w:pPr>
-      <w:r>
-        <w:t xml:space="preserve"/>
-      </w:r>
-      <w:r>
-        <w:t xml:space="preserve"/>
-      </w:r>
-    </w:p>
-    <w:p>
-      <w:pPr>
-        <w:spacing w:after="160" w:before="0"/>
-      </w:pPr>
-      <w:r>
         <w:rPr>
           <w:b/>
-          <w:color w:val="0F172A"/>
-          <w:sz w:val="22"/>
+          <w:sz w:val="28"/>
         </w:rPr>
-        <w:t>Role Sign-Off</w:t>
-      </w:r>
-    </w:p>
-    <w:p>
-      <w:pPr>
-        <w:spacing w:after="240" w:before="0"/>
-      </w:pPr>
-      <w:r>
-        <w:rPr>
-          <w:b/>
-          <w:color w:val="334155"/>
-          <w:sz w:val="18"/>
-        </w:rPr>
-        <w:t xml:space="preserve"/>
-      </w:r>
-      <w:r>
-        <w:rPr>
-          <w:sz w:val="177800"/>
-          <w:szCs w:val="177800"/>
-          <w:b/>
-        </w:rPr>
-        <w:t xml:space="preserve">Media Prep</w:t>
-      </w:r>
-      <w:r>
-        <w:t xml:space="preserve"/>
-      </w:r>
-    </w:p>
-    <w:p>
-      <w:pPr>
-        <w:spacing w:after="40"/>
-      </w:pPr>
-      <w:r>
-        <w:rPr>
-          <w:color w:val="787878"/>
-          <w:sz w:val="18"/>
-        </w:rPr>
-        <w:t>____________________________</w:t>
-      </w:r>
-    </w:p>
-    <w:p>
-      <w:pPr>
-        <w:spacing w:after="240"/>
-      </w:pPr>
-      <w:r>
-        <w:rPr>
-          <w:color w:val="787878"/>
-          <w:sz w:val="14"/>
-        </w:rPr>
-        <w:t>Signature / Date</w:t>
-      </w:r>
-    </w:p>
-    <w:p>
-      <w:pPr>
-        <w:spacing w:after="240" w:before="0"/>
-      </w:pPr>
-      <w:r>
-        <w:rPr>
-          <w:b/>
-          <w:color w:val="334155"/>
-          <w:sz w:val="18"/>
-        </w:rPr>
-        <w:t xml:space="preserve"/>
-      </w:r>
-      <w:r>
-        <w:t xml:space="preserve"/>
+        <w:t>Approval</w:t>
       </w:r>
     </w:p>
     <w:p>
       <w:r>
-        <w:br w:type="page"/>
-      </w:r>
-    </w:p>
-    <w:p>
-      <w:pPr>
-        <w:spacing w:after="240" w:before="0"/>
-      </w:pPr>
-      <w:r>
+        <w:rPr>
+          <w:b w:val="0"/>
+          <w:sz w:val="22"/>
+        </w:rPr>
         <w:t xml:space="preserve"/>
-      </w:r>
-      <w:r>
-        <w:rPr>
-          <w:sz w:val="177800"/>
-          <w:szCs w:val="177800"/>
-          <w:b/>
-        </w:rPr>
-        <w:t xml:space="preserve">QC</w:t>
-      </w:r>
-      <w:r>
-        <w:t xml:space="preserve"/>
-      </w:r>
-    </w:p>
-    <w:p>
-      <w:pPr>
-        <w:spacing w:after="40"/>
-      </w:pPr>
-      <w:r>
-        <w:rPr>
-          <w:color w:val="787878"/>
-          <w:sz w:val="18"/>
-        </w:rPr>
-        <w:t>____________________________</w:t>
-      </w:r>
-    </w:p>
-    <w:p>
-      <w:pPr>
-        <w:spacing w:after="240"/>
-      </w:pPr>
-      <w:r>
-        <w:rPr>
-          <w:color w:val="787878"/>
-          <w:sz w:val="14"/>
-        </w:rPr>
-        <w:t>Signature / Date</w:t>
-      </w:r>
-    </w:p>
-    <w:p>
-      <w:r>
-        <w:t/>
       </w:r>
     </w:p>
     <w:sectPr>
       <w:headerReference w:type="default" r:id="rId9"/>
-      <w:footerReference w:type="default" r:id="rId10"/>
       <w:pgSz w:w="12240" w:h="15840"/>
-      <w:pgMar w:top="1440" w:right="1080" w:bottom="1440" w:left="1080" w:header="720" w:footer="720" w:gutter="0"/>
+      <w:pgMar w:top="1134" w:right="1134" w:bottom="1134" w:left="1134" w:header="720" w:footer="720" w:gutter="0"/>
       <w:cols w:space="720"/>
       <w:docGrid w:linePitch="360"/>
     </w:sectPr>
@@ -1012,63 +765,14 @@
 </w:document>
 </file>
 
-<file path=word/footer1.xml><?xml version="1.0" encoding="utf-8"?>
-<w:ftr xmlns:m="http://schemas.openxmlformats.org/officeDocument/2006/math" xmlns:mc="http://schemas.openxmlformats.org/markup-compatibility/2006" xmlns:mo="http://schemas.microsoft.com/office/mac/office/2008/main" xmlns:mv="urn:schemas-microsoft-com:mac:vml" xmlns:o="urn:schemas-microsoft-com:office:office" xmlns:r="http://schemas.openxmlformats.org/officeDocument/2006/relationships" xmlns:v="urn:schemas-microsoft-com:vml" xmlns:w10="urn:schemas-microsoft-com:office:word" xmlns:w14="http://schemas.microsoft.com/office/word/2010/wordml" xmlns:w="http://schemas.openxmlformats.org/wordprocessingml/2006/main" xmlns:wne="http://schemas.microsoft.com/office/word/2006/wordml" xmlns:wp14="http://schemas.microsoft.com/office/word/2010/wordprocessingDrawing" xmlns:wp="http://schemas.openxmlformats.org/drawingml/2006/wordprocessingDrawing" xmlns:wpc="http://schemas.microsoft.com/office/word/2010/wordprocessingCanvas" xmlns:wpg="http://schemas.microsoft.com/office/word/2010/wordprocessingGroup" xmlns:wpi="http://schemas.microsoft.com/office/word/2010/wordprocessingInk" xmlns:wps="http://schemas.microsoft.com/office/word/2010/wordprocessingShape" mc:Ignorable="w14 wp14">
-  <w:p>
-    <w:pPr>
-      <w:pStyle w:val="Footer"/>
-      <w:jc w:val="center"/>
-    </w:pPr>
-    <w:r>
-      <w:rPr>
-        <w:color w:val="969696"/>
-        <w:sz w:val="16"/>
-      </w:rPr>
-      <w:t xml:space="preserve">Page </w:t>
-      <w:fldChar w:fldCharType="begin"/>
-      <w:instrText> PAGE </w:instrText>
-      <w:fldChar w:fldCharType="end"/>
-    </w:r>
-    <w:r>
-      <w:rPr>
-        <w:color w:val="969696"/>
-        <w:sz w:val="16"/>
-      </w:rPr>
-      <w:t xml:space="preserve"> / </w:t>
-      <w:fldChar w:fldCharType="begin"/>
-      <w:instrText> NUMPAGES </w:instrText>
-      <w:fldChar w:fldCharType="end"/>
-    </w:r>
-  </w:p>
-</w:ftr>
-</file>
-
 <file path=word/header1.xml><?xml version="1.0" encoding="utf-8"?>
 <w:hdr xmlns:m="http://schemas.openxmlformats.org/officeDocument/2006/math" xmlns:mc="http://schemas.openxmlformats.org/markup-compatibility/2006" xmlns:mo="http://schemas.microsoft.com/office/mac/office/2008/main" xmlns:mv="urn:schemas-microsoft-com:mac:vml" xmlns:o="urn:schemas-microsoft-com:office:office" xmlns:r="http://schemas.openxmlformats.org/officeDocument/2006/relationships" xmlns:v="urn:schemas-microsoft-com:vml" xmlns:w10="urn:schemas-microsoft-com:office:word" xmlns:w14="http://schemas.microsoft.com/office/word/2010/wordml" xmlns:w="http://schemas.openxmlformats.org/wordprocessingml/2006/main" xmlns:wne="http://schemas.microsoft.com/office/word/2006/wordml" xmlns:wp14="http://schemas.microsoft.com/office/word/2010/wordprocessingDrawing" xmlns:wp="http://schemas.openxmlformats.org/drawingml/2006/wordprocessingDrawing" xmlns:wpc="http://schemas.microsoft.com/office/word/2010/wordprocessingCanvas" xmlns:wpg="http://schemas.microsoft.com/office/word/2010/wordprocessingGroup" xmlns:wpi="http://schemas.microsoft.com/office/word/2010/wordprocessingInk" xmlns:wps="http://schemas.microsoft.com/office/word/2010/wordprocessingShape" mc:Ignorable="w14 wp14">
   <w:p>
     <w:pPr>
       <w:pStyle w:val="Header"/>
-      <w:tabs>
-        <w:tab w:pos="10080" w:val="right"/>
-      </w:tabs>
-      <w:jc w:val="left"/>
     </w:pPr>
     <w:r>
-      <w:rPr>
-        <w:i/>
-        <w:color w:val="787878"/>
-        <w:sz w:val="18"/>
-      </w:rPr>
-      <w:t xml:space="preserve">BATCH RECORD: Multi-Role Buffer Protocol</w:t>
-      <w:tab/>
-    </w:r>
-    <w:r>
-      <w:rPr>
-        <w:i/>
-        <w:color w:val="787878"/>
-        <w:sz w:val="18"/>
-      </w:rPr>
-      <w:t xml:space="preserve">v2  |  April 1, 2026</w:t>
+      <w:t xml:space="preserve">        Run: Run-2026-002 (Edited)    </w:t>
     </w:r>
   </w:p>
 </w:hdr>

--- a/backend/tests/artifacts/templates/batch_record_filled_edited_gmp.docx
+++ b/backend/tests/artifacts/templates/batch_record_filled_edited_gmp.docx
@@ -4,115 +4,846 @@
   <w:body>
     <w:p>
       <w:pPr>
-        <w:spacing w:after="240"/>
-      </w:pPr>
-      <w:r>
-        <w:rPr>
-          <w:b/>
-          <w:color w:val="334155"/>
-          <w:sz w:val="20"/>
-        </w:rPr>
-        <w:t xml:space="preserve">Date: </w:t>
-      </w:r>
-      <w:r>
-        <w:rPr>
-          <w:color w:val="787878"/>
-          <w:sz w:val="20"/>
-        </w:rPr>
-        <w:t>_______________</w:t>
-        <w:tab/>
-        <w:tab/>
-      </w:r>
-      <w:r>
-        <w:rPr>
-          <w:b/>
-          <w:color w:val="334155"/>
-          <w:sz w:val="20"/>
-        </w:rPr>
-        <w:t xml:space="preserve">Lot/Batch #: </w:t>
-      </w:r>
-      <w:r>
-        <w:rPr>
-          <w:color w:val="787878"/>
-          <w:sz w:val="20"/>
-        </w:rPr>
-        <w:t>_______________</w:t>
-      </w:r>
-    </w:p>
-    <w:p>
-      <w:pPr>
-        <w:spacing w:after="120" w:before="0"/>
+        <w:jc w:val="center"/>
       </w:pPr>
       <w:r>
         <w:rPr>
           <w:b/>
           <w:color w:val="0F172A"/>
+          <w:sz w:val="36"/>
+        </w:rPr>
+        <w:t xml:space="preserve">Multi-Role Buffer Protocol</w:t>
+      </w:r>
+    </w:p>
+    <w:p>
+      <w:pPr>
+        <w:jc w:val="center"/>
+      </w:pPr>
+      <w:r>
+        <w:rPr>
+          <w:i/>
+          <w:color w:val="475569"/>
+          <w:sz w:val="22"/>
+        </w:rPr>
+        <w:t>Toxicology Study Material Manufacturing Record</w:t>
+      </w:r>
+    </w:p>
+    <w:p>
+      <w:pPr>
+        <w:jc w:val="center"/>
+      </w:pPr>
+      <w:r>
+        <w:rPr>
+          <w:color w:val="64748B"/>
+          <w:sz w:val="18"/>
+        </w:rPr>
+        <w:t>Informal Designation: "GLP Level Batch Record"</w:t>
+      </w:r>
+    </w:p>
+    <w:p>
+      <w:r>
+        <w:rPr>
+          <w:b w:val="0"/>
+          <w:i w:val="0"/>
+          <w:color w:val="334155"/>
+          <w:sz w:val="20"/>
+        </w:rPr>
+        <w:t>Purpose: To document the manufacturing process for non-clinical test articles intended for use in Good Laboratory Practice (GLP) studies. This record provides a complete history of material production, including all raw materials, equipment, process steps, and deviations.</w:t>
+      </w:r>
+    </w:p>
+    <w:p>
+      <w:r>
+        <w:rPr>
+          <w:b w:val="0"/>
+          <w:i w:val="0"/>
+          <w:color w:val="475569"/>
+          <w:sz w:val="18"/>
+        </w:rPr>
+        <w:t xml:space="preserve">Run: Run-2026-002 (Edited)    Status: ACTIVE    Started:     Completed: </w:t>
+      </w:r>
+    </w:p>
+    <w:p>
+      <w:r>
+        <w:rPr>
+          <w:b w:val="0"/>
+          <w:i w:val="0"/>
+          <w:color w:val="475569"/>
+          <w:sz w:val="18"/>
+        </w:rPr>
+        <w:t xml:space="preserve">Project:     Organization:     Protocol Version: v2    Generated: April 1, 2026</w:t>
+      </w:r>
+    </w:p>
+    <w:p>
+      <w:pPr>
+        <w:spacing w:before="240" w:after="80"/>
+      </w:pPr>
+      <w:r>
+        <w:rPr>
+          <w:b/>
+          <w:color w:val="1F2937"/>
           <w:sz w:val="28"/>
         </w:rPr>
-        <w:t xml:space="preserve">Media Prep</w:t>
+        <w:t>1. General Information</w:t>
       </w:r>
     </w:p>
     <w:tbl>
       <w:tblPr>
-        <w:tblStyle w:val="TableGrid"/>
         <w:tblW w:type="auto" w:w="0"/>
+        <w:tblLayout w:type="autofit"/>
         <w:tblLook w:firstColumn="1" w:firstRow="1" w:lastColumn="0" w:lastRow="0" w:noHBand="0" w:noVBand="1" w:val="04A0"/>
-        <w:tblCellMar>
-          <w:top w:w="56" w:type="dxa"/>
-          <w:bottom w:w="56" w:type="dxa"/>
-          <w:start w:w="56" w:type="dxa"/>
-          <w:end w:w="56" w:type="dxa"/>
-        </w:tblCellMar>
-        <w:tblLayout w:type="fixed"/>
       </w:tblPr>
       <w:tblGrid>
-        <w:gridCol w:w="504"/>
-        <w:gridCol w:w="2016"/>
-        <w:gridCol w:w="4032"/>
-        <w:gridCol w:w="2016"/>
-        <w:gridCol w:w="1512"/>
+        <w:gridCol w:w="5040"/>
+        <w:gridCol w:w="5040"/>
       </w:tblGrid>
       <w:tr>
-        <w:trPr>
-          <w:trHeight w:val="454" w:hRule="atLeast"/>
-        </w:trPr>
         <w:tc>
           <w:tcPr>
-            <w:tcW w:type="dxa" w:w="504"/>
-            <w:shd w:val="clear" w:color="auto" w:fill="1E293B"/>
+            <w:tcW w:type="dxa" w:w="3600"/>
+            <w:shd w:val="clear" w:color="auto" w:fill="1F2937"/>
+            <w:tcBorders>
+              <w:top w:val="single" w:sz="4" w:color="BFBFBF"/>
+              <w:left w:val="single" w:sz="4" w:color="BFBFBF"/>
+              <w:bottom w:val="single" w:sz="4" w:color="BFBFBF"/>
+              <w:right w:val="single" w:sz="4" w:color="BFBFBF"/>
+            </w:tcBorders>
+            <w:vAlign w:val="center"/>
           </w:tcPr>
           <w:p>
-            <w:pPr>
-              <w:spacing w:before="0" w:after="0"/>
-              <w:jc w:val="center"/>
-            </w:pPr>
             <w:r/>
             <w:r>
               <w:rPr>
                 <w:b/>
                 <w:color w:val="FFFFFF"/>
-                <w:sz w:val="16"/>
+                <w:sz w:val="20"/>
               </w:rPr>
-              <w:t>#</w:t>
+              <w:t>Product Name / Candidate</w:t>
+            </w:r>
+          </w:p>
+        </w:tc>
+        <w:tc>
+          <w:tcPr>
+            <w:tcW w:type="dxa" w:w="5040"/>
+            <w:tcBorders>
+              <w:top w:val="single" w:sz="4" w:color="BFBFBF"/>
+              <w:left w:val="single" w:sz="4" w:color="BFBFBF"/>
+              <w:bottom w:val="single" w:sz="4" w:color="BFBFBF"/>
+              <w:right w:val="single" w:sz="4" w:color="BFBFBF"/>
+            </w:tcBorders>
+            <w:vAlign w:val="center"/>
+          </w:tcPr>
+          <w:p>
+            <w:r/>
+            <w:r>
+              <w:rPr>
+                <w:b w:val="0"/>
+                <w:sz w:val="20"/>
+              </w:rPr>
+              <w:t xml:space="preserve">Multi-Role Buffer Protocol</w:t>
+            </w:r>
+          </w:p>
+        </w:tc>
+      </w:tr>
+      <w:tr>
+        <w:tc>
+          <w:tcPr>
+            <w:tcW w:type="dxa" w:w="3600"/>
+            <w:shd w:val="clear" w:color="auto" w:fill="1F2937"/>
+            <w:tcBorders>
+              <w:top w:val="single" w:sz="4" w:color="BFBFBF"/>
+              <w:left w:val="single" w:sz="4" w:color="BFBFBF"/>
+              <w:bottom w:val="single" w:sz="4" w:color="BFBFBF"/>
+              <w:right w:val="single" w:sz="4" w:color="BFBFBF"/>
+            </w:tcBorders>
+            <w:vAlign w:val="center"/>
+          </w:tcPr>
+          <w:p>
+            <w:r/>
+            <w:r>
+              <w:rPr>
+                <w:b/>
+                <w:color w:val="FFFFFF"/>
+                <w:sz w:val="20"/>
+              </w:rPr>
+              <w:t>Batch / Lot Number</w:t>
+            </w:r>
+          </w:p>
+        </w:tc>
+        <w:tc>
+          <w:tcPr>
+            <w:tcW w:type="dxa" w:w="5040"/>
+            <w:tcBorders>
+              <w:top w:val="single" w:sz="4" w:color="BFBFBF"/>
+              <w:left w:val="single" w:sz="4" w:color="BFBFBF"/>
+              <w:bottom w:val="single" w:sz="4" w:color="BFBFBF"/>
+              <w:right w:val="single" w:sz="4" w:color="BFBFBF"/>
+            </w:tcBorders>
+            <w:vAlign w:val="center"/>
+          </w:tcPr>
+          <w:p>
+            <w:r/>
+            <w:r>
+              <w:rPr>
+                <w:b w:val="0"/>
+                <w:sz w:val="20"/>
+              </w:rPr>
+              <w:t xml:space="preserve">Run-2026-002 (Edited)</w:t>
+            </w:r>
+          </w:p>
+        </w:tc>
+      </w:tr>
+      <w:tr>
+        <w:tc>
+          <w:tcPr>
+            <w:tcW w:type="dxa" w:w="3600"/>
+            <w:shd w:val="clear" w:color="auto" w:fill="1F2937"/>
+            <w:tcBorders>
+              <w:top w:val="single" w:sz="4" w:color="BFBFBF"/>
+              <w:left w:val="single" w:sz="4" w:color="BFBFBF"/>
+              <w:bottom w:val="single" w:sz="4" w:color="BFBFBF"/>
+              <w:right w:val="single" w:sz="4" w:color="BFBFBF"/>
+            </w:tcBorders>
+            <w:vAlign w:val="center"/>
+          </w:tcPr>
+          <w:p>
+            <w:r/>
+            <w:r>
+              <w:rPr>
+                <w:b/>
+                <w:color w:val="FFFFFF"/>
+                <w:sz w:val="20"/>
+              </w:rPr>
+              <w:t>Target Yield / Scale</w:t>
+            </w:r>
+          </w:p>
+        </w:tc>
+        <w:tc>
+          <w:tcPr>
+            <w:tcW w:type="dxa" w:w="5040"/>
+            <w:tcBorders>
+              <w:top w:val="single" w:sz="4" w:color="BFBFBF"/>
+              <w:left w:val="single" w:sz="4" w:color="BFBFBF"/>
+              <w:bottom w:val="single" w:sz="4" w:color="BFBFBF"/>
+              <w:right w:val="single" w:sz="4" w:color="BFBFBF"/>
+            </w:tcBorders>
+            <w:vAlign w:val="center"/>
+          </w:tcPr>
+          <w:p>
+            <w:r/>
+            <w:r>
+              <w:rPr>
+                <w:b w:val="0"/>
+                <w:sz w:val="20"/>
+              </w:rPr>
+            </w:r>
+          </w:p>
+        </w:tc>
+      </w:tr>
+      <w:tr>
+        <w:tc>
+          <w:tcPr>
+            <w:tcW w:type="dxa" w:w="3600"/>
+            <w:shd w:val="clear" w:color="auto" w:fill="1F2937"/>
+            <w:tcBorders>
+              <w:top w:val="single" w:sz="4" w:color="BFBFBF"/>
+              <w:left w:val="single" w:sz="4" w:color="BFBFBF"/>
+              <w:bottom w:val="single" w:sz="4" w:color="BFBFBF"/>
+              <w:right w:val="single" w:sz="4" w:color="BFBFBF"/>
+            </w:tcBorders>
+            <w:vAlign w:val="center"/>
+          </w:tcPr>
+          <w:p>
+            <w:r/>
+            <w:r>
+              <w:rPr>
+                <w:b/>
+                <w:color w:val="FFFFFF"/>
+                <w:sz w:val="20"/>
+              </w:rPr>
+              <w:t>Process SOP / Protocol Reference</w:t>
+            </w:r>
+          </w:p>
+        </w:tc>
+        <w:tc>
+          <w:tcPr>
+            <w:tcW w:type="dxa" w:w="5040"/>
+            <w:tcBorders>
+              <w:top w:val="single" w:sz="4" w:color="BFBFBF"/>
+              <w:left w:val="single" w:sz="4" w:color="BFBFBF"/>
+              <w:bottom w:val="single" w:sz="4" w:color="BFBFBF"/>
+              <w:right w:val="single" w:sz="4" w:color="BFBFBF"/>
+            </w:tcBorders>
+            <w:vAlign w:val="center"/>
+          </w:tcPr>
+          <w:p>
+            <w:r/>
+            <w:r>
+              <w:rPr>
+                <w:b w:val="0"/>
+                <w:sz w:val="20"/>
+              </w:rPr>
+              <w:t xml:space="preserve">Multi-Role Buffer Protocol (v2)</w:t>
+            </w:r>
+          </w:p>
+        </w:tc>
+      </w:tr>
+    </w:tbl>
+    <w:p>
+      <w:pPr>
+        <w:spacing w:before="240" w:after="80"/>
+      </w:pPr>
+      <w:r>
+        <w:rPr>
+          <w:b/>
+          <w:color w:val="1F2937"/>
+          <w:sz w:val="28"/>
+        </w:rPr>
+        <w:t>2. Bill of Materials (BOM)</w:t>
+      </w:r>
+    </w:p>
+    <w:p>
+      <w:r>
+        <w:rPr>
+          <w:b w:val="0"/>
+          <w:i/>
+          <w:color w:val="64748B"/>
+          <w:sz w:val="18"/>
+        </w:rPr>
+        <w:t>Record all raw materials, media, and buffers utilized in this run. If material data is captured by the system, rows are populated automatically; otherwise complete manually.</w:t>
+      </w:r>
+    </w:p>
+    <w:tbl>
+      <w:tblPr>
+        <w:tblW w:type="auto" w:w="0"/>
+        <w:tblLook w:firstColumn="1" w:firstRow="1" w:lastColumn="0" w:lastRow="0" w:noHBand="0" w:noVBand="1" w:val="04A0"/>
+      </w:tblPr>
+      <w:tblGrid>
+        <w:gridCol w:w="2016"/>
+        <w:gridCol w:w="2016"/>
+        <w:gridCol w:w="2016"/>
+        <w:gridCol w:w="2016"/>
+        <w:gridCol w:w="2016"/>
+      </w:tblGrid>
+      <w:tr>
+        <w:tc>
+          <w:tcPr>
+            <w:tcW w:type="dxa" w:w="2016"/>
+            <w:shd w:val="clear" w:color="auto" w:fill="1F2937"/>
+            <w:tcBorders>
+              <w:top w:val="single" w:sz="4" w:color="BFBFBF"/>
+              <w:left w:val="single" w:sz="4" w:color="BFBFBF"/>
+              <w:bottom w:val="single" w:sz="4" w:color="BFBFBF"/>
+              <w:right w:val="single" w:sz="4" w:color="BFBFBF"/>
+            </w:tcBorders>
+            <w:vAlign w:val="center"/>
+          </w:tcPr>
+          <w:p>
+            <w:r/>
+            <w:r>
+              <w:rPr>
+                <w:b/>
+                <w:color w:val="FFFFFF"/>
+                <w:sz w:val="20"/>
+              </w:rPr>
+              <w:t>Material Description</w:t>
             </w:r>
           </w:p>
         </w:tc>
         <w:tc>
           <w:tcPr>
             <w:tcW w:type="dxa" w:w="2016"/>
-            <w:shd w:val="clear" w:color="auto" w:fill="1E293B"/>
+            <w:shd w:val="clear" w:color="auto" w:fill="1F2937"/>
+            <w:tcBorders>
+              <w:top w:val="single" w:sz="4" w:color="BFBFBF"/>
+              <w:left w:val="single" w:sz="4" w:color="BFBFBF"/>
+              <w:bottom w:val="single" w:sz="4" w:color="BFBFBF"/>
+              <w:right w:val="single" w:sz="4" w:color="BFBFBF"/>
+            </w:tcBorders>
+            <w:vAlign w:val="center"/>
           </w:tcPr>
           <w:p>
-            <w:pPr>
-              <w:spacing w:before="0" w:after="0"/>
-              <w:jc w:val="center"/>
-            </w:pPr>
             <w:r/>
             <w:r>
               <w:rPr>
                 <w:b/>
                 <w:color w:val="FFFFFF"/>
-                <w:sz w:val="16"/>
+                <w:sz w:val="20"/>
+              </w:rPr>
+              <w:t>Part / Lot Number</w:t>
+            </w:r>
+          </w:p>
+        </w:tc>
+        <w:tc>
+          <w:tcPr>
+            <w:tcW w:type="dxa" w:w="2016"/>
+            <w:shd w:val="clear" w:color="auto" w:fill="1F2937"/>
+            <w:tcBorders>
+              <w:top w:val="single" w:sz="4" w:color="BFBFBF"/>
+              <w:left w:val="single" w:sz="4" w:color="BFBFBF"/>
+              <w:bottom w:val="single" w:sz="4" w:color="BFBFBF"/>
+              <w:right w:val="single" w:sz="4" w:color="BFBFBF"/>
+            </w:tcBorders>
+            <w:vAlign w:val="center"/>
+          </w:tcPr>
+          <w:p>
+            <w:r/>
+            <w:r>
+              <w:rPr>
+                <w:b/>
+                <w:color w:val="FFFFFF"/>
+                <w:sz w:val="20"/>
+              </w:rPr>
+              <w:t>Required Quantity</w:t>
+            </w:r>
+          </w:p>
+        </w:tc>
+        <w:tc>
+          <w:tcPr>
+            <w:tcW w:type="dxa" w:w="2016"/>
+            <w:shd w:val="clear" w:color="auto" w:fill="1F2937"/>
+            <w:tcBorders>
+              <w:top w:val="single" w:sz="4" w:color="BFBFBF"/>
+              <w:left w:val="single" w:sz="4" w:color="BFBFBF"/>
+              <w:bottom w:val="single" w:sz="4" w:color="BFBFBF"/>
+              <w:right w:val="single" w:sz="4" w:color="BFBFBF"/>
+            </w:tcBorders>
+            <w:vAlign w:val="center"/>
+          </w:tcPr>
+          <w:p>
+            <w:r/>
+            <w:r>
+              <w:rPr>
+                <w:b/>
+                <w:color w:val="FFFFFF"/>
+                <w:sz w:val="20"/>
+              </w:rPr>
+              <w:t>Actual Quantity Added</w:t>
+            </w:r>
+          </w:p>
+        </w:tc>
+        <w:tc>
+          <w:tcPr>
+            <w:tcW w:type="dxa" w:w="2016"/>
+            <w:shd w:val="clear" w:color="auto" w:fill="1F2937"/>
+            <w:tcBorders>
+              <w:top w:val="single" w:sz="4" w:color="BFBFBF"/>
+              <w:left w:val="single" w:sz="4" w:color="BFBFBF"/>
+              <w:bottom w:val="single" w:sz="4" w:color="BFBFBF"/>
+              <w:right w:val="single" w:sz="4" w:color="BFBFBF"/>
+            </w:tcBorders>
+            <w:vAlign w:val="center"/>
+          </w:tcPr>
+          <w:p>
+            <w:r/>
+            <w:r>
+              <w:rPr>
+                <w:b/>
+                <w:color w:val="FFFFFF"/>
+                <w:sz w:val="20"/>
+              </w:rPr>
+              <w:t>Operator Initials &amp; Date</w:t>
+            </w:r>
+          </w:p>
+        </w:tc>
+      </w:tr>
+      <w:tr>
+        <w:tc>
+          <w:tcPr>
+            <w:tcW w:type="dxa" w:w="2016"/>
+            <w:tcBorders>
+              <w:top w:val="single" w:sz="4" w:color="BFBFBF"/>
+              <w:left w:val="single" w:sz="4" w:color="BFBFBF"/>
+              <w:bottom w:val="single" w:sz="4" w:color="BFBFBF"/>
+              <w:right w:val="single" w:sz="4" w:color="BFBFBF"/>
+            </w:tcBorders>
+            <w:vAlign w:val="center"/>
+          </w:tcPr>
+          <w:p>
+            <w:r/>
+            <w:r>
+              <w:rPr>
+                <w:b w:val="0"/>
+                <w:sz w:val="20"/>
+              </w:rPr>
+            </w:r>
+          </w:p>
+        </w:tc>
+        <w:tc>
+          <w:tcPr>
+            <w:tcW w:type="dxa" w:w="2016"/>
+            <w:tcBorders>
+              <w:top w:val="single" w:sz="4" w:color="BFBFBF"/>
+              <w:left w:val="single" w:sz="4" w:color="BFBFBF"/>
+              <w:bottom w:val="single" w:sz="4" w:color="BFBFBF"/>
+              <w:right w:val="single" w:sz="4" w:color="BFBFBF"/>
+            </w:tcBorders>
+            <w:vAlign w:val="center"/>
+          </w:tcPr>
+          <w:p>
+            <w:r/>
+            <w:r>
+              <w:rPr>
+                <w:b w:val="0"/>
+                <w:sz w:val="20"/>
+              </w:rPr>
+            </w:r>
+          </w:p>
+        </w:tc>
+        <w:tc>
+          <w:tcPr>
+            <w:tcW w:type="dxa" w:w="2016"/>
+            <w:tcBorders>
+              <w:top w:val="single" w:sz="4" w:color="BFBFBF"/>
+              <w:left w:val="single" w:sz="4" w:color="BFBFBF"/>
+              <w:bottom w:val="single" w:sz="4" w:color="BFBFBF"/>
+              <w:right w:val="single" w:sz="4" w:color="BFBFBF"/>
+            </w:tcBorders>
+            <w:vAlign w:val="center"/>
+          </w:tcPr>
+          <w:p>
+            <w:r/>
+            <w:r>
+              <w:rPr>
+                <w:b w:val="0"/>
+                <w:sz w:val="20"/>
+              </w:rPr>
+            </w:r>
+          </w:p>
+        </w:tc>
+        <w:tc>
+          <w:tcPr>
+            <w:tcW w:type="dxa" w:w="2016"/>
+            <w:tcBorders>
+              <w:top w:val="single" w:sz="4" w:color="BFBFBF"/>
+              <w:left w:val="single" w:sz="4" w:color="BFBFBF"/>
+              <w:bottom w:val="single" w:sz="4" w:color="BFBFBF"/>
+              <w:right w:val="single" w:sz="4" w:color="BFBFBF"/>
+            </w:tcBorders>
+            <w:vAlign w:val="center"/>
+          </w:tcPr>
+          <w:p>
+            <w:r/>
+            <w:r>
+              <w:rPr>
+                <w:b w:val="0"/>
+                <w:sz w:val="20"/>
+              </w:rPr>
+            </w:r>
+          </w:p>
+        </w:tc>
+        <w:tc>
+          <w:tcPr>
+            <w:tcW w:type="dxa" w:w="2016"/>
+            <w:tcBorders>
+              <w:top w:val="single" w:sz="4" w:color="BFBFBF"/>
+              <w:left w:val="single" w:sz="4" w:color="BFBFBF"/>
+              <w:bottom w:val="single" w:sz="4" w:color="BFBFBF"/>
+              <w:right w:val="single" w:sz="4" w:color="BFBFBF"/>
+            </w:tcBorders>
+            <w:vAlign w:val="center"/>
+          </w:tcPr>
+          <w:p>
+            <w:r/>
+            <w:r>
+              <w:rPr>
+                <w:b w:val="0"/>
+                <w:sz w:val="20"/>
+              </w:rPr>
+            </w:r>
+          </w:p>
+        </w:tc>
+      </w:tr>
+    </w:tbl>
+    <w:p>
+      <w:pPr>
+        <w:spacing w:before="240" w:after="80"/>
+      </w:pPr>
+      <w:r>
+        <w:rPr>
+          <w:b/>
+          <w:color w:val="1F2937"/>
+          <w:sz w:val="28"/>
+        </w:rPr>
+        <w:t>3. Equipment Log</w:t>
+      </w:r>
+    </w:p>
+    <w:p>
+      <w:r>
+        <w:rPr>
+          <w:b w:val="0"/>
+          <w:i/>
+          <w:color w:val="64748B"/>
+          <w:sz w:val="18"/>
+        </w:rPr>
+        <w:t>Record primary equipment used to ensure traceability in the event of equipment failure or contamination.</w:t>
+      </w:r>
+    </w:p>
+    <w:tbl>
+      <w:tblPr>
+        <w:tblW w:type="auto" w:w="0"/>
+        <w:tblLook w:firstColumn="1" w:firstRow="1" w:lastColumn="0" w:lastRow="0" w:noHBand="0" w:noVBand="1" w:val="04A0"/>
+      </w:tblPr>
+      <w:tblGrid>
+        <w:gridCol w:w="2520"/>
+        <w:gridCol w:w="2520"/>
+        <w:gridCol w:w="2520"/>
+        <w:gridCol w:w="2520"/>
+      </w:tblGrid>
+      <w:tr>
+        <w:tc>
+          <w:tcPr>
+            <w:tcW w:type="dxa" w:w="2520"/>
+            <w:shd w:val="clear" w:color="auto" w:fill="1F2937"/>
+            <w:tcBorders>
+              <w:top w:val="single" w:sz="4" w:color="BFBFBF"/>
+              <w:left w:val="single" w:sz="4" w:color="BFBFBF"/>
+              <w:bottom w:val="single" w:sz="4" w:color="BFBFBF"/>
+              <w:right w:val="single" w:sz="4" w:color="BFBFBF"/>
+            </w:tcBorders>
+            <w:vAlign w:val="center"/>
+          </w:tcPr>
+          <w:p>
+            <w:r/>
+            <w:r>
+              <w:rPr>
+                <w:b/>
+                <w:color w:val="FFFFFF"/>
+                <w:sz w:val="20"/>
+              </w:rPr>
+              <w:t>Equipment Name / Type</w:t>
+            </w:r>
+          </w:p>
+        </w:tc>
+        <w:tc>
+          <w:tcPr>
+            <w:tcW w:type="dxa" w:w="2520"/>
+            <w:shd w:val="clear" w:color="auto" w:fill="1F2937"/>
+            <w:tcBorders>
+              <w:top w:val="single" w:sz="4" w:color="BFBFBF"/>
+              <w:left w:val="single" w:sz="4" w:color="BFBFBF"/>
+              <w:bottom w:val="single" w:sz="4" w:color="BFBFBF"/>
+              <w:right w:val="single" w:sz="4" w:color="BFBFBF"/>
+            </w:tcBorders>
+            <w:vAlign w:val="center"/>
+          </w:tcPr>
+          <w:p>
+            <w:r/>
+            <w:r>
+              <w:rPr>
+                <w:b/>
+                <w:color w:val="FFFFFF"/>
+                <w:sz w:val="20"/>
+              </w:rPr>
+              <w:t>Equipment ID (Asset Tag)</w:t>
+            </w:r>
+          </w:p>
+        </w:tc>
+        <w:tc>
+          <w:tcPr>
+            <w:tcW w:type="dxa" w:w="2520"/>
+            <w:shd w:val="clear" w:color="auto" w:fill="1F2937"/>
+            <w:tcBorders>
+              <w:top w:val="single" w:sz="4" w:color="BFBFBF"/>
+              <w:left w:val="single" w:sz="4" w:color="BFBFBF"/>
+              <w:bottom w:val="single" w:sz="4" w:color="BFBFBF"/>
+              <w:right w:val="single" w:sz="4" w:color="BFBFBF"/>
+            </w:tcBorders>
+            <w:vAlign w:val="center"/>
+          </w:tcPr>
+          <w:p>
+            <w:r/>
+            <w:r>
+              <w:rPr>
+                <w:b/>
+                <w:color w:val="FFFFFF"/>
+                <w:sz w:val="20"/>
+              </w:rPr>
+              <w:t>Calibration Status (Valid Until)</w:t>
+            </w:r>
+          </w:p>
+        </w:tc>
+        <w:tc>
+          <w:tcPr>
+            <w:tcW w:type="dxa" w:w="2520"/>
+            <w:shd w:val="clear" w:color="auto" w:fill="1F2937"/>
+            <w:tcBorders>
+              <w:top w:val="single" w:sz="4" w:color="BFBFBF"/>
+              <w:left w:val="single" w:sz="4" w:color="BFBFBF"/>
+              <w:bottom w:val="single" w:sz="4" w:color="BFBFBF"/>
+              <w:right w:val="single" w:sz="4" w:color="BFBFBF"/>
+            </w:tcBorders>
+            <w:vAlign w:val="center"/>
+          </w:tcPr>
+          <w:p>
+            <w:r/>
+            <w:r>
+              <w:rPr>
+                <w:b/>
+                <w:color w:val="FFFFFF"/>
+                <w:sz w:val="20"/>
+              </w:rPr>
+              <w:t>Operator Initials &amp; Date</w:t>
+            </w:r>
+          </w:p>
+        </w:tc>
+      </w:tr>
+      <w:tr>
+        <w:tc>
+          <w:tcPr>
+            <w:tcW w:type="dxa" w:w="2520"/>
+            <w:tcBorders>
+              <w:top w:val="single" w:sz="4" w:color="BFBFBF"/>
+              <w:left w:val="single" w:sz="4" w:color="BFBFBF"/>
+              <w:bottom w:val="single" w:sz="4" w:color="BFBFBF"/>
+              <w:right w:val="single" w:sz="4" w:color="BFBFBF"/>
+            </w:tcBorders>
+            <w:vAlign w:val="center"/>
+          </w:tcPr>
+          <w:p>
+            <w:r/>
+            <w:r>
+              <w:rPr>
+                <w:b w:val="0"/>
+                <w:sz w:val="20"/>
+              </w:rPr>
+            </w:r>
+          </w:p>
+        </w:tc>
+        <w:tc>
+          <w:tcPr>
+            <w:tcW w:type="dxa" w:w="2520"/>
+            <w:tcBorders>
+              <w:top w:val="single" w:sz="4" w:color="BFBFBF"/>
+              <w:left w:val="single" w:sz="4" w:color="BFBFBF"/>
+              <w:bottom w:val="single" w:sz="4" w:color="BFBFBF"/>
+              <w:right w:val="single" w:sz="4" w:color="BFBFBF"/>
+            </w:tcBorders>
+            <w:vAlign w:val="center"/>
+          </w:tcPr>
+          <w:p>
+            <w:r/>
+            <w:r>
+              <w:rPr>
+                <w:b w:val="0"/>
+                <w:sz w:val="20"/>
+              </w:rPr>
+            </w:r>
+          </w:p>
+        </w:tc>
+        <w:tc>
+          <w:tcPr>
+            <w:tcW w:type="dxa" w:w="2520"/>
+            <w:tcBorders>
+              <w:top w:val="single" w:sz="4" w:color="BFBFBF"/>
+              <w:left w:val="single" w:sz="4" w:color="BFBFBF"/>
+              <w:bottom w:val="single" w:sz="4" w:color="BFBFBF"/>
+              <w:right w:val="single" w:sz="4" w:color="BFBFBF"/>
+            </w:tcBorders>
+            <w:vAlign w:val="center"/>
+          </w:tcPr>
+          <w:p>
+            <w:r/>
+            <w:r>
+              <w:rPr>
+                <w:b w:val="0"/>
+                <w:sz w:val="20"/>
+              </w:rPr>
+            </w:r>
+          </w:p>
+        </w:tc>
+        <w:tc>
+          <w:tcPr>
+            <w:tcW w:type="dxa" w:w="2520"/>
+            <w:tcBorders>
+              <w:top w:val="single" w:sz="4" w:color="BFBFBF"/>
+              <w:left w:val="single" w:sz="4" w:color="BFBFBF"/>
+              <w:bottom w:val="single" w:sz="4" w:color="BFBFBF"/>
+              <w:right w:val="single" w:sz="4" w:color="BFBFBF"/>
+            </w:tcBorders>
+            <w:vAlign w:val="center"/>
+          </w:tcPr>
+          <w:p>
+            <w:r/>
+            <w:r>
+              <w:rPr>
+                <w:b w:val="0"/>
+                <w:sz w:val="20"/>
+              </w:rPr>
+            </w:r>
+          </w:p>
+        </w:tc>
+      </w:tr>
+    </w:tbl>
+    <w:p>
+      <w:pPr>
+        <w:spacing w:before="240" w:after="80"/>
+      </w:pPr>
+      <w:r>
+        <w:rPr>
+          <w:b/>
+          <w:color w:val="1F2937"/>
+          <w:sz w:val="28"/>
+        </w:rPr>
+        <w:t>4. Execution: Unit Operations</w:t>
+      </w:r>
+    </w:p>
+    <w:p>
+      <w:r>
+        <w:rPr>
+          <w:b w:val="0"/>
+          <w:i/>
+          <w:color w:val="64748B"/>
+          <w:sz w:val="18"/>
+        </w:rPr>
+        <w:t>Execute process steps. Unlike GMP, second-person verification (Verifier) is not always strictly mandated for all steps in development/tox manufacturing — apply per your SOP.</w:t>
+      </w:r>
+    </w:p>
+    <w:p>
+      <w:pPr>
+        <w:spacing w:before="200" w:after="80"/>
+      </w:pPr>
+      <w:r>
+        <w:rPr>
+          <w:b/>
+          <w:color w:val="1F2937"/>
+          <w:sz w:val="24"/>
+        </w:rPr>
+        <w:t xml:space="preserve">4.1  Media Prep</w:t>
+      </w:r>
+    </w:p>
+    <w:tbl>
+      <w:tblPr>
+        <w:tblW w:type="auto" w:w="0"/>
+        <w:tblLook w:firstColumn="1" w:firstRow="1" w:lastColumn="0" w:lastRow="0" w:noHBand="0" w:noVBand="1" w:val="04A0"/>
+      </w:tblPr>
+      <w:tblGrid>
+        <w:gridCol w:w="1680"/>
+        <w:gridCol w:w="1680"/>
+        <w:gridCol w:w="1680"/>
+        <w:gridCol w:w="1680"/>
+        <w:gridCol w:w="1680"/>
+        <w:gridCol w:w="1680"/>
+      </w:tblGrid>
+      <w:tr>
+        <w:tc>
+          <w:tcPr>
+            <w:tcW w:type="dxa" w:w="1680"/>
+            <w:shd w:val="clear" w:color="auto" w:fill="1F2937"/>
+            <w:tcBorders>
+              <w:top w:val="single" w:sz="4" w:color="BFBFBF"/>
+              <w:left w:val="single" w:sz="4" w:color="BFBFBF"/>
+              <w:bottom w:val="single" w:sz="4" w:color="BFBFBF"/>
+              <w:right w:val="single" w:sz="4" w:color="BFBFBF"/>
+            </w:tcBorders>
+            <w:vAlign w:val="center"/>
+          </w:tcPr>
+          <w:p>
+            <w:r/>
+            <w:r>
+              <w:rPr>
+                <w:b/>
+                <w:color w:val="FFFFFF"/>
+                <w:sz w:val="20"/>
               </w:rPr>
               <w:t>Step</w:t>
             </w:r>
@@ -120,85 +851,146 @@
         </w:tc>
         <w:tc>
           <w:tcPr>
-            <w:tcW w:type="dxa" w:w="4032"/>
-            <w:shd w:val="clear" w:color="auto" w:fill="1E293B"/>
+            <w:tcW w:type="dxa" w:w="1680"/>
+            <w:shd w:val="clear" w:color="auto" w:fill="1F2937"/>
+            <w:tcBorders>
+              <w:top w:val="single" w:sz="4" w:color="BFBFBF"/>
+              <w:left w:val="single" w:sz="4" w:color="BFBFBF"/>
+              <w:bottom w:val="single" w:sz="4" w:color="BFBFBF"/>
+              <w:right w:val="single" w:sz="4" w:color="BFBFBF"/>
+            </w:tcBorders>
+            <w:vAlign w:val="center"/>
+          </w:tcPr>
+          <w:p>
+            <w:r/>
+            <w:r>
+              <w:rPr>
+                <w:b/>
+                <w:color w:val="FFFFFF"/>
+                <w:sz w:val="20"/>
+              </w:rPr>
+              <w:t>Instruction</w:t>
+            </w:r>
+          </w:p>
+        </w:tc>
+        <w:tc>
+          <w:tcPr>
+            <w:tcW w:type="dxa" w:w="1680"/>
+            <w:shd w:val="clear" w:color="auto" w:fill="1F2937"/>
+            <w:tcBorders>
+              <w:top w:val="single" w:sz="4" w:color="BFBFBF"/>
+              <w:left w:val="single" w:sz="4" w:color="BFBFBF"/>
+              <w:bottom w:val="single" w:sz="4" w:color="BFBFBF"/>
+              <w:right w:val="single" w:sz="4" w:color="BFBFBF"/>
+            </w:tcBorders>
+            <w:vAlign w:val="center"/>
+          </w:tcPr>
+          <w:p>
+            <w:r/>
+            <w:r>
+              <w:rPr>
+                <w:b/>
+                <w:color w:val="FFFFFF"/>
+                <w:sz w:val="20"/>
+              </w:rPr>
+              <w:t>Target Parameter</w:t>
+            </w:r>
+          </w:p>
+        </w:tc>
+        <w:tc>
+          <w:tcPr>
+            <w:tcW w:type="dxa" w:w="1680"/>
+            <w:shd w:val="clear" w:color="auto" w:fill="1F2937"/>
+            <w:tcBorders>
+              <w:top w:val="single" w:sz="4" w:color="BFBFBF"/>
+              <w:left w:val="single" w:sz="4" w:color="BFBFBF"/>
+              <w:bottom w:val="single" w:sz="4" w:color="BFBFBF"/>
+              <w:right w:val="single" w:sz="4" w:color="BFBFBF"/>
+            </w:tcBorders>
+            <w:vAlign w:val="center"/>
+          </w:tcPr>
+          <w:p>
+            <w:r/>
+            <w:r>
+              <w:rPr>
+                <w:b/>
+                <w:color w:val="FFFFFF"/>
+                <w:sz w:val="20"/>
+              </w:rPr>
+              <w:t>Actual Value</w:t>
+            </w:r>
+          </w:p>
+        </w:tc>
+        <w:tc>
+          <w:tcPr>
+            <w:tcW w:type="dxa" w:w="1680"/>
+            <w:shd w:val="clear" w:color="auto" w:fill="1F2937"/>
+            <w:tcBorders>
+              <w:top w:val="single" w:sz="4" w:color="BFBFBF"/>
+              <w:left w:val="single" w:sz="4" w:color="BFBFBF"/>
+              <w:bottom w:val="single" w:sz="4" w:color="BFBFBF"/>
+              <w:right w:val="single" w:sz="4" w:color="BFBFBF"/>
+            </w:tcBorders>
+            <w:vAlign w:val="center"/>
+          </w:tcPr>
+          <w:p>
+            <w:r/>
+            <w:r>
+              <w:rPr>
+                <w:b/>
+                <w:color w:val="FFFFFF"/>
+                <w:sz w:val="20"/>
+              </w:rPr>
+              <w:t>Operator</w:t>
+            </w:r>
+          </w:p>
+        </w:tc>
+        <w:tc>
+          <w:tcPr>
+            <w:tcW w:type="dxa" w:w="1680"/>
+            <w:shd w:val="clear" w:color="auto" w:fill="1F2937"/>
+            <w:tcBorders>
+              <w:top w:val="single" w:sz="4" w:color="BFBFBF"/>
+              <w:left w:val="single" w:sz="4" w:color="BFBFBF"/>
+              <w:bottom w:val="single" w:sz="4" w:color="BFBFBF"/>
+              <w:right w:val="single" w:sz="4" w:color="BFBFBF"/>
+            </w:tcBorders>
+            <w:vAlign w:val="center"/>
+          </w:tcPr>
+          <w:p>
+            <w:r/>
+            <w:r>
+              <w:rPr>
+                <w:b/>
+                <w:color w:val="FFFFFF"/>
+                <w:sz w:val="20"/>
+              </w:rPr>
+              <w:t>Verifier</w:t>
+            </w:r>
+          </w:p>
+        </w:tc>
+      </w:tr>
+      <w:tr>
+        <w:tc>
+          <w:tcPr>
+            <w:tcW w:type="dxa" w:w="1680"/>
+            <w:tcBorders>
+              <w:top w:val="single" w:sz="4" w:color="BFBFBF"/>
+              <w:left w:val="single" w:sz="4" w:color="BFBFBF"/>
+              <w:bottom w:val="single" w:sz="4" w:color="BFBFBF"/>
+              <w:right w:val="single" w:sz="4" w:color="BFBFBF"/>
+            </w:tcBorders>
+            <w:vAlign w:val="center"/>
           </w:tcPr>
           <w:p>
             <w:pPr>
-              <w:spacing w:before="0" w:after="0"/>
               <w:jc w:val="center"/>
             </w:pPr>
             <w:r/>
             <w:r>
               <w:rPr>
-                <w:b/>
-                <w:color w:val="FFFFFF"/>
-                <w:sz w:val="16"/>
-              </w:rPr>
-              <w:t>Description</w:t>
-            </w:r>
-          </w:p>
-        </w:tc>
-        <w:tc>
-          <w:tcPr>
-            <w:tcW w:type="dxa" w:w="2016"/>
-            <w:shd w:val="clear" w:color="auto" w:fill="1E293B"/>
-          </w:tcPr>
-          <w:p>
-            <w:pPr>
-              <w:spacing w:before="0" w:after="0"/>
-              <w:jc w:val="center"/>
-            </w:pPr>
-            <w:r/>
-            <w:r>
-              <w:rPr>
-                <w:b/>
-                <w:color w:val="FFFFFF"/>
-                <w:sz w:val="16"/>
-              </w:rPr>
-              <w:t>Value / Result</w:t>
-            </w:r>
-          </w:p>
-        </w:tc>
-        <w:tc>
-          <w:tcPr>
-            <w:tcW w:type="dxa" w:w="1512"/>
-            <w:shd w:val="clear" w:color="auto" w:fill="1E293B"/>
-          </w:tcPr>
-          <w:p>
-            <w:pPr>
-              <w:spacing w:before="0" w:after="0"/>
-              <w:jc w:val="center"/>
-            </w:pPr>
-            <w:r/>
-            <w:r>
-              <w:rPr>
-                <w:b/>
-                <w:color w:val="FFFFFF"/>
-                <w:sz w:val="16"/>
-              </w:rPr>
-              <w:t>Initials</w:t>
-            </w:r>
-          </w:p>
-        </w:tc>
-      </w:tr>
-      <w:tr>
-        <w:trPr>
-          <w:trHeight w:val="680" w:hRule="atLeast"/>
-        </w:trPr>
-        <w:tc>
-          <w:tcPr>
-            <w:tcW w:type="dxa" w:w="504"/>
-          </w:tcPr>
-          <w:p>
-            <w:pPr>
-              <w:spacing w:before="0" w:after="0"/>
-            </w:pPr>
-            <w:r/>
-            <w:r>
-              <w:rPr>
-                <w:color w:val="334155"/>
-                <w:sz w:val="16"/>
+                <w:b w:val="0"/>
+                <w:sz w:val="20"/>
               </w:rPr>
               <w:t xml:space="preserve">1</w:t>
             </w:r>
@@ -206,17 +998,21 @@
         </w:tc>
         <w:tc>
           <w:tcPr>
-            <w:tcW w:type="dxa" w:w="2016"/>
+            <w:tcW w:type="dxa" w:w="1680"/>
+            <w:tcBorders>
+              <w:top w:val="single" w:sz="4" w:color="BFBFBF"/>
+              <w:left w:val="single" w:sz="4" w:color="BFBFBF"/>
+              <w:bottom w:val="single" w:sz="4" w:color="BFBFBF"/>
+              <w:right w:val="single" w:sz="4" w:color="BFBFBF"/>
+            </w:tcBorders>
+            <w:vAlign w:val="center"/>
           </w:tcPr>
           <w:p>
-            <w:pPr>
-              <w:spacing w:before="0" w:after="0"/>
-            </w:pPr>
             <w:r/>
             <w:r>
               <w:rPr>
-                <w:color w:val="334155"/>
-                <w:sz w:val="16"/>
+                <w:b w:val="0"/>
+                <w:sz w:val="20"/>
               </w:rPr>
               <w:t xml:space="preserve">Weigh Reagents</w:t>
             </w:r>
@@ -224,55 +1020,41 @@
         </w:tc>
         <w:tc>
           <w:tcPr>
-            <w:tcW w:type="dxa" w:w="4032"/>
+            <w:tcW w:type="dxa" w:w="1680"/>
+            <w:tcBorders>
+              <w:top w:val="single" w:sz="4" w:color="BFBFBF"/>
+              <w:left w:val="single" w:sz="4" w:color="BFBFBF"/>
+              <w:bottom w:val="single" w:sz="4" w:color="BFBFBF"/>
+              <w:right w:val="single" w:sz="4" w:color="BFBFBF"/>
+            </w:tcBorders>
+            <w:vAlign w:val="center"/>
           </w:tcPr>
           <w:p>
-            <w:pPr>
-              <w:spacing w:before="0" w:after="80"/>
-            </w:pPr>
             <w:r/>
             <w:r>
               <w:rPr>
-                <w:color w:val="334155"/>
-                <w:sz w:val="16"/>
+                <w:b w:val="0"/>
+                <w:sz w:val="18"/>
               </w:rPr>
               <w:t xml:space="preserve">Weigh NaCl and KCl. NaCl: 8, and KCl: 0.2.</w:t>
-            </w:r>
-          </w:p>
-          <w:p>
-            <w:pPr>
-              <w:spacing w:before="40" w:after="0"/>
-            </w:pPr>
-            <w:r>
-              <w:rPr>
-                <w:i/>
-                <w:color w:val="969BA5"/>
-                <w:sz w:val="14"/>
-              </w:rPr>
-              <w:t xml:space="preserve">Notes: </w:t>
-            </w:r>
-            <w:r>
-              <w:rPr>
-                <w:color w:val="334155"/>
-                <w:sz w:val="14"/>
-              </w:rPr>
-              <w:t xml:space="preserve"/>
             </w:r>
           </w:p>
         </w:tc>
         <w:tc>
           <w:tcPr>
-            <w:tcW w:type="dxa" w:w="2016"/>
+            <w:tcW w:type="dxa" w:w="1680"/>
+            <w:tcBorders>
+              <w:top w:val="single" w:sz="4" w:color="BFBFBF"/>
+              <w:left w:val="single" w:sz="4" w:color="BFBFBF"/>
+              <w:bottom w:val="single" w:sz="4" w:color="BFBFBF"/>
+              <w:right w:val="single" w:sz="4" w:color="BFBFBF"/>
+            </w:tcBorders>
           </w:tcPr>
           <w:p>
-            <w:pPr>
-              <w:spacing w:before="0" w:after="0"/>
-            </w:pPr>
             <w:r/>
             <w:r>
               <w:rPr>
-                <w:color w:val="334155"/>
-                <w:sz w:val="16"/>
+                <w:sz w:val="20"/>
               </w:rPr>
               <w:t xml:space="preserve"/>
             </w:r>
@@ -313,9 +1095,6 @@
             </w:r>
           </w:p>
           <w:p>
-            <w:pPr>
-              <w:spacing w:before="0" w:after="0"/>
-            </w:pPr>
             <w:r>
               <w:t xml:space="preserve"/>
             </w:r>
@@ -358,40 +1137,72 @@
         </w:tc>
         <w:tc>
           <w:tcPr>
-            <w:tcW w:type="dxa" w:w="1512"/>
+            <w:tcW w:type="dxa" w:w="1680"/>
+            <w:tcBorders>
+              <w:top w:val="single" w:sz="4" w:color="BFBFBF"/>
+              <w:left w:val="single" w:sz="4" w:color="BFBFBF"/>
+              <w:bottom w:val="single" w:sz="4" w:color="BFBFBF"/>
+              <w:right w:val="single" w:sz="4" w:color="BFBFBF"/>
+            </w:tcBorders>
+            <w:vAlign w:val="center"/>
           </w:tcPr>
           <w:p>
             <w:pPr>
-              <w:spacing w:before="0" w:after="0"/>
+              <w:jc w:val="center"/>
             </w:pPr>
             <w:r/>
             <w:r>
               <w:rPr>
-                <w:color w:val="334155"/>
-                <w:sz w:val="16"/>
+                <w:b w:val="0"/>
+                <w:sz w:val="20"/>
               </w:rPr>
               <w:t xml:space="preserve">D.S.C.</w:t>
             </w:r>
           </w:p>
         </w:tc>
+        <w:tc>
+          <w:tcPr>
+            <w:tcW w:type="dxa" w:w="1680"/>
+            <w:tcBorders>
+              <w:top w:val="single" w:sz="4" w:color="BFBFBF"/>
+              <w:left w:val="single" w:sz="4" w:color="BFBFBF"/>
+              <w:bottom w:val="single" w:sz="4" w:color="BFBFBF"/>
+              <w:right w:val="single" w:sz="4" w:color="BFBFBF"/>
+            </w:tcBorders>
+            <w:vAlign w:val="center"/>
+          </w:tcPr>
+          <w:p>
+            <w:r/>
+            <w:r>
+              <w:rPr>
+                <w:b w:val="0"/>
+                <w:sz w:val="20"/>
+              </w:rPr>
+            </w:r>
+          </w:p>
+        </w:tc>
       </w:tr>
       <w:tr>
-        <w:trPr>
-          <w:trHeight w:val="680" w:hRule="atLeast"/>
-        </w:trPr>
         <w:tc>
           <w:tcPr>
-            <w:tcW w:type="dxa" w:w="504"/>
+            <w:tcW w:type="dxa" w:w="1680"/>
+            <w:tcBorders>
+              <w:top w:val="single" w:sz="4" w:color="BFBFBF"/>
+              <w:left w:val="single" w:sz="4" w:color="BFBFBF"/>
+              <w:bottom w:val="single" w:sz="4" w:color="BFBFBF"/>
+              <w:right w:val="single" w:sz="4" w:color="BFBFBF"/>
+            </w:tcBorders>
+            <w:vAlign w:val="center"/>
           </w:tcPr>
           <w:p>
             <w:pPr>
-              <w:spacing w:before="0" w:after="0"/>
+              <w:jc w:val="center"/>
             </w:pPr>
             <w:r/>
             <w:r>
               <w:rPr>
-                <w:color w:val="334155"/>
-                <w:sz w:val="16"/>
+                <w:b w:val="0"/>
+                <w:sz w:val="20"/>
               </w:rPr>
               <w:t xml:space="preserve">2</w:t>
             </w:r>
@@ -399,17 +1210,21 @@
         </w:tc>
         <w:tc>
           <w:tcPr>
-            <w:tcW w:type="dxa" w:w="2016"/>
+            <w:tcW w:type="dxa" w:w="1680"/>
+            <w:tcBorders>
+              <w:top w:val="single" w:sz="4" w:color="BFBFBF"/>
+              <w:left w:val="single" w:sz="4" w:color="BFBFBF"/>
+              <w:bottom w:val="single" w:sz="4" w:color="BFBFBF"/>
+              <w:right w:val="single" w:sz="4" w:color="BFBFBF"/>
+            </w:tcBorders>
+            <w:vAlign w:val="center"/>
           </w:tcPr>
           <w:p>
-            <w:pPr>
-              <w:spacing w:before="0" w:after="0"/>
-            </w:pPr>
             <w:r/>
             <w:r>
               <w:rPr>
-                <w:color w:val="334155"/>
-                <w:sz w:val="16"/>
+                <w:b w:val="0"/>
+                <w:sz w:val="20"/>
               </w:rPr>
               <w:t xml:space="preserve">Dissolve</w:t>
             </w:r>
@@ -417,55 +1232,41 @@
         </w:tc>
         <w:tc>
           <w:tcPr>
-            <w:tcW w:type="dxa" w:w="4032"/>
+            <w:tcW w:type="dxa" w:w="1680"/>
+            <w:tcBorders>
+              <w:top w:val="single" w:sz="4" w:color="BFBFBF"/>
+              <w:left w:val="single" w:sz="4" w:color="BFBFBF"/>
+              <w:bottom w:val="single" w:sz="4" w:color="BFBFBF"/>
+              <w:right w:val="single" w:sz="4" w:color="BFBFBF"/>
+            </w:tcBorders>
+            <w:vAlign w:val="center"/>
           </w:tcPr>
           <w:p>
-            <w:pPr>
-              <w:spacing w:before="0" w:after="80"/>
-            </w:pPr>
             <w:r/>
             <w:r>
               <w:rPr>
-                <w:color w:val="334155"/>
-                <w:sz w:val="16"/>
+                <w:b w:val="0"/>
+                <w:sz w:val="18"/>
               </w:rPr>
               <w:t xml:space="preserve">Add to 1000 mL water and stir.</w:t>
-            </w:r>
-          </w:p>
-          <w:p>
-            <w:pPr>
-              <w:spacing w:before="40" w:after="0"/>
-            </w:pPr>
-            <w:r>
-              <w:rPr>
-                <w:i/>
-                <w:color w:val="969BA5"/>
-                <w:sz w:val="14"/>
-              </w:rPr>
-              <w:t xml:space="preserve">Notes: </w:t>
-            </w:r>
-            <w:r>
-              <w:rPr>
-                <w:color w:val="334155"/>
-                <w:sz w:val="14"/>
-              </w:rPr>
-              <w:t xml:space="preserve"/>
             </w:r>
           </w:p>
         </w:tc>
         <w:tc>
           <w:tcPr>
-            <w:tcW w:type="dxa" w:w="2016"/>
+            <w:tcW w:type="dxa" w:w="1680"/>
+            <w:tcBorders>
+              <w:top w:val="single" w:sz="4" w:color="BFBFBF"/>
+              <w:left w:val="single" w:sz="4" w:color="BFBFBF"/>
+              <w:bottom w:val="single" w:sz="4" w:color="BFBFBF"/>
+              <w:right w:val="single" w:sz="4" w:color="BFBFBF"/>
+            </w:tcBorders>
           </w:tcPr>
           <w:p>
-            <w:pPr>
-              <w:spacing w:before="0" w:after="0"/>
-            </w:pPr>
             <w:r/>
             <w:r>
               <w:rPr>
-                <w:color w:val="334155"/>
-                <w:sz w:val="16"/>
+                <w:sz w:val="20"/>
               </w:rPr>
               <w:t xml:space="preserve"/>
             </w:r>
@@ -483,19 +1284,47 @@
         </w:tc>
         <w:tc>
           <w:tcPr>
-            <w:tcW w:type="dxa" w:w="1512"/>
+            <w:tcW w:type="dxa" w:w="1680"/>
+            <w:tcBorders>
+              <w:top w:val="single" w:sz="4" w:color="BFBFBF"/>
+              <w:left w:val="single" w:sz="4" w:color="BFBFBF"/>
+              <w:bottom w:val="single" w:sz="4" w:color="BFBFBF"/>
+              <w:right w:val="single" w:sz="4" w:color="BFBFBF"/>
+            </w:tcBorders>
+            <w:vAlign w:val="center"/>
           </w:tcPr>
           <w:p>
             <w:pPr>
-              <w:spacing w:before="0" w:after="0"/>
+              <w:jc w:val="center"/>
             </w:pPr>
             <w:r/>
             <w:r>
               <w:rPr>
-                <w:color w:val="334155"/>
-                <w:sz w:val="16"/>
+                <w:b w:val="0"/>
+                <w:sz w:val="20"/>
               </w:rPr>
               <w:t xml:space="preserve">D.S.C.</w:t>
+            </w:r>
+          </w:p>
+        </w:tc>
+        <w:tc>
+          <w:tcPr>
+            <w:tcW w:type="dxa" w:w="1680"/>
+            <w:tcBorders>
+              <w:top w:val="single" w:sz="4" w:color="BFBFBF"/>
+              <w:left w:val="single" w:sz="4" w:color="BFBFBF"/>
+              <w:bottom w:val="single" w:sz="4" w:color="BFBFBF"/>
+              <w:right w:val="single" w:sz="4" w:color="BFBFBF"/>
+            </w:tcBorders>
+            <w:vAlign w:val="center"/>
+          </w:tcPr>
+          <w:p>
+            <w:r/>
+            <w:r>
+              <w:rPr>
+                <w:b w:val="0"/>
+                <w:sz w:val="20"/>
+              </w:rPr>
             </w:r>
           </w:p>
         </w:tc>
@@ -503,78 +1332,50 @@
     </w:tbl>
     <w:p>
       <w:pPr>
-        <w:spacing w:after="120" w:before="0"/>
+        <w:spacing w:before="200" w:after="80"/>
       </w:pPr>
       <w:r>
         <w:rPr>
           <w:b/>
-          <w:color w:val="0F172A"/>
-          <w:sz w:val="28"/>
+          <w:color w:val="1F2937"/>
+          <w:sz w:val="24"/>
         </w:rPr>
-        <w:t xml:space="preserve">QC</w:t>
+        <w:t xml:space="preserve">4.2  QC</w:t>
       </w:r>
     </w:p>
     <w:tbl>
       <w:tblPr>
-        <w:tblStyle w:val="TableGrid"/>
         <w:tblW w:type="auto" w:w="0"/>
         <w:tblLook w:firstColumn="1" w:firstRow="1" w:lastColumn="0" w:lastRow="0" w:noHBand="0" w:noVBand="1" w:val="04A0"/>
-        <w:tblCellMar>
-          <w:top w:w="56" w:type="dxa"/>
-          <w:bottom w:w="56" w:type="dxa"/>
-          <w:start w:w="56" w:type="dxa"/>
-          <w:end w:w="56" w:type="dxa"/>
-        </w:tblCellMar>
-        <w:tblLayout w:type="fixed"/>
       </w:tblPr>
       <w:tblGrid>
-        <w:gridCol w:w="504"/>
-        <w:gridCol w:w="2016"/>
-        <w:gridCol w:w="4032"/>
-        <w:gridCol w:w="2016"/>
-        <w:gridCol w:w="1512"/>
+        <w:gridCol w:w="1680"/>
+        <w:gridCol w:w="1680"/>
+        <w:gridCol w:w="1680"/>
+        <w:gridCol w:w="1680"/>
+        <w:gridCol w:w="1680"/>
+        <w:gridCol w:w="1680"/>
       </w:tblGrid>
       <w:tr>
-        <w:trPr>
-          <w:trHeight w:val="454" w:hRule="atLeast"/>
-        </w:trPr>
         <w:tc>
           <w:tcPr>
-            <w:tcW w:type="dxa" w:w="504"/>
-            <w:shd w:val="clear" w:color="auto" w:fill="1E293B"/>
+            <w:tcW w:type="dxa" w:w="1680"/>
+            <w:shd w:val="clear" w:color="auto" w:fill="1F2937"/>
+            <w:tcBorders>
+              <w:top w:val="single" w:sz="4" w:color="BFBFBF"/>
+              <w:left w:val="single" w:sz="4" w:color="BFBFBF"/>
+              <w:bottom w:val="single" w:sz="4" w:color="BFBFBF"/>
+              <w:right w:val="single" w:sz="4" w:color="BFBFBF"/>
+            </w:tcBorders>
+            <w:vAlign w:val="center"/>
           </w:tcPr>
           <w:p>
-            <w:pPr>
-              <w:spacing w:before="0" w:after="0"/>
-              <w:jc w:val="center"/>
-            </w:pPr>
             <w:r/>
             <w:r>
               <w:rPr>
                 <w:b/>
                 <w:color w:val="FFFFFF"/>
-                <w:sz w:val="16"/>
-              </w:rPr>
-              <w:t>#</w:t>
-            </w:r>
-          </w:p>
-        </w:tc>
-        <w:tc>
-          <w:tcPr>
-            <w:tcW w:type="dxa" w:w="2016"/>
-            <w:shd w:val="clear" w:color="auto" w:fill="1E293B"/>
-          </w:tcPr>
-          <w:p>
-            <w:pPr>
-              <w:spacing w:before="0" w:after="0"/>
-              <w:jc w:val="center"/>
-            </w:pPr>
-            <w:r/>
-            <w:r>
-              <w:rPr>
-                <w:b/>
-                <w:color w:val="FFFFFF"/>
-                <w:sz w:val="16"/>
+                <w:sz w:val="20"/>
               </w:rPr>
               <w:t>Step</w:t>
             </w:r>
@@ -582,85 +1383,146 @@
         </w:tc>
         <w:tc>
           <w:tcPr>
-            <w:tcW w:type="dxa" w:w="4032"/>
-            <w:shd w:val="clear" w:color="auto" w:fill="1E293B"/>
+            <w:tcW w:type="dxa" w:w="1680"/>
+            <w:shd w:val="clear" w:color="auto" w:fill="1F2937"/>
+            <w:tcBorders>
+              <w:top w:val="single" w:sz="4" w:color="BFBFBF"/>
+              <w:left w:val="single" w:sz="4" w:color="BFBFBF"/>
+              <w:bottom w:val="single" w:sz="4" w:color="BFBFBF"/>
+              <w:right w:val="single" w:sz="4" w:color="BFBFBF"/>
+            </w:tcBorders>
+            <w:vAlign w:val="center"/>
+          </w:tcPr>
+          <w:p>
+            <w:r/>
+            <w:r>
+              <w:rPr>
+                <w:b/>
+                <w:color w:val="FFFFFF"/>
+                <w:sz w:val="20"/>
+              </w:rPr>
+              <w:t>Instruction</w:t>
+            </w:r>
+          </w:p>
+        </w:tc>
+        <w:tc>
+          <w:tcPr>
+            <w:tcW w:type="dxa" w:w="1680"/>
+            <w:shd w:val="clear" w:color="auto" w:fill="1F2937"/>
+            <w:tcBorders>
+              <w:top w:val="single" w:sz="4" w:color="BFBFBF"/>
+              <w:left w:val="single" w:sz="4" w:color="BFBFBF"/>
+              <w:bottom w:val="single" w:sz="4" w:color="BFBFBF"/>
+              <w:right w:val="single" w:sz="4" w:color="BFBFBF"/>
+            </w:tcBorders>
+            <w:vAlign w:val="center"/>
+          </w:tcPr>
+          <w:p>
+            <w:r/>
+            <w:r>
+              <w:rPr>
+                <w:b/>
+                <w:color w:val="FFFFFF"/>
+                <w:sz w:val="20"/>
+              </w:rPr>
+              <w:t>Target Parameter</w:t>
+            </w:r>
+          </w:p>
+        </w:tc>
+        <w:tc>
+          <w:tcPr>
+            <w:tcW w:type="dxa" w:w="1680"/>
+            <w:shd w:val="clear" w:color="auto" w:fill="1F2937"/>
+            <w:tcBorders>
+              <w:top w:val="single" w:sz="4" w:color="BFBFBF"/>
+              <w:left w:val="single" w:sz="4" w:color="BFBFBF"/>
+              <w:bottom w:val="single" w:sz="4" w:color="BFBFBF"/>
+              <w:right w:val="single" w:sz="4" w:color="BFBFBF"/>
+            </w:tcBorders>
+            <w:vAlign w:val="center"/>
+          </w:tcPr>
+          <w:p>
+            <w:r/>
+            <w:r>
+              <w:rPr>
+                <w:b/>
+                <w:color w:val="FFFFFF"/>
+                <w:sz w:val="20"/>
+              </w:rPr>
+              <w:t>Actual Value</w:t>
+            </w:r>
+          </w:p>
+        </w:tc>
+        <w:tc>
+          <w:tcPr>
+            <w:tcW w:type="dxa" w:w="1680"/>
+            <w:shd w:val="clear" w:color="auto" w:fill="1F2937"/>
+            <w:tcBorders>
+              <w:top w:val="single" w:sz="4" w:color="BFBFBF"/>
+              <w:left w:val="single" w:sz="4" w:color="BFBFBF"/>
+              <w:bottom w:val="single" w:sz="4" w:color="BFBFBF"/>
+              <w:right w:val="single" w:sz="4" w:color="BFBFBF"/>
+            </w:tcBorders>
+            <w:vAlign w:val="center"/>
+          </w:tcPr>
+          <w:p>
+            <w:r/>
+            <w:r>
+              <w:rPr>
+                <w:b/>
+                <w:color w:val="FFFFFF"/>
+                <w:sz w:val="20"/>
+              </w:rPr>
+              <w:t>Operator</w:t>
+            </w:r>
+          </w:p>
+        </w:tc>
+        <w:tc>
+          <w:tcPr>
+            <w:tcW w:type="dxa" w:w="1680"/>
+            <w:shd w:val="clear" w:color="auto" w:fill="1F2937"/>
+            <w:tcBorders>
+              <w:top w:val="single" w:sz="4" w:color="BFBFBF"/>
+              <w:left w:val="single" w:sz="4" w:color="BFBFBF"/>
+              <w:bottom w:val="single" w:sz="4" w:color="BFBFBF"/>
+              <w:right w:val="single" w:sz="4" w:color="BFBFBF"/>
+            </w:tcBorders>
+            <w:vAlign w:val="center"/>
+          </w:tcPr>
+          <w:p>
+            <w:r/>
+            <w:r>
+              <w:rPr>
+                <w:b/>
+                <w:color w:val="FFFFFF"/>
+                <w:sz w:val="20"/>
+              </w:rPr>
+              <w:t>Verifier</w:t>
+            </w:r>
+          </w:p>
+        </w:tc>
+      </w:tr>
+      <w:tr>
+        <w:tc>
+          <w:tcPr>
+            <w:tcW w:type="dxa" w:w="1680"/>
+            <w:tcBorders>
+              <w:top w:val="single" w:sz="4" w:color="BFBFBF"/>
+              <w:left w:val="single" w:sz="4" w:color="BFBFBF"/>
+              <w:bottom w:val="single" w:sz="4" w:color="BFBFBF"/>
+              <w:right w:val="single" w:sz="4" w:color="BFBFBF"/>
+            </w:tcBorders>
+            <w:vAlign w:val="center"/>
           </w:tcPr>
           <w:p>
             <w:pPr>
-              <w:spacing w:before="0" w:after="0"/>
               <w:jc w:val="center"/>
             </w:pPr>
             <w:r/>
             <w:r>
               <w:rPr>
-                <w:b/>
-                <w:color w:val="FFFFFF"/>
-                <w:sz w:val="16"/>
-              </w:rPr>
-              <w:t>Description</w:t>
-            </w:r>
-          </w:p>
-        </w:tc>
-        <w:tc>
-          <w:tcPr>
-            <w:tcW w:type="dxa" w:w="2016"/>
-            <w:shd w:val="clear" w:color="auto" w:fill="1E293B"/>
-          </w:tcPr>
-          <w:p>
-            <w:pPr>
-              <w:spacing w:before="0" w:after="0"/>
-              <w:jc w:val="center"/>
-            </w:pPr>
-            <w:r/>
-            <w:r>
-              <w:rPr>
-                <w:b/>
-                <w:color w:val="FFFFFF"/>
-                <w:sz w:val="16"/>
-              </w:rPr>
-              <w:t>Value / Result</w:t>
-            </w:r>
-          </w:p>
-        </w:tc>
-        <w:tc>
-          <w:tcPr>
-            <w:tcW w:type="dxa" w:w="1512"/>
-            <w:shd w:val="clear" w:color="auto" w:fill="1E293B"/>
-          </w:tcPr>
-          <w:p>
-            <w:pPr>
-              <w:spacing w:before="0" w:after="0"/>
-              <w:jc w:val="center"/>
-            </w:pPr>
-            <w:r/>
-            <w:r>
-              <w:rPr>
-                <w:b/>
-                <w:color w:val="FFFFFF"/>
-                <w:sz w:val="16"/>
-              </w:rPr>
-              <w:t>Initials</w:t>
-            </w:r>
-          </w:p>
-        </w:tc>
-      </w:tr>
-      <w:tr>
-        <w:trPr>
-          <w:trHeight w:val="680" w:hRule="atLeast"/>
-        </w:trPr>
-        <w:tc>
-          <w:tcPr>
-            <w:tcW w:type="dxa" w:w="504"/>
-          </w:tcPr>
-          <w:p>
-            <w:pPr>
-              <w:spacing w:before="0" w:after="0"/>
-            </w:pPr>
-            <w:r/>
-            <w:r>
-              <w:rPr>
-                <w:color w:val="334155"/>
-                <w:sz w:val="16"/>
+                <w:b w:val="0"/>
+                <w:sz w:val="20"/>
               </w:rPr>
               <w:t xml:space="preserve">1</w:t>
             </w:r>
@@ -668,17 +1530,21 @@
         </w:tc>
         <w:tc>
           <w:tcPr>
-            <w:tcW w:type="dxa" w:w="2016"/>
+            <w:tcW w:type="dxa" w:w="1680"/>
+            <w:tcBorders>
+              <w:top w:val="single" w:sz="4" w:color="BFBFBF"/>
+              <w:left w:val="single" w:sz="4" w:color="BFBFBF"/>
+              <w:bottom w:val="single" w:sz="4" w:color="BFBFBF"/>
+              <w:right w:val="single" w:sz="4" w:color="BFBFBF"/>
+            </w:tcBorders>
+            <w:vAlign w:val="center"/>
           </w:tcPr>
           <w:p>
-            <w:pPr>
-              <w:spacing w:before="0" w:after="0"/>
-            </w:pPr>
             <w:r/>
             <w:r>
               <w:rPr>
-                <w:color w:val="334155"/>
-                <w:sz w:val="16"/>
+                <w:b w:val="0"/>
+                <w:sz w:val="20"/>
               </w:rPr>
               <w:t xml:space="preserve">Measure pH</w:t>
             </w:r>
@@ -686,55 +1552,41 @@
         </w:tc>
         <w:tc>
           <w:tcPr>
-            <w:tcW w:type="dxa" w:w="4032"/>
+            <w:tcW w:type="dxa" w:w="1680"/>
+            <w:tcBorders>
+              <w:top w:val="single" w:sz="4" w:color="BFBFBF"/>
+              <w:left w:val="single" w:sz="4" w:color="BFBFBF"/>
+              <w:bottom w:val="single" w:sz="4" w:color="BFBFBF"/>
+              <w:right w:val="single" w:sz="4" w:color="BFBFBF"/>
+            </w:tcBorders>
+            <w:vAlign w:val="center"/>
           </w:tcPr>
           <w:p>
-            <w:pPr>
-              <w:spacing w:before="0" w:after="80"/>
-            </w:pPr>
             <w:r/>
             <w:r>
               <w:rPr>
-                <w:color w:val="334155"/>
-                <w:sz w:val="16"/>
+                <w:b w:val="0"/>
+                <w:sz w:val="18"/>
               </w:rPr>
               <w:t xml:space="preserve">Measure and adjust pH. Target pH: 7.4.</w:t>
-            </w:r>
-          </w:p>
-          <w:p>
-            <w:pPr>
-              <w:spacing w:before="40" w:after="0"/>
-            </w:pPr>
-            <w:r>
-              <w:rPr>
-                <w:i/>
-                <w:color w:val="969BA5"/>
-                <w:sz w:val="14"/>
-              </w:rPr>
-              <w:t xml:space="preserve">Notes: </w:t>
-            </w:r>
-            <w:r>
-              <w:rPr>
-                <w:color w:val="334155"/>
-                <w:sz w:val="14"/>
-              </w:rPr>
-              <w:t xml:space="preserve"/>
             </w:r>
           </w:p>
         </w:tc>
         <w:tc>
           <w:tcPr>
-            <w:tcW w:type="dxa" w:w="2016"/>
+            <w:tcW w:type="dxa" w:w="1680"/>
+            <w:tcBorders>
+              <w:top w:val="single" w:sz="4" w:color="BFBFBF"/>
+              <w:left w:val="single" w:sz="4" w:color="BFBFBF"/>
+              <w:bottom w:val="single" w:sz="4" w:color="BFBFBF"/>
+              <w:right w:val="single" w:sz="4" w:color="BFBFBF"/>
+            </w:tcBorders>
           </w:tcPr>
           <w:p>
-            <w:pPr>
-              <w:spacing w:before="0" w:after="0"/>
-            </w:pPr>
             <w:r/>
             <w:r>
               <w:rPr>
-                <w:color w:val="334155"/>
-                <w:sz w:val="16"/>
+                <w:sz w:val="20"/>
               </w:rPr>
               <w:t xml:space="preserve"/>
             </w:r>
@@ -752,19 +1604,47 @@
         </w:tc>
         <w:tc>
           <w:tcPr>
-            <w:tcW w:type="dxa" w:w="1512"/>
+            <w:tcW w:type="dxa" w:w="1680"/>
+            <w:tcBorders>
+              <w:top w:val="single" w:sz="4" w:color="BFBFBF"/>
+              <w:left w:val="single" w:sz="4" w:color="BFBFBF"/>
+              <w:bottom w:val="single" w:sz="4" w:color="BFBFBF"/>
+              <w:right w:val="single" w:sz="4" w:color="BFBFBF"/>
+            </w:tcBorders>
+            <w:vAlign w:val="center"/>
           </w:tcPr>
           <w:p>
             <w:pPr>
-              <w:spacing w:before="0" w:after="0"/>
+              <w:jc w:val="center"/>
             </w:pPr>
             <w:r/>
             <w:r>
               <w:rPr>
-                <w:color w:val="334155"/>
-                <w:sz w:val="16"/>
+                <w:b w:val="0"/>
+                <w:sz w:val="20"/>
               </w:rPr>
               <w:t xml:space="preserve">J.W.</w:t>
+            </w:r>
+          </w:p>
+        </w:tc>
+        <w:tc>
+          <w:tcPr>
+            <w:tcW w:type="dxa" w:w="1680"/>
+            <w:tcBorders>
+              <w:top w:val="single" w:sz="4" w:color="BFBFBF"/>
+              <w:left w:val="single" w:sz="4" w:color="BFBFBF"/>
+              <w:bottom w:val="single" w:sz="4" w:color="BFBFBF"/>
+              <w:right w:val="single" w:sz="4" w:color="BFBFBF"/>
+            </w:tcBorders>
+            <w:vAlign w:val="center"/>
+          </w:tcPr>
+          <w:p>
+            <w:r/>
+            <w:r>
+              <w:rPr>
+                <w:b w:val="0"/>
+                <w:sz w:val="20"/>
+              </w:rPr>
             </w:r>
           </w:p>
         </w:tc>
@@ -772,306 +1652,731 @@
     </w:tbl>
     <w:p>
       <w:pPr>
-        <w:spacing w:after="0" w:before="0"/>
+        <w:spacing w:before="240" w:after="80"/>
       </w:pPr>
       <w:r>
         <w:rPr>
-          <w:color w:val="334155"/>
-          <w:sz w:val="2"/>
+          <w:b/>
+          <w:color w:val="1F2937"/>
+          <w:sz w:val="28"/>
         </w:rPr>
-        <w:t xml:space="preserve"/>
-      </w:r>
-      <w:r>
-        <w:t xml:space="preserve"/>
+        <w:t>5. Deviations and Process Comments</w:t>
       </w:r>
     </w:p>
     <w:p>
       <w:r>
-        <w:br w:type="page"/>
+        <w:rPr>
+          <w:b w:val="0"/>
+          <w:i/>
+          <w:color w:val="64748B"/>
+          <w:sz w:val="18"/>
+        </w:rPr>
+        <w:t>Log any deviations from the target parameters or standard operating procedures. In development/tox runs, deviations are expected; the key is rigorous documentation. Run notes are surfaced here.</w:t>
       </w:r>
     </w:p>
+    <w:tbl>
+      <w:tblPr>
+        <w:tblW w:type="auto" w:w="0"/>
+        <w:tblLook w:firstColumn="1" w:firstRow="1" w:lastColumn="0" w:lastRow="0" w:noHBand="0" w:noVBand="1" w:val="04A0"/>
+      </w:tblPr>
+      <w:tblGrid>
+        <w:gridCol w:w="2520"/>
+        <w:gridCol w:w="2520"/>
+        <w:gridCol w:w="2520"/>
+        <w:gridCol w:w="2520"/>
+      </w:tblGrid>
+      <w:tr>
+        <w:tc>
+          <w:tcPr>
+            <w:tcW w:type="dxa" w:w="2520"/>
+            <w:shd w:val="clear" w:color="auto" w:fill="1F2937"/>
+            <w:tcBorders>
+              <w:top w:val="single" w:sz="4" w:color="BFBFBF"/>
+              <w:left w:val="single" w:sz="4" w:color="BFBFBF"/>
+              <w:bottom w:val="single" w:sz="4" w:color="BFBFBF"/>
+              <w:right w:val="single" w:sz="4" w:color="BFBFBF"/>
+            </w:tcBorders>
+            <w:vAlign w:val="center"/>
+          </w:tcPr>
+          <w:p>
+            <w:r/>
+            <w:r>
+              <w:rPr>
+                <w:b/>
+                <w:color w:val="FFFFFF"/>
+                <w:sz w:val="20"/>
+              </w:rPr>
+              <w:t>Step / Status Ref.</w:t>
+            </w:r>
+          </w:p>
+        </w:tc>
+        <w:tc>
+          <w:tcPr>
+            <w:tcW w:type="dxa" w:w="2520"/>
+            <w:shd w:val="clear" w:color="auto" w:fill="1F2937"/>
+            <w:tcBorders>
+              <w:top w:val="single" w:sz="4" w:color="BFBFBF"/>
+              <w:left w:val="single" w:sz="4" w:color="BFBFBF"/>
+              <w:bottom w:val="single" w:sz="4" w:color="BFBFBF"/>
+              <w:right w:val="single" w:sz="4" w:color="BFBFBF"/>
+            </w:tcBorders>
+            <w:vAlign w:val="center"/>
+          </w:tcPr>
+          <w:p>
+            <w:r/>
+            <w:r>
+              <w:rPr>
+                <w:b/>
+                <w:color w:val="FFFFFF"/>
+                <w:sz w:val="20"/>
+              </w:rPr>
+              <w:t>Description of Deviation / Observation</w:t>
+            </w:r>
+          </w:p>
+        </w:tc>
+        <w:tc>
+          <w:tcPr>
+            <w:tcW w:type="dxa" w:w="2520"/>
+            <w:shd w:val="clear" w:color="auto" w:fill="1F2937"/>
+            <w:tcBorders>
+              <w:top w:val="single" w:sz="4" w:color="BFBFBF"/>
+              <w:left w:val="single" w:sz="4" w:color="BFBFBF"/>
+              <w:bottom w:val="single" w:sz="4" w:color="BFBFBF"/>
+              <w:right w:val="single" w:sz="4" w:color="BFBFBF"/>
+            </w:tcBorders>
+            <w:vAlign w:val="center"/>
+          </w:tcPr>
+          <w:p>
+            <w:r/>
+            <w:r>
+              <w:rPr>
+                <w:b/>
+                <w:color w:val="FFFFFF"/>
+                <w:sz w:val="20"/>
+              </w:rPr>
+              <w:t>Impact Assessment Required? (Y/N)</w:t>
+            </w:r>
+          </w:p>
+        </w:tc>
+        <w:tc>
+          <w:tcPr>
+            <w:tcW w:type="dxa" w:w="2520"/>
+            <w:shd w:val="clear" w:color="auto" w:fill="1F2937"/>
+            <w:tcBorders>
+              <w:top w:val="single" w:sz="4" w:color="BFBFBF"/>
+              <w:left w:val="single" w:sz="4" w:color="BFBFBF"/>
+              <w:bottom w:val="single" w:sz="4" w:color="BFBFBF"/>
+              <w:right w:val="single" w:sz="4" w:color="BFBFBF"/>
+            </w:tcBorders>
+            <w:vAlign w:val="center"/>
+          </w:tcPr>
+          <w:p>
+            <w:r/>
+            <w:r>
+              <w:rPr>
+                <w:b/>
+                <w:color w:val="FFFFFF"/>
+                <w:sz w:val="20"/>
+              </w:rPr>
+              <w:t>Lead Reviewer Sign-off</w:t>
+            </w:r>
+          </w:p>
+        </w:tc>
+      </w:tr>
+      <w:tr>
+        <w:tc>
+          <w:tcPr>
+            <w:tcW w:type="dxa" w:w="2520"/>
+            <w:tcBorders>
+              <w:top w:val="single" w:sz="4" w:color="BFBFBF"/>
+              <w:left w:val="single" w:sz="4" w:color="BFBFBF"/>
+              <w:bottom w:val="single" w:sz="4" w:color="BFBFBF"/>
+              <w:right w:val="single" w:sz="4" w:color="BFBFBF"/>
+            </w:tcBorders>
+            <w:vAlign w:val="center"/>
+          </w:tcPr>
+          <w:p>
+            <w:r/>
+            <w:r>
+              <w:rPr>
+                <w:b w:val="0"/>
+                <w:sz w:val="20"/>
+              </w:rPr>
+              <w:t xml:space="preserve">ACTIVE</w:t>
+            </w:r>
+          </w:p>
+        </w:tc>
+        <w:tc>
+          <w:tcPr>
+            <w:tcW w:type="dxa" w:w="2520"/>
+            <w:tcBorders>
+              <w:top w:val="single" w:sz="4" w:color="BFBFBF"/>
+              <w:left w:val="single" w:sz="4" w:color="BFBFBF"/>
+              <w:bottom w:val="single" w:sz="4" w:color="BFBFBF"/>
+              <w:right w:val="single" w:sz="4" w:color="BFBFBF"/>
+            </w:tcBorders>
+            <w:vAlign w:val="center"/>
+          </w:tcPr>
+          <w:p>
+            <w:r/>
+            <w:r>
+              <w:rPr>
+                <w:b w:val="0"/>
+                <w:sz w:val="20"/>
+              </w:rPr>
+              <w:t xml:space="preserve">Observed slight turbidity after buffer prep.</w:t>
+            </w:r>
+          </w:p>
+        </w:tc>
+        <w:tc>
+          <w:tcPr>
+            <w:tcW w:type="dxa" w:w="2520"/>
+            <w:tcBorders>
+              <w:top w:val="single" w:sz="4" w:color="BFBFBF"/>
+              <w:left w:val="single" w:sz="4" w:color="BFBFBF"/>
+              <w:bottom w:val="single" w:sz="4" w:color="BFBFBF"/>
+              <w:right w:val="single" w:sz="4" w:color="BFBFBF"/>
+            </w:tcBorders>
+            <w:vAlign w:val="center"/>
+          </w:tcPr>
+          <w:p>
+            <w:r/>
+            <w:r>
+              <w:rPr>
+                <w:b w:val="0"/>
+                <w:sz w:val="20"/>
+              </w:rPr>
+            </w:r>
+          </w:p>
+        </w:tc>
+        <w:tc>
+          <w:tcPr>
+            <w:tcW w:type="dxa" w:w="2520"/>
+            <w:tcBorders>
+              <w:top w:val="single" w:sz="4" w:color="BFBFBF"/>
+              <w:left w:val="single" w:sz="4" w:color="BFBFBF"/>
+              <w:bottom w:val="single" w:sz="4" w:color="BFBFBF"/>
+              <w:right w:val="single" w:sz="4" w:color="BFBFBF"/>
+            </w:tcBorders>
+            <w:vAlign w:val="center"/>
+          </w:tcPr>
+          <w:p>
+            <w:r/>
+            <w:r>
+              <w:rPr>
+                <w:b w:val="0"/>
+                <w:sz w:val="18"/>
+              </w:rPr>
+              <w:t xml:space="preserve">Dr. Sarah Chen</w:t>
+              <w:br/>
+              <w:t xml:space="preserve">2026-04-01 10:35:00</w:t>
+            </w:r>
+          </w:p>
+        </w:tc>
+      </w:tr>
+      <w:tr>
+        <w:tc>
+          <w:tcPr>
+            <w:tcW w:type="dxa" w:w="2520"/>
+            <w:tcBorders>
+              <w:top w:val="single" w:sz="4" w:color="BFBFBF"/>
+              <w:left w:val="single" w:sz="4" w:color="BFBFBF"/>
+              <w:bottom w:val="single" w:sz="4" w:color="BFBFBF"/>
+              <w:right w:val="single" w:sz="4" w:color="BFBFBF"/>
+            </w:tcBorders>
+            <w:vAlign w:val="center"/>
+          </w:tcPr>
+          <w:p>
+            <w:r/>
+            <w:r>
+              <w:rPr>
+                <w:b w:val="0"/>
+                <w:sz w:val="20"/>
+              </w:rPr>
+            </w:r>
+          </w:p>
+        </w:tc>
+        <w:tc>
+          <w:tcPr>
+            <w:tcW w:type="dxa" w:w="2520"/>
+            <w:tcBorders>
+              <w:top w:val="single" w:sz="4" w:color="BFBFBF"/>
+              <w:left w:val="single" w:sz="4" w:color="BFBFBF"/>
+              <w:bottom w:val="single" w:sz="4" w:color="BFBFBF"/>
+              <w:right w:val="single" w:sz="4" w:color="BFBFBF"/>
+            </w:tcBorders>
+            <w:vAlign w:val="center"/>
+          </w:tcPr>
+          <w:p>
+            <w:r/>
+            <w:r>
+              <w:rPr>
+                <w:b w:val="0"/>
+                <w:sz w:val="20"/>
+              </w:rPr>
+            </w:r>
+          </w:p>
+        </w:tc>
+        <w:tc>
+          <w:tcPr>
+            <w:tcW w:type="dxa" w:w="2520"/>
+            <w:tcBorders>
+              <w:top w:val="single" w:sz="4" w:color="BFBFBF"/>
+              <w:left w:val="single" w:sz="4" w:color="BFBFBF"/>
+              <w:bottom w:val="single" w:sz="4" w:color="BFBFBF"/>
+              <w:right w:val="single" w:sz="4" w:color="BFBFBF"/>
+            </w:tcBorders>
+            <w:vAlign w:val="center"/>
+          </w:tcPr>
+          <w:p>
+            <w:r/>
+            <w:r>
+              <w:rPr>
+                <w:b w:val="0"/>
+                <w:sz w:val="20"/>
+              </w:rPr>
+            </w:r>
+          </w:p>
+        </w:tc>
+        <w:tc>
+          <w:tcPr>
+            <w:tcW w:type="dxa" w:w="2520"/>
+            <w:tcBorders>
+              <w:top w:val="single" w:sz="4" w:color="BFBFBF"/>
+              <w:left w:val="single" w:sz="4" w:color="BFBFBF"/>
+              <w:bottom w:val="single" w:sz="4" w:color="BFBFBF"/>
+              <w:right w:val="single" w:sz="4" w:color="BFBFBF"/>
+            </w:tcBorders>
+            <w:vAlign w:val="center"/>
+          </w:tcPr>
+          <w:p>
+            <w:r/>
+            <w:r>
+              <w:rPr>
+                <w:b w:val="0"/>
+                <w:sz w:val="20"/>
+              </w:rPr>
+            </w:r>
+          </w:p>
+        </w:tc>
+      </w:tr>
+    </w:tbl>
     <w:p>
       <w:pPr>
-        <w:spacing w:after="0" w:before="0"/>
-      </w:pPr>
-      <w:r>
-        <w:t xml:space="preserve"/>
-      </w:r>
-      <w:r>
-        <w:t xml:space="preserve"/>
-      </w:r>
-    </w:p>
-    <w:p>
-      <w:pPr>
-        <w:spacing w:after="160" w:before="0"/>
+        <w:spacing w:before="240" w:after="80"/>
       </w:pPr>
       <w:r>
         <w:rPr>
           <w:b/>
-          <w:color w:val="0F172A"/>
-          <w:sz w:val="22"/>
+          <w:color w:val="1F2937"/>
+          <w:sz w:val="28"/>
         </w:rPr>
-        <w:t>Notes &amp; Observations</w:t>
-      </w:r>
-    </w:p>
-    <w:p>
-      <w:pPr>
-        <w:spacing w:after="40" w:before="0"/>
-      </w:pPr>
-      <w:r>
-        <w:rPr>
-          <w:b/>
-          <w:color w:val="64748B"/>
-          <w:sz w:val="18"/>
-        </w:rPr>
-        <w:t xml:space="preserve">Dr. Sarah Chen  |  2026-04-01 10:35:00  |  ACTIVE</w:t>
-      </w:r>
-    </w:p>
-    <w:p>
-      <w:pPr>
-        <w:spacing w:after="160" w:before="0"/>
-      </w:pPr>
-      <w:r>
-        <w:rPr>
-          <w:color w:val="334155"/>
-          <w:sz w:val="20"/>
-        </w:rPr>
-        <w:t xml:space="preserve">Observed slight turbidity after buffer prep.</w:t>
-      </w:r>
-    </w:p>
-    <w:p>
-      <w:pPr>
-        <w:spacing w:after="0" w:before="0"/>
-      </w:pPr>
-      <w:r>
-        <w:rPr>
-          <w:color w:val="334155"/>
-          <w:sz w:val="2"/>
-        </w:rPr>
-        <w:t xml:space="preserve"/>
-      </w:r>
-      <w:r>
-        <w:t xml:space="preserve"/>
+        <w:t>6. Final Disposition &amp; Signatures</w:t>
       </w:r>
     </w:p>
     <w:p>
       <w:r>
-        <w:br w:type="page"/>
-      </w:r>
-    </w:p>
-    <w:p>
-      <w:pPr>
-        <w:spacing w:after="0" w:before="0"/>
-      </w:pPr>
-      <w:r>
-        <w:t xml:space="preserve"/>
-      </w:r>
-      <w:r>
-        <w:t xml:space="preserve"/>
-      </w:r>
-    </w:p>
-    <w:p>
-      <w:pPr>
-        <w:spacing w:after="160" w:before="0"/>
-      </w:pPr>
-      <w:r>
         <w:rPr>
-          <w:b/>
-          <w:color w:val="0F172A"/>
-          <w:sz w:val="22"/>
-        </w:rPr>
-        <w:t>Role Sign-Off</w:t>
-      </w:r>
-    </w:p>
-    <w:p>
-      <w:pPr>
-        <w:spacing w:after="240" w:before="0"/>
-      </w:pPr>
-      <w:r>
-        <w:rPr>
-          <w:b/>
-          <w:color w:val="334155"/>
+          <w:b w:val="0"/>
+          <w:i/>
+          <w:color w:val="64748B"/>
           <w:sz w:val="18"/>
         </w:rPr>
-        <w:t xml:space="preserve"/>
-      </w:r>
-      <w:r>
-        <w:rPr>
-          <w:sz w:val="177800"/>
-          <w:szCs w:val="177800"/>
-          <w:b/>
-        </w:rPr>
-        <w:t xml:space="preserve">Media Prep</w:t>
-      </w:r>
-      <w:r>
-        <w:t xml:space="preserve"/>
-      </w:r>
-    </w:p>
-    <w:p>
-      <w:pPr>
-        <w:spacing w:after="40"/>
-      </w:pPr>
-      <w:r>
-        <w:rPr>
-          <w:color w:val="787878"/>
-          <w:sz w:val="18"/>
-        </w:rPr>
-        <w:t>____________________________</w:t>
-      </w:r>
-    </w:p>
-    <w:p>
-      <w:pPr>
-        <w:spacing w:after="240"/>
-      </w:pPr>
-      <w:r>
-        <w:rPr>
-          <w:color w:val="787878"/>
-          <w:sz w:val="14"/>
-        </w:rPr>
-        <w:t>Signature / Date</w:t>
-      </w:r>
-    </w:p>
-    <w:p>
-      <w:pPr>
-        <w:spacing w:after="240" w:before="0"/>
-      </w:pPr>
-      <w:r>
-        <w:rPr>
-          <w:b/>
-          <w:color w:val="334155"/>
-          <w:sz w:val="18"/>
-        </w:rPr>
-        <w:t xml:space="preserve"/>
-      </w:r>
-      <w:r>
-        <w:t xml:space="preserve"/>
+        <w:t>By signing below, I certify that the material described herein was produced according to the specified process instructions and that all deviations have been reviewed and assessed for impact on the suitability of the material for its intended non-clinical use.</w:t>
       </w:r>
     </w:p>
     <w:p>
       <w:r>
-        <w:br w:type="page"/>
+        <w:rPr>
+          <w:b/>
+          <w:i w:val="0"/>
+          <w:sz w:val="22"/>
+        </w:rPr>
+        <w:t>Wet-Ink Sign-Off</w:t>
       </w:r>
     </w:p>
-    <w:p>
-      <w:pPr>
-        <w:spacing w:after="240" w:before="0"/>
-      </w:pPr>
-      <w:r>
-        <w:t xml:space="preserve"/>
-      </w:r>
-      <w:r>
-        <w:rPr>
-          <w:sz w:val="177800"/>
-          <w:szCs w:val="177800"/>
-          <w:b/>
-        </w:rPr>
-        <w:t xml:space="preserve">QC</w:t>
-      </w:r>
-      <w:r>
-        <w:t xml:space="preserve"/>
-      </w:r>
-    </w:p>
-    <w:p>
-      <w:pPr>
-        <w:spacing w:after="40"/>
-      </w:pPr>
-      <w:r>
-        <w:rPr>
-          <w:color w:val="787878"/>
-          <w:sz w:val="18"/>
-        </w:rPr>
-        <w:t>____________________________</w:t>
-      </w:r>
-    </w:p>
-    <w:p>
-      <w:pPr>
-        <w:spacing w:after="240"/>
-      </w:pPr>
-      <w:r>
-        <w:rPr>
-          <w:color w:val="787878"/>
-          <w:sz w:val="14"/>
-        </w:rPr>
-        <w:t>Signature / Date</w:t>
-      </w:r>
-    </w:p>
-    <w:p>
-      <w:r>
-        <w:t/>
-      </w:r>
-    </w:p>
+    <w:tbl>
+      <w:tblPr>
+        <w:tblW w:type="auto" w:w="0"/>
+        <w:tblLook w:firstColumn="1" w:firstRow="1" w:lastColumn="0" w:lastRow="0" w:noHBand="0" w:noVBand="1" w:val="04A0"/>
+      </w:tblPr>
+      <w:tblGrid>
+        <w:gridCol w:w="2520"/>
+        <w:gridCol w:w="2520"/>
+        <w:gridCol w:w="2520"/>
+        <w:gridCol w:w="2520"/>
+      </w:tblGrid>
+      <w:tr>
+        <w:tc>
+          <w:tcPr>
+            <w:tcW w:type="dxa" w:w="2520"/>
+            <w:shd w:val="clear" w:color="auto" w:fill="1F2937"/>
+            <w:tcBorders>
+              <w:top w:val="single" w:sz="4" w:color="BFBFBF"/>
+              <w:left w:val="single" w:sz="4" w:color="BFBFBF"/>
+              <w:bottom w:val="single" w:sz="4" w:color="BFBFBF"/>
+              <w:right w:val="single" w:sz="4" w:color="BFBFBF"/>
+            </w:tcBorders>
+            <w:vAlign w:val="center"/>
+          </w:tcPr>
+          <w:p>
+            <w:r/>
+            <w:r>
+              <w:rPr>
+                <w:b/>
+                <w:color w:val="FFFFFF"/>
+                <w:sz w:val="20"/>
+              </w:rPr>
+              <w:t>Role</w:t>
+            </w:r>
+          </w:p>
+        </w:tc>
+        <w:tc>
+          <w:tcPr>
+            <w:tcW w:type="dxa" w:w="2520"/>
+            <w:shd w:val="clear" w:color="auto" w:fill="1F2937"/>
+            <w:tcBorders>
+              <w:top w:val="single" w:sz="4" w:color="BFBFBF"/>
+              <w:left w:val="single" w:sz="4" w:color="BFBFBF"/>
+              <w:bottom w:val="single" w:sz="4" w:color="BFBFBF"/>
+              <w:right w:val="single" w:sz="4" w:color="BFBFBF"/>
+            </w:tcBorders>
+            <w:vAlign w:val="center"/>
+          </w:tcPr>
+          <w:p>
+            <w:r/>
+            <w:r>
+              <w:rPr>
+                <w:b/>
+                <w:color w:val="FFFFFF"/>
+                <w:sz w:val="20"/>
+              </w:rPr>
+              <w:t>Name (Print)</w:t>
+            </w:r>
+          </w:p>
+        </w:tc>
+        <w:tc>
+          <w:tcPr>
+            <w:tcW w:type="dxa" w:w="2520"/>
+            <w:shd w:val="clear" w:color="auto" w:fill="1F2937"/>
+            <w:tcBorders>
+              <w:top w:val="single" w:sz="4" w:color="BFBFBF"/>
+              <w:left w:val="single" w:sz="4" w:color="BFBFBF"/>
+              <w:bottom w:val="single" w:sz="4" w:color="BFBFBF"/>
+              <w:right w:val="single" w:sz="4" w:color="BFBFBF"/>
+            </w:tcBorders>
+            <w:vAlign w:val="center"/>
+          </w:tcPr>
+          <w:p>
+            <w:r/>
+            <w:r>
+              <w:rPr>
+                <w:b/>
+                <w:color w:val="FFFFFF"/>
+                <w:sz w:val="20"/>
+              </w:rPr>
+              <w:t>Signature</w:t>
+            </w:r>
+          </w:p>
+        </w:tc>
+        <w:tc>
+          <w:tcPr>
+            <w:tcW w:type="dxa" w:w="2520"/>
+            <w:shd w:val="clear" w:color="auto" w:fill="1F2937"/>
+            <w:tcBorders>
+              <w:top w:val="single" w:sz="4" w:color="BFBFBF"/>
+              <w:left w:val="single" w:sz="4" w:color="BFBFBF"/>
+              <w:bottom w:val="single" w:sz="4" w:color="BFBFBF"/>
+              <w:right w:val="single" w:sz="4" w:color="BFBFBF"/>
+            </w:tcBorders>
+            <w:vAlign w:val="center"/>
+          </w:tcPr>
+          <w:p>
+            <w:r/>
+            <w:r>
+              <w:rPr>
+                <w:b/>
+                <w:color w:val="FFFFFF"/>
+                <w:sz w:val="20"/>
+              </w:rPr>
+              <w:t>Date</w:t>
+            </w:r>
+          </w:p>
+        </w:tc>
+      </w:tr>
+      <w:tr>
+        <w:tc>
+          <w:tcPr>
+            <w:tcW w:type="dxa" w:w="2520"/>
+            <w:shd w:val="clear" w:color="auto" w:fill="F1F5F9"/>
+            <w:tcBorders>
+              <w:top w:val="single" w:sz="4" w:color="BFBFBF"/>
+              <w:left w:val="single" w:sz="4" w:color="BFBFBF"/>
+              <w:bottom w:val="single" w:sz="4" w:color="BFBFBF"/>
+              <w:right w:val="single" w:sz="4" w:color="BFBFBF"/>
+            </w:tcBorders>
+            <w:vAlign w:val="center"/>
+          </w:tcPr>
+          <w:p>
+            <w:r/>
+            <w:r>
+              <w:rPr>
+                <w:b/>
+                <w:sz w:val="20"/>
+              </w:rPr>
+              <w:t>Lead Operator / Engineer</w:t>
+            </w:r>
+          </w:p>
+        </w:tc>
+        <w:tc>
+          <w:tcPr>
+            <w:tcW w:type="dxa" w:w="2520"/>
+            <w:tcBorders>
+              <w:top w:val="single" w:sz="4" w:color="BFBFBF"/>
+              <w:left w:val="single" w:sz="4" w:color="BFBFBF"/>
+              <w:bottom w:val="single" w:sz="4" w:color="BFBFBF"/>
+              <w:right w:val="single" w:sz="4" w:color="BFBFBF"/>
+            </w:tcBorders>
+            <w:vAlign w:val="center"/>
+          </w:tcPr>
+          <w:p>
+            <w:r/>
+            <w:r>
+              <w:rPr>
+                <w:b w:val="0"/>
+                <w:sz w:val="20"/>
+              </w:rPr>
+            </w:r>
+          </w:p>
+        </w:tc>
+        <w:tc>
+          <w:tcPr>
+            <w:tcW w:type="dxa" w:w="2520"/>
+            <w:tcBorders>
+              <w:top w:val="single" w:sz="4" w:color="BFBFBF"/>
+              <w:left w:val="single" w:sz="4" w:color="BFBFBF"/>
+              <w:bottom w:val="single" w:sz="4" w:color="BFBFBF"/>
+              <w:right w:val="single" w:sz="4" w:color="BFBFBF"/>
+            </w:tcBorders>
+            <w:vAlign w:val="center"/>
+          </w:tcPr>
+          <w:p>
+            <w:r/>
+            <w:r>
+              <w:rPr>
+                <w:b w:val="0"/>
+                <w:sz w:val="20"/>
+              </w:rPr>
+            </w:r>
+          </w:p>
+        </w:tc>
+        <w:tc>
+          <w:tcPr>
+            <w:tcW w:type="dxa" w:w="2520"/>
+            <w:tcBorders>
+              <w:top w:val="single" w:sz="4" w:color="BFBFBF"/>
+              <w:left w:val="single" w:sz="4" w:color="BFBFBF"/>
+              <w:bottom w:val="single" w:sz="4" w:color="BFBFBF"/>
+              <w:right w:val="single" w:sz="4" w:color="BFBFBF"/>
+            </w:tcBorders>
+            <w:vAlign w:val="center"/>
+          </w:tcPr>
+          <w:p>
+            <w:r/>
+            <w:r>
+              <w:rPr>
+                <w:b w:val="0"/>
+                <w:sz w:val="20"/>
+              </w:rPr>
+            </w:r>
+          </w:p>
+        </w:tc>
+      </w:tr>
+      <w:tr>
+        <w:tc>
+          <w:tcPr>
+            <w:tcW w:type="dxa" w:w="2520"/>
+            <w:shd w:val="clear" w:color="auto" w:fill="F1F5F9"/>
+            <w:tcBorders>
+              <w:top w:val="single" w:sz="4" w:color="BFBFBF"/>
+              <w:left w:val="single" w:sz="4" w:color="BFBFBF"/>
+              <w:bottom w:val="single" w:sz="4" w:color="BFBFBF"/>
+              <w:right w:val="single" w:sz="4" w:color="BFBFBF"/>
+            </w:tcBorders>
+            <w:vAlign w:val="center"/>
+          </w:tcPr>
+          <w:p>
+            <w:r/>
+            <w:r>
+              <w:rPr>
+                <w:b/>
+                <w:sz w:val="20"/>
+              </w:rPr>
+              <w:t>Process Development Lead</w:t>
+            </w:r>
+          </w:p>
+        </w:tc>
+        <w:tc>
+          <w:tcPr>
+            <w:tcW w:type="dxa" w:w="2520"/>
+            <w:tcBorders>
+              <w:top w:val="single" w:sz="4" w:color="BFBFBF"/>
+              <w:left w:val="single" w:sz="4" w:color="BFBFBF"/>
+              <w:bottom w:val="single" w:sz="4" w:color="BFBFBF"/>
+              <w:right w:val="single" w:sz="4" w:color="BFBFBF"/>
+            </w:tcBorders>
+            <w:vAlign w:val="center"/>
+          </w:tcPr>
+          <w:p>
+            <w:r/>
+            <w:r>
+              <w:rPr>
+                <w:b w:val="0"/>
+                <w:sz w:val="20"/>
+              </w:rPr>
+            </w:r>
+          </w:p>
+        </w:tc>
+        <w:tc>
+          <w:tcPr>
+            <w:tcW w:type="dxa" w:w="2520"/>
+            <w:tcBorders>
+              <w:top w:val="single" w:sz="4" w:color="BFBFBF"/>
+              <w:left w:val="single" w:sz="4" w:color="BFBFBF"/>
+              <w:bottom w:val="single" w:sz="4" w:color="BFBFBF"/>
+              <w:right w:val="single" w:sz="4" w:color="BFBFBF"/>
+            </w:tcBorders>
+            <w:vAlign w:val="center"/>
+          </w:tcPr>
+          <w:p>
+            <w:r/>
+            <w:r>
+              <w:rPr>
+                <w:b w:val="0"/>
+                <w:sz w:val="20"/>
+              </w:rPr>
+            </w:r>
+          </w:p>
+        </w:tc>
+        <w:tc>
+          <w:tcPr>
+            <w:tcW w:type="dxa" w:w="2520"/>
+            <w:tcBorders>
+              <w:top w:val="single" w:sz="4" w:color="BFBFBF"/>
+              <w:left w:val="single" w:sz="4" w:color="BFBFBF"/>
+              <w:bottom w:val="single" w:sz="4" w:color="BFBFBF"/>
+              <w:right w:val="single" w:sz="4" w:color="BFBFBF"/>
+            </w:tcBorders>
+            <w:vAlign w:val="center"/>
+          </w:tcPr>
+          <w:p>
+            <w:r/>
+            <w:r>
+              <w:rPr>
+                <w:b w:val="0"/>
+                <w:sz w:val="20"/>
+              </w:rPr>
+            </w:r>
+          </w:p>
+        </w:tc>
+      </w:tr>
+      <w:tr>
+        <w:tc>
+          <w:tcPr>
+            <w:tcW w:type="dxa" w:w="2520"/>
+            <w:shd w:val="clear" w:color="auto" w:fill="F1F5F9"/>
+            <w:tcBorders>
+              <w:top w:val="single" w:sz="4" w:color="BFBFBF"/>
+              <w:left w:val="single" w:sz="4" w:color="BFBFBF"/>
+              <w:bottom w:val="single" w:sz="4" w:color="BFBFBF"/>
+              <w:right w:val="single" w:sz="4" w:color="BFBFBF"/>
+            </w:tcBorders>
+            <w:vAlign w:val="center"/>
+          </w:tcPr>
+          <w:p>
+            <w:r/>
+            <w:r>
+              <w:rPr>
+                <w:b/>
+                <w:sz w:val="20"/>
+              </w:rPr>
+              <w:t>Quality / Compliance (if applicable)</w:t>
+            </w:r>
+          </w:p>
+        </w:tc>
+        <w:tc>
+          <w:tcPr>
+            <w:tcW w:type="dxa" w:w="2520"/>
+            <w:tcBorders>
+              <w:top w:val="single" w:sz="4" w:color="BFBFBF"/>
+              <w:left w:val="single" w:sz="4" w:color="BFBFBF"/>
+              <w:bottom w:val="single" w:sz="4" w:color="BFBFBF"/>
+              <w:right w:val="single" w:sz="4" w:color="BFBFBF"/>
+            </w:tcBorders>
+            <w:vAlign w:val="center"/>
+          </w:tcPr>
+          <w:p>
+            <w:r/>
+            <w:r>
+              <w:rPr>
+                <w:b w:val="0"/>
+                <w:sz w:val="20"/>
+              </w:rPr>
+            </w:r>
+          </w:p>
+        </w:tc>
+        <w:tc>
+          <w:tcPr>
+            <w:tcW w:type="dxa" w:w="2520"/>
+            <w:tcBorders>
+              <w:top w:val="single" w:sz="4" w:color="BFBFBF"/>
+              <w:left w:val="single" w:sz="4" w:color="BFBFBF"/>
+              <w:bottom w:val="single" w:sz="4" w:color="BFBFBF"/>
+              <w:right w:val="single" w:sz="4" w:color="BFBFBF"/>
+            </w:tcBorders>
+            <w:vAlign w:val="center"/>
+          </w:tcPr>
+          <w:p>
+            <w:r/>
+            <w:r>
+              <w:rPr>
+                <w:b w:val="0"/>
+                <w:sz w:val="20"/>
+              </w:rPr>
+            </w:r>
+          </w:p>
+        </w:tc>
+        <w:tc>
+          <w:tcPr>
+            <w:tcW w:type="dxa" w:w="2520"/>
+            <w:tcBorders>
+              <w:top w:val="single" w:sz="4" w:color="BFBFBF"/>
+              <w:left w:val="single" w:sz="4" w:color="BFBFBF"/>
+              <w:bottom w:val="single" w:sz="4" w:color="BFBFBF"/>
+              <w:right w:val="single" w:sz="4" w:color="BFBFBF"/>
+            </w:tcBorders>
+            <w:vAlign w:val="center"/>
+          </w:tcPr>
+          <w:p>
+            <w:r/>
+            <w:r>
+              <w:rPr>
+                <w:b w:val="0"/>
+                <w:sz w:val="20"/>
+              </w:rPr>
+            </w:r>
+          </w:p>
+        </w:tc>
+      </w:tr>
+    </w:tbl>
     <w:sectPr>
-      <w:headerReference w:type="default" r:id="rId9"/>
-      <w:footerReference w:type="default" r:id="rId10"/>
       <w:pgSz w:w="12240" w:h="15840"/>
-      <w:pgMar w:top="1440" w:right="1080" w:bottom="1440" w:left="1080" w:header="720" w:footer="720" w:gutter="0"/>
+      <w:pgMar w:top="720" w:right="1080" w:bottom="720" w:left="1080" w:header="720" w:footer="720" w:gutter="0"/>
       <w:cols w:space="720"/>
       <w:docGrid w:linePitch="360"/>
     </w:sectPr>
   </w:body>
 </w:document>
-</file>
-
-<file path=word/footer1.xml><?xml version="1.0" encoding="utf-8"?>
-<w:ftr xmlns:m="http://schemas.openxmlformats.org/officeDocument/2006/math" xmlns:mc="http://schemas.openxmlformats.org/markup-compatibility/2006" xmlns:mo="http://schemas.microsoft.com/office/mac/office/2008/main" xmlns:mv="urn:schemas-microsoft-com:mac:vml" xmlns:o="urn:schemas-microsoft-com:office:office" xmlns:r="http://schemas.openxmlformats.org/officeDocument/2006/relationships" xmlns:v="urn:schemas-microsoft-com:vml" xmlns:w10="urn:schemas-microsoft-com:office:word" xmlns:w14="http://schemas.microsoft.com/office/word/2010/wordml" xmlns:w="http://schemas.openxmlformats.org/wordprocessingml/2006/main" xmlns:wne="http://schemas.microsoft.com/office/word/2006/wordml" xmlns:wp14="http://schemas.microsoft.com/office/word/2010/wordprocessingDrawing" xmlns:wp="http://schemas.openxmlformats.org/drawingml/2006/wordprocessingDrawing" xmlns:wpc="http://schemas.microsoft.com/office/word/2010/wordprocessingCanvas" xmlns:wpg="http://schemas.microsoft.com/office/word/2010/wordprocessingGroup" xmlns:wpi="http://schemas.microsoft.com/office/word/2010/wordprocessingInk" xmlns:wps="http://schemas.microsoft.com/office/word/2010/wordprocessingShape" mc:Ignorable="w14 wp14">
-  <w:p>
-    <w:pPr>
-      <w:pStyle w:val="Footer"/>
-      <w:jc w:val="center"/>
-    </w:pPr>
-    <w:r>
-      <w:rPr>
-        <w:color w:val="969696"/>
-        <w:sz w:val="16"/>
-      </w:rPr>
-      <w:t xml:space="preserve">Page </w:t>
-      <w:fldChar w:fldCharType="begin"/>
-      <w:instrText> PAGE </w:instrText>
-      <w:fldChar w:fldCharType="end"/>
-    </w:r>
-    <w:r>
-      <w:rPr>
-        <w:color w:val="969696"/>
-        <w:sz w:val="16"/>
-      </w:rPr>
-      <w:t xml:space="preserve"> / </w:t>
-      <w:fldChar w:fldCharType="begin"/>
-      <w:instrText> NUMPAGES </w:instrText>
-      <w:fldChar w:fldCharType="end"/>
-    </w:r>
-  </w:p>
-</w:ftr>
-</file>
-
-<file path=word/header1.xml><?xml version="1.0" encoding="utf-8"?>
-<w:hdr xmlns:m="http://schemas.openxmlformats.org/officeDocument/2006/math" xmlns:mc="http://schemas.openxmlformats.org/markup-compatibility/2006" xmlns:mo="http://schemas.microsoft.com/office/mac/office/2008/main" xmlns:mv="urn:schemas-microsoft-com:mac:vml" xmlns:o="urn:schemas-microsoft-com:office:office" xmlns:r="http://schemas.openxmlformats.org/officeDocument/2006/relationships" xmlns:v="urn:schemas-microsoft-com:vml" xmlns:w10="urn:schemas-microsoft-com:office:word" xmlns:w14="http://schemas.microsoft.com/office/word/2010/wordml" xmlns:w="http://schemas.openxmlformats.org/wordprocessingml/2006/main" xmlns:wne="http://schemas.microsoft.com/office/word/2006/wordml" xmlns:wp14="http://schemas.microsoft.com/office/word/2010/wordprocessingDrawing" xmlns:wp="http://schemas.openxmlformats.org/drawingml/2006/wordprocessingDrawing" xmlns:wpc="http://schemas.microsoft.com/office/word/2010/wordprocessingCanvas" xmlns:wpg="http://schemas.microsoft.com/office/word/2010/wordprocessingGroup" xmlns:wpi="http://schemas.microsoft.com/office/word/2010/wordprocessingInk" xmlns:wps="http://schemas.microsoft.com/office/word/2010/wordprocessingShape" mc:Ignorable="w14 wp14">
-  <w:p>
-    <w:pPr>
-      <w:pStyle w:val="Header"/>
-      <w:tabs>
-        <w:tab w:pos="10080" w:val="right"/>
-      </w:tabs>
-      <w:jc w:val="left"/>
-    </w:pPr>
-    <w:r>
-      <w:rPr>
-        <w:i/>
-        <w:color w:val="787878"/>
-        <w:sz w:val="18"/>
-      </w:rPr>
-      <w:t xml:space="preserve">BATCH RECORD: Multi-Role Buffer Protocol</w:t>
-      <w:tab/>
-    </w:r>
-    <w:r>
-      <w:rPr>
-        <w:i/>
-        <w:color w:val="787878"/>
-        <w:sz w:val="18"/>
-      </w:rPr>
-      <w:t xml:space="preserve">v2  |  April 1, 2026</w:t>
-    </w:r>
-  </w:p>
-</w:hdr>
 </file>
 
 <file path=word/numbering.xml><?xml version="1.0" encoding="utf-8"?>

--- a/backend/tests/artifacts/templates/batch_record_filled_edited_gmp.docx
+++ b/backend/tests/artifacts/templates/batch_record_filled_edited_gmp.docx
@@ -4,15 +4,50 @@
   <w:body>
     <w:p>
       <w:pPr>
+        <w:spacing w:after="40"/>
         <w:jc w:val="center"/>
       </w:pPr>
       <w:r>
         <w:rPr>
+          <w:rFonts w:ascii="Arial" w:hAnsi="Arial" w:cs="Arial"/>
           <w:b/>
-          <w:color w:val="0F172A"/>
+          <w:i w:val="0"/>
+          <w:color w:val="000000"/>
           <w:sz w:val="36"/>
         </w:rPr>
         <w:t xml:space="preserve">Multi-Role Buffer Protocol</w:t>
+      </w:r>
+    </w:p>
+    <w:p>
+      <w:pPr>
+        <w:spacing w:after="40"/>
+        <w:jc w:val="center"/>
+      </w:pPr>
+      <w:r>
+        <w:rPr>
+          <w:rFonts w:ascii="Arial" w:hAnsi="Arial" w:cs="Arial"/>
+          <w:b w:val="0"/>
+          <w:i/>
+          <w:color w:val="5F6368"/>
+          <w:sz w:val="22"/>
+        </w:rPr>
+        <w:t>Batch Manufacturing Record</w:t>
+      </w:r>
+    </w:p>
+    <w:p>
+      <w:pPr>
+        <w:spacing w:after="160"/>
+        <w:jc w:val="center"/>
+      </w:pPr>
+      <w:r>
+        <w:rPr>
+          <w:rFonts w:ascii="Arial" w:hAnsi="Arial" w:cs="Arial"/>
+          <w:b w:val="0"/>
+          <w:i w:val="0"/>
+          <w:color w:val="5F6368"/>
+          <w:sz w:val="20"/>
+        </w:rPr>
+        <w:t xml:space="preserve"/>
       </w:r>
     </w:p>
     <w:p>
@@ -21,67 +56,43 @@
       </w:pPr>
       <w:r>
         <w:rPr>
-          <w:i/>
-          <w:color w:val="475569"/>
-          <w:sz w:val="22"/>
-        </w:rPr>
-        <w:t>Toxicology Study Material Manufacturing Record</w:t>
-      </w:r>
-    </w:p>
-    <w:p>
-      <w:pPr>
-        <w:jc w:val="center"/>
-      </w:pPr>
-      <w:r>
-        <w:rPr>
-          <w:color w:val="64748B"/>
-          <w:sz w:val="18"/>
-        </w:rPr>
-        <w:t>Informal Designation: "GLP Level Batch Record"</w:t>
-      </w:r>
-    </w:p>
-    <w:p>
-      <w:r>
-        <w:rPr>
+          <w:rFonts w:ascii="Arial" w:hAnsi="Arial" w:cs="Arial"/>
           <w:b w:val="0"/>
           <w:i w:val="0"/>
-          <w:color w:val="334155"/>
-          <w:sz w:val="20"/>
-        </w:rPr>
-        <w:t>Purpose: To document the manufacturing process for non-clinical test articles intended for use in Good Laboratory Practice (GLP) studies. This record provides a complete history of material production, including all raw materials, equipment, process steps, and deviations.</w:t>
-      </w:r>
-    </w:p>
-    <w:p>
-      <w:r>
-        <w:rPr>
-          <w:b w:val="0"/>
-          <w:i w:val="0"/>
-          <w:color w:val="475569"/>
+          <w:color w:val="5F6368"/>
           <w:sz w:val="18"/>
         </w:rPr>
         <w:t xml:space="preserve">Run: Run-2026-002 (Edited)    Status: ACTIVE    Started:     Completed: </w:t>
       </w:r>
     </w:p>
     <w:p>
+      <w:pPr>
+        <w:spacing w:after="120"/>
+        <w:jc w:val="center"/>
+      </w:pPr>
       <w:r>
         <w:rPr>
+          <w:rFonts w:ascii="Arial" w:hAnsi="Arial" w:cs="Arial"/>
           <w:b w:val="0"/>
           <w:i w:val="0"/>
-          <w:color w:val="475569"/>
+          <w:color w:val="5F6368"/>
           <w:sz w:val="18"/>
         </w:rPr>
-        <w:t xml:space="preserve">Project:     Organization:     Protocol Version: v2    Generated: April 1, 2026</w:t>
+        <w:t xml:space="preserve">Project:     Protocol Version: v2    Generated: April 1, 2026</w:t>
       </w:r>
     </w:p>
     <w:p>
       <w:pPr>
-        <w:spacing w:before="240" w:after="80"/>
+        <w:keepNext/>
+        <w:spacing w:before="280" w:after="80"/>
       </w:pPr>
       <w:r>
         <w:rPr>
+          <w:rFonts w:ascii="Arial" w:hAnsi="Arial" w:cs="Arial"/>
           <w:b/>
-          <w:color w:val="1F2937"/>
-          <w:sz w:val="28"/>
+          <w:i w:val="0"/>
+          <w:color w:val="000000"/>
+          <w:sz w:val="26"/>
         </w:rPr>
         <w:t>1. General Information</w:t>
       </w:r>
@@ -89,8 +100,8 @@
     <w:tbl>
       <w:tblPr>
         <w:tblW w:type="auto" w:w="0"/>
-        <w:tblLayout w:type="autofit"/>
         <w:tblLook w:firstColumn="1" w:firstRow="1" w:lastColumn="0" w:lastRow="0" w:noHBand="0" w:noVBand="1" w:val="04A0"/>
+        <w:tblLayout w:type="fixed"/>
       </w:tblPr>
       <w:tblGrid>
         <w:gridCol w:w="5040"/>
@@ -99,8 +110,8 @@
       <w:tr>
         <w:tc>
           <w:tcPr>
-            <w:tcW w:type="dxa" w:w="3600"/>
-            <w:shd w:val="clear" w:color="auto" w:fill="1F2937"/>
+            <w:tcW w:type="dxa" w:w="3400"/>
+            <w:shd w:val="clear" w:color="auto" w:fill="F1F3F4"/>
             <w:tcBorders>
               <w:top w:val="single" w:sz="4" w:color="BFBFBF"/>
               <w:left w:val="single" w:sz="4" w:color="BFBFBF"/>
@@ -113,8 +124,10 @@
             <w:r/>
             <w:r>
               <w:rPr>
+                <w:rFonts w:ascii="Arial" w:hAnsi="Arial" w:cs="Arial"/>
                 <w:b/>
-                <w:color w:val="FFFFFF"/>
+                <w:i w:val="0"/>
+                <w:color w:val="000000"/>
                 <w:sz w:val="20"/>
               </w:rPr>
               <w:t>Product Name / Candidate</w:t>
@@ -123,7 +136,7 @@
         </w:tc>
         <w:tc>
           <w:tcPr>
-            <w:tcW w:type="dxa" w:w="5040"/>
+            <w:tcW w:type="dxa" w:w="6400"/>
             <w:tcBorders>
               <w:top w:val="single" w:sz="4" w:color="BFBFBF"/>
               <w:left w:val="single" w:sz="4" w:color="BFBFBF"/>
@@ -136,7 +149,10 @@
             <w:r/>
             <w:r>
               <w:rPr>
+                <w:rFonts w:ascii="Arial" w:hAnsi="Arial" w:cs="Arial"/>
                 <w:b w:val="0"/>
+                <w:i w:val="0"/>
+                <w:color w:val="000000"/>
                 <w:sz w:val="20"/>
               </w:rPr>
               <w:t xml:space="preserve">Multi-Role Buffer Protocol</w:t>
@@ -147,8 +163,8 @@
       <w:tr>
         <w:tc>
           <w:tcPr>
-            <w:tcW w:type="dxa" w:w="3600"/>
-            <w:shd w:val="clear" w:color="auto" w:fill="1F2937"/>
+            <w:tcW w:type="dxa" w:w="3400"/>
+            <w:shd w:val="clear" w:color="auto" w:fill="F1F3F4"/>
             <w:tcBorders>
               <w:top w:val="single" w:sz="4" w:color="BFBFBF"/>
               <w:left w:val="single" w:sz="4" w:color="BFBFBF"/>
@@ -161,8 +177,10 @@
             <w:r/>
             <w:r>
               <w:rPr>
+                <w:rFonts w:ascii="Arial" w:hAnsi="Arial" w:cs="Arial"/>
                 <w:b/>
-                <w:color w:val="FFFFFF"/>
+                <w:i w:val="0"/>
+                <w:color w:val="000000"/>
                 <w:sz w:val="20"/>
               </w:rPr>
               <w:t>Batch / Lot Number</w:t>
@@ -171,7 +189,7 @@
         </w:tc>
         <w:tc>
           <w:tcPr>
-            <w:tcW w:type="dxa" w:w="5040"/>
+            <w:tcW w:type="dxa" w:w="6400"/>
             <w:tcBorders>
               <w:top w:val="single" w:sz="4" w:color="BFBFBF"/>
               <w:left w:val="single" w:sz="4" w:color="BFBFBF"/>
@@ -184,7 +202,10 @@
             <w:r/>
             <w:r>
               <w:rPr>
+                <w:rFonts w:ascii="Arial" w:hAnsi="Arial" w:cs="Arial"/>
                 <w:b w:val="0"/>
+                <w:i w:val="0"/>
+                <w:color w:val="000000"/>
                 <w:sz w:val="20"/>
               </w:rPr>
               <w:t xml:space="preserve">Run-2026-002 (Edited)</w:t>
@@ -195,8 +216,8 @@
       <w:tr>
         <w:tc>
           <w:tcPr>
-            <w:tcW w:type="dxa" w:w="3600"/>
-            <w:shd w:val="clear" w:color="auto" w:fill="1F2937"/>
+            <w:tcW w:type="dxa" w:w="3400"/>
+            <w:shd w:val="clear" w:color="auto" w:fill="F1F3F4"/>
             <w:tcBorders>
               <w:top w:val="single" w:sz="4" w:color="BFBFBF"/>
               <w:left w:val="single" w:sz="4" w:color="BFBFBF"/>
@@ -209,8 +230,10 @@
             <w:r/>
             <w:r>
               <w:rPr>
+                <w:rFonts w:ascii="Arial" w:hAnsi="Arial" w:cs="Arial"/>
                 <w:b/>
-                <w:color w:val="FFFFFF"/>
+                <w:i w:val="0"/>
+                <w:color w:val="000000"/>
                 <w:sz w:val="20"/>
               </w:rPr>
               <w:t>Target Yield / Scale</w:t>
@@ -219,7 +242,7 @@
         </w:tc>
         <w:tc>
           <w:tcPr>
-            <w:tcW w:type="dxa" w:w="5040"/>
+            <w:tcW w:type="dxa" w:w="6400"/>
             <w:tcBorders>
               <w:top w:val="single" w:sz="4" w:color="BFBFBF"/>
               <w:left w:val="single" w:sz="4" w:color="BFBFBF"/>
@@ -232,9 +255,13 @@
             <w:r/>
             <w:r>
               <w:rPr>
+                <w:rFonts w:ascii="Arial" w:hAnsi="Arial" w:cs="Arial"/>
                 <w:b w:val="0"/>
+                <w:i w:val="0"/>
+                <w:color w:val="000000"/>
                 <w:sz w:val="20"/>
               </w:rPr>
+              <w:t xml:space="preserve"/>
             </w:r>
           </w:p>
         </w:tc>
@@ -242,8 +269,8 @@
       <w:tr>
         <w:tc>
           <w:tcPr>
-            <w:tcW w:type="dxa" w:w="3600"/>
-            <w:shd w:val="clear" w:color="auto" w:fill="1F2937"/>
+            <w:tcW w:type="dxa" w:w="3400"/>
+            <w:shd w:val="clear" w:color="auto" w:fill="F1F3F4"/>
             <w:tcBorders>
               <w:top w:val="single" w:sz="4" w:color="BFBFBF"/>
               <w:left w:val="single" w:sz="4" w:color="BFBFBF"/>
@@ -256,8 +283,10 @@
             <w:r/>
             <w:r>
               <w:rPr>
+                <w:rFonts w:ascii="Arial" w:hAnsi="Arial" w:cs="Arial"/>
                 <w:b/>
-                <w:color w:val="FFFFFF"/>
+                <w:i w:val="0"/>
+                <w:color w:val="000000"/>
                 <w:sz w:val="20"/>
               </w:rPr>
               <w:t>Process SOP / Protocol Reference</w:t>
@@ -266,7 +295,7 @@
         </w:tc>
         <w:tc>
           <w:tcPr>
-            <w:tcW w:type="dxa" w:w="5040"/>
+            <w:tcW w:type="dxa" w:w="6400"/>
             <w:tcBorders>
               <w:top w:val="single" w:sz="4" w:color="BFBFBF"/>
               <w:left w:val="single" w:sz="4" w:color="BFBFBF"/>
@@ -279,7 +308,10 @@
             <w:r/>
             <w:r>
               <w:rPr>
+                <w:rFonts w:ascii="Arial" w:hAnsi="Arial" w:cs="Arial"/>
                 <w:b w:val="0"/>
+                <w:i w:val="0"/>
+                <w:color w:val="000000"/>
                 <w:sz w:val="20"/>
               </w:rPr>
               <w:t xml:space="preserve">Multi-Role Buffer Protocol (v2)</w:t>
@@ -290,32 +322,40 @@
     </w:tbl>
     <w:p>
       <w:pPr>
-        <w:spacing w:before="240" w:after="80"/>
+        <w:keepNext/>
+        <w:spacing w:before="280" w:after="80"/>
       </w:pPr>
       <w:r>
         <w:rPr>
+          <w:rFonts w:ascii="Arial" w:hAnsi="Arial" w:cs="Arial"/>
           <w:b/>
-          <w:color w:val="1F2937"/>
-          <w:sz w:val="28"/>
+          <w:i w:val="0"/>
+          <w:color w:val="000000"/>
+          <w:sz w:val="26"/>
         </w:rPr>
         <w:t>2. Bill of Materials (BOM)</w:t>
       </w:r>
     </w:p>
     <w:p>
+      <w:pPr>
+        <w:spacing w:after="80"/>
+      </w:pPr>
       <w:r>
         <w:rPr>
+          <w:rFonts w:ascii="Arial" w:hAnsi="Arial" w:cs="Arial"/>
           <w:b w:val="0"/>
           <w:i/>
-          <w:color w:val="64748B"/>
+          <w:color w:val="5F6368"/>
           <w:sz w:val="18"/>
         </w:rPr>
-        <w:t>Record all raw materials, media, and buffers utilized in this run. If material data is captured by the system, rows are populated automatically; otherwise complete manually.</w:t>
+        <w:t>Record all raw materials, media, and buffers utilized in this run.</w:t>
       </w:r>
     </w:p>
     <w:tbl>
       <w:tblPr>
         <w:tblW w:type="auto" w:w="0"/>
         <w:tblLook w:firstColumn="1" w:firstRow="1" w:lastColumn="0" w:lastRow="0" w:noHBand="0" w:noVBand="1" w:val="04A0"/>
+        <w:tblLayout w:type="fixed"/>
       </w:tblPr>
       <w:tblGrid>
         <w:gridCol w:w="2016"/>
@@ -327,8 +367,8 @@
       <w:tr>
         <w:tc>
           <w:tcPr>
-            <w:tcW w:type="dxa" w:w="2016"/>
-            <w:shd w:val="clear" w:color="auto" w:fill="1F2937"/>
+            <w:tcW w:type="dxa" w:w="3000"/>
+            <w:shd w:val="clear" w:color="auto" w:fill="E8EAED"/>
             <w:tcBorders>
               <w:top w:val="single" w:sz="4" w:color="BFBFBF"/>
               <w:left w:val="single" w:sz="4" w:color="BFBFBF"/>
@@ -341,8 +381,10 @@
             <w:r/>
             <w:r>
               <w:rPr>
+                <w:rFonts w:ascii="Arial" w:hAnsi="Arial" w:cs="Arial"/>
                 <w:b/>
-                <w:color w:val="FFFFFF"/>
+                <w:i w:val="0"/>
+                <w:color w:val="000000"/>
                 <w:sz w:val="20"/>
               </w:rPr>
               <w:t>Material Description</w:t>
@@ -351,8 +393,8 @@
         </w:tc>
         <w:tc>
           <w:tcPr>
-            <w:tcW w:type="dxa" w:w="2016"/>
-            <w:shd w:val="clear" w:color="auto" w:fill="1F2937"/>
+            <w:tcW w:type="dxa" w:w="2000"/>
+            <w:shd w:val="clear" w:color="auto" w:fill="E8EAED"/>
             <w:tcBorders>
               <w:top w:val="single" w:sz="4" w:color="BFBFBF"/>
               <w:left w:val="single" w:sz="4" w:color="BFBFBF"/>
@@ -365,8 +407,10 @@
             <w:r/>
             <w:r>
               <w:rPr>
+                <w:rFonts w:ascii="Arial" w:hAnsi="Arial" w:cs="Arial"/>
                 <w:b/>
-                <w:color w:val="FFFFFF"/>
+                <w:i w:val="0"/>
+                <w:color w:val="000000"/>
                 <w:sz w:val="20"/>
               </w:rPr>
               <w:t>Part / Lot Number</w:t>
@@ -375,8 +419,8 @@
         </w:tc>
         <w:tc>
           <w:tcPr>
-            <w:tcW w:type="dxa" w:w="2016"/>
-            <w:shd w:val="clear" w:color="auto" w:fill="1F2937"/>
+            <w:tcW w:type="dxa" w:w="1600"/>
+            <w:shd w:val="clear" w:color="auto" w:fill="E8EAED"/>
             <w:tcBorders>
               <w:top w:val="single" w:sz="4" w:color="BFBFBF"/>
               <w:left w:val="single" w:sz="4" w:color="BFBFBF"/>
@@ -389,8 +433,10 @@
             <w:r/>
             <w:r>
               <w:rPr>
+                <w:rFonts w:ascii="Arial" w:hAnsi="Arial" w:cs="Arial"/>
                 <w:b/>
-                <w:color w:val="FFFFFF"/>
+                <w:i w:val="0"/>
+                <w:color w:val="000000"/>
                 <w:sz w:val="20"/>
               </w:rPr>
               <w:t>Required Quantity</w:t>
@@ -399,8 +445,8 @@
         </w:tc>
         <w:tc>
           <w:tcPr>
-            <w:tcW w:type="dxa" w:w="2016"/>
-            <w:shd w:val="clear" w:color="auto" w:fill="1F2937"/>
+            <w:tcW w:type="dxa" w:w="1600"/>
+            <w:shd w:val="clear" w:color="auto" w:fill="E8EAED"/>
             <w:tcBorders>
               <w:top w:val="single" w:sz="4" w:color="BFBFBF"/>
               <w:left w:val="single" w:sz="4" w:color="BFBFBF"/>
@@ -413,8 +459,10 @@
             <w:r/>
             <w:r>
               <w:rPr>
+                <w:rFonts w:ascii="Arial" w:hAnsi="Arial" w:cs="Arial"/>
                 <w:b/>
-                <w:color w:val="FFFFFF"/>
+                <w:i w:val="0"/>
+                <w:color w:val="000000"/>
                 <w:sz w:val="20"/>
               </w:rPr>
               <w:t>Actual Quantity Added</w:t>
@@ -423,8 +471,8 @@
         </w:tc>
         <w:tc>
           <w:tcPr>
-            <w:tcW w:type="dxa" w:w="2016"/>
-            <w:shd w:val="clear" w:color="auto" w:fill="1F2937"/>
+            <w:tcW w:type="dxa" w:w="1800"/>
+            <w:shd w:val="clear" w:color="auto" w:fill="E8EAED"/>
             <w:tcBorders>
               <w:top w:val="single" w:sz="4" w:color="BFBFBF"/>
               <w:left w:val="single" w:sz="4" w:color="BFBFBF"/>
@@ -437,8 +485,10 @@
             <w:r/>
             <w:r>
               <w:rPr>
+                <w:rFonts w:ascii="Arial" w:hAnsi="Arial" w:cs="Arial"/>
                 <w:b/>
-                <w:color w:val="FFFFFF"/>
+                <w:i w:val="0"/>
+                <w:color w:val="000000"/>
                 <w:sz w:val="20"/>
               </w:rPr>
               <w:t>Operator Initials &amp; Date</w:t>
@@ -449,7 +499,7 @@
       <w:tr>
         <w:tc>
           <w:tcPr>
-            <w:tcW w:type="dxa" w:w="2016"/>
+            <w:tcW w:type="dxa" w:w="3000"/>
             <w:tcBorders>
               <w:top w:val="single" w:sz="4" w:color="BFBFBF"/>
               <w:left w:val="single" w:sz="4" w:color="BFBFBF"/>
@@ -462,7 +512,10 @@
             <w:r/>
             <w:r>
               <w:rPr>
+                <w:rFonts w:ascii="Arial" w:hAnsi="Arial" w:cs="Arial"/>
                 <w:b w:val="0"/>
+                <w:i w:val="0"/>
+                <w:color w:val="000000"/>
                 <w:sz w:val="20"/>
               </w:rPr>
             </w:r>
@@ -470,7 +523,7 @@
         </w:tc>
         <w:tc>
           <w:tcPr>
-            <w:tcW w:type="dxa" w:w="2016"/>
+            <w:tcW w:type="dxa" w:w="2000"/>
             <w:tcBorders>
               <w:top w:val="single" w:sz="4" w:color="BFBFBF"/>
               <w:left w:val="single" w:sz="4" w:color="BFBFBF"/>
@@ -483,7 +536,10 @@
             <w:r/>
             <w:r>
               <w:rPr>
+                <w:rFonts w:ascii="Arial" w:hAnsi="Arial" w:cs="Arial"/>
                 <w:b w:val="0"/>
+                <w:i w:val="0"/>
+                <w:color w:val="000000"/>
                 <w:sz w:val="20"/>
               </w:rPr>
             </w:r>
@@ -491,7 +547,7 @@
         </w:tc>
         <w:tc>
           <w:tcPr>
-            <w:tcW w:type="dxa" w:w="2016"/>
+            <w:tcW w:type="dxa" w:w="1600"/>
             <w:tcBorders>
               <w:top w:val="single" w:sz="4" w:color="BFBFBF"/>
               <w:left w:val="single" w:sz="4" w:color="BFBFBF"/>
@@ -504,7 +560,10 @@
             <w:r/>
             <w:r>
               <w:rPr>
+                <w:rFonts w:ascii="Arial" w:hAnsi="Arial" w:cs="Arial"/>
                 <w:b w:val="0"/>
+                <w:i w:val="0"/>
+                <w:color w:val="000000"/>
                 <w:sz w:val="20"/>
               </w:rPr>
             </w:r>
@@ -512,7 +571,7 @@
         </w:tc>
         <w:tc>
           <w:tcPr>
-            <w:tcW w:type="dxa" w:w="2016"/>
+            <w:tcW w:type="dxa" w:w="1600"/>
             <w:tcBorders>
               <w:top w:val="single" w:sz="4" w:color="BFBFBF"/>
               <w:left w:val="single" w:sz="4" w:color="BFBFBF"/>
@@ -525,7 +584,10 @@
             <w:r/>
             <w:r>
               <w:rPr>
+                <w:rFonts w:ascii="Arial" w:hAnsi="Arial" w:cs="Arial"/>
                 <w:b w:val="0"/>
+                <w:i w:val="0"/>
+                <w:color w:val="000000"/>
                 <w:sz w:val="20"/>
               </w:rPr>
             </w:r>
@@ -533,7 +595,7 @@
         </w:tc>
         <w:tc>
           <w:tcPr>
-            <w:tcW w:type="dxa" w:w="2016"/>
+            <w:tcW w:type="dxa" w:w="1800"/>
             <w:tcBorders>
               <w:top w:val="single" w:sz="4" w:color="BFBFBF"/>
               <w:left w:val="single" w:sz="4" w:color="BFBFBF"/>
@@ -546,7 +608,10 @@
             <w:r/>
             <w:r>
               <w:rPr>
+                <w:rFonts w:ascii="Arial" w:hAnsi="Arial" w:cs="Arial"/>
                 <w:b w:val="0"/>
+                <w:i w:val="0"/>
+                <w:color w:val="000000"/>
                 <w:sz w:val="20"/>
               </w:rPr>
             </w:r>
@@ -556,32 +621,40 @@
     </w:tbl>
     <w:p>
       <w:pPr>
-        <w:spacing w:before="240" w:after="80"/>
+        <w:keepNext/>
+        <w:spacing w:before="280" w:after="80"/>
       </w:pPr>
       <w:r>
         <w:rPr>
+          <w:rFonts w:ascii="Arial" w:hAnsi="Arial" w:cs="Arial"/>
           <w:b/>
-          <w:color w:val="1F2937"/>
-          <w:sz w:val="28"/>
+          <w:i w:val="0"/>
+          <w:color w:val="000000"/>
+          <w:sz w:val="26"/>
         </w:rPr>
         <w:t>3. Equipment Log</w:t>
       </w:r>
     </w:p>
     <w:p>
+      <w:pPr>
+        <w:spacing w:after="80"/>
+      </w:pPr>
       <w:r>
         <w:rPr>
+          <w:rFonts w:ascii="Arial" w:hAnsi="Arial" w:cs="Arial"/>
           <w:b w:val="0"/>
           <w:i/>
-          <w:color w:val="64748B"/>
+          <w:color w:val="5F6368"/>
           <w:sz w:val="18"/>
         </w:rPr>
-        <w:t>Record primary equipment used to ensure traceability in the event of equipment failure or contamination.</w:t>
+        <w:t>Record primary equipment used to ensure traceability.</w:t>
       </w:r>
     </w:p>
     <w:tbl>
       <w:tblPr>
         <w:tblW w:type="auto" w:w="0"/>
         <w:tblLook w:firstColumn="1" w:firstRow="1" w:lastColumn="0" w:lastRow="0" w:noHBand="0" w:noVBand="1" w:val="04A0"/>
+        <w:tblLayout w:type="fixed"/>
       </w:tblPr>
       <w:tblGrid>
         <w:gridCol w:w="2520"/>
@@ -592,8 +665,8 @@
       <w:tr>
         <w:tc>
           <w:tcPr>
-            <w:tcW w:type="dxa" w:w="2520"/>
-            <w:shd w:val="clear" w:color="auto" w:fill="1F2937"/>
+            <w:tcW w:type="dxa" w:w="3200"/>
+            <w:shd w:val="clear" w:color="auto" w:fill="E8EAED"/>
             <w:tcBorders>
               <w:top w:val="single" w:sz="4" w:color="BFBFBF"/>
               <w:left w:val="single" w:sz="4" w:color="BFBFBF"/>
@@ -606,8 +679,10 @@
             <w:r/>
             <w:r>
               <w:rPr>
+                <w:rFonts w:ascii="Arial" w:hAnsi="Arial" w:cs="Arial"/>
                 <w:b/>
-                <w:color w:val="FFFFFF"/>
+                <w:i w:val="0"/>
+                <w:color w:val="000000"/>
                 <w:sz w:val="20"/>
               </w:rPr>
               <w:t>Equipment Name / Type</w:t>
@@ -616,8 +691,8 @@
         </w:tc>
         <w:tc>
           <w:tcPr>
-            <w:tcW w:type="dxa" w:w="2520"/>
-            <w:shd w:val="clear" w:color="auto" w:fill="1F2937"/>
+            <w:tcW w:type="dxa" w:w="2200"/>
+            <w:shd w:val="clear" w:color="auto" w:fill="E8EAED"/>
             <w:tcBorders>
               <w:top w:val="single" w:sz="4" w:color="BFBFBF"/>
               <w:left w:val="single" w:sz="4" w:color="BFBFBF"/>
@@ -630,8 +705,10 @@
             <w:r/>
             <w:r>
               <w:rPr>
+                <w:rFonts w:ascii="Arial" w:hAnsi="Arial" w:cs="Arial"/>
                 <w:b/>
-                <w:color w:val="FFFFFF"/>
+                <w:i w:val="0"/>
+                <w:color w:val="000000"/>
                 <w:sz w:val="20"/>
               </w:rPr>
               <w:t>Equipment ID (Asset Tag)</w:t>
@@ -640,8 +717,8 @@
         </w:tc>
         <w:tc>
           <w:tcPr>
-            <w:tcW w:type="dxa" w:w="2520"/>
-            <w:shd w:val="clear" w:color="auto" w:fill="1F2937"/>
+            <w:tcW w:type="dxa" w:w="2600"/>
+            <w:shd w:val="clear" w:color="auto" w:fill="E8EAED"/>
             <w:tcBorders>
               <w:top w:val="single" w:sz="4" w:color="BFBFBF"/>
               <w:left w:val="single" w:sz="4" w:color="BFBFBF"/>
@@ -654,8 +731,10 @@
             <w:r/>
             <w:r>
               <w:rPr>
+                <w:rFonts w:ascii="Arial" w:hAnsi="Arial" w:cs="Arial"/>
                 <w:b/>
-                <w:color w:val="FFFFFF"/>
+                <w:i w:val="0"/>
+                <w:color w:val="000000"/>
                 <w:sz w:val="20"/>
               </w:rPr>
               <w:t>Calibration Status (Valid Until)</w:t>
@@ -664,8 +743,8 @@
         </w:tc>
         <w:tc>
           <w:tcPr>
-            <w:tcW w:type="dxa" w:w="2520"/>
-            <w:shd w:val="clear" w:color="auto" w:fill="1F2937"/>
+            <w:tcW w:type="dxa" w:w="2000"/>
+            <w:shd w:val="clear" w:color="auto" w:fill="E8EAED"/>
             <w:tcBorders>
               <w:top w:val="single" w:sz="4" w:color="BFBFBF"/>
               <w:left w:val="single" w:sz="4" w:color="BFBFBF"/>
@@ -678,8 +757,10 @@
             <w:r/>
             <w:r>
               <w:rPr>
+                <w:rFonts w:ascii="Arial" w:hAnsi="Arial" w:cs="Arial"/>
                 <w:b/>
-                <w:color w:val="FFFFFF"/>
+                <w:i w:val="0"/>
+                <w:color w:val="000000"/>
                 <w:sz w:val="20"/>
               </w:rPr>
               <w:t>Operator Initials &amp; Date</w:t>
@@ -690,7 +771,7 @@
       <w:tr>
         <w:tc>
           <w:tcPr>
-            <w:tcW w:type="dxa" w:w="2520"/>
+            <w:tcW w:type="dxa" w:w="3200"/>
             <w:tcBorders>
               <w:top w:val="single" w:sz="4" w:color="BFBFBF"/>
               <w:left w:val="single" w:sz="4" w:color="BFBFBF"/>
@@ -703,7 +784,10 @@
             <w:r/>
             <w:r>
               <w:rPr>
+                <w:rFonts w:ascii="Arial" w:hAnsi="Arial" w:cs="Arial"/>
                 <w:b w:val="0"/>
+                <w:i w:val="0"/>
+                <w:color w:val="000000"/>
                 <w:sz w:val="20"/>
               </w:rPr>
             </w:r>
@@ -711,7 +795,7 @@
         </w:tc>
         <w:tc>
           <w:tcPr>
-            <w:tcW w:type="dxa" w:w="2520"/>
+            <w:tcW w:type="dxa" w:w="2200"/>
             <w:tcBorders>
               <w:top w:val="single" w:sz="4" w:color="BFBFBF"/>
               <w:left w:val="single" w:sz="4" w:color="BFBFBF"/>
@@ -724,7 +808,10 @@
             <w:r/>
             <w:r>
               <w:rPr>
+                <w:rFonts w:ascii="Arial" w:hAnsi="Arial" w:cs="Arial"/>
                 <w:b w:val="0"/>
+                <w:i w:val="0"/>
+                <w:color w:val="000000"/>
                 <w:sz w:val="20"/>
               </w:rPr>
             </w:r>
@@ -732,7 +819,7 @@
         </w:tc>
         <w:tc>
           <w:tcPr>
-            <w:tcW w:type="dxa" w:w="2520"/>
+            <w:tcW w:type="dxa" w:w="2600"/>
             <w:tcBorders>
               <w:top w:val="single" w:sz="4" w:color="BFBFBF"/>
               <w:left w:val="single" w:sz="4" w:color="BFBFBF"/>
@@ -745,7 +832,10 @@
             <w:r/>
             <w:r>
               <w:rPr>
+                <w:rFonts w:ascii="Arial" w:hAnsi="Arial" w:cs="Arial"/>
                 <w:b w:val="0"/>
+                <w:i w:val="0"/>
+                <w:color w:val="000000"/>
                 <w:sz w:val="20"/>
               </w:rPr>
             </w:r>
@@ -753,7 +843,7 @@
         </w:tc>
         <w:tc>
           <w:tcPr>
-            <w:tcW w:type="dxa" w:w="2520"/>
+            <w:tcW w:type="dxa" w:w="2000"/>
             <w:tcBorders>
               <w:top w:val="single" w:sz="4" w:color="BFBFBF"/>
               <w:left w:val="single" w:sz="4" w:color="BFBFBF"/>
@@ -766,7 +856,10 @@
             <w:r/>
             <w:r>
               <w:rPr>
+                <w:rFonts w:ascii="Arial" w:hAnsi="Arial" w:cs="Arial"/>
                 <w:b w:val="0"/>
+                <w:i w:val="0"/>
+                <w:color w:val="000000"/>
                 <w:sz w:val="20"/>
               </w:rPr>
             </w:r>
@@ -776,37 +869,47 @@
     </w:tbl>
     <w:p>
       <w:pPr>
-        <w:spacing w:before="240" w:after="80"/>
+        <w:keepNext/>
+        <w:spacing w:before="280" w:after="80"/>
       </w:pPr>
       <w:r>
         <w:rPr>
+          <w:rFonts w:ascii="Arial" w:hAnsi="Arial" w:cs="Arial"/>
           <w:b/>
-          <w:color w:val="1F2937"/>
-          <w:sz w:val="28"/>
+          <w:i w:val="0"/>
+          <w:color w:val="000000"/>
+          <w:sz w:val="26"/>
         </w:rPr>
         <w:t>4. Execution: Unit Operations</w:t>
       </w:r>
     </w:p>
     <w:p>
+      <w:pPr>
+        <w:spacing w:after="80"/>
+      </w:pPr>
       <w:r>
         <w:rPr>
+          <w:rFonts w:ascii="Arial" w:hAnsi="Arial" w:cs="Arial"/>
           <w:b w:val="0"/>
           <w:i/>
-          <w:color w:val="64748B"/>
+          <w:color w:val="5F6368"/>
           <w:sz w:val="18"/>
         </w:rPr>
-        <w:t>Execute process steps. Unlike GMP, second-person verification (Verifier) is not always strictly mandated for all steps in development/tox manufacturing — apply per your SOP.</w:t>
+        <w:t>Execute process steps. Record actual values, operator, and verifier (if required by SOP) for each step.</w:t>
       </w:r>
     </w:p>
     <w:p>
       <w:pPr>
-        <w:spacing w:before="200" w:after="80"/>
+        <w:keepNext/>
+        <w:spacing w:before="160" w:after="80"/>
       </w:pPr>
       <w:r>
         <w:rPr>
+          <w:rFonts w:ascii="Arial" w:hAnsi="Arial" w:cs="Arial"/>
           <w:b/>
-          <w:color w:val="1F2937"/>
-          <w:sz w:val="24"/>
+          <w:i w:val="0"/>
+          <w:color w:val="000000"/>
+          <w:sz w:val="22"/>
         </w:rPr>
         <w:t xml:space="preserve">4.1  Media Prep</w:t>
       </w:r>
@@ -815,6 +918,7 @@
       <w:tblPr>
         <w:tblW w:type="auto" w:w="0"/>
         <w:tblLook w:firstColumn="1" w:firstRow="1" w:lastColumn="0" w:lastRow="0" w:noHBand="0" w:noVBand="1" w:val="04A0"/>
+        <w:tblLayout w:type="fixed"/>
       </w:tblPr>
       <w:tblGrid>
         <w:gridCol w:w="1680"/>
@@ -827,8 +931,8 @@
       <w:tr>
         <w:tc>
           <w:tcPr>
-            <w:tcW w:type="dxa" w:w="1680"/>
-            <w:shd w:val="clear" w:color="auto" w:fill="1F2937"/>
+            <w:tcW w:type="dxa" w:w="800"/>
+            <w:shd w:val="clear" w:color="auto" w:fill="E8EAED"/>
             <w:tcBorders>
               <w:top w:val="single" w:sz="4" w:color="BFBFBF"/>
               <w:left w:val="single" w:sz="4" w:color="BFBFBF"/>
@@ -841,8 +945,10 @@
             <w:r/>
             <w:r>
               <w:rPr>
+                <w:rFonts w:ascii="Arial" w:hAnsi="Arial" w:cs="Arial"/>
                 <w:b/>
-                <w:color w:val="FFFFFF"/>
+                <w:i w:val="0"/>
+                <w:color w:val="000000"/>
                 <w:sz w:val="20"/>
               </w:rPr>
               <w:t>Step</w:t>
@@ -851,8 +957,8 @@
         </w:tc>
         <w:tc>
           <w:tcPr>
-            <w:tcW w:type="dxa" w:w="1680"/>
-            <w:shd w:val="clear" w:color="auto" w:fill="1F2937"/>
+            <w:tcW w:type="dxa" w:w="2600"/>
+            <w:shd w:val="clear" w:color="auto" w:fill="E8EAED"/>
             <w:tcBorders>
               <w:top w:val="single" w:sz="4" w:color="BFBFBF"/>
               <w:left w:val="single" w:sz="4" w:color="BFBFBF"/>
@@ -865,8 +971,10 @@
             <w:r/>
             <w:r>
               <w:rPr>
+                <w:rFonts w:ascii="Arial" w:hAnsi="Arial" w:cs="Arial"/>
                 <w:b/>
-                <w:color w:val="FFFFFF"/>
+                <w:i w:val="0"/>
+                <w:color w:val="000000"/>
                 <w:sz w:val="20"/>
               </w:rPr>
               <w:t>Instruction</w:t>
@@ -875,8 +983,8 @@
         </w:tc>
         <w:tc>
           <w:tcPr>
-            <w:tcW w:type="dxa" w:w="1680"/>
-            <w:shd w:val="clear" w:color="auto" w:fill="1F2937"/>
+            <w:tcW w:type="dxa" w:w="2600"/>
+            <w:shd w:val="clear" w:color="auto" w:fill="E8EAED"/>
             <w:tcBorders>
               <w:top w:val="single" w:sz="4" w:color="BFBFBF"/>
               <w:left w:val="single" w:sz="4" w:color="BFBFBF"/>
@@ -889,8 +997,10 @@
             <w:r/>
             <w:r>
               <w:rPr>
+                <w:rFonts w:ascii="Arial" w:hAnsi="Arial" w:cs="Arial"/>
                 <w:b/>
-                <w:color w:val="FFFFFF"/>
+                <w:i w:val="0"/>
+                <w:color w:val="000000"/>
                 <w:sz w:val="20"/>
               </w:rPr>
               <w:t>Target Parameter</w:t>
@@ -899,8 +1009,8 @@
         </w:tc>
         <w:tc>
           <w:tcPr>
-            <w:tcW w:type="dxa" w:w="1680"/>
-            <w:shd w:val="clear" w:color="auto" w:fill="1F2937"/>
+            <w:tcW w:type="dxa" w:w="1600"/>
+            <w:shd w:val="clear" w:color="auto" w:fill="E8EAED"/>
             <w:tcBorders>
               <w:top w:val="single" w:sz="4" w:color="BFBFBF"/>
               <w:left w:val="single" w:sz="4" w:color="BFBFBF"/>
@@ -913,8 +1023,10 @@
             <w:r/>
             <w:r>
               <w:rPr>
+                <w:rFonts w:ascii="Arial" w:hAnsi="Arial" w:cs="Arial"/>
                 <w:b/>
-                <w:color w:val="FFFFFF"/>
+                <w:i w:val="0"/>
+                <w:color w:val="000000"/>
                 <w:sz w:val="20"/>
               </w:rPr>
               <w:t>Actual Value</w:t>
@@ -923,8 +1035,8 @@
         </w:tc>
         <w:tc>
           <w:tcPr>
-            <w:tcW w:type="dxa" w:w="1680"/>
-            <w:shd w:val="clear" w:color="auto" w:fill="1F2937"/>
+            <w:tcW w:type="dxa" w:w="1000"/>
+            <w:shd w:val="clear" w:color="auto" w:fill="E8EAED"/>
             <w:tcBorders>
               <w:top w:val="single" w:sz="4" w:color="BFBFBF"/>
               <w:left w:val="single" w:sz="4" w:color="BFBFBF"/>
@@ -937,8 +1049,10 @@
             <w:r/>
             <w:r>
               <w:rPr>
+                <w:rFonts w:ascii="Arial" w:hAnsi="Arial" w:cs="Arial"/>
                 <w:b/>
-                <w:color w:val="FFFFFF"/>
+                <w:i w:val="0"/>
+                <w:color w:val="000000"/>
                 <w:sz w:val="20"/>
               </w:rPr>
               <w:t>Operator</w:t>
@@ -947,8 +1061,8 @@
         </w:tc>
         <w:tc>
           <w:tcPr>
-            <w:tcW w:type="dxa" w:w="1680"/>
-            <w:shd w:val="clear" w:color="auto" w:fill="1F2937"/>
+            <w:tcW w:type="dxa" w:w="1000"/>
+            <w:shd w:val="clear" w:color="auto" w:fill="E8EAED"/>
             <w:tcBorders>
               <w:top w:val="single" w:sz="4" w:color="BFBFBF"/>
               <w:left w:val="single" w:sz="4" w:color="BFBFBF"/>
@@ -961,8 +1075,10 @@
             <w:r/>
             <w:r>
               <w:rPr>
+                <w:rFonts w:ascii="Arial" w:hAnsi="Arial" w:cs="Arial"/>
                 <w:b/>
-                <w:color w:val="FFFFFF"/>
+                <w:i w:val="0"/>
+                <w:color w:val="000000"/>
                 <w:sz w:val="20"/>
               </w:rPr>
               <w:t>Verifier</w:t>
@@ -973,7 +1089,7 @@
       <w:tr>
         <w:tc>
           <w:tcPr>
-            <w:tcW w:type="dxa" w:w="1680"/>
+            <w:tcW w:type="dxa" w:w="800"/>
             <w:tcBorders>
               <w:top w:val="single" w:sz="4" w:color="BFBFBF"/>
               <w:left w:val="single" w:sz="4" w:color="BFBFBF"/>
@@ -989,7 +1105,10 @@
             <w:r/>
             <w:r>
               <w:rPr>
+                <w:rFonts w:ascii="Arial" w:hAnsi="Arial" w:cs="Arial"/>
                 <w:b w:val="0"/>
+                <w:i w:val="0"/>
+                <w:color w:val="000000"/>
                 <w:sz w:val="20"/>
               </w:rPr>
               <w:t xml:space="preserve">1</w:t>
@@ -998,7 +1117,7 @@
         </w:tc>
         <w:tc>
           <w:tcPr>
-            <w:tcW w:type="dxa" w:w="1680"/>
+            <w:tcW w:type="dxa" w:w="2600"/>
             <w:tcBorders>
               <w:top w:val="single" w:sz="4" w:color="BFBFBF"/>
               <w:left w:val="single" w:sz="4" w:color="BFBFBF"/>
@@ -1011,7 +1130,10 @@
             <w:r/>
             <w:r>
               <w:rPr>
+                <w:rFonts w:ascii="Arial" w:hAnsi="Arial" w:cs="Arial"/>
                 <w:b w:val="0"/>
+                <w:i w:val="0"/>
+                <w:color w:val="000000"/>
                 <w:sz w:val="20"/>
               </w:rPr>
               <w:t xml:space="preserve">Weigh Reagents</w:t>
@@ -1020,7 +1142,7 @@
         </w:tc>
         <w:tc>
           <w:tcPr>
-            <w:tcW w:type="dxa" w:w="1680"/>
+            <w:tcW w:type="dxa" w:w="2600"/>
             <w:tcBorders>
               <w:top w:val="single" w:sz="4" w:color="BFBFBF"/>
               <w:left w:val="single" w:sz="4" w:color="BFBFBF"/>
@@ -1033,7 +1155,10 @@
             <w:r/>
             <w:r>
               <w:rPr>
+                <w:rFonts w:ascii="Arial" w:hAnsi="Arial" w:cs="Arial"/>
                 <w:b w:val="0"/>
+                <w:i w:val="0"/>
+                <w:color w:val="000000"/>
                 <w:sz w:val="18"/>
               </w:rPr>
               <w:t xml:space="preserve">Weigh NaCl and KCl. NaCl: 8, and KCl: 0.2.</w:t>
@@ -1042,18 +1167,23 @@
         </w:tc>
         <w:tc>
           <w:tcPr>
-            <w:tcW w:type="dxa" w:w="1680"/>
+            <w:tcW w:type="dxa" w:w="1600"/>
             <w:tcBorders>
               <w:top w:val="single" w:sz="4" w:color="BFBFBF"/>
               <w:left w:val="single" w:sz="4" w:color="BFBFBF"/>
               <w:bottom w:val="single" w:sz="4" w:color="BFBFBF"/>
               <w:right w:val="single" w:sz="4" w:color="BFBFBF"/>
             </w:tcBorders>
+            <w:vAlign w:val="center"/>
           </w:tcPr>
           <w:p>
             <w:r/>
             <w:r>
               <w:rPr>
+                <w:rFonts w:ascii="Arial" w:hAnsi="Arial" w:cs="Arial"/>
+                <w:b w:val="0"/>
+                <w:i w:val="0"/>
+                <w:color w:val="000000"/>
                 <w:sz w:val="20"/>
               </w:rPr>
               <w:t xml:space="preserve"/>
@@ -1137,7 +1267,7 @@
         </w:tc>
         <w:tc>
           <w:tcPr>
-            <w:tcW w:type="dxa" w:w="1680"/>
+            <w:tcW w:type="dxa" w:w="1000"/>
             <w:tcBorders>
               <w:top w:val="single" w:sz="4" w:color="BFBFBF"/>
               <w:left w:val="single" w:sz="4" w:color="BFBFBF"/>
@@ -1153,7 +1283,10 @@
             <w:r/>
             <w:r>
               <w:rPr>
+                <w:rFonts w:ascii="Arial" w:hAnsi="Arial" w:cs="Arial"/>
                 <w:b w:val="0"/>
+                <w:i w:val="0"/>
+                <w:color w:val="000000"/>
                 <w:sz w:val="20"/>
               </w:rPr>
               <w:t xml:space="preserve">D.S.C.</w:t>
@@ -1162,7 +1295,7 @@
         </w:tc>
         <w:tc>
           <w:tcPr>
-            <w:tcW w:type="dxa" w:w="1680"/>
+            <w:tcW w:type="dxa" w:w="1000"/>
             <w:tcBorders>
               <w:top w:val="single" w:sz="4" w:color="BFBFBF"/>
               <w:left w:val="single" w:sz="4" w:color="BFBFBF"/>
@@ -1175,7 +1308,10 @@
             <w:r/>
             <w:r>
               <w:rPr>
+                <w:rFonts w:ascii="Arial" w:hAnsi="Arial" w:cs="Arial"/>
                 <w:b w:val="0"/>
+                <w:i w:val="0"/>
+                <w:color w:val="000000"/>
                 <w:sz w:val="20"/>
               </w:rPr>
             </w:r>
@@ -1185,7 +1321,7 @@
       <w:tr>
         <w:tc>
           <w:tcPr>
-            <w:tcW w:type="dxa" w:w="1680"/>
+            <w:tcW w:type="dxa" w:w="800"/>
             <w:tcBorders>
               <w:top w:val="single" w:sz="4" w:color="BFBFBF"/>
               <w:left w:val="single" w:sz="4" w:color="BFBFBF"/>
@@ -1201,7 +1337,10 @@
             <w:r/>
             <w:r>
               <w:rPr>
+                <w:rFonts w:ascii="Arial" w:hAnsi="Arial" w:cs="Arial"/>
                 <w:b w:val="0"/>
+                <w:i w:val="0"/>
+                <w:color w:val="000000"/>
                 <w:sz w:val="20"/>
               </w:rPr>
               <w:t xml:space="preserve">2</w:t>
@@ -1210,7 +1349,7 @@
         </w:tc>
         <w:tc>
           <w:tcPr>
-            <w:tcW w:type="dxa" w:w="1680"/>
+            <w:tcW w:type="dxa" w:w="2600"/>
             <w:tcBorders>
               <w:top w:val="single" w:sz="4" w:color="BFBFBF"/>
               <w:left w:val="single" w:sz="4" w:color="BFBFBF"/>
@@ -1223,7 +1362,10 @@
             <w:r/>
             <w:r>
               <w:rPr>
+                <w:rFonts w:ascii="Arial" w:hAnsi="Arial" w:cs="Arial"/>
                 <w:b w:val="0"/>
+                <w:i w:val="0"/>
+                <w:color w:val="000000"/>
                 <w:sz w:val="20"/>
               </w:rPr>
               <w:t xml:space="preserve">Dissolve</w:t>
@@ -1232,7 +1374,7 @@
         </w:tc>
         <w:tc>
           <w:tcPr>
-            <w:tcW w:type="dxa" w:w="1680"/>
+            <w:tcW w:type="dxa" w:w="2600"/>
             <w:tcBorders>
               <w:top w:val="single" w:sz="4" w:color="BFBFBF"/>
               <w:left w:val="single" w:sz="4" w:color="BFBFBF"/>
@@ -1245,7 +1387,10 @@
             <w:r/>
             <w:r>
               <w:rPr>
+                <w:rFonts w:ascii="Arial" w:hAnsi="Arial" w:cs="Arial"/>
                 <w:b w:val="0"/>
+                <w:i w:val="0"/>
+                <w:color w:val="000000"/>
                 <w:sz w:val="18"/>
               </w:rPr>
               <w:t xml:space="preserve">Add to 1000 mL water and stir.</w:t>
@@ -1254,18 +1399,23 @@
         </w:tc>
         <w:tc>
           <w:tcPr>
-            <w:tcW w:type="dxa" w:w="1680"/>
+            <w:tcW w:type="dxa" w:w="1600"/>
             <w:tcBorders>
               <w:top w:val="single" w:sz="4" w:color="BFBFBF"/>
               <w:left w:val="single" w:sz="4" w:color="BFBFBF"/>
               <w:bottom w:val="single" w:sz="4" w:color="BFBFBF"/>
               <w:right w:val="single" w:sz="4" w:color="BFBFBF"/>
             </w:tcBorders>
+            <w:vAlign w:val="center"/>
           </w:tcPr>
           <w:p>
             <w:r/>
             <w:r>
               <w:rPr>
+                <w:rFonts w:ascii="Arial" w:hAnsi="Arial" w:cs="Arial"/>
+                <w:b w:val="0"/>
+                <w:i w:val="0"/>
+                <w:color w:val="000000"/>
                 <w:sz w:val="20"/>
               </w:rPr>
               <w:t xml:space="preserve"/>
@@ -1284,7 +1434,7 @@
         </w:tc>
         <w:tc>
           <w:tcPr>
-            <w:tcW w:type="dxa" w:w="1680"/>
+            <w:tcW w:type="dxa" w:w="1000"/>
             <w:tcBorders>
               <w:top w:val="single" w:sz="4" w:color="BFBFBF"/>
               <w:left w:val="single" w:sz="4" w:color="BFBFBF"/>
@@ -1300,7 +1450,10 @@
             <w:r/>
             <w:r>
               <w:rPr>
+                <w:rFonts w:ascii="Arial" w:hAnsi="Arial" w:cs="Arial"/>
                 <w:b w:val="0"/>
+                <w:i w:val="0"/>
+                <w:color w:val="000000"/>
                 <w:sz w:val="20"/>
               </w:rPr>
               <w:t xml:space="preserve">D.S.C.</w:t>
@@ -1309,7 +1462,7 @@
         </w:tc>
         <w:tc>
           <w:tcPr>
-            <w:tcW w:type="dxa" w:w="1680"/>
+            <w:tcW w:type="dxa" w:w="1000"/>
             <w:tcBorders>
               <w:top w:val="single" w:sz="4" w:color="BFBFBF"/>
               <w:left w:val="single" w:sz="4" w:color="BFBFBF"/>
@@ -1322,7 +1475,10 @@
             <w:r/>
             <w:r>
               <w:rPr>
+                <w:rFonts w:ascii="Arial" w:hAnsi="Arial" w:cs="Arial"/>
                 <w:b w:val="0"/>
+                <w:i w:val="0"/>
+                <w:color w:val="000000"/>
                 <w:sz w:val="20"/>
               </w:rPr>
             </w:r>
@@ -1332,13 +1488,16 @@
     </w:tbl>
     <w:p>
       <w:pPr>
-        <w:spacing w:before="200" w:after="80"/>
+        <w:keepNext/>
+        <w:spacing w:before="160" w:after="80"/>
       </w:pPr>
       <w:r>
         <w:rPr>
+          <w:rFonts w:ascii="Arial" w:hAnsi="Arial" w:cs="Arial"/>
           <w:b/>
-          <w:color w:val="1F2937"/>
-          <w:sz w:val="24"/>
+          <w:i w:val="0"/>
+          <w:color w:val="000000"/>
+          <w:sz w:val="22"/>
         </w:rPr>
         <w:t xml:space="preserve">4.2  QC</w:t>
       </w:r>
@@ -1347,6 +1506,7 @@
       <w:tblPr>
         <w:tblW w:type="auto" w:w="0"/>
         <w:tblLook w:firstColumn="1" w:firstRow="1" w:lastColumn="0" w:lastRow="0" w:noHBand="0" w:noVBand="1" w:val="04A0"/>
+        <w:tblLayout w:type="fixed"/>
       </w:tblPr>
       <w:tblGrid>
         <w:gridCol w:w="1680"/>
@@ -1359,8 +1519,8 @@
       <w:tr>
         <w:tc>
           <w:tcPr>
-            <w:tcW w:type="dxa" w:w="1680"/>
-            <w:shd w:val="clear" w:color="auto" w:fill="1F2937"/>
+            <w:tcW w:type="dxa" w:w="800"/>
+            <w:shd w:val="clear" w:color="auto" w:fill="E8EAED"/>
             <w:tcBorders>
               <w:top w:val="single" w:sz="4" w:color="BFBFBF"/>
               <w:left w:val="single" w:sz="4" w:color="BFBFBF"/>
@@ -1373,8 +1533,10 @@
             <w:r/>
             <w:r>
               <w:rPr>
+                <w:rFonts w:ascii="Arial" w:hAnsi="Arial" w:cs="Arial"/>
                 <w:b/>
-                <w:color w:val="FFFFFF"/>
+                <w:i w:val="0"/>
+                <w:color w:val="000000"/>
                 <w:sz w:val="20"/>
               </w:rPr>
               <w:t>Step</w:t>
@@ -1383,8 +1545,8 @@
         </w:tc>
         <w:tc>
           <w:tcPr>
-            <w:tcW w:type="dxa" w:w="1680"/>
-            <w:shd w:val="clear" w:color="auto" w:fill="1F2937"/>
+            <w:tcW w:type="dxa" w:w="2600"/>
+            <w:shd w:val="clear" w:color="auto" w:fill="E8EAED"/>
             <w:tcBorders>
               <w:top w:val="single" w:sz="4" w:color="BFBFBF"/>
               <w:left w:val="single" w:sz="4" w:color="BFBFBF"/>
@@ -1397,8 +1559,10 @@
             <w:r/>
             <w:r>
               <w:rPr>
+                <w:rFonts w:ascii="Arial" w:hAnsi="Arial" w:cs="Arial"/>
                 <w:b/>
-                <w:color w:val="FFFFFF"/>
+                <w:i w:val="0"/>
+                <w:color w:val="000000"/>
                 <w:sz w:val="20"/>
               </w:rPr>
               <w:t>Instruction</w:t>
@@ -1407,8 +1571,8 @@
         </w:tc>
         <w:tc>
           <w:tcPr>
-            <w:tcW w:type="dxa" w:w="1680"/>
-            <w:shd w:val="clear" w:color="auto" w:fill="1F2937"/>
+            <w:tcW w:type="dxa" w:w="2600"/>
+            <w:shd w:val="clear" w:color="auto" w:fill="E8EAED"/>
             <w:tcBorders>
               <w:top w:val="single" w:sz="4" w:color="BFBFBF"/>
               <w:left w:val="single" w:sz="4" w:color="BFBFBF"/>
@@ -1421,8 +1585,10 @@
             <w:r/>
             <w:r>
               <w:rPr>
+                <w:rFonts w:ascii="Arial" w:hAnsi="Arial" w:cs="Arial"/>
                 <w:b/>
-                <w:color w:val="FFFFFF"/>
+                <w:i w:val="0"/>
+                <w:color w:val="000000"/>
                 <w:sz w:val="20"/>
               </w:rPr>
               <w:t>Target Parameter</w:t>
@@ -1431,8 +1597,8 @@
         </w:tc>
         <w:tc>
           <w:tcPr>
-            <w:tcW w:type="dxa" w:w="1680"/>
-            <w:shd w:val="clear" w:color="auto" w:fill="1F2937"/>
+            <w:tcW w:type="dxa" w:w="1600"/>
+            <w:shd w:val="clear" w:color="auto" w:fill="E8EAED"/>
             <w:tcBorders>
               <w:top w:val="single" w:sz="4" w:color="BFBFBF"/>
               <w:left w:val="single" w:sz="4" w:color="BFBFBF"/>
@@ -1445,8 +1611,10 @@
             <w:r/>
             <w:r>
               <w:rPr>
+                <w:rFonts w:ascii="Arial" w:hAnsi="Arial" w:cs="Arial"/>
                 <w:b/>
-                <w:color w:val="FFFFFF"/>
+                <w:i w:val="0"/>
+                <w:color w:val="000000"/>
                 <w:sz w:val="20"/>
               </w:rPr>
               <w:t>Actual Value</w:t>
@@ -1455,8 +1623,8 @@
         </w:tc>
         <w:tc>
           <w:tcPr>
-            <w:tcW w:type="dxa" w:w="1680"/>
-            <w:shd w:val="clear" w:color="auto" w:fill="1F2937"/>
+            <w:tcW w:type="dxa" w:w="1000"/>
+            <w:shd w:val="clear" w:color="auto" w:fill="E8EAED"/>
             <w:tcBorders>
               <w:top w:val="single" w:sz="4" w:color="BFBFBF"/>
               <w:left w:val="single" w:sz="4" w:color="BFBFBF"/>
@@ -1469,8 +1637,10 @@
             <w:r/>
             <w:r>
               <w:rPr>
+                <w:rFonts w:ascii="Arial" w:hAnsi="Arial" w:cs="Arial"/>
                 <w:b/>
-                <w:color w:val="FFFFFF"/>
+                <w:i w:val="0"/>
+                <w:color w:val="000000"/>
                 <w:sz w:val="20"/>
               </w:rPr>
               <w:t>Operator</w:t>
@@ -1479,8 +1649,8 @@
         </w:tc>
         <w:tc>
           <w:tcPr>
-            <w:tcW w:type="dxa" w:w="1680"/>
-            <w:shd w:val="clear" w:color="auto" w:fill="1F2937"/>
+            <w:tcW w:type="dxa" w:w="1000"/>
+            <w:shd w:val="clear" w:color="auto" w:fill="E8EAED"/>
             <w:tcBorders>
               <w:top w:val="single" w:sz="4" w:color="BFBFBF"/>
               <w:left w:val="single" w:sz="4" w:color="BFBFBF"/>
@@ -1493,8 +1663,10 @@
             <w:r/>
             <w:r>
               <w:rPr>
+                <w:rFonts w:ascii="Arial" w:hAnsi="Arial" w:cs="Arial"/>
                 <w:b/>
-                <w:color w:val="FFFFFF"/>
+                <w:i w:val="0"/>
+                <w:color w:val="000000"/>
                 <w:sz w:val="20"/>
               </w:rPr>
               <w:t>Verifier</w:t>
@@ -1505,7 +1677,7 @@
       <w:tr>
         <w:tc>
           <w:tcPr>
-            <w:tcW w:type="dxa" w:w="1680"/>
+            <w:tcW w:type="dxa" w:w="800"/>
             <w:tcBorders>
               <w:top w:val="single" w:sz="4" w:color="BFBFBF"/>
               <w:left w:val="single" w:sz="4" w:color="BFBFBF"/>
@@ -1521,7 +1693,10 @@
             <w:r/>
             <w:r>
               <w:rPr>
+                <w:rFonts w:ascii="Arial" w:hAnsi="Arial" w:cs="Arial"/>
                 <w:b w:val="0"/>
+                <w:i w:val="0"/>
+                <w:color w:val="000000"/>
                 <w:sz w:val="20"/>
               </w:rPr>
               <w:t xml:space="preserve">1</w:t>
@@ -1530,7 +1705,7 @@
         </w:tc>
         <w:tc>
           <w:tcPr>
-            <w:tcW w:type="dxa" w:w="1680"/>
+            <w:tcW w:type="dxa" w:w="2600"/>
             <w:tcBorders>
               <w:top w:val="single" w:sz="4" w:color="BFBFBF"/>
               <w:left w:val="single" w:sz="4" w:color="BFBFBF"/>
@@ -1543,7 +1718,10 @@
             <w:r/>
             <w:r>
               <w:rPr>
+                <w:rFonts w:ascii="Arial" w:hAnsi="Arial" w:cs="Arial"/>
                 <w:b w:val="0"/>
+                <w:i w:val="0"/>
+                <w:color w:val="000000"/>
                 <w:sz w:val="20"/>
               </w:rPr>
               <w:t xml:space="preserve">Measure pH</w:t>
@@ -1552,7 +1730,7 @@
         </w:tc>
         <w:tc>
           <w:tcPr>
-            <w:tcW w:type="dxa" w:w="1680"/>
+            <w:tcW w:type="dxa" w:w="2600"/>
             <w:tcBorders>
               <w:top w:val="single" w:sz="4" w:color="BFBFBF"/>
               <w:left w:val="single" w:sz="4" w:color="BFBFBF"/>
@@ -1565,7 +1743,10 @@
             <w:r/>
             <w:r>
               <w:rPr>
+                <w:rFonts w:ascii="Arial" w:hAnsi="Arial" w:cs="Arial"/>
                 <w:b w:val="0"/>
+                <w:i w:val="0"/>
+                <w:color w:val="000000"/>
                 <w:sz w:val="18"/>
               </w:rPr>
               <w:t xml:space="preserve">Measure and adjust pH. Target pH: 7.4.</w:t>
@@ -1574,18 +1755,23 @@
         </w:tc>
         <w:tc>
           <w:tcPr>
-            <w:tcW w:type="dxa" w:w="1680"/>
+            <w:tcW w:type="dxa" w:w="1600"/>
             <w:tcBorders>
               <w:top w:val="single" w:sz="4" w:color="BFBFBF"/>
               <w:left w:val="single" w:sz="4" w:color="BFBFBF"/>
               <w:bottom w:val="single" w:sz="4" w:color="BFBFBF"/>
               <w:right w:val="single" w:sz="4" w:color="BFBFBF"/>
             </w:tcBorders>
+            <w:vAlign w:val="center"/>
           </w:tcPr>
           <w:p>
             <w:r/>
             <w:r>
               <w:rPr>
+                <w:rFonts w:ascii="Arial" w:hAnsi="Arial" w:cs="Arial"/>
+                <w:b w:val="0"/>
+                <w:i w:val="0"/>
+                <w:color w:val="000000"/>
                 <w:sz w:val="20"/>
               </w:rPr>
               <w:t xml:space="preserve"/>
@@ -1604,7 +1790,7 @@
         </w:tc>
         <w:tc>
           <w:tcPr>
-            <w:tcW w:type="dxa" w:w="1680"/>
+            <w:tcW w:type="dxa" w:w="1000"/>
             <w:tcBorders>
               <w:top w:val="single" w:sz="4" w:color="BFBFBF"/>
               <w:left w:val="single" w:sz="4" w:color="BFBFBF"/>
@@ -1620,7 +1806,10 @@
             <w:r/>
             <w:r>
               <w:rPr>
+                <w:rFonts w:ascii="Arial" w:hAnsi="Arial" w:cs="Arial"/>
                 <w:b w:val="0"/>
+                <w:i w:val="0"/>
+                <w:color w:val="000000"/>
                 <w:sz w:val="20"/>
               </w:rPr>
               <w:t xml:space="preserve">J.W.</w:t>
@@ -1629,7 +1818,7 @@
         </w:tc>
         <w:tc>
           <w:tcPr>
-            <w:tcW w:type="dxa" w:w="1680"/>
+            <w:tcW w:type="dxa" w:w="1000"/>
             <w:tcBorders>
               <w:top w:val="single" w:sz="4" w:color="BFBFBF"/>
               <w:left w:val="single" w:sz="4" w:color="BFBFBF"/>
@@ -1642,7 +1831,10 @@
             <w:r/>
             <w:r>
               <w:rPr>
+                <w:rFonts w:ascii="Arial" w:hAnsi="Arial" w:cs="Arial"/>
                 <w:b w:val="0"/>
+                <w:i w:val="0"/>
+                <w:color w:val="000000"/>
                 <w:sz w:val="20"/>
               </w:rPr>
             </w:r>
@@ -1652,32 +1844,40 @@
     </w:tbl>
     <w:p>
       <w:pPr>
-        <w:spacing w:before="240" w:after="80"/>
+        <w:keepNext/>
+        <w:spacing w:before="280" w:after="80"/>
       </w:pPr>
       <w:r>
         <w:rPr>
+          <w:rFonts w:ascii="Arial" w:hAnsi="Arial" w:cs="Arial"/>
           <w:b/>
-          <w:color w:val="1F2937"/>
-          <w:sz w:val="28"/>
+          <w:i w:val="0"/>
+          <w:color w:val="000000"/>
+          <w:sz w:val="26"/>
         </w:rPr>
         <w:t>5. Deviations and Process Comments</w:t>
       </w:r>
     </w:p>
     <w:p>
+      <w:pPr>
+        <w:spacing w:after="80"/>
+      </w:pPr>
       <w:r>
         <w:rPr>
+          <w:rFonts w:ascii="Arial" w:hAnsi="Arial" w:cs="Arial"/>
           <w:b w:val="0"/>
           <w:i/>
-          <w:color w:val="64748B"/>
+          <w:color w:val="5F6368"/>
           <w:sz w:val="18"/>
         </w:rPr>
-        <w:t>Log any deviations from the target parameters or standard operating procedures. In development/tox runs, deviations are expected; the key is rigorous documentation. Run notes are surfaced here.</w:t>
+        <w:t>Log any deviations from target parameters or SOP. Run notes and anomalies are surfaced here.</w:t>
       </w:r>
     </w:p>
     <w:tbl>
       <w:tblPr>
         <w:tblW w:type="auto" w:w="0"/>
         <w:tblLook w:firstColumn="1" w:firstRow="1" w:lastColumn="0" w:lastRow="0" w:noHBand="0" w:noVBand="1" w:val="04A0"/>
+        <w:tblLayout w:type="fixed"/>
       </w:tblPr>
       <w:tblGrid>
         <w:gridCol w:w="2520"/>
@@ -1688,8 +1888,8 @@
       <w:tr>
         <w:tc>
           <w:tcPr>
-            <w:tcW w:type="dxa" w:w="2520"/>
-            <w:shd w:val="clear" w:color="auto" w:fill="1F2937"/>
+            <w:tcW w:type="dxa" w:w="1800"/>
+            <w:shd w:val="clear" w:color="auto" w:fill="E8EAED"/>
             <w:tcBorders>
               <w:top w:val="single" w:sz="4" w:color="BFBFBF"/>
               <w:left w:val="single" w:sz="4" w:color="BFBFBF"/>
@@ -1702,8 +1902,10 @@
             <w:r/>
             <w:r>
               <w:rPr>
+                <w:rFonts w:ascii="Arial" w:hAnsi="Arial" w:cs="Arial"/>
                 <w:b/>
-                <w:color w:val="FFFFFF"/>
+                <w:i w:val="0"/>
+                <w:color w:val="000000"/>
                 <w:sz w:val="20"/>
               </w:rPr>
               <w:t>Step / Status Ref.</w:t>
@@ -1712,8 +1914,8 @@
         </w:tc>
         <w:tc>
           <w:tcPr>
-            <w:tcW w:type="dxa" w:w="2520"/>
-            <w:shd w:val="clear" w:color="auto" w:fill="1F2937"/>
+            <w:tcW w:type="dxa" w:w="4400"/>
+            <w:shd w:val="clear" w:color="auto" w:fill="E8EAED"/>
             <w:tcBorders>
               <w:top w:val="single" w:sz="4" w:color="BFBFBF"/>
               <w:left w:val="single" w:sz="4" w:color="BFBFBF"/>
@@ -1726,8 +1928,10 @@
             <w:r/>
             <w:r>
               <w:rPr>
+                <w:rFonts w:ascii="Arial" w:hAnsi="Arial" w:cs="Arial"/>
                 <w:b/>
-                <w:color w:val="FFFFFF"/>
+                <w:i w:val="0"/>
+                <w:color w:val="000000"/>
                 <w:sz w:val="20"/>
               </w:rPr>
               <w:t>Description of Deviation / Observation</w:t>
@@ -1736,8 +1940,8 @@
         </w:tc>
         <w:tc>
           <w:tcPr>
-            <w:tcW w:type="dxa" w:w="2520"/>
-            <w:shd w:val="clear" w:color="auto" w:fill="1F2937"/>
+            <w:tcW w:type="dxa" w:w="1800"/>
+            <w:shd w:val="clear" w:color="auto" w:fill="E8EAED"/>
             <w:tcBorders>
               <w:top w:val="single" w:sz="4" w:color="BFBFBF"/>
               <w:left w:val="single" w:sz="4" w:color="BFBFBF"/>
@@ -1750,8 +1954,10 @@
             <w:r/>
             <w:r>
               <w:rPr>
+                <w:rFonts w:ascii="Arial" w:hAnsi="Arial" w:cs="Arial"/>
                 <w:b/>
-                <w:color w:val="FFFFFF"/>
+                <w:i w:val="0"/>
+                <w:color w:val="000000"/>
                 <w:sz w:val="20"/>
               </w:rPr>
               <w:t>Impact Assessment Required? (Y/N)</w:t>
@@ -1760,8 +1966,8 @@
         </w:tc>
         <w:tc>
           <w:tcPr>
-            <w:tcW w:type="dxa" w:w="2520"/>
-            <w:shd w:val="clear" w:color="auto" w:fill="1F2937"/>
+            <w:tcW w:type="dxa" w:w="2000"/>
+            <w:shd w:val="clear" w:color="auto" w:fill="E8EAED"/>
             <w:tcBorders>
               <w:top w:val="single" w:sz="4" w:color="BFBFBF"/>
               <w:left w:val="single" w:sz="4" w:color="BFBFBF"/>
@@ -1774,8 +1980,10 @@
             <w:r/>
             <w:r>
               <w:rPr>
+                <w:rFonts w:ascii="Arial" w:hAnsi="Arial" w:cs="Arial"/>
                 <w:b/>
-                <w:color w:val="FFFFFF"/>
+                <w:i w:val="0"/>
+                <w:color w:val="000000"/>
                 <w:sz w:val="20"/>
               </w:rPr>
               <w:t>Lead Reviewer Sign-off</w:t>
@@ -1786,7 +1994,7 @@
       <w:tr>
         <w:tc>
           <w:tcPr>
-            <w:tcW w:type="dxa" w:w="2520"/>
+            <w:tcW w:type="dxa" w:w="1800"/>
             <w:tcBorders>
               <w:top w:val="single" w:sz="4" w:color="BFBFBF"/>
               <w:left w:val="single" w:sz="4" w:color="BFBFBF"/>
@@ -1799,7 +2007,10 @@
             <w:r/>
             <w:r>
               <w:rPr>
+                <w:rFonts w:ascii="Arial" w:hAnsi="Arial" w:cs="Arial"/>
                 <w:b w:val="0"/>
+                <w:i w:val="0"/>
+                <w:color w:val="000000"/>
                 <w:sz w:val="20"/>
               </w:rPr>
               <w:t xml:space="preserve">ACTIVE</w:t>
@@ -1808,7 +2019,7 @@
         </w:tc>
         <w:tc>
           <w:tcPr>
-            <w:tcW w:type="dxa" w:w="2520"/>
+            <w:tcW w:type="dxa" w:w="4400"/>
             <w:tcBorders>
               <w:top w:val="single" w:sz="4" w:color="BFBFBF"/>
               <w:left w:val="single" w:sz="4" w:color="BFBFBF"/>
@@ -1821,7 +2032,10 @@
             <w:r/>
             <w:r>
               <w:rPr>
+                <w:rFonts w:ascii="Arial" w:hAnsi="Arial" w:cs="Arial"/>
                 <w:b w:val="0"/>
+                <w:i w:val="0"/>
+                <w:color w:val="000000"/>
                 <w:sz w:val="20"/>
               </w:rPr>
               <w:t xml:space="preserve">Observed slight turbidity after buffer prep.</w:t>
@@ -1830,7 +2044,7 @@
         </w:tc>
         <w:tc>
           <w:tcPr>
-            <w:tcW w:type="dxa" w:w="2520"/>
+            <w:tcW w:type="dxa" w:w="1800"/>
             <w:tcBorders>
               <w:top w:val="single" w:sz="4" w:color="BFBFBF"/>
               <w:left w:val="single" w:sz="4" w:color="BFBFBF"/>
@@ -1843,7 +2057,10 @@
             <w:r/>
             <w:r>
               <w:rPr>
+                <w:rFonts w:ascii="Arial" w:hAnsi="Arial" w:cs="Arial"/>
                 <w:b w:val="0"/>
+                <w:i w:val="0"/>
+                <w:color w:val="000000"/>
                 <w:sz w:val="20"/>
               </w:rPr>
             </w:r>
@@ -1851,7 +2068,7 @@
         </w:tc>
         <w:tc>
           <w:tcPr>
-            <w:tcW w:type="dxa" w:w="2520"/>
+            <w:tcW w:type="dxa" w:w="2000"/>
             <w:tcBorders>
               <w:top w:val="single" w:sz="4" w:color="BFBFBF"/>
               <w:left w:val="single" w:sz="4" w:color="BFBFBF"/>
@@ -1864,7 +2081,10 @@
             <w:r/>
             <w:r>
               <w:rPr>
+                <w:rFonts w:ascii="Arial" w:hAnsi="Arial" w:cs="Arial"/>
                 <w:b w:val="0"/>
+                <w:i w:val="0"/>
+                <w:color w:val="000000"/>
                 <w:sz w:val="18"/>
               </w:rPr>
               <w:t xml:space="preserve">Dr. Sarah Chen</w:t>
@@ -1877,7 +2097,7 @@
       <w:tr>
         <w:tc>
           <w:tcPr>
-            <w:tcW w:type="dxa" w:w="2520"/>
+            <w:tcW w:type="dxa" w:w="1800"/>
             <w:tcBorders>
               <w:top w:val="single" w:sz="4" w:color="BFBFBF"/>
               <w:left w:val="single" w:sz="4" w:color="BFBFBF"/>
@@ -1890,7 +2110,10 @@
             <w:r/>
             <w:r>
               <w:rPr>
+                <w:rFonts w:ascii="Arial" w:hAnsi="Arial" w:cs="Arial"/>
                 <w:b w:val="0"/>
+                <w:i w:val="0"/>
+                <w:color w:val="000000"/>
                 <w:sz w:val="20"/>
               </w:rPr>
             </w:r>
@@ -1898,7 +2121,7 @@
         </w:tc>
         <w:tc>
           <w:tcPr>
-            <w:tcW w:type="dxa" w:w="2520"/>
+            <w:tcW w:type="dxa" w:w="4400"/>
             <w:tcBorders>
               <w:top w:val="single" w:sz="4" w:color="BFBFBF"/>
               <w:left w:val="single" w:sz="4" w:color="BFBFBF"/>
@@ -1911,7 +2134,10 @@
             <w:r/>
             <w:r>
               <w:rPr>
+                <w:rFonts w:ascii="Arial" w:hAnsi="Arial" w:cs="Arial"/>
                 <w:b w:val="0"/>
+                <w:i w:val="0"/>
+                <w:color w:val="000000"/>
                 <w:sz w:val="20"/>
               </w:rPr>
             </w:r>
@@ -1919,7 +2145,7 @@
         </w:tc>
         <w:tc>
           <w:tcPr>
-            <w:tcW w:type="dxa" w:w="2520"/>
+            <w:tcW w:type="dxa" w:w="1800"/>
             <w:tcBorders>
               <w:top w:val="single" w:sz="4" w:color="BFBFBF"/>
               <w:left w:val="single" w:sz="4" w:color="BFBFBF"/>
@@ -1932,7 +2158,10 @@
             <w:r/>
             <w:r>
               <w:rPr>
+                <w:rFonts w:ascii="Arial" w:hAnsi="Arial" w:cs="Arial"/>
                 <w:b w:val="0"/>
+                <w:i w:val="0"/>
+                <w:color w:val="000000"/>
                 <w:sz w:val="20"/>
               </w:rPr>
             </w:r>
@@ -1940,7 +2169,7 @@
         </w:tc>
         <w:tc>
           <w:tcPr>
-            <w:tcW w:type="dxa" w:w="2520"/>
+            <w:tcW w:type="dxa" w:w="2000"/>
             <w:tcBorders>
               <w:top w:val="single" w:sz="4" w:color="BFBFBF"/>
               <w:left w:val="single" w:sz="4" w:color="BFBFBF"/>
@@ -1953,7 +2182,10 @@
             <w:r/>
             <w:r>
               <w:rPr>
+                <w:rFonts w:ascii="Arial" w:hAnsi="Arial" w:cs="Arial"/>
                 <w:b w:val="0"/>
+                <w:i w:val="0"/>
+                <w:color w:val="000000"/>
                 <w:sz w:val="20"/>
               </w:rPr>
             </w:r>
@@ -1963,33 +2195,45 @@
     </w:tbl>
     <w:p>
       <w:pPr>
-        <w:spacing w:before="240" w:after="80"/>
+        <w:keepNext/>
+        <w:spacing w:before="280" w:after="80"/>
       </w:pPr>
       <w:r>
         <w:rPr>
+          <w:rFonts w:ascii="Arial" w:hAnsi="Arial" w:cs="Arial"/>
           <w:b/>
-          <w:color w:val="1F2937"/>
-          <w:sz w:val="28"/>
+          <w:i w:val="0"/>
+          <w:color w:val="000000"/>
+          <w:sz w:val="26"/>
         </w:rPr>
         <w:t>6. Final Disposition &amp; Signatures</w:t>
       </w:r>
     </w:p>
     <w:p>
+      <w:pPr>
+        <w:spacing w:after="120"/>
+      </w:pPr>
       <w:r>
         <w:rPr>
+          <w:rFonts w:ascii="Arial" w:hAnsi="Arial" w:cs="Arial"/>
           <w:b w:val="0"/>
           <w:i/>
-          <w:color w:val="64748B"/>
+          <w:color w:val="5F6368"/>
           <w:sz w:val="18"/>
         </w:rPr>
-        <w:t>By signing below, I certify that the material described herein was produced according to the specified process instructions and that all deviations have been reviewed and assessed for impact on the suitability of the material for its intended non-clinical use.</w:t>
+        <w:t>By signing below, the responsible parties certify that the material described herein was produced according to the specified process and that all deviations have been reviewed.</w:t>
       </w:r>
     </w:p>
     <w:p>
+      <w:pPr>
+        <w:spacing w:before="160" w:after="80"/>
+      </w:pPr>
       <w:r>
         <w:rPr>
+          <w:rFonts w:ascii="Arial" w:hAnsi="Arial" w:cs="Arial"/>
           <w:b/>
           <w:i w:val="0"/>
+          <w:color w:val="000000"/>
           <w:sz w:val="22"/>
         </w:rPr>
         <w:t>Wet-Ink Sign-Off</w:t>
@@ -1999,6 +2243,7 @@
       <w:tblPr>
         <w:tblW w:type="auto" w:w="0"/>
         <w:tblLook w:firstColumn="1" w:firstRow="1" w:lastColumn="0" w:lastRow="0" w:noHBand="0" w:noVBand="1" w:val="04A0"/>
+        <w:tblLayout w:type="fixed"/>
       </w:tblPr>
       <w:tblGrid>
         <w:gridCol w:w="2520"/>
@@ -2009,8 +2254,8 @@
       <w:tr>
         <w:tc>
           <w:tcPr>
-            <w:tcW w:type="dxa" w:w="2520"/>
-            <w:shd w:val="clear" w:color="auto" w:fill="1F2937"/>
+            <w:tcW w:type="dxa" w:w="3000"/>
+            <w:shd w:val="clear" w:color="auto" w:fill="E8EAED"/>
             <w:tcBorders>
               <w:top w:val="single" w:sz="4" w:color="BFBFBF"/>
               <w:left w:val="single" w:sz="4" w:color="BFBFBF"/>
@@ -2023,8 +2268,10 @@
             <w:r/>
             <w:r>
               <w:rPr>
+                <w:rFonts w:ascii="Arial" w:hAnsi="Arial" w:cs="Arial"/>
                 <w:b/>
-                <w:color w:val="FFFFFF"/>
+                <w:i w:val="0"/>
+                <w:color w:val="000000"/>
                 <w:sz w:val="20"/>
               </w:rPr>
               <w:t>Role</w:t>
@@ -2033,8 +2280,8 @@
         </w:tc>
         <w:tc>
           <w:tcPr>
-            <w:tcW w:type="dxa" w:w="2520"/>
-            <w:shd w:val="clear" w:color="auto" w:fill="1F2937"/>
+            <w:tcW w:type="dxa" w:w="2600"/>
+            <w:shd w:val="clear" w:color="auto" w:fill="E8EAED"/>
             <w:tcBorders>
               <w:top w:val="single" w:sz="4" w:color="BFBFBF"/>
               <w:left w:val="single" w:sz="4" w:color="BFBFBF"/>
@@ -2047,8 +2294,10 @@
             <w:r/>
             <w:r>
               <w:rPr>
+                <w:rFonts w:ascii="Arial" w:hAnsi="Arial" w:cs="Arial"/>
                 <w:b/>
-                <w:color w:val="FFFFFF"/>
+                <w:i w:val="0"/>
+                <w:color w:val="000000"/>
                 <w:sz w:val="20"/>
               </w:rPr>
               <w:t>Name (Print)</w:t>
@@ -2057,8 +2306,8 @@
         </w:tc>
         <w:tc>
           <w:tcPr>
-            <w:tcW w:type="dxa" w:w="2520"/>
-            <w:shd w:val="clear" w:color="auto" w:fill="1F2937"/>
+            <w:tcW w:type="dxa" w:w="2600"/>
+            <w:shd w:val="clear" w:color="auto" w:fill="E8EAED"/>
             <w:tcBorders>
               <w:top w:val="single" w:sz="4" w:color="BFBFBF"/>
               <w:left w:val="single" w:sz="4" w:color="BFBFBF"/>
@@ -2071,8 +2320,10 @@
             <w:r/>
             <w:r>
               <w:rPr>
+                <w:rFonts w:ascii="Arial" w:hAnsi="Arial" w:cs="Arial"/>
                 <w:b/>
-                <w:color w:val="FFFFFF"/>
+                <w:i w:val="0"/>
+                <w:color w:val="000000"/>
                 <w:sz w:val="20"/>
               </w:rPr>
               <w:t>Signature</w:t>
@@ -2081,8 +2332,8 @@
         </w:tc>
         <w:tc>
           <w:tcPr>
-            <w:tcW w:type="dxa" w:w="2520"/>
-            <w:shd w:val="clear" w:color="auto" w:fill="1F2937"/>
+            <w:tcW w:type="dxa" w:w="1800"/>
+            <w:shd w:val="clear" w:color="auto" w:fill="E8EAED"/>
             <w:tcBorders>
               <w:top w:val="single" w:sz="4" w:color="BFBFBF"/>
               <w:left w:val="single" w:sz="4" w:color="BFBFBF"/>
@@ -2095,8 +2346,10 @@
             <w:r/>
             <w:r>
               <w:rPr>
+                <w:rFonts w:ascii="Arial" w:hAnsi="Arial" w:cs="Arial"/>
                 <w:b/>
-                <w:color w:val="FFFFFF"/>
+                <w:i w:val="0"/>
+                <w:color w:val="000000"/>
                 <w:sz w:val="20"/>
               </w:rPr>
               <w:t>Date</w:t>
@@ -2107,8 +2360,8 @@
       <w:tr>
         <w:tc>
           <w:tcPr>
-            <w:tcW w:type="dxa" w:w="2520"/>
-            <w:shd w:val="clear" w:color="auto" w:fill="F1F5F9"/>
+            <w:tcW w:type="dxa" w:w="3000"/>
+            <w:shd w:val="clear" w:color="auto" w:fill="F1F3F4"/>
             <w:tcBorders>
               <w:top w:val="single" w:sz="4" w:color="BFBFBF"/>
               <w:left w:val="single" w:sz="4" w:color="BFBFBF"/>
@@ -2121,7 +2374,10 @@
             <w:r/>
             <w:r>
               <w:rPr>
+                <w:rFonts w:ascii="Arial" w:hAnsi="Arial" w:cs="Arial"/>
                 <w:b/>
+                <w:i w:val="0"/>
+                <w:color w:val="000000"/>
                 <w:sz w:val="20"/>
               </w:rPr>
               <w:t>Lead Operator / Engineer</w:t>
@@ -2130,7 +2386,7 @@
         </w:tc>
         <w:tc>
           <w:tcPr>
-            <w:tcW w:type="dxa" w:w="2520"/>
+            <w:tcW w:type="dxa" w:w="2600"/>
             <w:tcBorders>
               <w:top w:val="single" w:sz="4" w:color="BFBFBF"/>
               <w:left w:val="single" w:sz="4" w:color="BFBFBF"/>
@@ -2143,7 +2399,10 @@
             <w:r/>
             <w:r>
               <w:rPr>
+                <w:rFonts w:ascii="Arial" w:hAnsi="Arial" w:cs="Arial"/>
                 <w:b w:val="0"/>
+                <w:i w:val="0"/>
+                <w:color w:val="000000"/>
                 <w:sz w:val="20"/>
               </w:rPr>
             </w:r>
@@ -2151,7 +2410,7 @@
         </w:tc>
         <w:tc>
           <w:tcPr>
-            <w:tcW w:type="dxa" w:w="2520"/>
+            <w:tcW w:type="dxa" w:w="2600"/>
             <w:tcBorders>
               <w:top w:val="single" w:sz="4" w:color="BFBFBF"/>
               <w:left w:val="single" w:sz="4" w:color="BFBFBF"/>
@@ -2164,7 +2423,10 @@
             <w:r/>
             <w:r>
               <w:rPr>
+                <w:rFonts w:ascii="Arial" w:hAnsi="Arial" w:cs="Arial"/>
                 <w:b w:val="0"/>
+                <w:i w:val="0"/>
+                <w:color w:val="000000"/>
                 <w:sz w:val="20"/>
               </w:rPr>
             </w:r>
@@ -2172,7 +2434,7 @@
         </w:tc>
         <w:tc>
           <w:tcPr>
-            <w:tcW w:type="dxa" w:w="2520"/>
+            <w:tcW w:type="dxa" w:w="1800"/>
             <w:tcBorders>
               <w:top w:val="single" w:sz="4" w:color="BFBFBF"/>
               <w:left w:val="single" w:sz="4" w:color="BFBFBF"/>
@@ -2185,7 +2447,10 @@
             <w:r/>
             <w:r>
               <w:rPr>
+                <w:rFonts w:ascii="Arial" w:hAnsi="Arial" w:cs="Arial"/>
                 <w:b w:val="0"/>
+                <w:i w:val="0"/>
+                <w:color w:val="000000"/>
                 <w:sz w:val="20"/>
               </w:rPr>
             </w:r>
@@ -2195,8 +2460,8 @@
       <w:tr>
         <w:tc>
           <w:tcPr>
-            <w:tcW w:type="dxa" w:w="2520"/>
-            <w:shd w:val="clear" w:color="auto" w:fill="F1F5F9"/>
+            <w:tcW w:type="dxa" w:w="3000"/>
+            <w:shd w:val="clear" w:color="auto" w:fill="F1F3F4"/>
             <w:tcBorders>
               <w:top w:val="single" w:sz="4" w:color="BFBFBF"/>
               <w:left w:val="single" w:sz="4" w:color="BFBFBF"/>
@@ -2209,7 +2474,10 @@
             <w:r/>
             <w:r>
               <w:rPr>
+                <w:rFonts w:ascii="Arial" w:hAnsi="Arial" w:cs="Arial"/>
                 <w:b/>
+                <w:i w:val="0"/>
+                <w:color w:val="000000"/>
                 <w:sz w:val="20"/>
               </w:rPr>
               <w:t>Process Development Lead</w:t>
@@ -2218,7 +2486,7 @@
         </w:tc>
         <w:tc>
           <w:tcPr>
-            <w:tcW w:type="dxa" w:w="2520"/>
+            <w:tcW w:type="dxa" w:w="2600"/>
             <w:tcBorders>
               <w:top w:val="single" w:sz="4" w:color="BFBFBF"/>
               <w:left w:val="single" w:sz="4" w:color="BFBFBF"/>
@@ -2231,7 +2499,10 @@
             <w:r/>
             <w:r>
               <w:rPr>
+                <w:rFonts w:ascii="Arial" w:hAnsi="Arial" w:cs="Arial"/>
                 <w:b w:val="0"/>
+                <w:i w:val="0"/>
+                <w:color w:val="000000"/>
                 <w:sz w:val="20"/>
               </w:rPr>
             </w:r>
@@ -2239,7 +2510,7 @@
         </w:tc>
         <w:tc>
           <w:tcPr>
-            <w:tcW w:type="dxa" w:w="2520"/>
+            <w:tcW w:type="dxa" w:w="2600"/>
             <w:tcBorders>
               <w:top w:val="single" w:sz="4" w:color="BFBFBF"/>
               <w:left w:val="single" w:sz="4" w:color="BFBFBF"/>
@@ -2252,7 +2523,10 @@
             <w:r/>
             <w:r>
               <w:rPr>
+                <w:rFonts w:ascii="Arial" w:hAnsi="Arial" w:cs="Arial"/>
                 <w:b w:val="0"/>
+                <w:i w:val="0"/>
+                <w:color w:val="000000"/>
                 <w:sz w:val="20"/>
               </w:rPr>
             </w:r>
@@ -2260,7 +2534,7 @@
         </w:tc>
         <w:tc>
           <w:tcPr>
-            <w:tcW w:type="dxa" w:w="2520"/>
+            <w:tcW w:type="dxa" w:w="1800"/>
             <w:tcBorders>
               <w:top w:val="single" w:sz="4" w:color="BFBFBF"/>
               <w:left w:val="single" w:sz="4" w:color="BFBFBF"/>
@@ -2273,7 +2547,10 @@
             <w:r/>
             <w:r>
               <w:rPr>
+                <w:rFonts w:ascii="Arial" w:hAnsi="Arial" w:cs="Arial"/>
                 <w:b w:val="0"/>
+                <w:i w:val="0"/>
+                <w:color w:val="000000"/>
                 <w:sz w:val="20"/>
               </w:rPr>
             </w:r>
@@ -2283,8 +2560,8 @@
       <w:tr>
         <w:tc>
           <w:tcPr>
-            <w:tcW w:type="dxa" w:w="2520"/>
-            <w:shd w:val="clear" w:color="auto" w:fill="F1F5F9"/>
+            <w:tcW w:type="dxa" w:w="3000"/>
+            <w:shd w:val="clear" w:color="auto" w:fill="F1F3F4"/>
             <w:tcBorders>
               <w:top w:val="single" w:sz="4" w:color="BFBFBF"/>
               <w:left w:val="single" w:sz="4" w:color="BFBFBF"/>
@@ -2297,7 +2574,10 @@
             <w:r/>
             <w:r>
               <w:rPr>
+                <w:rFonts w:ascii="Arial" w:hAnsi="Arial" w:cs="Arial"/>
                 <w:b/>
+                <w:i w:val="0"/>
+                <w:color w:val="000000"/>
                 <w:sz w:val="20"/>
               </w:rPr>
               <w:t>Quality / Compliance (if applicable)</w:t>
@@ -2306,7 +2586,7 @@
         </w:tc>
         <w:tc>
           <w:tcPr>
-            <w:tcW w:type="dxa" w:w="2520"/>
+            <w:tcW w:type="dxa" w:w="2600"/>
             <w:tcBorders>
               <w:top w:val="single" w:sz="4" w:color="BFBFBF"/>
               <w:left w:val="single" w:sz="4" w:color="BFBFBF"/>
@@ -2319,7 +2599,10 @@
             <w:r/>
             <w:r>
               <w:rPr>
+                <w:rFonts w:ascii="Arial" w:hAnsi="Arial" w:cs="Arial"/>
                 <w:b w:val="0"/>
+                <w:i w:val="0"/>
+                <w:color w:val="000000"/>
                 <w:sz w:val="20"/>
               </w:rPr>
             </w:r>
@@ -2327,7 +2610,7 @@
         </w:tc>
         <w:tc>
           <w:tcPr>
-            <w:tcW w:type="dxa" w:w="2520"/>
+            <w:tcW w:type="dxa" w:w="2600"/>
             <w:tcBorders>
               <w:top w:val="single" w:sz="4" w:color="BFBFBF"/>
               <w:left w:val="single" w:sz="4" w:color="BFBFBF"/>
@@ -2340,7 +2623,10 @@
             <w:r/>
             <w:r>
               <w:rPr>
+                <w:rFonts w:ascii="Arial" w:hAnsi="Arial" w:cs="Arial"/>
                 <w:b w:val="0"/>
+                <w:i w:val="0"/>
+                <w:color w:val="000000"/>
                 <w:sz w:val="20"/>
               </w:rPr>
             </w:r>
@@ -2348,7 +2634,7 @@
         </w:tc>
         <w:tc>
           <w:tcPr>
-            <w:tcW w:type="dxa" w:w="2520"/>
+            <w:tcW w:type="dxa" w:w="1800"/>
             <w:tcBorders>
               <w:top w:val="single" w:sz="4" w:color="BFBFBF"/>
               <w:left w:val="single" w:sz="4" w:color="BFBFBF"/>
@@ -2361,7 +2647,10 @@
             <w:r/>
             <w:r>
               <w:rPr>
+                <w:rFonts w:ascii="Arial" w:hAnsi="Arial" w:cs="Arial"/>
                 <w:b w:val="0"/>
+                <w:i w:val="0"/>
+                <w:color w:val="000000"/>
                 <w:sz w:val="20"/>
               </w:rPr>
             </w:r>
@@ -2371,7 +2660,7 @@
     </w:tbl>
     <w:sectPr>
       <w:pgSz w:w="12240" w:h="15840"/>
-      <w:pgMar w:top="720" w:right="1080" w:bottom="720" w:left="1080" w:header="720" w:footer="720" w:gutter="0"/>
+      <w:pgMar w:top="1080" w:right="1080" w:bottom="1080" w:left="1080" w:header="720" w:footer="720" w:gutter="0"/>
       <w:cols w:space="720"/>
       <w:docGrid w:linePitch="360"/>
     </w:sectPr>
@@ -2742,6 +3031,11 @@
     <w:name w:val="Normal"/>
     <w:qFormat/>
     <w:rsid w:val="00FC693F"/>
+    <w:rPr>
+      <w:rFonts w:ascii="Arial" w:hAnsi="Arial"/>
+      <w:color w:val="000000"/>
+      <w:sz w:val="20"/>
+    </w:rPr>
   </w:style>
   <w:style w:type="paragraph" w:styleId="Header">
     <w:name w:val="header"/>

--- a/backend/tests/artifacts/templates/batch_record_filled_edited_gmp.docx
+++ b/backend/tests/artifacts/templates/batch_record_filled_edited_gmp.docx
@@ -3,202 +3,159 @@
 <w:document xmlns:wpc="http://schemas.microsoft.com/office/word/2010/wordprocessingCanvas" xmlns:mo="http://schemas.microsoft.com/office/mac/office/2008/main" xmlns:mc="http://schemas.openxmlformats.org/markup-compatibility/2006" xmlns:mv="urn:schemas-microsoft-com:mac:vml" xmlns:o="urn:schemas-microsoft-com:office:office" xmlns:r="http://schemas.openxmlformats.org/officeDocument/2006/relationships" xmlns:m="http://schemas.openxmlformats.org/officeDocument/2006/math" xmlns:v="urn:schemas-microsoft-com:vml" xmlns:wp14="http://schemas.microsoft.com/office/word/2010/wordprocessingDrawing" xmlns:wp="http://schemas.openxmlformats.org/drawingml/2006/wordprocessingDrawing" xmlns:w10="urn:schemas-microsoft-com:office:word" xmlns:w="http://schemas.openxmlformats.org/wordprocessingml/2006/main" xmlns:w14="http://schemas.microsoft.com/office/word/2010/wordml" xmlns:wpg="http://schemas.microsoft.com/office/word/2010/wordprocessingGroup" xmlns:wpi="http://schemas.microsoft.com/office/word/2010/wordprocessingInk" xmlns:wne="http://schemas.microsoft.com/office/word/2006/wordml" xmlns:wps="http://schemas.microsoft.com/office/word/2010/wordprocessingShape" mc:Ignorable="w14 wp14">
   <w:body>
     <w:p>
+      <w:pPr>
+        <w:spacing w:after="40"/>
+        <w:jc w:val="center"/>
+      </w:pPr>
       <w:r>
         <w:rPr>
+          <w:rFonts w:ascii="Arial" w:hAnsi="Arial" w:cs="Arial"/>
           <w:b/>
+          <w:i w:val="0"/>
+          <w:color w:val="000000"/>
           <w:sz w:val="36"/>
         </w:rPr>
-        <w:t xml:space="preserve">Multi-Role Buffer Protocol — Batch Record</w:t>
+        <w:t xml:space="preserve">Multi-Role Buffer Protocol</w:t>
       </w:r>
     </w:p>
     <w:p>
+      <w:pPr>
+        <w:spacing w:after="40"/>
+        <w:jc w:val="center"/>
+      </w:pPr>
       <w:r>
         <w:rPr>
+          <w:rFonts w:ascii="Arial" w:hAnsi="Arial" w:cs="Arial"/>
           <w:b w:val="0"/>
+          <w:i/>
+          <w:color w:val="5F6368"/>
           <w:sz w:val="22"/>
+        </w:rPr>
+        <w:t>Batch Manufacturing Record</w:t>
+      </w:r>
+    </w:p>
+    <w:p>
+      <w:pPr>
+        <w:spacing w:after="160"/>
+        <w:jc w:val="center"/>
+      </w:pPr>
+      <w:r>
+        <w:rPr>
+          <w:rFonts w:ascii="Arial" w:hAnsi="Arial" w:cs="Arial"/>
+          <w:b w:val="0"/>
+          <w:i w:val="0"/>
+          <w:color w:val="5F6368"/>
+          <w:sz w:val="20"/>
         </w:rPr>
         <w:t xml:space="preserve"/>
       </w:r>
     </w:p>
     <w:p>
+      <w:pPr>
+        <w:jc w:val="center"/>
+      </w:pPr>
       <w:r>
         <w:rPr>
+          <w:rFonts w:ascii="Arial" w:hAnsi="Arial" w:cs="Arial"/>
           <w:b w:val="0"/>
-          <w:sz w:val="22"/>
+          <w:i w:val="0"/>
+          <w:color w:val="5F6368"/>
+          <w:sz w:val="18"/>
         </w:rPr>
-        <w:t xml:space="preserve"/>
+        <w:t xml:space="preserve">Run: Run-2026-002 (Edited)    Status: ACTIVE    Started:     Completed: </w:t>
       </w:r>
     </w:p>
     <w:p>
+      <w:pPr>
+        <w:spacing w:after="120"/>
+        <w:jc w:val="center"/>
+      </w:pPr>
       <w:r>
         <w:rPr>
+          <w:rFonts w:ascii="Arial" w:hAnsi="Arial" w:cs="Arial"/>
           <w:b w:val="0"/>
-          <w:sz w:val="22"/>
+          <w:i w:val="0"/>
+          <w:color w:val="5F6368"/>
+          <w:sz w:val="18"/>
         </w:rPr>
-        <w:t xml:space="preserve">Run: Run-2026-002 (Edited)  |  Status: ACTIVE</w:t>
+        <w:t xml:space="preserve">Project:     Protocol Version: v2    Generated: April 1, 2026</w:t>
       </w:r>
     </w:p>
     <w:p>
+      <w:pPr>
+        <w:keepNext/>
+        <w:spacing w:before="280" w:after="80"/>
+      </w:pPr>
       <w:r>
         <w:rPr>
-          <w:b w:val="0"/>
-          <w:sz w:val="22"/>
+          <w:rFonts w:ascii="Arial" w:hAnsi="Arial" w:cs="Arial"/>
+          <w:b/>
+          <w:i w:val="0"/>
+          <w:color w:val="000000"/>
+          <w:sz w:val="26"/>
         </w:rPr>
-        <w:t xml:space="preserve">Started:   |  Completed: </w:t>
-      </w:r>
-    </w:p>
-    <w:p>
-      <w:r>
-        <w:rPr>
-          <w:b w:val="0"/>
-          <w:sz w:val="22"/>
-        </w:rPr>
-        <w:t xml:space="preserve">Project:   |  Organization: </w:t>
-      </w:r>
-    </w:p>
-    <w:p>
-      <w:r>
-        <w:rPr>
-          <w:b w:val="0"/>
-          <w:sz w:val="22"/>
-        </w:rPr>
-        <w:t xml:space="preserve">SOP Reference:  v2 (effective )</w:t>
-      </w:r>
-    </w:p>
-    <w:p>
-      <w:r>
-        <w:rPr>
-          <w:b/>
-          <w:sz w:val="28"/>
-        </w:rPr>
-        <w:t>Procedure Execution</w:t>
-      </w:r>
-    </w:p>
-    <w:p>
-      <w:r>
-        <w:rPr>
-          <w:b w:val="0"/>
-          <w:sz w:val="22"/>
-        </w:rPr>
-        <w:t xml:space="preserve"/>
-      </w:r>
-      <w:r>
-        <w:rPr>
-          <w:sz w:val="177800"/>
-          <w:szCs w:val="177800"/>
-          <w:b/>
-        </w:rPr>
-        <w:t xml:space="preserve">Media Prep</w:t>
-      </w:r>
-      <w:r>
-        <w:t xml:space="preserve"/>
+        <w:t>1. General Information</w:t>
       </w:r>
     </w:p>
     <w:tbl>
       <w:tblPr>
-        <w:tblStyle w:val="LightGrid-Accent1"/>
         <w:tblW w:type="auto" w:w="0"/>
         <w:tblLook w:firstColumn="1" w:firstRow="1" w:lastColumn="0" w:lastRow="0" w:noHBand="0" w:noVBand="1" w:val="04A0"/>
+        <w:tblLayout w:type="fixed"/>
       </w:tblPr>
       <w:tblGrid>
-        <w:gridCol w:w="1108"/>
-        <w:gridCol w:w="1108"/>
-        <w:gridCol w:w="1108"/>
-        <w:gridCol w:w="1108"/>
-        <w:gridCol w:w="1108"/>
-        <w:gridCol w:w="1108"/>
-        <w:gridCol w:w="1108"/>
-        <w:gridCol w:w="1108"/>
-        <w:gridCol w:w="1108"/>
+        <w:gridCol w:w="5040"/>
+        <w:gridCol w:w="5040"/>
       </w:tblGrid>
       <w:tr>
         <w:tc>
           <w:tcPr>
-            <w:tcW w:type="dxa" w:w="1108"/>
+            <w:tcW w:type="dxa" w:w="3400"/>
+            <w:shd w:val="clear" w:color="auto" w:fill="F1F3F4"/>
+            <w:tcBorders>
+              <w:top w:val="single" w:sz="4" w:color="BFBFBF"/>
+              <w:left w:val="single" w:sz="4" w:color="BFBFBF"/>
+              <w:bottom w:val="single" w:sz="4" w:color="BFBFBF"/>
+              <w:right w:val="single" w:sz="4" w:color="BFBFBF"/>
+            </w:tcBorders>
+            <w:vAlign w:val="center"/>
           </w:tcPr>
           <w:p>
+            <w:r/>
             <w:r>
-              <w:t>Step</w:t>
+              <w:rPr>
+                <w:rFonts w:ascii="Arial" w:hAnsi="Arial" w:cs="Arial"/>
+                <w:b/>
+                <w:i w:val="0"/>
+                <w:color w:val="000000"/>
+                <w:sz w:val="20"/>
+              </w:rPr>
+              <w:t>Product Name / Candidate</w:t>
             </w:r>
           </w:p>
         </w:tc>
         <w:tc>
           <w:tcPr>
-            <w:tcW w:type="dxa" w:w="1108"/>
+            <w:tcW w:type="dxa" w:w="6400"/>
+            <w:tcBorders>
+              <w:top w:val="single" w:sz="4" w:color="BFBFBF"/>
+              <w:left w:val="single" w:sz="4" w:color="BFBFBF"/>
+              <w:bottom w:val="single" w:sz="4" w:color="BFBFBF"/>
+              <w:right w:val="single" w:sz="4" w:color="BFBFBF"/>
+            </w:tcBorders>
+            <w:vAlign w:val="center"/>
           </w:tcPr>
           <w:p>
+            <w:r/>
             <w:r>
-              <w:t>Description</w:t>
-            </w:r>
-          </w:p>
-        </w:tc>
-        <w:tc>
-          <w:tcPr>
-            <w:tcW w:type="dxa" w:w="1108"/>
-          </w:tcPr>
-          <w:p>
-            <w:r>
-              <w:t>Value</w:t>
-            </w:r>
-          </w:p>
-        </w:tc>
-        <w:tc>
-          <w:tcPr>
-            <w:tcW w:type="dxa" w:w="1108"/>
-          </w:tcPr>
-          <w:p>
-            <w:r>
-              <w:t>Operator</w:t>
-            </w:r>
-          </w:p>
-        </w:tc>
-        <w:tc>
-          <w:tcPr>
-            <w:tcW w:type="dxa" w:w="1108"/>
-          </w:tcPr>
-          <w:p>
-            <w:r>
-              <w:t>Reviewer</w:t>
-            </w:r>
-          </w:p>
-        </w:tc>
-        <w:tc>
-          <w:tcPr>
-            <w:tcW w:type="dxa" w:w="1108"/>
-          </w:tcPr>
-          <w:p>
-            <w:r>
-              <w:t>Scheduled</w:t>
-            </w:r>
-          </w:p>
-        </w:tc>
-        <w:tc>
-          <w:tcPr>
-            <w:tcW w:type="dxa" w:w="1108"/>
-          </w:tcPr>
-          <w:p>
-            <w:r>
-              <w:t>Actual Start</w:t>
-            </w:r>
-          </w:p>
-        </w:tc>
-        <w:tc>
-          <w:tcPr>
-            <w:tcW w:type="dxa" w:w="1108"/>
-          </w:tcPr>
-          <w:p>
-            <w:r>
-              <w:t>Actual End</w:t>
-            </w:r>
-          </w:p>
-        </w:tc>
-        <w:tc>
-          <w:tcPr>
-            <w:tcW w:type="dxa" w:w="1108"/>
-          </w:tcPr>
-          <w:p>
-            <w:r>
-              <w:t>Notes</w:t>
+              <w:rPr>
+                <w:rFonts w:ascii="Arial" w:hAnsi="Arial" w:cs="Arial"/>
+                <w:b w:val="0"/>
+                <w:i w:val="0"/>
+                <w:color w:val="000000"/>
+                <w:sz w:val="20"/>
+              </w:rPr>
+              <w:t xml:space="preserve">Multi-Role Buffer Protocol</w:t>
             </w:r>
           </w:p>
         </w:tc>
@@ -206,61 +163,1066 @@
       <w:tr>
         <w:tc>
           <w:tcPr>
-            <w:tcW w:type="dxa" w:w="1108"/>
+            <w:tcW w:type="dxa" w:w="3400"/>
+            <w:shd w:val="clear" w:color="auto" w:fill="F1F3F4"/>
+            <w:tcBorders>
+              <w:top w:val="single" w:sz="4" w:color="BFBFBF"/>
+              <w:left w:val="single" w:sz="4" w:color="BFBFBF"/>
+              <w:bottom w:val="single" w:sz="4" w:color="BFBFBF"/>
+              <w:right w:val="single" w:sz="4" w:color="BFBFBF"/>
+            </w:tcBorders>
+            <w:vAlign w:val="center"/>
           </w:tcPr>
           <w:p>
+            <w:r/>
             <w:r>
+              <w:rPr>
+                <w:rFonts w:ascii="Arial" w:hAnsi="Arial" w:cs="Arial"/>
+                <w:b/>
+                <w:i w:val="0"/>
+                <w:color w:val="000000"/>
+                <w:sz w:val="20"/>
+              </w:rPr>
+              <w:t>Batch / Lot Number</w:t>
+            </w:r>
+          </w:p>
+        </w:tc>
+        <w:tc>
+          <w:tcPr>
+            <w:tcW w:type="dxa" w:w="6400"/>
+            <w:tcBorders>
+              <w:top w:val="single" w:sz="4" w:color="BFBFBF"/>
+              <w:left w:val="single" w:sz="4" w:color="BFBFBF"/>
+              <w:bottom w:val="single" w:sz="4" w:color="BFBFBF"/>
+              <w:right w:val="single" w:sz="4" w:color="BFBFBF"/>
+            </w:tcBorders>
+            <w:vAlign w:val="center"/>
+          </w:tcPr>
+          <w:p>
+            <w:r/>
+            <w:r>
+              <w:rPr>
+                <w:rFonts w:ascii="Arial" w:hAnsi="Arial" w:cs="Arial"/>
+                <w:b w:val="0"/>
+                <w:i w:val="0"/>
+                <w:color w:val="000000"/>
+                <w:sz w:val="20"/>
+              </w:rPr>
+              <w:t xml:space="preserve">Run-2026-002 (Edited)</w:t>
+            </w:r>
+          </w:p>
+        </w:tc>
+      </w:tr>
+      <w:tr>
+        <w:tc>
+          <w:tcPr>
+            <w:tcW w:type="dxa" w:w="3400"/>
+            <w:shd w:val="clear" w:color="auto" w:fill="F1F3F4"/>
+            <w:tcBorders>
+              <w:top w:val="single" w:sz="4" w:color="BFBFBF"/>
+              <w:left w:val="single" w:sz="4" w:color="BFBFBF"/>
+              <w:bottom w:val="single" w:sz="4" w:color="BFBFBF"/>
+              <w:right w:val="single" w:sz="4" w:color="BFBFBF"/>
+            </w:tcBorders>
+            <w:vAlign w:val="center"/>
+          </w:tcPr>
+          <w:p>
+            <w:r/>
+            <w:r>
+              <w:rPr>
+                <w:rFonts w:ascii="Arial" w:hAnsi="Arial" w:cs="Arial"/>
+                <w:b/>
+                <w:i w:val="0"/>
+                <w:color w:val="000000"/>
+                <w:sz w:val="20"/>
+              </w:rPr>
+              <w:t>Target Yield / Scale</w:t>
+            </w:r>
+          </w:p>
+        </w:tc>
+        <w:tc>
+          <w:tcPr>
+            <w:tcW w:type="dxa" w:w="6400"/>
+            <w:tcBorders>
+              <w:top w:val="single" w:sz="4" w:color="BFBFBF"/>
+              <w:left w:val="single" w:sz="4" w:color="BFBFBF"/>
+              <w:bottom w:val="single" w:sz="4" w:color="BFBFBF"/>
+              <w:right w:val="single" w:sz="4" w:color="BFBFBF"/>
+            </w:tcBorders>
+            <w:vAlign w:val="center"/>
+          </w:tcPr>
+          <w:p>
+            <w:r/>
+            <w:r>
+              <w:rPr>
+                <w:rFonts w:ascii="Arial" w:hAnsi="Arial" w:cs="Arial"/>
+                <w:b w:val="0"/>
+                <w:i w:val="0"/>
+                <w:color w:val="000000"/>
+                <w:sz w:val="20"/>
+              </w:rPr>
+              <w:t xml:space="preserve"/>
+            </w:r>
+          </w:p>
+        </w:tc>
+      </w:tr>
+      <w:tr>
+        <w:tc>
+          <w:tcPr>
+            <w:tcW w:type="dxa" w:w="3400"/>
+            <w:shd w:val="clear" w:color="auto" w:fill="F1F3F4"/>
+            <w:tcBorders>
+              <w:top w:val="single" w:sz="4" w:color="BFBFBF"/>
+              <w:left w:val="single" w:sz="4" w:color="BFBFBF"/>
+              <w:bottom w:val="single" w:sz="4" w:color="BFBFBF"/>
+              <w:right w:val="single" w:sz="4" w:color="BFBFBF"/>
+            </w:tcBorders>
+            <w:vAlign w:val="center"/>
+          </w:tcPr>
+          <w:p>
+            <w:r/>
+            <w:r>
+              <w:rPr>
+                <w:rFonts w:ascii="Arial" w:hAnsi="Arial" w:cs="Arial"/>
+                <w:b/>
+                <w:i w:val="0"/>
+                <w:color w:val="000000"/>
+                <w:sz w:val="20"/>
+              </w:rPr>
+              <w:t>Process SOP / Protocol Reference</w:t>
+            </w:r>
+          </w:p>
+        </w:tc>
+        <w:tc>
+          <w:tcPr>
+            <w:tcW w:type="dxa" w:w="6400"/>
+            <w:tcBorders>
+              <w:top w:val="single" w:sz="4" w:color="BFBFBF"/>
+              <w:left w:val="single" w:sz="4" w:color="BFBFBF"/>
+              <w:bottom w:val="single" w:sz="4" w:color="BFBFBF"/>
+              <w:right w:val="single" w:sz="4" w:color="BFBFBF"/>
+            </w:tcBorders>
+            <w:vAlign w:val="center"/>
+          </w:tcPr>
+          <w:p>
+            <w:r/>
+            <w:r>
+              <w:rPr>
+                <w:rFonts w:ascii="Arial" w:hAnsi="Arial" w:cs="Arial"/>
+                <w:b w:val="0"/>
+                <w:i w:val="0"/>
+                <w:color w:val="000000"/>
+                <w:sz w:val="20"/>
+              </w:rPr>
+              <w:t xml:space="preserve">Multi-Role Buffer Protocol (v2)</w:t>
+            </w:r>
+          </w:p>
+        </w:tc>
+      </w:tr>
+    </w:tbl>
+    <w:p>
+      <w:pPr>
+        <w:keepNext/>
+        <w:spacing w:before="280" w:after="80"/>
+      </w:pPr>
+      <w:r>
+        <w:rPr>
+          <w:rFonts w:ascii="Arial" w:hAnsi="Arial" w:cs="Arial"/>
+          <w:b/>
+          <w:i w:val="0"/>
+          <w:color w:val="000000"/>
+          <w:sz w:val="26"/>
+        </w:rPr>
+        <w:t>2. Bill of Materials (BOM)</w:t>
+      </w:r>
+    </w:p>
+    <w:p>
+      <w:pPr>
+        <w:spacing w:after="80"/>
+      </w:pPr>
+      <w:r>
+        <w:rPr>
+          <w:rFonts w:ascii="Arial" w:hAnsi="Arial" w:cs="Arial"/>
+          <w:b w:val="0"/>
+          <w:i/>
+          <w:color w:val="5F6368"/>
+          <w:sz w:val="18"/>
+        </w:rPr>
+        <w:t>Record all raw materials, media, and buffers utilized in this run.</w:t>
+      </w:r>
+    </w:p>
+    <w:tbl>
+      <w:tblPr>
+        <w:tblW w:type="auto" w:w="0"/>
+        <w:tblLook w:firstColumn="1" w:firstRow="1" w:lastColumn="0" w:lastRow="0" w:noHBand="0" w:noVBand="1" w:val="04A0"/>
+        <w:tblLayout w:type="fixed"/>
+      </w:tblPr>
+      <w:tblGrid>
+        <w:gridCol w:w="2016"/>
+        <w:gridCol w:w="2016"/>
+        <w:gridCol w:w="2016"/>
+        <w:gridCol w:w="2016"/>
+        <w:gridCol w:w="2016"/>
+      </w:tblGrid>
+      <w:tr>
+        <w:tc>
+          <w:tcPr>
+            <w:tcW w:type="dxa" w:w="3000"/>
+            <w:shd w:val="clear" w:color="auto" w:fill="E8EAED"/>
+            <w:tcBorders>
+              <w:top w:val="single" w:sz="4" w:color="BFBFBF"/>
+              <w:left w:val="single" w:sz="4" w:color="BFBFBF"/>
+              <w:bottom w:val="single" w:sz="4" w:color="BFBFBF"/>
+              <w:right w:val="single" w:sz="4" w:color="BFBFBF"/>
+            </w:tcBorders>
+            <w:vAlign w:val="center"/>
+          </w:tcPr>
+          <w:p>
+            <w:r/>
+            <w:r>
+              <w:rPr>
+                <w:rFonts w:ascii="Arial" w:hAnsi="Arial" w:cs="Arial"/>
+                <w:b/>
+                <w:i w:val="0"/>
+                <w:color w:val="000000"/>
+                <w:sz w:val="20"/>
+              </w:rPr>
+              <w:t>Material Description</w:t>
+            </w:r>
+          </w:p>
+        </w:tc>
+        <w:tc>
+          <w:tcPr>
+            <w:tcW w:type="dxa" w:w="2000"/>
+            <w:shd w:val="clear" w:color="auto" w:fill="E8EAED"/>
+            <w:tcBorders>
+              <w:top w:val="single" w:sz="4" w:color="BFBFBF"/>
+              <w:left w:val="single" w:sz="4" w:color="BFBFBF"/>
+              <w:bottom w:val="single" w:sz="4" w:color="BFBFBF"/>
+              <w:right w:val="single" w:sz="4" w:color="BFBFBF"/>
+            </w:tcBorders>
+            <w:vAlign w:val="center"/>
+          </w:tcPr>
+          <w:p>
+            <w:r/>
+            <w:r>
+              <w:rPr>
+                <w:rFonts w:ascii="Arial" w:hAnsi="Arial" w:cs="Arial"/>
+                <w:b/>
+                <w:i w:val="0"/>
+                <w:color w:val="000000"/>
+                <w:sz w:val="20"/>
+              </w:rPr>
+              <w:t>Part / Lot Number</w:t>
+            </w:r>
+          </w:p>
+        </w:tc>
+        <w:tc>
+          <w:tcPr>
+            <w:tcW w:type="dxa" w:w="1600"/>
+            <w:shd w:val="clear" w:color="auto" w:fill="E8EAED"/>
+            <w:tcBorders>
+              <w:top w:val="single" w:sz="4" w:color="BFBFBF"/>
+              <w:left w:val="single" w:sz="4" w:color="BFBFBF"/>
+              <w:bottom w:val="single" w:sz="4" w:color="BFBFBF"/>
+              <w:right w:val="single" w:sz="4" w:color="BFBFBF"/>
+            </w:tcBorders>
+            <w:vAlign w:val="center"/>
+          </w:tcPr>
+          <w:p>
+            <w:r/>
+            <w:r>
+              <w:rPr>
+                <w:rFonts w:ascii="Arial" w:hAnsi="Arial" w:cs="Arial"/>
+                <w:b/>
+                <w:i w:val="0"/>
+                <w:color w:val="000000"/>
+                <w:sz w:val="20"/>
+              </w:rPr>
+              <w:t>Required Quantity</w:t>
+            </w:r>
+          </w:p>
+        </w:tc>
+        <w:tc>
+          <w:tcPr>
+            <w:tcW w:type="dxa" w:w="1600"/>
+            <w:shd w:val="clear" w:color="auto" w:fill="E8EAED"/>
+            <w:tcBorders>
+              <w:top w:val="single" w:sz="4" w:color="BFBFBF"/>
+              <w:left w:val="single" w:sz="4" w:color="BFBFBF"/>
+              <w:bottom w:val="single" w:sz="4" w:color="BFBFBF"/>
+              <w:right w:val="single" w:sz="4" w:color="BFBFBF"/>
+            </w:tcBorders>
+            <w:vAlign w:val="center"/>
+          </w:tcPr>
+          <w:p>
+            <w:r/>
+            <w:r>
+              <w:rPr>
+                <w:rFonts w:ascii="Arial" w:hAnsi="Arial" w:cs="Arial"/>
+                <w:b/>
+                <w:i w:val="0"/>
+                <w:color w:val="000000"/>
+                <w:sz w:val="20"/>
+              </w:rPr>
+              <w:t>Actual Quantity Added</w:t>
+            </w:r>
+          </w:p>
+        </w:tc>
+        <w:tc>
+          <w:tcPr>
+            <w:tcW w:type="dxa" w:w="1800"/>
+            <w:shd w:val="clear" w:color="auto" w:fill="E8EAED"/>
+            <w:tcBorders>
+              <w:top w:val="single" w:sz="4" w:color="BFBFBF"/>
+              <w:left w:val="single" w:sz="4" w:color="BFBFBF"/>
+              <w:bottom w:val="single" w:sz="4" w:color="BFBFBF"/>
+              <w:right w:val="single" w:sz="4" w:color="BFBFBF"/>
+            </w:tcBorders>
+            <w:vAlign w:val="center"/>
+          </w:tcPr>
+          <w:p>
+            <w:r/>
+            <w:r>
+              <w:rPr>
+                <w:rFonts w:ascii="Arial" w:hAnsi="Arial" w:cs="Arial"/>
+                <w:b/>
+                <w:i w:val="0"/>
+                <w:color w:val="000000"/>
+                <w:sz w:val="20"/>
+              </w:rPr>
+              <w:t>Operator Initials &amp; Date</w:t>
+            </w:r>
+          </w:p>
+        </w:tc>
+      </w:tr>
+      <w:tr>
+        <w:tc>
+          <w:tcPr>
+            <w:tcW w:type="dxa" w:w="3000"/>
+            <w:tcBorders>
+              <w:top w:val="single" w:sz="4" w:color="BFBFBF"/>
+              <w:left w:val="single" w:sz="4" w:color="BFBFBF"/>
+              <w:bottom w:val="single" w:sz="4" w:color="BFBFBF"/>
+              <w:right w:val="single" w:sz="4" w:color="BFBFBF"/>
+            </w:tcBorders>
+            <w:vAlign w:val="center"/>
+          </w:tcPr>
+          <w:p>
+            <w:r/>
+            <w:r>
+              <w:rPr>
+                <w:rFonts w:ascii="Arial" w:hAnsi="Arial" w:cs="Arial"/>
+                <w:b w:val="0"/>
+                <w:i w:val="0"/>
+                <w:color w:val="000000"/>
+                <w:sz w:val="20"/>
+              </w:rPr>
+            </w:r>
+          </w:p>
+        </w:tc>
+        <w:tc>
+          <w:tcPr>
+            <w:tcW w:type="dxa" w:w="2000"/>
+            <w:tcBorders>
+              <w:top w:val="single" w:sz="4" w:color="BFBFBF"/>
+              <w:left w:val="single" w:sz="4" w:color="BFBFBF"/>
+              <w:bottom w:val="single" w:sz="4" w:color="BFBFBF"/>
+              <w:right w:val="single" w:sz="4" w:color="BFBFBF"/>
+            </w:tcBorders>
+            <w:vAlign w:val="center"/>
+          </w:tcPr>
+          <w:p>
+            <w:r/>
+            <w:r>
+              <w:rPr>
+                <w:rFonts w:ascii="Arial" w:hAnsi="Arial" w:cs="Arial"/>
+                <w:b w:val="0"/>
+                <w:i w:val="0"/>
+                <w:color w:val="000000"/>
+                <w:sz w:val="20"/>
+              </w:rPr>
+            </w:r>
+          </w:p>
+        </w:tc>
+        <w:tc>
+          <w:tcPr>
+            <w:tcW w:type="dxa" w:w="1600"/>
+            <w:tcBorders>
+              <w:top w:val="single" w:sz="4" w:color="BFBFBF"/>
+              <w:left w:val="single" w:sz="4" w:color="BFBFBF"/>
+              <w:bottom w:val="single" w:sz="4" w:color="BFBFBF"/>
+              <w:right w:val="single" w:sz="4" w:color="BFBFBF"/>
+            </w:tcBorders>
+            <w:vAlign w:val="center"/>
+          </w:tcPr>
+          <w:p>
+            <w:r/>
+            <w:r>
+              <w:rPr>
+                <w:rFonts w:ascii="Arial" w:hAnsi="Arial" w:cs="Arial"/>
+                <w:b w:val="0"/>
+                <w:i w:val="0"/>
+                <w:color w:val="000000"/>
+                <w:sz w:val="20"/>
+              </w:rPr>
+            </w:r>
+          </w:p>
+        </w:tc>
+        <w:tc>
+          <w:tcPr>
+            <w:tcW w:type="dxa" w:w="1600"/>
+            <w:tcBorders>
+              <w:top w:val="single" w:sz="4" w:color="BFBFBF"/>
+              <w:left w:val="single" w:sz="4" w:color="BFBFBF"/>
+              <w:bottom w:val="single" w:sz="4" w:color="BFBFBF"/>
+              <w:right w:val="single" w:sz="4" w:color="BFBFBF"/>
+            </w:tcBorders>
+            <w:vAlign w:val="center"/>
+          </w:tcPr>
+          <w:p>
+            <w:r/>
+            <w:r>
+              <w:rPr>
+                <w:rFonts w:ascii="Arial" w:hAnsi="Arial" w:cs="Arial"/>
+                <w:b w:val="0"/>
+                <w:i w:val="0"/>
+                <w:color w:val="000000"/>
+                <w:sz w:val="20"/>
+              </w:rPr>
+            </w:r>
+          </w:p>
+        </w:tc>
+        <w:tc>
+          <w:tcPr>
+            <w:tcW w:type="dxa" w:w="1800"/>
+            <w:tcBorders>
+              <w:top w:val="single" w:sz="4" w:color="BFBFBF"/>
+              <w:left w:val="single" w:sz="4" w:color="BFBFBF"/>
+              <w:bottom w:val="single" w:sz="4" w:color="BFBFBF"/>
+              <w:right w:val="single" w:sz="4" w:color="BFBFBF"/>
+            </w:tcBorders>
+            <w:vAlign w:val="center"/>
+          </w:tcPr>
+          <w:p>
+            <w:r/>
+            <w:r>
+              <w:rPr>
+                <w:rFonts w:ascii="Arial" w:hAnsi="Arial" w:cs="Arial"/>
+                <w:b w:val="0"/>
+                <w:i w:val="0"/>
+                <w:color w:val="000000"/>
+                <w:sz w:val="20"/>
+              </w:rPr>
+            </w:r>
+          </w:p>
+        </w:tc>
+      </w:tr>
+    </w:tbl>
+    <w:p>
+      <w:pPr>
+        <w:keepNext/>
+        <w:spacing w:before="280" w:after="80"/>
+      </w:pPr>
+      <w:r>
+        <w:rPr>
+          <w:rFonts w:ascii="Arial" w:hAnsi="Arial" w:cs="Arial"/>
+          <w:b/>
+          <w:i w:val="0"/>
+          <w:color w:val="000000"/>
+          <w:sz w:val="26"/>
+        </w:rPr>
+        <w:t>3. Equipment Log</w:t>
+      </w:r>
+    </w:p>
+    <w:p>
+      <w:pPr>
+        <w:spacing w:after="80"/>
+      </w:pPr>
+      <w:r>
+        <w:rPr>
+          <w:rFonts w:ascii="Arial" w:hAnsi="Arial" w:cs="Arial"/>
+          <w:b w:val="0"/>
+          <w:i/>
+          <w:color w:val="5F6368"/>
+          <w:sz w:val="18"/>
+        </w:rPr>
+        <w:t>Record primary equipment used to ensure traceability.</w:t>
+      </w:r>
+    </w:p>
+    <w:tbl>
+      <w:tblPr>
+        <w:tblW w:type="auto" w:w="0"/>
+        <w:tblLook w:firstColumn="1" w:firstRow="1" w:lastColumn="0" w:lastRow="0" w:noHBand="0" w:noVBand="1" w:val="04A0"/>
+        <w:tblLayout w:type="fixed"/>
+      </w:tblPr>
+      <w:tblGrid>
+        <w:gridCol w:w="2520"/>
+        <w:gridCol w:w="2520"/>
+        <w:gridCol w:w="2520"/>
+        <w:gridCol w:w="2520"/>
+      </w:tblGrid>
+      <w:tr>
+        <w:tc>
+          <w:tcPr>
+            <w:tcW w:type="dxa" w:w="3200"/>
+            <w:shd w:val="clear" w:color="auto" w:fill="E8EAED"/>
+            <w:tcBorders>
+              <w:top w:val="single" w:sz="4" w:color="BFBFBF"/>
+              <w:left w:val="single" w:sz="4" w:color="BFBFBF"/>
+              <w:bottom w:val="single" w:sz="4" w:color="BFBFBF"/>
+              <w:right w:val="single" w:sz="4" w:color="BFBFBF"/>
+            </w:tcBorders>
+            <w:vAlign w:val="center"/>
+          </w:tcPr>
+          <w:p>
+            <w:r/>
+            <w:r>
+              <w:rPr>
+                <w:rFonts w:ascii="Arial" w:hAnsi="Arial" w:cs="Arial"/>
+                <w:b/>
+                <w:i w:val="0"/>
+                <w:color w:val="000000"/>
+                <w:sz w:val="20"/>
+              </w:rPr>
+              <w:t>Equipment Name / Type</w:t>
+            </w:r>
+          </w:p>
+        </w:tc>
+        <w:tc>
+          <w:tcPr>
+            <w:tcW w:type="dxa" w:w="2200"/>
+            <w:shd w:val="clear" w:color="auto" w:fill="E8EAED"/>
+            <w:tcBorders>
+              <w:top w:val="single" w:sz="4" w:color="BFBFBF"/>
+              <w:left w:val="single" w:sz="4" w:color="BFBFBF"/>
+              <w:bottom w:val="single" w:sz="4" w:color="BFBFBF"/>
+              <w:right w:val="single" w:sz="4" w:color="BFBFBF"/>
+            </w:tcBorders>
+            <w:vAlign w:val="center"/>
+          </w:tcPr>
+          <w:p>
+            <w:r/>
+            <w:r>
+              <w:rPr>
+                <w:rFonts w:ascii="Arial" w:hAnsi="Arial" w:cs="Arial"/>
+                <w:b/>
+                <w:i w:val="0"/>
+                <w:color w:val="000000"/>
+                <w:sz w:val="20"/>
+              </w:rPr>
+              <w:t>Equipment ID (Asset Tag)</w:t>
+            </w:r>
+          </w:p>
+        </w:tc>
+        <w:tc>
+          <w:tcPr>
+            <w:tcW w:type="dxa" w:w="2600"/>
+            <w:shd w:val="clear" w:color="auto" w:fill="E8EAED"/>
+            <w:tcBorders>
+              <w:top w:val="single" w:sz="4" w:color="BFBFBF"/>
+              <w:left w:val="single" w:sz="4" w:color="BFBFBF"/>
+              <w:bottom w:val="single" w:sz="4" w:color="BFBFBF"/>
+              <w:right w:val="single" w:sz="4" w:color="BFBFBF"/>
+            </w:tcBorders>
+            <w:vAlign w:val="center"/>
+          </w:tcPr>
+          <w:p>
+            <w:r/>
+            <w:r>
+              <w:rPr>
+                <w:rFonts w:ascii="Arial" w:hAnsi="Arial" w:cs="Arial"/>
+                <w:b/>
+                <w:i w:val="0"/>
+                <w:color w:val="000000"/>
+                <w:sz w:val="20"/>
+              </w:rPr>
+              <w:t>Calibration Status (Valid Until)</w:t>
+            </w:r>
+          </w:p>
+        </w:tc>
+        <w:tc>
+          <w:tcPr>
+            <w:tcW w:type="dxa" w:w="2000"/>
+            <w:shd w:val="clear" w:color="auto" w:fill="E8EAED"/>
+            <w:tcBorders>
+              <w:top w:val="single" w:sz="4" w:color="BFBFBF"/>
+              <w:left w:val="single" w:sz="4" w:color="BFBFBF"/>
+              <w:bottom w:val="single" w:sz="4" w:color="BFBFBF"/>
+              <w:right w:val="single" w:sz="4" w:color="BFBFBF"/>
+            </w:tcBorders>
+            <w:vAlign w:val="center"/>
+          </w:tcPr>
+          <w:p>
+            <w:r/>
+            <w:r>
+              <w:rPr>
+                <w:rFonts w:ascii="Arial" w:hAnsi="Arial" w:cs="Arial"/>
+                <w:b/>
+                <w:i w:val="0"/>
+                <w:color w:val="000000"/>
+                <w:sz w:val="20"/>
+              </w:rPr>
+              <w:t>Operator Initials &amp; Date</w:t>
+            </w:r>
+          </w:p>
+        </w:tc>
+      </w:tr>
+      <w:tr>
+        <w:tc>
+          <w:tcPr>
+            <w:tcW w:type="dxa" w:w="3200"/>
+            <w:tcBorders>
+              <w:top w:val="single" w:sz="4" w:color="BFBFBF"/>
+              <w:left w:val="single" w:sz="4" w:color="BFBFBF"/>
+              <w:bottom w:val="single" w:sz="4" w:color="BFBFBF"/>
+              <w:right w:val="single" w:sz="4" w:color="BFBFBF"/>
+            </w:tcBorders>
+            <w:vAlign w:val="center"/>
+          </w:tcPr>
+          <w:p>
+            <w:r/>
+            <w:r>
+              <w:rPr>
+                <w:rFonts w:ascii="Arial" w:hAnsi="Arial" w:cs="Arial"/>
+                <w:b w:val="0"/>
+                <w:i w:val="0"/>
+                <w:color w:val="000000"/>
+                <w:sz w:val="20"/>
+              </w:rPr>
+            </w:r>
+          </w:p>
+        </w:tc>
+        <w:tc>
+          <w:tcPr>
+            <w:tcW w:type="dxa" w:w="2200"/>
+            <w:tcBorders>
+              <w:top w:val="single" w:sz="4" w:color="BFBFBF"/>
+              <w:left w:val="single" w:sz="4" w:color="BFBFBF"/>
+              <w:bottom w:val="single" w:sz="4" w:color="BFBFBF"/>
+              <w:right w:val="single" w:sz="4" w:color="BFBFBF"/>
+            </w:tcBorders>
+            <w:vAlign w:val="center"/>
+          </w:tcPr>
+          <w:p>
+            <w:r/>
+            <w:r>
+              <w:rPr>
+                <w:rFonts w:ascii="Arial" w:hAnsi="Arial" w:cs="Arial"/>
+                <w:b w:val="0"/>
+                <w:i w:val="0"/>
+                <w:color w:val="000000"/>
+                <w:sz w:val="20"/>
+              </w:rPr>
+            </w:r>
+          </w:p>
+        </w:tc>
+        <w:tc>
+          <w:tcPr>
+            <w:tcW w:type="dxa" w:w="2600"/>
+            <w:tcBorders>
+              <w:top w:val="single" w:sz="4" w:color="BFBFBF"/>
+              <w:left w:val="single" w:sz="4" w:color="BFBFBF"/>
+              <w:bottom w:val="single" w:sz="4" w:color="BFBFBF"/>
+              <w:right w:val="single" w:sz="4" w:color="BFBFBF"/>
+            </w:tcBorders>
+            <w:vAlign w:val="center"/>
+          </w:tcPr>
+          <w:p>
+            <w:r/>
+            <w:r>
+              <w:rPr>
+                <w:rFonts w:ascii="Arial" w:hAnsi="Arial" w:cs="Arial"/>
+                <w:b w:val="0"/>
+                <w:i w:val="0"/>
+                <w:color w:val="000000"/>
+                <w:sz w:val="20"/>
+              </w:rPr>
+            </w:r>
+          </w:p>
+        </w:tc>
+        <w:tc>
+          <w:tcPr>
+            <w:tcW w:type="dxa" w:w="2000"/>
+            <w:tcBorders>
+              <w:top w:val="single" w:sz="4" w:color="BFBFBF"/>
+              <w:left w:val="single" w:sz="4" w:color="BFBFBF"/>
+              <w:bottom w:val="single" w:sz="4" w:color="BFBFBF"/>
+              <w:right w:val="single" w:sz="4" w:color="BFBFBF"/>
+            </w:tcBorders>
+            <w:vAlign w:val="center"/>
+          </w:tcPr>
+          <w:p>
+            <w:r/>
+            <w:r>
+              <w:rPr>
+                <w:rFonts w:ascii="Arial" w:hAnsi="Arial" w:cs="Arial"/>
+                <w:b w:val="0"/>
+                <w:i w:val="0"/>
+                <w:color w:val="000000"/>
+                <w:sz w:val="20"/>
+              </w:rPr>
+            </w:r>
+          </w:p>
+        </w:tc>
+      </w:tr>
+    </w:tbl>
+    <w:p>
+      <w:pPr>
+        <w:keepNext/>
+        <w:spacing w:before="280" w:after="80"/>
+      </w:pPr>
+      <w:r>
+        <w:rPr>
+          <w:rFonts w:ascii="Arial" w:hAnsi="Arial" w:cs="Arial"/>
+          <w:b/>
+          <w:i w:val="0"/>
+          <w:color w:val="000000"/>
+          <w:sz w:val="26"/>
+        </w:rPr>
+        <w:t>4. Execution: Unit Operations</w:t>
+      </w:r>
+    </w:p>
+    <w:p>
+      <w:pPr>
+        <w:spacing w:after="80"/>
+      </w:pPr>
+      <w:r>
+        <w:rPr>
+          <w:rFonts w:ascii="Arial" w:hAnsi="Arial" w:cs="Arial"/>
+          <w:b w:val="0"/>
+          <w:i/>
+          <w:color w:val="5F6368"/>
+          <w:sz w:val="18"/>
+        </w:rPr>
+        <w:t>Execute process steps. Record actual values, operator, and verifier (if required by SOP) for each step.</w:t>
+      </w:r>
+    </w:p>
+    <w:p>
+      <w:pPr>
+        <w:keepNext/>
+        <w:spacing w:before="160" w:after="80"/>
+      </w:pPr>
+      <w:r>
+        <w:rPr>
+          <w:rFonts w:ascii="Arial" w:hAnsi="Arial" w:cs="Arial"/>
+          <w:b/>
+          <w:i w:val="0"/>
+          <w:color w:val="000000"/>
+          <w:sz w:val="22"/>
+        </w:rPr>
+        <w:t xml:space="preserve">4.1  Media Prep</w:t>
+      </w:r>
+    </w:p>
+    <w:tbl>
+      <w:tblPr>
+        <w:tblW w:type="auto" w:w="0"/>
+        <w:tblLook w:firstColumn="1" w:firstRow="1" w:lastColumn="0" w:lastRow="0" w:noHBand="0" w:noVBand="1" w:val="04A0"/>
+        <w:tblLayout w:type="fixed"/>
+      </w:tblPr>
+      <w:tblGrid>
+        <w:gridCol w:w="1680"/>
+        <w:gridCol w:w="1680"/>
+        <w:gridCol w:w="1680"/>
+        <w:gridCol w:w="1680"/>
+        <w:gridCol w:w="1680"/>
+        <w:gridCol w:w="1680"/>
+      </w:tblGrid>
+      <w:tr>
+        <w:tc>
+          <w:tcPr>
+            <w:tcW w:type="dxa" w:w="800"/>
+            <w:shd w:val="clear" w:color="auto" w:fill="E8EAED"/>
+            <w:tcBorders>
+              <w:top w:val="single" w:sz="4" w:color="BFBFBF"/>
+              <w:left w:val="single" w:sz="4" w:color="BFBFBF"/>
+              <w:bottom w:val="single" w:sz="4" w:color="BFBFBF"/>
+              <w:right w:val="single" w:sz="4" w:color="BFBFBF"/>
+            </w:tcBorders>
+            <w:vAlign w:val="center"/>
+          </w:tcPr>
+          <w:p>
+            <w:r/>
+            <w:r>
+              <w:rPr>
+                <w:rFonts w:ascii="Arial" w:hAnsi="Arial" w:cs="Arial"/>
+                <w:b/>
+                <w:i w:val="0"/>
+                <w:color w:val="000000"/>
+                <w:sz w:val="20"/>
+              </w:rPr>
+              <w:t>Step</w:t>
+            </w:r>
+          </w:p>
+        </w:tc>
+        <w:tc>
+          <w:tcPr>
+            <w:tcW w:type="dxa" w:w="2600"/>
+            <w:shd w:val="clear" w:color="auto" w:fill="E8EAED"/>
+            <w:tcBorders>
+              <w:top w:val="single" w:sz="4" w:color="BFBFBF"/>
+              <w:left w:val="single" w:sz="4" w:color="BFBFBF"/>
+              <w:bottom w:val="single" w:sz="4" w:color="BFBFBF"/>
+              <w:right w:val="single" w:sz="4" w:color="BFBFBF"/>
+            </w:tcBorders>
+            <w:vAlign w:val="center"/>
+          </w:tcPr>
+          <w:p>
+            <w:r/>
+            <w:r>
+              <w:rPr>
+                <w:rFonts w:ascii="Arial" w:hAnsi="Arial" w:cs="Arial"/>
+                <w:b/>
+                <w:i w:val="0"/>
+                <w:color w:val="000000"/>
+                <w:sz w:val="20"/>
+              </w:rPr>
+              <w:t>Instruction</w:t>
+            </w:r>
+          </w:p>
+        </w:tc>
+        <w:tc>
+          <w:tcPr>
+            <w:tcW w:type="dxa" w:w="2600"/>
+            <w:shd w:val="clear" w:color="auto" w:fill="E8EAED"/>
+            <w:tcBorders>
+              <w:top w:val="single" w:sz="4" w:color="BFBFBF"/>
+              <w:left w:val="single" w:sz="4" w:color="BFBFBF"/>
+              <w:bottom w:val="single" w:sz="4" w:color="BFBFBF"/>
+              <w:right w:val="single" w:sz="4" w:color="BFBFBF"/>
+            </w:tcBorders>
+            <w:vAlign w:val="center"/>
+          </w:tcPr>
+          <w:p>
+            <w:r/>
+            <w:r>
+              <w:rPr>
+                <w:rFonts w:ascii="Arial" w:hAnsi="Arial" w:cs="Arial"/>
+                <w:b/>
+                <w:i w:val="0"/>
+                <w:color w:val="000000"/>
+                <w:sz w:val="20"/>
+              </w:rPr>
+              <w:t>Target Parameter</w:t>
+            </w:r>
+          </w:p>
+        </w:tc>
+        <w:tc>
+          <w:tcPr>
+            <w:tcW w:type="dxa" w:w="1600"/>
+            <w:shd w:val="clear" w:color="auto" w:fill="E8EAED"/>
+            <w:tcBorders>
+              <w:top w:val="single" w:sz="4" w:color="BFBFBF"/>
+              <w:left w:val="single" w:sz="4" w:color="BFBFBF"/>
+              <w:bottom w:val="single" w:sz="4" w:color="BFBFBF"/>
+              <w:right w:val="single" w:sz="4" w:color="BFBFBF"/>
+            </w:tcBorders>
+            <w:vAlign w:val="center"/>
+          </w:tcPr>
+          <w:p>
+            <w:r/>
+            <w:r>
+              <w:rPr>
+                <w:rFonts w:ascii="Arial" w:hAnsi="Arial" w:cs="Arial"/>
+                <w:b/>
+                <w:i w:val="0"/>
+                <w:color w:val="000000"/>
+                <w:sz w:val="20"/>
+              </w:rPr>
+              <w:t>Actual Value</w:t>
+            </w:r>
+          </w:p>
+        </w:tc>
+        <w:tc>
+          <w:tcPr>
+            <w:tcW w:type="dxa" w:w="1000"/>
+            <w:shd w:val="clear" w:color="auto" w:fill="E8EAED"/>
+            <w:tcBorders>
+              <w:top w:val="single" w:sz="4" w:color="BFBFBF"/>
+              <w:left w:val="single" w:sz="4" w:color="BFBFBF"/>
+              <w:bottom w:val="single" w:sz="4" w:color="BFBFBF"/>
+              <w:right w:val="single" w:sz="4" w:color="BFBFBF"/>
+            </w:tcBorders>
+            <w:vAlign w:val="center"/>
+          </w:tcPr>
+          <w:p>
+            <w:r/>
+            <w:r>
+              <w:rPr>
+                <w:rFonts w:ascii="Arial" w:hAnsi="Arial" w:cs="Arial"/>
+                <w:b/>
+                <w:i w:val="0"/>
+                <w:color w:val="000000"/>
+                <w:sz w:val="20"/>
+              </w:rPr>
+              <w:t>Operator</w:t>
+            </w:r>
+          </w:p>
+        </w:tc>
+        <w:tc>
+          <w:tcPr>
+            <w:tcW w:type="dxa" w:w="1000"/>
+            <w:shd w:val="clear" w:color="auto" w:fill="E8EAED"/>
+            <w:tcBorders>
+              <w:top w:val="single" w:sz="4" w:color="BFBFBF"/>
+              <w:left w:val="single" w:sz="4" w:color="BFBFBF"/>
+              <w:bottom w:val="single" w:sz="4" w:color="BFBFBF"/>
+              <w:right w:val="single" w:sz="4" w:color="BFBFBF"/>
+            </w:tcBorders>
+            <w:vAlign w:val="center"/>
+          </w:tcPr>
+          <w:p>
+            <w:r/>
+            <w:r>
+              <w:rPr>
+                <w:rFonts w:ascii="Arial" w:hAnsi="Arial" w:cs="Arial"/>
+                <w:b/>
+                <w:i w:val="0"/>
+                <w:color w:val="000000"/>
+                <w:sz w:val="20"/>
+              </w:rPr>
+              <w:t>Verifier</w:t>
+            </w:r>
+          </w:p>
+        </w:tc>
+      </w:tr>
+      <w:tr>
+        <w:tc>
+          <w:tcPr>
+            <w:tcW w:type="dxa" w:w="800"/>
+            <w:tcBorders>
+              <w:top w:val="single" w:sz="4" w:color="BFBFBF"/>
+              <w:left w:val="single" w:sz="4" w:color="BFBFBF"/>
+              <w:bottom w:val="single" w:sz="4" w:color="BFBFBF"/>
+              <w:right w:val="single" w:sz="4" w:color="BFBFBF"/>
+            </w:tcBorders>
+            <w:vAlign w:val="center"/>
+          </w:tcPr>
+          <w:p>
+            <w:pPr>
+              <w:jc w:val="center"/>
+            </w:pPr>
+            <w:r/>
+            <w:r>
+              <w:rPr>
+                <w:rFonts w:ascii="Arial" w:hAnsi="Arial" w:cs="Arial"/>
+                <w:b w:val="0"/>
+                <w:i w:val="0"/>
+                <w:color w:val="000000"/>
+                <w:sz w:val="20"/>
+              </w:rPr>
+              <w:t xml:space="preserve">1</w:t>
+            </w:r>
+          </w:p>
+        </w:tc>
+        <w:tc>
+          <w:tcPr>
+            <w:tcW w:type="dxa" w:w="2600"/>
+            <w:tcBorders>
+              <w:top w:val="single" w:sz="4" w:color="BFBFBF"/>
+              <w:left w:val="single" w:sz="4" w:color="BFBFBF"/>
+              <w:bottom w:val="single" w:sz="4" w:color="BFBFBF"/>
+              <w:right w:val="single" w:sz="4" w:color="BFBFBF"/>
+            </w:tcBorders>
+            <w:vAlign w:val="center"/>
+          </w:tcPr>
+          <w:p>
+            <w:r/>
+            <w:r>
+              <w:rPr>
+                <w:rFonts w:ascii="Arial" w:hAnsi="Arial" w:cs="Arial"/>
+                <w:b w:val="0"/>
+                <w:i w:val="0"/>
+                <w:color w:val="000000"/>
+                <w:sz w:val="20"/>
+              </w:rPr>
               <w:t xml:space="preserve">Weigh Reagents</w:t>
             </w:r>
           </w:p>
         </w:tc>
         <w:tc>
           <w:tcPr>
-            <w:tcW w:type="dxa" w:w="1108"/>
+            <w:tcW w:type="dxa" w:w="2600"/>
+            <w:tcBorders>
+              <w:top w:val="single" w:sz="4" w:color="BFBFBF"/>
+              <w:left w:val="single" w:sz="4" w:color="BFBFBF"/>
+              <w:bottom w:val="single" w:sz="4" w:color="BFBFBF"/>
+              <w:right w:val="single" w:sz="4" w:color="BFBFBF"/>
+            </w:tcBorders>
+            <w:vAlign w:val="center"/>
           </w:tcPr>
           <w:p>
+            <w:r/>
             <w:r>
+              <w:rPr>
+                <w:rFonts w:ascii="Arial" w:hAnsi="Arial" w:cs="Arial"/>
+                <w:b w:val="0"/>
+                <w:i w:val="0"/>
+                <w:color w:val="000000"/>
+                <w:sz w:val="18"/>
+              </w:rPr>
               <w:t xml:space="preserve">Weigh NaCl and KCl. NaCl: 8, and KCl: 0.2.</w:t>
             </w:r>
           </w:p>
         </w:tc>
         <w:tc>
           <w:tcPr>
-            <w:tcW w:type="dxa" w:w="1108"/>
+            <w:tcW w:type="dxa" w:w="1600"/>
+            <w:tcBorders>
+              <w:top w:val="single" w:sz="4" w:color="BFBFBF"/>
+              <w:left w:val="single" w:sz="4" w:color="BFBFBF"/>
+              <w:bottom w:val="single" w:sz="4" w:color="BFBFBF"/>
+              <w:right w:val="single" w:sz="4" w:color="BFBFBF"/>
+            </w:tcBorders>
+            <w:vAlign w:val="center"/>
           </w:tcPr>
           <w:p>
+            <w:r/>
             <w:r>
+              <w:rPr>
+                <w:rFonts w:ascii="Arial" w:hAnsi="Arial" w:cs="Arial"/>
+                <w:b w:val="0"/>
+                <w:i w:val="0"/>
+                <w:color w:val="000000"/>
+                <w:sz w:val="20"/>
+              </w:rPr>
               <w:t xml:space="preserve"/>
             </w:r>
             <w:r>
               <w:rPr>
-                <w:sz w:val="101600"/>
-                <w:szCs w:val="101600"/>
+                <w:color w:val="0F172A"/>
+                <w:sz w:val="20"/>
+                <w:szCs w:val="20"/>
                 <w:b/>
+                <w:rFonts w:ascii="Calibri" w:hAnsi="Calibri" w:cs="Calibri"/>
               </w:rPr>
-              <w:t xml:space="preserve">NaCl (g): </w:t>
+              <w:t xml:space="preserve">NaCl (g)  </w:t>
             </w:r>
             <w:r>
               <w:rPr>
-                <w:color w:val="A0A0A0"/>
-                <w:sz w:val="101600"/>
-                <w:szCs w:val="101600"/>
+                <w:color w:val="64748B"/>
+                <w:sz w:val="20"/>
+                <w:szCs w:val="20"/>
                 <w:strike/>
+                <w:rFonts w:ascii="Cambria" w:hAnsi="Cambria" w:cs="Cambria"/>
               </w:rPr>
               <w:t xml:space="preserve">8</w:t>
             </w:r>
             <w:r>
               <w:rPr>
                 <w:color w:val="64748B"/>
-                <w:sz w:val="101600"/>
-                <w:szCs w:val="101600"/>
+                <w:sz w:val="20"/>
+                <w:szCs w:val="20"/>
+                <w:rFonts w:ascii="Cambria" w:hAnsi="Cambria" w:cs="Cambria"/>
               </w:rPr>
               <w:t xml:space="preserve"> D.S.C. 04/01/26 → </w:t>
             </w:r>
             <w:r>
               <w:rPr>
-                <w:sz w:val="101600"/>
-                <w:szCs w:val="101600"/>
+                <w:color w:val="1F2937"/>
+                <w:sz w:val="20"/>
+                <w:szCs w:val="20"/>
+                <w:rFonts w:ascii="Cambria" w:hAnsi="Cambria" w:cs="Cambria"/>
               </w:rPr>
               <w:t xml:space="preserve">8.01</w:t>
             </w:r>
@@ -274,33 +1236,39 @@
             </w:r>
             <w:r>
               <w:rPr>
-                <w:sz w:val="101600"/>
-                <w:szCs w:val="101600"/>
+                <w:color w:val="0F172A"/>
+                <w:sz w:val="20"/>
+                <w:szCs w:val="20"/>
                 <w:b/>
+                <w:rFonts w:ascii="Calibri" w:hAnsi="Calibri" w:cs="Calibri"/>
               </w:rPr>
-              <w:t xml:space="preserve">KCl (g): </w:t>
+              <w:t xml:space="preserve">KCl (g)  </w:t>
             </w:r>
             <w:r>
               <w:rPr>
-                <w:color w:val="A0A0A0"/>
-                <w:sz w:val="101600"/>
-                <w:szCs w:val="101600"/>
+                <w:color w:val="64748B"/>
+                <w:sz w:val="20"/>
+                <w:szCs w:val="20"/>
                 <w:strike/>
+                <w:rFonts w:ascii="Cambria" w:hAnsi="Cambria" w:cs="Cambria"/>
               </w:rPr>
               <w:t xml:space="preserve">0.19</w:t>
             </w:r>
             <w:r>
               <w:rPr>
                 <w:color w:val="64748B"/>
-                <w:sz w:val="101600"/>
-                <w:szCs w:val="101600"/>
+                <w:sz w:val="20"/>
+                <w:szCs w:val="20"/>
+                <w:rFonts w:ascii="Cambria" w:hAnsi="Cambria" w:cs="Cambria"/>
               </w:rPr>
               <w:t xml:space="preserve"> D.S.C. 04/01/26 → </w:t>
             </w:r>
             <w:r>
               <w:rPr>
-                <w:sz w:val="101600"/>
-                <w:szCs w:val="101600"/>
+                <w:color w:val="1F2937"/>
+                <w:sz w:val="20"/>
+                <w:szCs w:val="20"/>
+                <w:rFonts w:ascii="Cambria" w:hAnsi="Cambria" w:cs="Cambria"/>
               </w:rPr>
               <w:t xml:space="preserve">0.2</w:t>
             </w:r>
@@ -311,61 +1279,53 @@
         </w:tc>
         <w:tc>
           <w:tcPr>
-            <w:tcW w:type="dxa" w:w="1108"/>
+            <w:tcW w:type="dxa" w:w="1000"/>
+            <w:tcBorders>
+              <w:top w:val="single" w:sz="4" w:color="BFBFBF"/>
+              <w:left w:val="single" w:sz="4" w:color="BFBFBF"/>
+              <w:bottom w:val="single" w:sz="4" w:color="BFBFBF"/>
+              <w:right w:val="single" w:sz="4" w:color="BFBFBF"/>
+            </w:tcBorders>
+            <w:vAlign w:val="center"/>
           </w:tcPr>
           <w:p>
+            <w:pPr>
+              <w:jc w:val="center"/>
+            </w:pPr>
+            <w:r/>
             <w:r>
+              <w:rPr>
+                <w:rFonts w:ascii="Arial" w:hAnsi="Arial" w:cs="Arial"/>
+                <w:b w:val="0"/>
+                <w:i w:val="0"/>
+                <w:color w:val="000000"/>
+                <w:sz w:val="20"/>
+              </w:rPr>
               <w:t xml:space="preserve">D.S.C.</w:t>
             </w:r>
           </w:p>
         </w:tc>
         <w:tc>
           <w:tcPr>
-            <w:tcW w:type="dxa" w:w="1108"/>
+            <w:tcW w:type="dxa" w:w="1000"/>
+            <w:tcBorders>
+              <w:top w:val="single" w:sz="4" w:color="BFBFBF"/>
+              <w:left w:val="single" w:sz="4" w:color="BFBFBF"/>
+              <w:bottom w:val="single" w:sz="4" w:color="BFBFBF"/>
+              <w:right w:val="single" w:sz="4" w:color="BFBFBF"/>
+            </w:tcBorders>
+            <w:vAlign w:val="center"/>
           </w:tcPr>
           <w:p>
+            <w:r/>
             <w:r>
-              <w:t xml:space="preserve"/>
-            </w:r>
-          </w:p>
-        </w:tc>
-        <w:tc>
-          <w:tcPr>
-            <w:tcW w:type="dxa" w:w="1108"/>
-          </w:tcPr>
-          <w:p>
-            <w:r>
-              <w:t xml:space="preserve"/>
-            </w:r>
-          </w:p>
-        </w:tc>
-        <w:tc>
-          <w:tcPr>
-            <w:tcW w:type="dxa" w:w="1108"/>
-          </w:tcPr>
-          <w:p>
-            <w:r>
-              <w:t xml:space="preserve"/>
-            </w:r>
-          </w:p>
-        </w:tc>
-        <w:tc>
-          <w:tcPr>
-            <w:tcW w:type="dxa" w:w="1108"/>
-          </w:tcPr>
-          <w:p>
-            <w:r>
-              <w:t xml:space="preserve"/>
-            </w:r>
-          </w:p>
-        </w:tc>
-        <w:tc>
-          <w:tcPr>
-            <w:tcW w:type="dxa" w:w="1108"/>
-          </w:tcPr>
-          <w:p>
-            <w:r>
-              <w:t xml:space="preserve"/>
+              <w:rPr>
+                <w:rFonts w:ascii="Arial" w:hAnsi="Arial" w:cs="Arial"/>
+                <w:b w:val="0"/>
+                <w:i w:val="0"/>
+                <w:color w:val="000000"/>
+                <w:sz w:val="20"/>
+              </w:rPr>
             </w:r>
           </w:p>
         </w:tc>
@@ -373,36 +1333,111 @@
       <w:tr>
         <w:tc>
           <w:tcPr>
-            <w:tcW w:type="dxa" w:w="1108"/>
+            <w:tcW w:type="dxa" w:w="800"/>
+            <w:tcBorders>
+              <w:top w:val="single" w:sz="4" w:color="BFBFBF"/>
+              <w:left w:val="single" w:sz="4" w:color="BFBFBF"/>
+              <w:bottom w:val="single" w:sz="4" w:color="BFBFBF"/>
+              <w:right w:val="single" w:sz="4" w:color="BFBFBF"/>
+            </w:tcBorders>
+            <w:vAlign w:val="center"/>
           </w:tcPr>
           <w:p>
+            <w:pPr>
+              <w:jc w:val="center"/>
+            </w:pPr>
+            <w:r/>
             <w:r>
+              <w:rPr>
+                <w:rFonts w:ascii="Arial" w:hAnsi="Arial" w:cs="Arial"/>
+                <w:b w:val="0"/>
+                <w:i w:val="0"/>
+                <w:color w:val="000000"/>
+                <w:sz w:val="20"/>
+              </w:rPr>
+              <w:t xml:space="preserve">2</w:t>
+            </w:r>
+          </w:p>
+        </w:tc>
+        <w:tc>
+          <w:tcPr>
+            <w:tcW w:type="dxa" w:w="2600"/>
+            <w:tcBorders>
+              <w:top w:val="single" w:sz="4" w:color="BFBFBF"/>
+              <w:left w:val="single" w:sz="4" w:color="BFBFBF"/>
+              <w:bottom w:val="single" w:sz="4" w:color="BFBFBF"/>
+              <w:right w:val="single" w:sz="4" w:color="BFBFBF"/>
+            </w:tcBorders>
+            <w:vAlign w:val="center"/>
+          </w:tcPr>
+          <w:p>
+            <w:r/>
+            <w:r>
+              <w:rPr>
+                <w:rFonts w:ascii="Arial" w:hAnsi="Arial" w:cs="Arial"/>
+                <w:b w:val="0"/>
+                <w:i w:val="0"/>
+                <w:color w:val="000000"/>
+                <w:sz w:val="20"/>
+              </w:rPr>
               <w:t xml:space="preserve">Dissolve</w:t>
             </w:r>
           </w:p>
         </w:tc>
         <w:tc>
           <w:tcPr>
-            <w:tcW w:type="dxa" w:w="1108"/>
+            <w:tcW w:type="dxa" w:w="2600"/>
+            <w:tcBorders>
+              <w:top w:val="single" w:sz="4" w:color="BFBFBF"/>
+              <w:left w:val="single" w:sz="4" w:color="BFBFBF"/>
+              <w:bottom w:val="single" w:sz="4" w:color="BFBFBF"/>
+              <w:right w:val="single" w:sz="4" w:color="BFBFBF"/>
+            </w:tcBorders>
+            <w:vAlign w:val="center"/>
           </w:tcPr>
           <w:p>
+            <w:r/>
             <w:r>
+              <w:rPr>
+                <w:rFonts w:ascii="Arial" w:hAnsi="Arial" w:cs="Arial"/>
+                <w:b w:val="0"/>
+                <w:i w:val="0"/>
+                <w:color w:val="000000"/>
+                <w:sz w:val="18"/>
+              </w:rPr>
               <w:t xml:space="preserve">Add to 1000 mL water and stir.</w:t>
             </w:r>
           </w:p>
         </w:tc>
         <w:tc>
           <w:tcPr>
-            <w:tcW w:type="dxa" w:w="1108"/>
+            <w:tcW w:type="dxa" w:w="1600"/>
+            <w:tcBorders>
+              <w:top w:val="single" w:sz="4" w:color="BFBFBF"/>
+              <w:left w:val="single" w:sz="4" w:color="BFBFBF"/>
+              <w:bottom w:val="single" w:sz="4" w:color="BFBFBF"/>
+              <w:right w:val="single" w:sz="4" w:color="BFBFBF"/>
+            </w:tcBorders>
+            <w:vAlign w:val="center"/>
           </w:tcPr>
           <w:p>
+            <w:r/>
             <w:r>
+              <w:rPr>
+                <w:rFonts w:ascii="Arial" w:hAnsi="Arial" w:cs="Arial"/>
+                <w:b w:val="0"/>
+                <w:i w:val="0"/>
+                <w:color w:val="000000"/>
+                <w:sz w:val="20"/>
+              </w:rPr>
               <w:t xml:space="preserve"/>
             </w:r>
             <w:r>
               <w:rPr>
-                <w:sz w:val="101600"/>
-                <w:szCs w:val="101600"/>
+                <w:color w:val="1F2937"/>
+                <w:sz w:val="20"/>
+                <w:szCs w:val="20"/>
+                <w:rFonts w:ascii="Cambria" w:hAnsi="Cambria" w:cs="Cambria"/>
               </w:rPr>
               <w:t xml:space="preserve">1000</w:t>
             </w:r>
@@ -413,204 +1448,242 @@
         </w:tc>
         <w:tc>
           <w:tcPr>
-            <w:tcW w:type="dxa" w:w="1108"/>
+            <w:tcW w:type="dxa" w:w="1000"/>
+            <w:tcBorders>
+              <w:top w:val="single" w:sz="4" w:color="BFBFBF"/>
+              <w:left w:val="single" w:sz="4" w:color="BFBFBF"/>
+              <w:bottom w:val="single" w:sz="4" w:color="BFBFBF"/>
+              <w:right w:val="single" w:sz="4" w:color="BFBFBF"/>
+            </w:tcBorders>
+            <w:vAlign w:val="center"/>
           </w:tcPr>
           <w:p>
+            <w:pPr>
+              <w:jc w:val="center"/>
+            </w:pPr>
+            <w:r/>
             <w:r>
+              <w:rPr>
+                <w:rFonts w:ascii="Arial" w:hAnsi="Arial" w:cs="Arial"/>
+                <w:b w:val="0"/>
+                <w:i w:val="0"/>
+                <w:color w:val="000000"/>
+                <w:sz w:val="20"/>
+              </w:rPr>
               <w:t xml:space="preserve">D.S.C.</w:t>
             </w:r>
           </w:p>
         </w:tc>
         <w:tc>
           <w:tcPr>
-            <w:tcW w:type="dxa" w:w="1108"/>
+            <w:tcW w:type="dxa" w:w="1000"/>
+            <w:tcBorders>
+              <w:top w:val="single" w:sz="4" w:color="BFBFBF"/>
+              <w:left w:val="single" w:sz="4" w:color="BFBFBF"/>
+              <w:bottom w:val="single" w:sz="4" w:color="BFBFBF"/>
+              <w:right w:val="single" w:sz="4" w:color="BFBFBF"/>
+            </w:tcBorders>
+            <w:vAlign w:val="center"/>
           </w:tcPr>
           <w:p>
+            <w:r/>
             <w:r>
-              <w:t xml:space="preserve"/>
-            </w:r>
-          </w:p>
-        </w:tc>
-        <w:tc>
-          <w:tcPr>
-            <w:tcW w:type="dxa" w:w="1108"/>
-          </w:tcPr>
-          <w:p>
-            <w:r>
-              <w:t xml:space="preserve"/>
-            </w:r>
-          </w:p>
-        </w:tc>
-        <w:tc>
-          <w:tcPr>
-            <w:tcW w:type="dxa" w:w="1108"/>
-          </w:tcPr>
-          <w:p>
-            <w:r>
-              <w:t xml:space="preserve"/>
-            </w:r>
-          </w:p>
-        </w:tc>
-        <w:tc>
-          <w:tcPr>
-            <w:tcW w:type="dxa" w:w="1108"/>
-          </w:tcPr>
-          <w:p>
-            <w:r>
-              <w:t xml:space="preserve"/>
-            </w:r>
-          </w:p>
-        </w:tc>
-        <w:tc>
-          <w:tcPr>
-            <w:tcW w:type="dxa" w:w="1108"/>
-          </w:tcPr>
-          <w:p>
-            <w:r>
-              <w:t xml:space="preserve"/>
+              <w:rPr>
+                <w:rFonts w:ascii="Arial" w:hAnsi="Arial" w:cs="Arial"/>
+                <w:b w:val="0"/>
+                <w:i w:val="0"/>
+                <w:color w:val="000000"/>
+                <w:sz w:val="20"/>
+              </w:rPr>
             </w:r>
           </w:p>
         </w:tc>
       </w:tr>
     </w:tbl>
     <w:p>
+      <w:pPr>
+        <w:keepNext/>
+        <w:spacing w:before="160" w:after="80"/>
+      </w:pPr>
       <w:r>
         <w:rPr>
-          <w:b w:val="0"/>
+          <w:rFonts w:ascii="Arial" w:hAnsi="Arial" w:cs="Arial"/>
+          <w:b/>
+          <w:i w:val="0"/>
+          <w:color w:val="000000"/>
           <w:sz w:val="22"/>
         </w:rPr>
-        <w:t xml:space="preserve"/>
-      </w:r>
-      <w:r>
-        <w:t xml:space="preserve"/>
-      </w:r>
-    </w:p>
-    <w:p>
-      <w:r>
-        <w:br w:type="page"/>
-      </w:r>
-    </w:p>
-    <w:p>
-      <w:r>
-        <w:t xml:space="preserve"/>
-      </w:r>
-      <w:r>
-        <w:rPr>
-          <w:sz w:val="177800"/>
-          <w:szCs w:val="177800"/>
-          <w:b/>
-        </w:rPr>
-        <w:t xml:space="preserve">QC</w:t>
-      </w:r>
-      <w:r>
-        <w:t xml:space="preserve"/>
+        <w:t xml:space="preserve">4.2  QC</w:t>
       </w:r>
     </w:p>
     <w:tbl>
       <w:tblPr>
-        <w:tblStyle w:val="LightGrid-Accent1"/>
         <w:tblW w:type="auto" w:w="0"/>
         <w:tblLook w:firstColumn="1" w:firstRow="1" w:lastColumn="0" w:lastRow="0" w:noHBand="0" w:noVBand="1" w:val="04A0"/>
+        <w:tblLayout w:type="fixed"/>
       </w:tblPr>
       <w:tblGrid>
-        <w:gridCol w:w="1108"/>
-        <w:gridCol w:w="1108"/>
-        <w:gridCol w:w="1108"/>
-        <w:gridCol w:w="1108"/>
-        <w:gridCol w:w="1108"/>
-        <w:gridCol w:w="1108"/>
-        <w:gridCol w:w="1108"/>
-        <w:gridCol w:w="1108"/>
-        <w:gridCol w:w="1108"/>
+        <w:gridCol w:w="1680"/>
+        <w:gridCol w:w="1680"/>
+        <w:gridCol w:w="1680"/>
+        <w:gridCol w:w="1680"/>
+        <w:gridCol w:w="1680"/>
+        <w:gridCol w:w="1680"/>
       </w:tblGrid>
       <w:tr>
         <w:tc>
           <w:tcPr>
-            <w:tcW w:type="dxa" w:w="1108"/>
+            <w:tcW w:type="dxa" w:w="800"/>
+            <w:shd w:val="clear" w:color="auto" w:fill="E8EAED"/>
+            <w:tcBorders>
+              <w:top w:val="single" w:sz="4" w:color="BFBFBF"/>
+              <w:left w:val="single" w:sz="4" w:color="BFBFBF"/>
+              <w:bottom w:val="single" w:sz="4" w:color="BFBFBF"/>
+              <w:right w:val="single" w:sz="4" w:color="BFBFBF"/>
+            </w:tcBorders>
+            <w:vAlign w:val="center"/>
           </w:tcPr>
           <w:p>
+            <w:r/>
             <w:r>
+              <w:rPr>
+                <w:rFonts w:ascii="Arial" w:hAnsi="Arial" w:cs="Arial"/>
+                <w:b/>
+                <w:i w:val="0"/>
+                <w:color w:val="000000"/>
+                <w:sz w:val="20"/>
+              </w:rPr>
               <w:t>Step</w:t>
             </w:r>
           </w:p>
         </w:tc>
         <w:tc>
           <w:tcPr>
-            <w:tcW w:type="dxa" w:w="1108"/>
+            <w:tcW w:type="dxa" w:w="2600"/>
+            <w:shd w:val="clear" w:color="auto" w:fill="E8EAED"/>
+            <w:tcBorders>
+              <w:top w:val="single" w:sz="4" w:color="BFBFBF"/>
+              <w:left w:val="single" w:sz="4" w:color="BFBFBF"/>
+              <w:bottom w:val="single" w:sz="4" w:color="BFBFBF"/>
+              <w:right w:val="single" w:sz="4" w:color="BFBFBF"/>
+            </w:tcBorders>
+            <w:vAlign w:val="center"/>
           </w:tcPr>
           <w:p>
+            <w:r/>
             <w:r>
-              <w:t>Description</w:t>
+              <w:rPr>
+                <w:rFonts w:ascii="Arial" w:hAnsi="Arial" w:cs="Arial"/>
+                <w:b/>
+                <w:i w:val="0"/>
+                <w:color w:val="000000"/>
+                <w:sz w:val="20"/>
+              </w:rPr>
+              <w:t>Instruction</w:t>
             </w:r>
           </w:p>
         </w:tc>
         <w:tc>
           <w:tcPr>
-            <w:tcW w:type="dxa" w:w="1108"/>
+            <w:tcW w:type="dxa" w:w="2600"/>
+            <w:shd w:val="clear" w:color="auto" w:fill="E8EAED"/>
+            <w:tcBorders>
+              <w:top w:val="single" w:sz="4" w:color="BFBFBF"/>
+              <w:left w:val="single" w:sz="4" w:color="BFBFBF"/>
+              <w:bottom w:val="single" w:sz="4" w:color="BFBFBF"/>
+              <w:right w:val="single" w:sz="4" w:color="BFBFBF"/>
+            </w:tcBorders>
+            <w:vAlign w:val="center"/>
           </w:tcPr>
           <w:p>
+            <w:r/>
             <w:r>
-              <w:t>Value</w:t>
+              <w:rPr>
+                <w:rFonts w:ascii="Arial" w:hAnsi="Arial" w:cs="Arial"/>
+                <w:b/>
+                <w:i w:val="0"/>
+                <w:color w:val="000000"/>
+                <w:sz w:val="20"/>
+              </w:rPr>
+              <w:t>Target Parameter</w:t>
             </w:r>
           </w:p>
         </w:tc>
         <w:tc>
           <w:tcPr>
-            <w:tcW w:type="dxa" w:w="1108"/>
+            <w:tcW w:type="dxa" w:w="1600"/>
+            <w:shd w:val="clear" w:color="auto" w:fill="E8EAED"/>
+            <w:tcBorders>
+              <w:top w:val="single" w:sz="4" w:color="BFBFBF"/>
+              <w:left w:val="single" w:sz="4" w:color="BFBFBF"/>
+              <w:bottom w:val="single" w:sz="4" w:color="BFBFBF"/>
+              <w:right w:val="single" w:sz="4" w:color="BFBFBF"/>
+            </w:tcBorders>
+            <w:vAlign w:val="center"/>
           </w:tcPr>
           <w:p>
+            <w:r/>
             <w:r>
+              <w:rPr>
+                <w:rFonts w:ascii="Arial" w:hAnsi="Arial" w:cs="Arial"/>
+                <w:b/>
+                <w:i w:val="0"/>
+                <w:color w:val="000000"/>
+                <w:sz w:val="20"/>
+              </w:rPr>
+              <w:t>Actual Value</w:t>
+            </w:r>
+          </w:p>
+        </w:tc>
+        <w:tc>
+          <w:tcPr>
+            <w:tcW w:type="dxa" w:w="1000"/>
+            <w:shd w:val="clear" w:color="auto" w:fill="E8EAED"/>
+            <w:tcBorders>
+              <w:top w:val="single" w:sz="4" w:color="BFBFBF"/>
+              <w:left w:val="single" w:sz="4" w:color="BFBFBF"/>
+              <w:bottom w:val="single" w:sz="4" w:color="BFBFBF"/>
+              <w:right w:val="single" w:sz="4" w:color="BFBFBF"/>
+            </w:tcBorders>
+            <w:vAlign w:val="center"/>
+          </w:tcPr>
+          <w:p>
+            <w:r/>
+            <w:r>
+              <w:rPr>
+                <w:rFonts w:ascii="Arial" w:hAnsi="Arial" w:cs="Arial"/>
+                <w:b/>
+                <w:i w:val="0"/>
+                <w:color w:val="000000"/>
+                <w:sz w:val="20"/>
+              </w:rPr>
               <w:t>Operator</w:t>
             </w:r>
           </w:p>
         </w:tc>
         <w:tc>
           <w:tcPr>
-            <w:tcW w:type="dxa" w:w="1108"/>
+            <w:tcW w:type="dxa" w:w="1000"/>
+            <w:shd w:val="clear" w:color="auto" w:fill="E8EAED"/>
+            <w:tcBorders>
+              <w:top w:val="single" w:sz="4" w:color="BFBFBF"/>
+              <w:left w:val="single" w:sz="4" w:color="BFBFBF"/>
+              <w:bottom w:val="single" w:sz="4" w:color="BFBFBF"/>
+              <w:right w:val="single" w:sz="4" w:color="BFBFBF"/>
+            </w:tcBorders>
+            <w:vAlign w:val="center"/>
           </w:tcPr>
           <w:p>
+            <w:r/>
             <w:r>
-              <w:t>Reviewer</w:t>
-            </w:r>
-          </w:p>
-        </w:tc>
-        <w:tc>
-          <w:tcPr>
-            <w:tcW w:type="dxa" w:w="1108"/>
-          </w:tcPr>
-          <w:p>
-            <w:r>
-              <w:t>Scheduled</w:t>
-            </w:r>
-          </w:p>
-        </w:tc>
-        <w:tc>
-          <w:tcPr>
-            <w:tcW w:type="dxa" w:w="1108"/>
-          </w:tcPr>
-          <w:p>
-            <w:r>
-              <w:t>Actual Start</w:t>
-            </w:r>
-          </w:p>
-        </w:tc>
-        <w:tc>
-          <w:tcPr>
-            <w:tcW w:type="dxa" w:w="1108"/>
-          </w:tcPr>
-          <w:p>
-            <w:r>
-              <w:t>Actual End</w:t>
-            </w:r>
-          </w:p>
-        </w:tc>
-        <w:tc>
-          <w:tcPr>
-            <w:tcW w:type="dxa" w:w="1108"/>
-          </w:tcPr>
-          <w:p>
-            <w:r>
-              <w:t>Notes</w:t>
+              <w:rPr>
+                <w:rFonts w:ascii="Arial" w:hAnsi="Arial" w:cs="Arial"/>
+                <w:b/>
+                <w:i w:val="0"/>
+                <w:color w:val="000000"/>
+                <w:sz w:val="20"/>
+              </w:rPr>
+              <w:t>Verifier</w:t>
             </w:r>
           </w:p>
         </w:tc>
@@ -618,36 +1691,111 @@
       <w:tr>
         <w:tc>
           <w:tcPr>
-            <w:tcW w:type="dxa" w:w="1108"/>
+            <w:tcW w:type="dxa" w:w="800"/>
+            <w:tcBorders>
+              <w:top w:val="single" w:sz="4" w:color="BFBFBF"/>
+              <w:left w:val="single" w:sz="4" w:color="BFBFBF"/>
+              <w:bottom w:val="single" w:sz="4" w:color="BFBFBF"/>
+              <w:right w:val="single" w:sz="4" w:color="BFBFBF"/>
+            </w:tcBorders>
+            <w:vAlign w:val="center"/>
           </w:tcPr>
           <w:p>
+            <w:pPr>
+              <w:jc w:val="center"/>
+            </w:pPr>
+            <w:r/>
             <w:r>
+              <w:rPr>
+                <w:rFonts w:ascii="Arial" w:hAnsi="Arial" w:cs="Arial"/>
+                <w:b w:val="0"/>
+                <w:i w:val="0"/>
+                <w:color w:val="000000"/>
+                <w:sz w:val="20"/>
+              </w:rPr>
+              <w:t xml:space="preserve">1</w:t>
+            </w:r>
+          </w:p>
+        </w:tc>
+        <w:tc>
+          <w:tcPr>
+            <w:tcW w:type="dxa" w:w="2600"/>
+            <w:tcBorders>
+              <w:top w:val="single" w:sz="4" w:color="BFBFBF"/>
+              <w:left w:val="single" w:sz="4" w:color="BFBFBF"/>
+              <w:bottom w:val="single" w:sz="4" w:color="BFBFBF"/>
+              <w:right w:val="single" w:sz="4" w:color="BFBFBF"/>
+            </w:tcBorders>
+            <w:vAlign w:val="center"/>
+          </w:tcPr>
+          <w:p>
+            <w:r/>
+            <w:r>
+              <w:rPr>
+                <w:rFonts w:ascii="Arial" w:hAnsi="Arial" w:cs="Arial"/>
+                <w:b w:val="0"/>
+                <w:i w:val="0"/>
+                <w:color w:val="000000"/>
+                <w:sz w:val="20"/>
+              </w:rPr>
               <w:t xml:space="preserve">Measure pH</w:t>
             </w:r>
           </w:p>
         </w:tc>
         <w:tc>
           <w:tcPr>
-            <w:tcW w:type="dxa" w:w="1108"/>
+            <w:tcW w:type="dxa" w:w="2600"/>
+            <w:tcBorders>
+              <w:top w:val="single" w:sz="4" w:color="BFBFBF"/>
+              <w:left w:val="single" w:sz="4" w:color="BFBFBF"/>
+              <w:bottom w:val="single" w:sz="4" w:color="BFBFBF"/>
+              <w:right w:val="single" w:sz="4" w:color="BFBFBF"/>
+            </w:tcBorders>
+            <w:vAlign w:val="center"/>
           </w:tcPr>
           <w:p>
+            <w:r/>
             <w:r>
+              <w:rPr>
+                <w:rFonts w:ascii="Arial" w:hAnsi="Arial" w:cs="Arial"/>
+                <w:b w:val="0"/>
+                <w:i w:val="0"/>
+                <w:color w:val="000000"/>
+                <w:sz w:val="18"/>
+              </w:rPr>
               <w:t xml:space="preserve">Measure and adjust pH. Target pH: 7.4.</w:t>
             </w:r>
           </w:p>
         </w:tc>
         <w:tc>
           <w:tcPr>
-            <w:tcW w:type="dxa" w:w="1108"/>
+            <w:tcW w:type="dxa" w:w="1600"/>
+            <w:tcBorders>
+              <w:top w:val="single" w:sz="4" w:color="BFBFBF"/>
+              <w:left w:val="single" w:sz="4" w:color="BFBFBF"/>
+              <w:bottom w:val="single" w:sz="4" w:color="BFBFBF"/>
+              <w:right w:val="single" w:sz="4" w:color="BFBFBF"/>
+            </w:tcBorders>
+            <w:vAlign w:val="center"/>
           </w:tcPr>
           <w:p>
+            <w:r/>
             <w:r>
+              <w:rPr>
+                <w:rFonts w:ascii="Arial" w:hAnsi="Arial" w:cs="Arial"/>
+                <w:b w:val="0"/>
+                <w:i w:val="0"/>
+                <w:color w:val="000000"/>
+                <w:sz w:val="20"/>
+              </w:rPr>
               <w:t xml:space="preserve"/>
             </w:r>
             <w:r>
               <w:rPr>
-                <w:sz w:val="101600"/>
-                <w:szCs w:val="101600"/>
+                <w:color w:val="1F2937"/>
+                <w:sz w:val="20"/>
+                <w:szCs w:val="20"/>
+                <w:rFonts w:ascii="Cambria" w:hAnsi="Cambria" w:cs="Cambria"/>
               </w:rPr>
               <w:t xml:space="preserve">7.38</w:t>
             </w:r>
@@ -658,124 +1806,882 @@
         </w:tc>
         <w:tc>
           <w:tcPr>
-            <w:tcW w:type="dxa" w:w="1108"/>
+            <w:tcW w:type="dxa" w:w="1000"/>
+            <w:tcBorders>
+              <w:top w:val="single" w:sz="4" w:color="BFBFBF"/>
+              <w:left w:val="single" w:sz="4" w:color="BFBFBF"/>
+              <w:bottom w:val="single" w:sz="4" w:color="BFBFBF"/>
+              <w:right w:val="single" w:sz="4" w:color="BFBFBF"/>
+            </w:tcBorders>
+            <w:vAlign w:val="center"/>
           </w:tcPr>
           <w:p>
+            <w:pPr>
+              <w:jc w:val="center"/>
+            </w:pPr>
+            <w:r/>
             <w:r>
+              <w:rPr>
+                <w:rFonts w:ascii="Arial" w:hAnsi="Arial" w:cs="Arial"/>
+                <w:b w:val="0"/>
+                <w:i w:val="0"/>
+                <w:color w:val="000000"/>
+                <w:sz w:val="20"/>
+              </w:rPr>
               <w:t xml:space="preserve">J.W.</w:t>
             </w:r>
           </w:p>
         </w:tc>
         <w:tc>
           <w:tcPr>
-            <w:tcW w:type="dxa" w:w="1108"/>
+            <w:tcW w:type="dxa" w:w="1000"/>
+            <w:tcBorders>
+              <w:top w:val="single" w:sz="4" w:color="BFBFBF"/>
+              <w:left w:val="single" w:sz="4" w:color="BFBFBF"/>
+              <w:bottom w:val="single" w:sz="4" w:color="BFBFBF"/>
+              <w:right w:val="single" w:sz="4" w:color="BFBFBF"/>
+            </w:tcBorders>
+            <w:vAlign w:val="center"/>
           </w:tcPr>
           <w:p>
+            <w:r/>
             <w:r>
-              <w:t xml:space="preserve"/>
-            </w:r>
-          </w:p>
-        </w:tc>
-        <w:tc>
-          <w:tcPr>
-            <w:tcW w:type="dxa" w:w="1108"/>
-          </w:tcPr>
-          <w:p>
-            <w:r>
-              <w:t xml:space="preserve"/>
-            </w:r>
-          </w:p>
-        </w:tc>
-        <w:tc>
-          <w:tcPr>
-            <w:tcW w:type="dxa" w:w="1108"/>
-          </w:tcPr>
-          <w:p>
-            <w:r>
-              <w:t xml:space="preserve"/>
-            </w:r>
-          </w:p>
-        </w:tc>
-        <w:tc>
-          <w:tcPr>
-            <w:tcW w:type="dxa" w:w="1108"/>
-          </w:tcPr>
-          <w:p>
-            <w:r>
-              <w:t xml:space="preserve"/>
-            </w:r>
-          </w:p>
-        </w:tc>
-        <w:tc>
-          <w:tcPr>
-            <w:tcW w:type="dxa" w:w="1108"/>
-          </w:tcPr>
-          <w:p>
-            <w:r>
-              <w:t xml:space="preserve"/>
+              <w:rPr>
+                <w:rFonts w:ascii="Arial" w:hAnsi="Arial" w:cs="Arial"/>
+                <w:b w:val="0"/>
+                <w:i w:val="0"/>
+                <w:color w:val="000000"/>
+                <w:sz w:val="20"/>
+              </w:rPr>
             </w:r>
           </w:p>
         </w:tc>
       </w:tr>
     </w:tbl>
     <w:p>
+      <w:pPr>
+        <w:keepNext/>
+        <w:spacing w:before="280" w:after="80"/>
+      </w:pPr>
       <w:r>
         <w:rPr>
+          <w:rFonts w:ascii="Arial" w:hAnsi="Arial" w:cs="Arial"/>
           <w:b/>
-          <w:sz w:val="28"/>
+          <w:i w:val="0"/>
+          <w:color w:val="000000"/>
+          <w:sz w:val="26"/>
         </w:rPr>
-        <w:t>Notes</w:t>
+        <w:t>5. Deviations and Process Comments</w:t>
       </w:r>
     </w:p>
     <w:p>
+      <w:pPr>
+        <w:spacing w:after="80"/>
+      </w:pPr>
       <w:r>
         <w:rPr>
+          <w:rFonts w:ascii="Arial" w:hAnsi="Arial" w:cs="Arial"/>
           <w:b w:val="0"/>
-          <w:sz w:val="22"/>
+          <w:i/>
+          <w:color w:val="5F6368"/>
+          <w:sz w:val="18"/>
         </w:rPr>
-        <w:t xml:space="preserve">[2026-04-01 10:35:00] Dr. Sarah Chen: Observed slight turbidity after buffer prep.</w:t>
+        <w:t>Log any deviations from target parameters or SOP. Run notes and anomalies are surfaced here.</w:t>
+      </w:r>
+    </w:p>
+    <w:tbl>
+      <w:tblPr>
+        <w:tblW w:type="auto" w:w="0"/>
+        <w:tblLook w:firstColumn="1" w:firstRow="1" w:lastColumn="0" w:lastRow="0" w:noHBand="0" w:noVBand="1" w:val="04A0"/>
+        <w:tblLayout w:type="fixed"/>
+      </w:tblPr>
+      <w:tblGrid>
+        <w:gridCol w:w="2520"/>
+        <w:gridCol w:w="2520"/>
+        <w:gridCol w:w="2520"/>
+        <w:gridCol w:w="2520"/>
+      </w:tblGrid>
+      <w:tr>
+        <w:tc>
+          <w:tcPr>
+            <w:tcW w:type="dxa" w:w="1800"/>
+            <w:shd w:val="clear" w:color="auto" w:fill="E8EAED"/>
+            <w:tcBorders>
+              <w:top w:val="single" w:sz="4" w:color="BFBFBF"/>
+              <w:left w:val="single" w:sz="4" w:color="BFBFBF"/>
+              <w:bottom w:val="single" w:sz="4" w:color="BFBFBF"/>
+              <w:right w:val="single" w:sz="4" w:color="BFBFBF"/>
+            </w:tcBorders>
+            <w:vAlign w:val="center"/>
+          </w:tcPr>
+          <w:p>
+            <w:r/>
+            <w:r>
+              <w:rPr>
+                <w:rFonts w:ascii="Arial" w:hAnsi="Arial" w:cs="Arial"/>
+                <w:b/>
+                <w:i w:val="0"/>
+                <w:color w:val="000000"/>
+                <w:sz w:val="20"/>
+              </w:rPr>
+              <w:t>Step / Status Ref.</w:t>
+            </w:r>
+          </w:p>
+        </w:tc>
+        <w:tc>
+          <w:tcPr>
+            <w:tcW w:type="dxa" w:w="4400"/>
+            <w:shd w:val="clear" w:color="auto" w:fill="E8EAED"/>
+            <w:tcBorders>
+              <w:top w:val="single" w:sz="4" w:color="BFBFBF"/>
+              <w:left w:val="single" w:sz="4" w:color="BFBFBF"/>
+              <w:bottom w:val="single" w:sz="4" w:color="BFBFBF"/>
+              <w:right w:val="single" w:sz="4" w:color="BFBFBF"/>
+            </w:tcBorders>
+            <w:vAlign w:val="center"/>
+          </w:tcPr>
+          <w:p>
+            <w:r/>
+            <w:r>
+              <w:rPr>
+                <w:rFonts w:ascii="Arial" w:hAnsi="Arial" w:cs="Arial"/>
+                <w:b/>
+                <w:i w:val="0"/>
+                <w:color w:val="000000"/>
+                <w:sz w:val="20"/>
+              </w:rPr>
+              <w:t>Description of Deviation / Observation</w:t>
+            </w:r>
+          </w:p>
+        </w:tc>
+        <w:tc>
+          <w:tcPr>
+            <w:tcW w:type="dxa" w:w="1800"/>
+            <w:shd w:val="clear" w:color="auto" w:fill="E8EAED"/>
+            <w:tcBorders>
+              <w:top w:val="single" w:sz="4" w:color="BFBFBF"/>
+              <w:left w:val="single" w:sz="4" w:color="BFBFBF"/>
+              <w:bottom w:val="single" w:sz="4" w:color="BFBFBF"/>
+              <w:right w:val="single" w:sz="4" w:color="BFBFBF"/>
+            </w:tcBorders>
+            <w:vAlign w:val="center"/>
+          </w:tcPr>
+          <w:p>
+            <w:r/>
+            <w:r>
+              <w:rPr>
+                <w:rFonts w:ascii="Arial" w:hAnsi="Arial" w:cs="Arial"/>
+                <w:b/>
+                <w:i w:val="0"/>
+                <w:color w:val="000000"/>
+                <w:sz w:val="20"/>
+              </w:rPr>
+              <w:t>Impact Assessment Required? (Y/N)</w:t>
+            </w:r>
+          </w:p>
+        </w:tc>
+        <w:tc>
+          <w:tcPr>
+            <w:tcW w:type="dxa" w:w="2000"/>
+            <w:shd w:val="clear" w:color="auto" w:fill="E8EAED"/>
+            <w:tcBorders>
+              <w:top w:val="single" w:sz="4" w:color="BFBFBF"/>
+              <w:left w:val="single" w:sz="4" w:color="BFBFBF"/>
+              <w:bottom w:val="single" w:sz="4" w:color="BFBFBF"/>
+              <w:right w:val="single" w:sz="4" w:color="BFBFBF"/>
+            </w:tcBorders>
+            <w:vAlign w:val="center"/>
+          </w:tcPr>
+          <w:p>
+            <w:r/>
+            <w:r>
+              <w:rPr>
+                <w:rFonts w:ascii="Arial" w:hAnsi="Arial" w:cs="Arial"/>
+                <w:b/>
+                <w:i w:val="0"/>
+                <w:color w:val="000000"/>
+                <w:sz w:val="20"/>
+              </w:rPr>
+              <w:t>Lead Reviewer Sign-off</w:t>
+            </w:r>
+          </w:p>
+        </w:tc>
+      </w:tr>
+      <w:tr>
+        <w:tc>
+          <w:tcPr>
+            <w:tcW w:type="dxa" w:w="1800"/>
+            <w:tcBorders>
+              <w:top w:val="single" w:sz="4" w:color="BFBFBF"/>
+              <w:left w:val="single" w:sz="4" w:color="BFBFBF"/>
+              <w:bottom w:val="single" w:sz="4" w:color="BFBFBF"/>
+              <w:right w:val="single" w:sz="4" w:color="BFBFBF"/>
+            </w:tcBorders>
+            <w:vAlign w:val="center"/>
+          </w:tcPr>
+          <w:p>
+            <w:r/>
+            <w:r>
+              <w:rPr>
+                <w:rFonts w:ascii="Arial" w:hAnsi="Arial" w:cs="Arial"/>
+                <w:b w:val="0"/>
+                <w:i w:val="0"/>
+                <w:color w:val="000000"/>
+                <w:sz w:val="20"/>
+              </w:rPr>
+              <w:t xml:space="preserve">ACTIVE</w:t>
+            </w:r>
+          </w:p>
+        </w:tc>
+        <w:tc>
+          <w:tcPr>
+            <w:tcW w:type="dxa" w:w="4400"/>
+            <w:tcBorders>
+              <w:top w:val="single" w:sz="4" w:color="BFBFBF"/>
+              <w:left w:val="single" w:sz="4" w:color="BFBFBF"/>
+              <w:bottom w:val="single" w:sz="4" w:color="BFBFBF"/>
+              <w:right w:val="single" w:sz="4" w:color="BFBFBF"/>
+            </w:tcBorders>
+            <w:vAlign w:val="center"/>
+          </w:tcPr>
+          <w:p>
+            <w:r/>
+            <w:r>
+              <w:rPr>
+                <w:rFonts w:ascii="Arial" w:hAnsi="Arial" w:cs="Arial"/>
+                <w:b w:val="0"/>
+                <w:i w:val="0"/>
+                <w:color w:val="000000"/>
+                <w:sz w:val="20"/>
+              </w:rPr>
+              <w:t xml:space="preserve">Observed slight turbidity after buffer prep.</w:t>
+            </w:r>
+          </w:p>
+        </w:tc>
+        <w:tc>
+          <w:tcPr>
+            <w:tcW w:type="dxa" w:w="1800"/>
+            <w:tcBorders>
+              <w:top w:val="single" w:sz="4" w:color="BFBFBF"/>
+              <w:left w:val="single" w:sz="4" w:color="BFBFBF"/>
+              <w:bottom w:val="single" w:sz="4" w:color="BFBFBF"/>
+              <w:right w:val="single" w:sz="4" w:color="BFBFBF"/>
+            </w:tcBorders>
+            <w:vAlign w:val="center"/>
+          </w:tcPr>
+          <w:p>
+            <w:r/>
+            <w:r>
+              <w:rPr>
+                <w:rFonts w:ascii="Arial" w:hAnsi="Arial" w:cs="Arial"/>
+                <w:b w:val="0"/>
+                <w:i w:val="0"/>
+                <w:color w:val="000000"/>
+                <w:sz w:val="20"/>
+              </w:rPr>
+            </w:r>
+          </w:p>
+        </w:tc>
+        <w:tc>
+          <w:tcPr>
+            <w:tcW w:type="dxa" w:w="2000"/>
+            <w:tcBorders>
+              <w:top w:val="single" w:sz="4" w:color="BFBFBF"/>
+              <w:left w:val="single" w:sz="4" w:color="BFBFBF"/>
+              <w:bottom w:val="single" w:sz="4" w:color="BFBFBF"/>
+              <w:right w:val="single" w:sz="4" w:color="BFBFBF"/>
+            </w:tcBorders>
+            <w:vAlign w:val="center"/>
+          </w:tcPr>
+          <w:p>
+            <w:r/>
+            <w:r>
+              <w:rPr>
+                <w:rFonts w:ascii="Arial" w:hAnsi="Arial" w:cs="Arial"/>
+                <w:b w:val="0"/>
+                <w:i w:val="0"/>
+                <w:color w:val="000000"/>
+                <w:sz w:val="18"/>
+              </w:rPr>
+              <w:t xml:space="preserve">Dr. Sarah Chen</w:t>
+              <w:br/>
+              <w:t xml:space="preserve">2026-04-01 10:35:00</w:t>
+            </w:r>
+          </w:p>
+        </w:tc>
+      </w:tr>
+      <w:tr>
+        <w:tc>
+          <w:tcPr>
+            <w:tcW w:type="dxa" w:w="1800"/>
+            <w:tcBorders>
+              <w:top w:val="single" w:sz="4" w:color="BFBFBF"/>
+              <w:left w:val="single" w:sz="4" w:color="BFBFBF"/>
+              <w:bottom w:val="single" w:sz="4" w:color="BFBFBF"/>
+              <w:right w:val="single" w:sz="4" w:color="BFBFBF"/>
+            </w:tcBorders>
+            <w:vAlign w:val="center"/>
+          </w:tcPr>
+          <w:p>
+            <w:r/>
+            <w:r>
+              <w:rPr>
+                <w:rFonts w:ascii="Arial" w:hAnsi="Arial" w:cs="Arial"/>
+                <w:b w:val="0"/>
+                <w:i w:val="0"/>
+                <w:color w:val="000000"/>
+                <w:sz w:val="20"/>
+              </w:rPr>
+            </w:r>
+          </w:p>
+        </w:tc>
+        <w:tc>
+          <w:tcPr>
+            <w:tcW w:type="dxa" w:w="4400"/>
+            <w:tcBorders>
+              <w:top w:val="single" w:sz="4" w:color="BFBFBF"/>
+              <w:left w:val="single" w:sz="4" w:color="BFBFBF"/>
+              <w:bottom w:val="single" w:sz="4" w:color="BFBFBF"/>
+              <w:right w:val="single" w:sz="4" w:color="BFBFBF"/>
+            </w:tcBorders>
+            <w:vAlign w:val="center"/>
+          </w:tcPr>
+          <w:p>
+            <w:r/>
+            <w:r>
+              <w:rPr>
+                <w:rFonts w:ascii="Arial" w:hAnsi="Arial" w:cs="Arial"/>
+                <w:b w:val="0"/>
+                <w:i w:val="0"/>
+                <w:color w:val="000000"/>
+                <w:sz w:val="20"/>
+              </w:rPr>
+            </w:r>
+          </w:p>
+        </w:tc>
+        <w:tc>
+          <w:tcPr>
+            <w:tcW w:type="dxa" w:w="1800"/>
+            <w:tcBorders>
+              <w:top w:val="single" w:sz="4" w:color="BFBFBF"/>
+              <w:left w:val="single" w:sz="4" w:color="BFBFBF"/>
+              <w:bottom w:val="single" w:sz="4" w:color="BFBFBF"/>
+              <w:right w:val="single" w:sz="4" w:color="BFBFBF"/>
+            </w:tcBorders>
+            <w:vAlign w:val="center"/>
+          </w:tcPr>
+          <w:p>
+            <w:r/>
+            <w:r>
+              <w:rPr>
+                <w:rFonts w:ascii="Arial" w:hAnsi="Arial" w:cs="Arial"/>
+                <w:b w:val="0"/>
+                <w:i w:val="0"/>
+                <w:color w:val="000000"/>
+                <w:sz w:val="20"/>
+              </w:rPr>
+            </w:r>
+          </w:p>
+        </w:tc>
+        <w:tc>
+          <w:tcPr>
+            <w:tcW w:type="dxa" w:w="2000"/>
+            <w:tcBorders>
+              <w:top w:val="single" w:sz="4" w:color="BFBFBF"/>
+              <w:left w:val="single" w:sz="4" w:color="BFBFBF"/>
+              <w:bottom w:val="single" w:sz="4" w:color="BFBFBF"/>
+              <w:right w:val="single" w:sz="4" w:color="BFBFBF"/>
+            </w:tcBorders>
+            <w:vAlign w:val="center"/>
+          </w:tcPr>
+          <w:p>
+            <w:r/>
+            <w:r>
+              <w:rPr>
+                <w:rFonts w:ascii="Arial" w:hAnsi="Arial" w:cs="Arial"/>
+                <w:b w:val="0"/>
+                <w:i w:val="0"/>
+                <w:color w:val="000000"/>
+                <w:sz w:val="20"/>
+              </w:rPr>
+            </w:r>
+          </w:p>
+        </w:tc>
+      </w:tr>
+    </w:tbl>
+    <w:p>
+      <w:pPr>
+        <w:keepNext/>
+        <w:spacing w:before="280" w:after="80"/>
+      </w:pPr>
+      <w:r>
+        <w:rPr>
+          <w:rFonts w:ascii="Arial" w:hAnsi="Arial" w:cs="Arial"/>
+          <w:b/>
+          <w:i w:val="0"/>
+          <w:color w:val="000000"/>
+          <w:sz w:val="26"/>
+        </w:rPr>
+        <w:t>6. Final Disposition &amp; Signatures</w:t>
       </w:r>
     </w:p>
     <w:p>
+      <w:pPr>
+        <w:spacing w:after="120"/>
+      </w:pPr>
       <w:r>
         <w:rPr>
-          <w:b/>
-          <w:sz w:val="28"/>
+          <w:rFonts w:ascii="Arial" w:hAnsi="Arial" w:cs="Arial"/>
+          <w:b w:val="0"/>
+          <w:i/>
+          <w:color w:val="5F6368"/>
+          <w:sz w:val="18"/>
         </w:rPr>
-        <w:t>Approval</w:t>
+        <w:t>By signing below, the responsible parties certify that the material described herein was produced according to the specified process and that all deviations have been reviewed.</w:t>
       </w:r>
     </w:p>
     <w:p>
+      <w:pPr>
+        <w:spacing w:before="160" w:after="80"/>
+      </w:pPr>
       <w:r>
         <w:rPr>
-          <w:b w:val="0"/>
+          <w:rFonts w:ascii="Arial" w:hAnsi="Arial" w:cs="Arial"/>
+          <w:b/>
+          <w:i w:val="0"/>
+          <w:color w:val="000000"/>
           <w:sz w:val="22"/>
         </w:rPr>
-        <w:t xml:space="preserve"/>
+        <w:t>Wet-Ink Sign-Off</w:t>
       </w:r>
     </w:p>
+    <w:tbl>
+      <w:tblPr>
+        <w:tblW w:type="auto" w:w="0"/>
+        <w:tblLook w:firstColumn="1" w:firstRow="1" w:lastColumn="0" w:lastRow="0" w:noHBand="0" w:noVBand="1" w:val="04A0"/>
+        <w:tblLayout w:type="fixed"/>
+      </w:tblPr>
+      <w:tblGrid>
+        <w:gridCol w:w="2520"/>
+        <w:gridCol w:w="2520"/>
+        <w:gridCol w:w="2520"/>
+        <w:gridCol w:w="2520"/>
+      </w:tblGrid>
+      <w:tr>
+        <w:tc>
+          <w:tcPr>
+            <w:tcW w:type="dxa" w:w="3000"/>
+            <w:shd w:val="clear" w:color="auto" w:fill="E8EAED"/>
+            <w:tcBorders>
+              <w:top w:val="single" w:sz="4" w:color="BFBFBF"/>
+              <w:left w:val="single" w:sz="4" w:color="BFBFBF"/>
+              <w:bottom w:val="single" w:sz="4" w:color="BFBFBF"/>
+              <w:right w:val="single" w:sz="4" w:color="BFBFBF"/>
+            </w:tcBorders>
+            <w:vAlign w:val="center"/>
+          </w:tcPr>
+          <w:p>
+            <w:r/>
+            <w:r>
+              <w:rPr>
+                <w:rFonts w:ascii="Arial" w:hAnsi="Arial" w:cs="Arial"/>
+                <w:b/>
+                <w:i w:val="0"/>
+                <w:color w:val="000000"/>
+                <w:sz w:val="20"/>
+              </w:rPr>
+              <w:t>Role</w:t>
+            </w:r>
+          </w:p>
+        </w:tc>
+        <w:tc>
+          <w:tcPr>
+            <w:tcW w:type="dxa" w:w="2600"/>
+            <w:shd w:val="clear" w:color="auto" w:fill="E8EAED"/>
+            <w:tcBorders>
+              <w:top w:val="single" w:sz="4" w:color="BFBFBF"/>
+              <w:left w:val="single" w:sz="4" w:color="BFBFBF"/>
+              <w:bottom w:val="single" w:sz="4" w:color="BFBFBF"/>
+              <w:right w:val="single" w:sz="4" w:color="BFBFBF"/>
+            </w:tcBorders>
+            <w:vAlign w:val="center"/>
+          </w:tcPr>
+          <w:p>
+            <w:r/>
+            <w:r>
+              <w:rPr>
+                <w:rFonts w:ascii="Arial" w:hAnsi="Arial" w:cs="Arial"/>
+                <w:b/>
+                <w:i w:val="0"/>
+                <w:color w:val="000000"/>
+                <w:sz w:val="20"/>
+              </w:rPr>
+              <w:t>Name (Print)</w:t>
+            </w:r>
+          </w:p>
+        </w:tc>
+        <w:tc>
+          <w:tcPr>
+            <w:tcW w:type="dxa" w:w="2600"/>
+            <w:shd w:val="clear" w:color="auto" w:fill="E8EAED"/>
+            <w:tcBorders>
+              <w:top w:val="single" w:sz="4" w:color="BFBFBF"/>
+              <w:left w:val="single" w:sz="4" w:color="BFBFBF"/>
+              <w:bottom w:val="single" w:sz="4" w:color="BFBFBF"/>
+              <w:right w:val="single" w:sz="4" w:color="BFBFBF"/>
+            </w:tcBorders>
+            <w:vAlign w:val="center"/>
+          </w:tcPr>
+          <w:p>
+            <w:r/>
+            <w:r>
+              <w:rPr>
+                <w:rFonts w:ascii="Arial" w:hAnsi="Arial" w:cs="Arial"/>
+                <w:b/>
+                <w:i w:val="0"/>
+                <w:color w:val="000000"/>
+                <w:sz w:val="20"/>
+              </w:rPr>
+              <w:t>Signature</w:t>
+            </w:r>
+          </w:p>
+        </w:tc>
+        <w:tc>
+          <w:tcPr>
+            <w:tcW w:type="dxa" w:w="1800"/>
+            <w:shd w:val="clear" w:color="auto" w:fill="E8EAED"/>
+            <w:tcBorders>
+              <w:top w:val="single" w:sz="4" w:color="BFBFBF"/>
+              <w:left w:val="single" w:sz="4" w:color="BFBFBF"/>
+              <w:bottom w:val="single" w:sz="4" w:color="BFBFBF"/>
+              <w:right w:val="single" w:sz="4" w:color="BFBFBF"/>
+            </w:tcBorders>
+            <w:vAlign w:val="center"/>
+          </w:tcPr>
+          <w:p>
+            <w:r/>
+            <w:r>
+              <w:rPr>
+                <w:rFonts w:ascii="Arial" w:hAnsi="Arial" w:cs="Arial"/>
+                <w:b/>
+                <w:i w:val="0"/>
+                <w:color w:val="000000"/>
+                <w:sz w:val="20"/>
+              </w:rPr>
+              <w:t>Date</w:t>
+            </w:r>
+          </w:p>
+        </w:tc>
+      </w:tr>
+      <w:tr>
+        <w:tc>
+          <w:tcPr>
+            <w:tcW w:type="dxa" w:w="3000"/>
+            <w:shd w:val="clear" w:color="auto" w:fill="F1F3F4"/>
+            <w:tcBorders>
+              <w:top w:val="single" w:sz="4" w:color="BFBFBF"/>
+              <w:left w:val="single" w:sz="4" w:color="BFBFBF"/>
+              <w:bottom w:val="single" w:sz="4" w:color="BFBFBF"/>
+              <w:right w:val="single" w:sz="4" w:color="BFBFBF"/>
+            </w:tcBorders>
+            <w:vAlign w:val="center"/>
+          </w:tcPr>
+          <w:p>
+            <w:r/>
+            <w:r>
+              <w:rPr>
+                <w:rFonts w:ascii="Arial" w:hAnsi="Arial" w:cs="Arial"/>
+                <w:b/>
+                <w:i w:val="0"/>
+                <w:color w:val="000000"/>
+                <w:sz w:val="20"/>
+              </w:rPr>
+              <w:t>Lead Operator / Engineer</w:t>
+            </w:r>
+          </w:p>
+        </w:tc>
+        <w:tc>
+          <w:tcPr>
+            <w:tcW w:type="dxa" w:w="2600"/>
+            <w:tcBorders>
+              <w:top w:val="single" w:sz="4" w:color="BFBFBF"/>
+              <w:left w:val="single" w:sz="4" w:color="BFBFBF"/>
+              <w:bottom w:val="single" w:sz="4" w:color="BFBFBF"/>
+              <w:right w:val="single" w:sz="4" w:color="BFBFBF"/>
+            </w:tcBorders>
+            <w:vAlign w:val="center"/>
+          </w:tcPr>
+          <w:p>
+            <w:r/>
+            <w:r>
+              <w:rPr>
+                <w:rFonts w:ascii="Arial" w:hAnsi="Arial" w:cs="Arial"/>
+                <w:b w:val="0"/>
+                <w:i w:val="0"/>
+                <w:color w:val="000000"/>
+                <w:sz w:val="20"/>
+              </w:rPr>
+            </w:r>
+          </w:p>
+        </w:tc>
+        <w:tc>
+          <w:tcPr>
+            <w:tcW w:type="dxa" w:w="2600"/>
+            <w:tcBorders>
+              <w:top w:val="single" w:sz="4" w:color="BFBFBF"/>
+              <w:left w:val="single" w:sz="4" w:color="BFBFBF"/>
+              <w:bottom w:val="single" w:sz="4" w:color="BFBFBF"/>
+              <w:right w:val="single" w:sz="4" w:color="BFBFBF"/>
+            </w:tcBorders>
+            <w:vAlign w:val="center"/>
+          </w:tcPr>
+          <w:p>
+            <w:r/>
+            <w:r>
+              <w:rPr>
+                <w:rFonts w:ascii="Arial" w:hAnsi="Arial" w:cs="Arial"/>
+                <w:b w:val="0"/>
+                <w:i w:val="0"/>
+                <w:color w:val="000000"/>
+                <w:sz w:val="20"/>
+              </w:rPr>
+            </w:r>
+          </w:p>
+        </w:tc>
+        <w:tc>
+          <w:tcPr>
+            <w:tcW w:type="dxa" w:w="1800"/>
+            <w:tcBorders>
+              <w:top w:val="single" w:sz="4" w:color="BFBFBF"/>
+              <w:left w:val="single" w:sz="4" w:color="BFBFBF"/>
+              <w:bottom w:val="single" w:sz="4" w:color="BFBFBF"/>
+              <w:right w:val="single" w:sz="4" w:color="BFBFBF"/>
+            </w:tcBorders>
+            <w:vAlign w:val="center"/>
+          </w:tcPr>
+          <w:p>
+            <w:r/>
+            <w:r>
+              <w:rPr>
+                <w:rFonts w:ascii="Arial" w:hAnsi="Arial" w:cs="Arial"/>
+                <w:b w:val="0"/>
+                <w:i w:val="0"/>
+                <w:color w:val="000000"/>
+                <w:sz w:val="20"/>
+              </w:rPr>
+            </w:r>
+          </w:p>
+        </w:tc>
+      </w:tr>
+      <w:tr>
+        <w:tc>
+          <w:tcPr>
+            <w:tcW w:type="dxa" w:w="3000"/>
+            <w:shd w:val="clear" w:color="auto" w:fill="F1F3F4"/>
+            <w:tcBorders>
+              <w:top w:val="single" w:sz="4" w:color="BFBFBF"/>
+              <w:left w:val="single" w:sz="4" w:color="BFBFBF"/>
+              <w:bottom w:val="single" w:sz="4" w:color="BFBFBF"/>
+              <w:right w:val="single" w:sz="4" w:color="BFBFBF"/>
+            </w:tcBorders>
+            <w:vAlign w:val="center"/>
+          </w:tcPr>
+          <w:p>
+            <w:r/>
+            <w:r>
+              <w:rPr>
+                <w:rFonts w:ascii="Arial" w:hAnsi="Arial" w:cs="Arial"/>
+                <w:b/>
+                <w:i w:val="0"/>
+                <w:color w:val="000000"/>
+                <w:sz w:val="20"/>
+              </w:rPr>
+              <w:t>Process Development Lead</w:t>
+            </w:r>
+          </w:p>
+        </w:tc>
+        <w:tc>
+          <w:tcPr>
+            <w:tcW w:type="dxa" w:w="2600"/>
+            <w:tcBorders>
+              <w:top w:val="single" w:sz="4" w:color="BFBFBF"/>
+              <w:left w:val="single" w:sz="4" w:color="BFBFBF"/>
+              <w:bottom w:val="single" w:sz="4" w:color="BFBFBF"/>
+              <w:right w:val="single" w:sz="4" w:color="BFBFBF"/>
+            </w:tcBorders>
+            <w:vAlign w:val="center"/>
+          </w:tcPr>
+          <w:p>
+            <w:r/>
+            <w:r>
+              <w:rPr>
+                <w:rFonts w:ascii="Arial" w:hAnsi="Arial" w:cs="Arial"/>
+                <w:b w:val="0"/>
+                <w:i w:val="0"/>
+                <w:color w:val="000000"/>
+                <w:sz w:val="20"/>
+              </w:rPr>
+            </w:r>
+          </w:p>
+        </w:tc>
+        <w:tc>
+          <w:tcPr>
+            <w:tcW w:type="dxa" w:w="2600"/>
+            <w:tcBorders>
+              <w:top w:val="single" w:sz="4" w:color="BFBFBF"/>
+              <w:left w:val="single" w:sz="4" w:color="BFBFBF"/>
+              <w:bottom w:val="single" w:sz="4" w:color="BFBFBF"/>
+              <w:right w:val="single" w:sz="4" w:color="BFBFBF"/>
+            </w:tcBorders>
+            <w:vAlign w:val="center"/>
+          </w:tcPr>
+          <w:p>
+            <w:r/>
+            <w:r>
+              <w:rPr>
+                <w:rFonts w:ascii="Arial" w:hAnsi="Arial" w:cs="Arial"/>
+                <w:b w:val="0"/>
+                <w:i w:val="0"/>
+                <w:color w:val="000000"/>
+                <w:sz w:val="20"/>
+              </w:rPr>
+            </w:r>
+          </w:p>
+        </w:tc>
+        <w:tc>
+          <w:tcPr>
+            <w:tcW w:type="dxa" w:w="1800"/>
+            <w:tcBorders>
+              <w:top w:val="single" w:sz="4" w:color="BFBFBF"/>
+              <w:left w:val="single" w:sz="4" w:color="BFBFBF"/>
+              <w:bottom w:val="single" w:sz="4" w:color="BFBFBF"/>
+              <w:right w:val="single" w:sz="4" w:color="BFBFBF"/>
+            </w:tcBorders>
+            <w:vAlign w:val="center"/>
+          </w:tcPr>
+          <w:p>
+            <w:r/>
+            <w:r>
+              <w:rPr>
+                <w:rFonts w:ascii="Arial" w:hAnsi="Arial" w:cs="Arial"/>
+                <w:b w:val="0"/>
+                <w:i w:val="0"/>
+                <w:color w:val="000000"/>
+                <w:sz w:val="20"/>
+              </w:rPr>
+            </w:r>
+          </w:p>
+        </w:tc>
+      </w:tr>
+      <w:tr>
+        <w:tc>
+          <w:tcPr>
+            <w:tcW w:type="dxa" w:w="3000"/>
+            <w:shd w:val="clear" w:color="auto" w:fill="F1F3F4"/>
+            <w:tcBorders>
+              <w:top w:val="single" w:sz="4" w:color="BFBFBF"/>
+              <w:left w:val="single" w:sz="4" w:color="BFBFBF"/>
+              <w:bottom w:val="single" w:sz="4" w:color="BFBFBF"/>
+              <w:right w:val="single" w:sz="4" w:color="BFBFBF"/>
+            </w:tcBorders>
+            <w:vAlign w:val="center"/>
+          </w:tcPr>
+          <w:p>
+            <w:r/>
+            <w:r>
+              <w:rPr>
+                <w:rFonts w:ascii="Arial" w:hAnsi="Arial" w:cs="Arial"/>
+                <w:b/>
+                <w:i w:val="0"/>
+                <w:color w:val="000000"/>
+                <w:sz w:val="20"/>
+              </w:rPr>
+              <w:t>Quality / Compliance (if applicable)</w:t>
+            </w:r>
+          </w:p>
+        </w:tc>
+        <w:tc>
+          <w:tcPr>
+            <w:tcW w:type="dxa" w:w="2600"/>
+            <w:tcBorders>
+              <w:top w:val="single" w:sz="4" w:color="BFBFBF"/>
+              <w:left w:val="single" w:sz="4" w:color="BFBFBF"/>
+              <w:bottom w:val="single" w:sz="4" w:color="BFBFBF"/>
+              <w:right w:val="single" w:sz="4" w:color="BFBFBF"/>
+            </w:tcBorders>
+            <w:vAlign w:val="center"/>
+          </w:tcPr>
+          <w:p>
+            <w:r/>
+            <w:r>
+              <w:rPr>
+                <w:rFonts w:ascii="Arial" w:hAnsi="Arial" w:cs="Arial"/>
+                <w:b w:val="0"/>
+                <w:i w:val="0"/>
+                <w:color w:val="000000"/>
+                <w:sz w:val="20"/>
+              </w:rPr>
+            </w:r>
+          </w:p>
+        </w:tc>
+        <w:tc>
+          <w:tcPr>
+            <w:tcW w:type="dxa" w:w="2600"/>
+            <w:tcBorders>
+              <w:top w:val="single" w:sz="4" w:color="BFBFBF"/>
+              <w:left w:val="single" w:sz="4" w:color="BFBFBF"/>
+              <w:bottom w:val="single" w:sz="4" w:color="BFBFBF"/>
+              <w:right w:val="single" w:sz="4" w:color="BFBFBF"/>
+            </w:tcBorders>
+            <w:vAlign w:val="center"/>
+          </w:tcPr>
+          <w:p>
+            <w:r/>
+            <w:r>
+              <w:rPr>
+                <w:rFonts w:ascii="Arial" w:hAnsi="Arial" w:cs="Arial"/>
+                <w:b w:val="0"/>
+                <w:i w:val="0"/>
+                <w:color w:val="000000"/>
+                <w:sz w:val="20"/>
+              </w:rPr>
+            </w:r>
+          </w:p>
+        </w:tc>
+        <w:tc>
+          <w:tcPr>
+            <w:tcW w:type="dxa" w:w="1800"/>
+            <w:tcBorders>
+              <w:top w:val="single" w:sz="4" w:color="BFBFBF"/>
+              <w:left w:val="single" w:sz="4" w:color="BFBFBF"/>
+              <w:bottom w:val="single" w:sz="4" w:color="BFBFBF"/>
+              <w:right w:val="single" w:sz="4" w:color="BFBFBF"/>
+            </w:tcBorders>
+            <w:vAlign w:val="center"/>
+          </w:tcPr>
+          <w:p>
+            <w:r/>
+            <w:r>
+              <w:rPr>
+                <w:rFonts w:ascii="Arial" w:hAnsi="Arial" w:cs="Arial"/>
+                <w:b w:val="0"/>
+                <w:i w:val="0"/>
+                <w:color w:val="000000"/>
+                <w:sz w:val="20"/>
+              </w:rPr>
+            </w:r>
+          </w:p>
+        </w:tc>
+      </w:tr>
+    </w:tbl>
     <w:sectPr>
-      <w:headerReference w:type="default" r:id="rId9"/>
       <w:pgSz w:w="12240" w:h="15840"/>
-      <w:pgMar w:top="1134" w:right="1134" w:bottom="1134" w:left="1134" w:header="720" w:footer="720" w:gutter="0"/>
+      <w:pgMar w:top="1080" w:right="1080" w:bottom="1080" w:left="1080" w:header="720" w:footer="720" w:gutter="0"/>
       <w:cols w:space="720"/>
       <w:docGrid w:linePitch="360"/>
     </w:sectPr>
   </w:body>
 </w:document>
-</file>
-
-<file path=word/header1.xml><?xml version="1.0" encoding="utf-8"?>
-<w:hdr xmlns:m="http://schemas.openxmlformats.org/officeDocument/2006/math" xmlns:mc="http://schemas.openxmlformats.org/markup-compatibility/2006" xmlns:mo="http://schemas.microsoft.com/office/mac/office/2008/main" xmlns:mv="urn:schemas-microsoft-com:mac:vml" xmlns:o="urn:schemas-microsoft-com:office:office" xmlns:r="http://schemas.openxmlformats.org/officeDocument/2006/relationships" xmlns:v="urn:schemas-microsoft-com:vml" xmlns:w10="urn:schemas-microsoft-com:office:word" xmlns:w14="http://schemas.microsoft.com/office/word/2010/wordml" xmlns:w="http://schemas.openxmlformats.org/wordprocessingml/2006/main" xmlns:wne="http://schemas.microsoft.com/office/word/2006/wordml" xmlns:wp14="http://schemas.microsoft.com/office/word/2010/wordprocessingDrawing" xmlns:wp="http://schemas.openxmlformats.org/drawingml/2006/wordprocessingDrawing" xmlns:wpc="http://schemas.microsoft.com/office/word/2010/wordprocessingCanvas" xmlns:wpg="http://schemas.microsoft.com/office/word/2010/wordprocessingGroup" xmlns:wpi="http://schemas.microsoft.com/office/word/2010/wordprocessingInk" xmlns:wps="http://schemas.microsoft.com/office/word/2010/wordprocessingShape" mc:Ignorable="w14 wp14">
-  <w:p>
-    <w:pPr>
-      <w:pStyle w:val="Header"/>
-    </w:pPr>
-    <w:r>
-      <w:t xml:space="preserve">        Run: Run-2026-002 (Edited)    </w:t>
-    </w:r>
-  </w:p>
-</w:hdr>
 </file>
 
 <file path=word/numbering.xml><?xml version="1.0" encoding="utf-8"?>
@@ -1141,6 +3047,11 @@
     <w:name w:val="Normal"/>
     <w:qFormat/>
     <w:rsid w:val="00FC693F"/>
+    <w:rPr>
+      <w:rFonts w:ascii="Arial" w:hAnsi="Arial"/>
+      <w:color w:val="000000"/>
+      <w:sz w:val="20"/>
+    </w:rPr>
   </w:style>
   <w:style w:type="paragraph" w:styleId="Header">
     <w:name w:val="header"/>

--- a/backend/tests/artifacts/templates/batch_record_filled_edited_gmp.docx
+++ b/backend/tests/artifacts/templates/batch_record_filled_edited_gmp.docx
@@ -1190,33 +1190,39 @@
             </w:r>
             <w:r>
               <w:rPr>
-                <w:sz w:val="101600"/>
-                <w:szCs w:val="101600"/>
+                <w:color w:val="0F172A"/>
+                <w:sz w:val="20"/>
+                <w:szCs w:val="20"/>
                 <w:b/>
+                <w:rFonts w:ascii="Calibri" w:hAnsi="Calibri" w:cs="Calibri"/>
               </w:rPr>
-              <w:t xml:space="preserve">NaCl (g): </w:t>
+              <w:t xml:space="preserve">NaCl (g)  </w:t>
             </w:r>
             <w:r>
               <w:rPr>
-                <w:color w:val="A0A0A0"/>
-                <w:sz w:val="101600"/>
-                <w:szCs w:val="101600"/>
+                <w:color w:val="64748B"/>
+                <w:sz w:val="20"/>
+                <w:szCs w:val="20"/>
                 <w:strike/>
+                <w:rFonts w:ascii="Cambria" w:hAnsi="Cambria" w:cs="Cambria"/>
               </w:rPr>
               <w:t xml:space="preserve">8</w:t>
             </w:r>
             <w:r>
               <w:rPr>
                 <w:color w:val="64748B"/>
-                <w:sz w:val="101600"/>
-                <w:szCs w:val="101600"/>
+                <w:sz w:val="20"/>
+                <w:szCs w:val="20"/>
+                <w:rFonts w:ascii="Cambria" w:hAnsi="Cambria" w:cs="Cambria"/>
               </w:rPr>
               <w:t xml:space="preserve"> D.S.C. 04/01/26 → </w:t>
             </w:r>
             <w:r>
               <w:rPr>
-                <w:sz w:val="101600"/>
-                <w:szCs w:val="101600"/>
+                <w:color w:val="1F2937"/>
+                <w:sz w:val="20"/>
+                <w:szCs w:val="20"/>
+                <w:rFonts w:ascii="Cambria" w:hAnsi="Cambria" w:cs="Cambria"/>
               </w:rPr>
               <w:t xml:space="preserve">8.01</w:t>
             </w:r>
@@ -1230,33 +1236,39 @@
             </w:r>
             <w:r>
               <w:rPr>
-                <w:sz w:val="101600"/>
-                <w:szCs w:val="101600"/>
+                <w:color w:val="0F172A"/>
+                <w:sz w:val="20"/>
+                <w:szCs w:val="20"/>
                 <w:b/>
+                <w:rFonts w:ascii="Calibri" w:hAnsi="Calibri" w:cs="Calibri"/>
               </w:rPr>
-              <w:t xml:space="preserve">KCl (g): </w:t>
+              <w:t xml:space="preserve">KCl (g)  </w:t>
             </w:r>
             <w:r>
               <w:rPr>
-                <w:color w:val="A0A0A0"/>
-                <w:sz w:val="101600"/>
-                <w:szCs w:val="101600"/>
+                <w:color w:val="64748B"/>
+                <w:sz w:val="20"/>
+                <w:szCs w:val="20"/>
                 <w:strike/>
+                <w:rFonts w:ascii="Cambria" w:hAnsi="Cambria" w:cs="Cambria"/>
               </w:rPr>
               <w:t xml:space="preserve">0.19</w:t>
             </w:r>
             <w:r>
               <w:rPr>
                 <w:color w:val="64748B"/>
-                <w:sz w:val="101600"/>
-                <w:szCs w:val="101600"/>
+                <w:sz w:val="20"/>
+                <w:szCs w:val="20"/>
+                <w:rFonts w:ascii="Cambria" w:hAnsi="Cambria" w:cs="Cambria"/>
               </w:rPr>
               <w:t xml:space="preserve"> D.S.C. 04/01/26 → </w:t>
             </w:r>
             <w:r>
               <w:rPr>
-                <w:sz w:val="101600"/>
-                <w:szCs w:val="101600"/>
+                <w:color w:val="1F2937"/>
+                <w:sz w:val="20"/>
+                <w:szCs w:val="20"/>
+                <w:rFonts w:ascii="Cambria" w:hAnsi="Cambria" w:cs="Cambria"/>
               </w:rPr>
               <w:t xml:space="preserve">0.2</w:t>
             </w:r>
@@ -1422,8 +1434,10 @@
             </w:r>
             <w:r>
               <w:rPr>
-                <w:sz w:val="101600"/>
-                <w:szCs w:val="101600"/>
+                <w:color w:val="1F2937"/>
+                <w:sz w:val="20"/>
+                <w:szCs w:val="20"/>
+                <w:rFonts w:ascii="Cambria" w:hAnsi="Cambria" w:cs="Cambria"/>
               </w:rPr>
               <w:t xml:space="preserve">1000</w:t>
             </w:r>
@@ -1778,8 +1792,10 @@
             </w:r>
             <w:r>
               <w:rPr>
-                <w:sz w:val="101600"/>
-                <w:szCs w:val="101600"/>
+                <w:color w:val="1F2937"/>
+                <w:sz w:val="20"/>
+                <w:szCs w:val="20"/>
+                <w:rFonts w:ascii="Cambria" w:hAnsi="Cambria" w:cs="Cambria"/>
               </w:rPr>
               <w:t xml:space="preserve">7.38</w:t>
             </w:r>

--- a/backend/tests/artifacts/templates/batch_record_filled_edited_gmp.docx
+++ b/backend/tests/artifacts/templates/batch_record_filled_edited_gmp.docx
@@ -156,59 +156,6 @@
                 <w:sz w:val="20"/>
               </w:rPr>
               <w:t xml:space="preserve">Multi-Role Buffer Protocol</w:t>
-            </w:r>
-          </w:p>
-        </w:tc>
-      </w:tr>
-      <w:tr>
-        <w:tc>
-          <w:tcPr>
-            <w:tcW w:type="dxa" w:w="3400"/>
-            <w:shd w:val="clear" w:color="auto" w:fill="F1F3F4"/>
-            <w:tcBorders>
-              <w:top w:val="single" w:sz="4" w:color="BFBFBF"/>
-              <w:left w:val="single" w:sz="4" w:color="BFBFBF"/>
-              <w:bottom w:val="single" w:sz="4" w:color="BFBFBF"/>
-              <w:right w:val="single" w:sz="4" w:color="BFBFBF"/>
-            </w:tcBorders>
-            <w:vAlign w:val="center"/>
-          </w:tcPr>
-          <w:p>
-            <w:r/>
-            <w:r>
-              <w:rPr>
-                <w:rFonts w:ascii="Arial" w:hAnsi="Arial" w:cs="Arial"/>
-                <w:b/>
-                <w:i w:val="0"/>
-                <w:color w:val="000000"/>
-                <w:sz w:val="20"/>
-              </w:rPr>
-              <w:t>Batch / Lot Number</w:t>
-            </w:r>
-          </w:p>
-        </w:tc>
-        <w:tc>
-          <w:tcPr>
-            <w:tcW w:type="dxa" w:w="6400"/>
-            <w:tcBorders>
-              <w:top w:val="single" w:sz="4" w:color="BFBFBF"/>
-              <w:left w:val="single" w:sz="4" w:color="BFBFBF"/>
-              <w:bottom w:val="single" w:sz="4" w:color="BFBFBF"/>
-              <w:right w:val="single" w:sz="4" w:color="BFBFBF"/>
-            </w:tcBorders>
-            <w:vAlign w:val="center"/>
-          </w:tcPr>
-          <w:p>
-            <w:r/>
-            <w:r>
-              <w:rPr>
-                <w:rFonts w:ascii="Arial" w:hAnsi="Arial" w:cs="Arial"/>
-                <w:b w:val="0"/>
-                <w:i w:val="0"/>
-                <w:color w:val="000000"/>
-                <w:sz w:val="20"/>
-              </w:rPr>
-              <w:t xml:space="preserve">Run-2026-002 (Edited)</w:t>
             </w:r>
           </w:p>
         </w:tc>

--- a/backend/tests/artifacts/templates/batch_record_filled_edited_gmp.docx
+++ b/backend/tests/artifacts/templates/batch_record_filled_edited_gmp.docx
@@ -4,115 +4,952 @@
   <w:body>
     <w:p>
       <w:pPr>
-        <w:spacing w:after="240"/>
+        <w:spacing w:after="40"/>
+        <w:jc w:val="center"/>
       </w:pPr>
       <w:r>
         <w:rPr>
+          <w:rFonts w:ascii="Arial" w:hAnsi="Arial" w:cs="Arial"/>
           <w:b/>
-          <w:color w:val="334155"/>
-          <w:sz w:val="20"/>
+          <w:i w:val="0"/>
+          <w:color w:val="000000"/>
+          <w:sz w:val="36"/>
         </w:rPr>
-        <w:t xml:space="preserve">Date: </w:t>
-      </w:r>
-      <w:r>
-        <w:rPr>
-          <w:color w:val="787878"/>
-          <w:sz w:val="20"/>
-        </w:rPr>
-        <w:t>_______________</w:t>
-        <w:tab/>
-        <w:tab/>
-      </w:r>
-      <w:r>
-        <w:rPr>
-          <w:b/>
-          <w:color w:val="334155"/>
-          <w:sz w:val="20"/>
-        </w:rPr>
-        <w:t xml:space="preserve">Lot/Batch #: </w:t>
-      </w:r>
-      <w:r>
-        <w:rPr>
-          <w:color w:val="787878"/>
-          <w:sz w:val="20"/>
-        </w:rPr>
-        <w:t>_______________</w:t>
+        <w:t xml:space="preserve">Multi-Role Buffer Protocol</w:t>
       </w:r>
     </w:p>
     <w:p>
       <w:pPr>
-        <w:spacing w:after="120" w:before="0"/>
+        <w:spacing w:after="40"/>
+        <w:jc w:val="center"/>
       </w:pPr>
       <w:r>
         <w:rPr>
+          <w:rFonts w:ascii="Arial" w:hAnsi="Arial" w:cs="Arial"/>
+          <w:b w:val="0"/>
+          <w:i/>
+          <w:color w:val="5F6368"/>
+          <w:sz w:val="22"/>
+        </w:rPr>
+        <w:t>Batch Manufacturing Record</w:t>
+      </w:r>
+    </w:p>
+    <w:p>
+      <w:pPr>
+        <w:spacing w:after="160"/>
+        <w:jc w:val="center"/>
+      </w:pPr>
+      <w:r>
+        <w:rPr>
+          <w:rFonts w:ascii="Arial" w:hAnsi="Arial" w:cs="Arial"/>
+          <w:b w:val="0"/>
+          <w:i w:val="0"/>
+          <w:color w:val="5F6368"/>
+          <w:sz w:val="20"/>
+        </w:rPr>
+        <w:t xml:space="preserve"/>
+      </w:r>
+    </w:p>
+    <w:p>
+      <w:pPr>
+        <w:jc w:val="center"/>
+      </w:pPr>
+      <w:r>
+        <w:rPr>
+          <w:rFonts w:ascii="Arial" w:hAnsi="Arial" w:cs="Arial"/>
+          <w:b w:val="0"/>
+          <w:i w:val="0"/>
+          <w:color w:val="5F6368"/>
+          <w:sz w:val="18"/>
+        </w:rPr>
+        <w:t xml:space="preserve">Run: Run-2026-002 (Edited)    Status: ACTIVE    Started:     Completed: </w:t>
+      </w:r>
+    </w:p>
+    <w:p>
+      <w:pPr>
+        <w:spacing w:after="120"/>
+        <w:jc w:val="center"/>
+      </w:pPr>
+      <w:r>
+        <w:rPr>
+          <w:rFonts w:ascii="Arial" w:hAnsi="Arial" w:cs="Arial"/>
+          <w:b w:val="0"/>
+          <w:i w:val="0"/>
+          <w:color w:val="5F6368"/>
+          <w:sz w:val="18"/>
+        </w:rPr>
+        <w:t xml:space="preserve">Project:     Protocol Version: v2    Generated: April 1, 2026</w:t>
+      </w:r>
+    </w:p>
+    <w:p>
+      <w:pPr>
+        <w:keepNext/>
+        <w:spacing w:before="280" w:after="80"/>
+      </w:pPr>
+      <w:r>
+        <w:rPr>
+          <w:rFonts w:ascii="Arial" w:hAnsi="Arial" w:cs="Arial"/>
           <w:b/>
-          <w:color w:val="0F172A"/>
-          <w:sz w:val="28"/>
+          <w:i w:val="0"/>
+          <w:color w:val="000000"/>
+          <w:sz w:val="26"/>
         </w:rPr>
-        <w:t xml:space="preserve">Media Prep</w:t>
+        <w:t>1. General Information</w:t>
       </w:r>
     </w:p>
     <w:tbl>
       <w:tblPr>
-        <w:tblStyle w:val="TableGrid"/>
         <w:tblW w:type="auto" w:w="0"/>
         <w:tblLook w:firstColumn="1" w:firstRow="1" w:lastColumn="0" w:lastRow="0" w:noHBand="0" w:noVBand="1" w:val="04A0"/>
-        <w:tblCellMar>
-          <w:top w:w="56" w:type="dxa"/>
-          <w:bottom w:w="56" w:type="dxa"/>
-          <w:start w:w="56" w:type="dxa"/>
-          <w:end w:w="56" w:type="dxa"/>
-        </w:tblCellMar>
         <w:tblLayout w:type="fixed"/>
       </w:tblPr>
       <w:tblGrid>
-        <w:gridCol w:w="504"/>
-        <w:gridCol w:w="2016"/>
-        <w:gridCol w:w="4032"/>
-        <w:gridCol w:w="2016"/>
-        <w:gridCol w:w="1512"/>
+        <w:gridCol w:w="5040"/>
+        <w:gridCol w:w="5040"/>
       </w:tblGrid>
       <w:tr>
-        <w:trPr>
-          <w:trHeight w:val="454" w:hRule="atLeast"/>
-        </w:trPr>
         <w:tc>
           <w:tcPr>
-            <w:tcW w:type="dxa" w:w="504"/>
-            <w:shd w:val="clear" w:color="auto" w:fill="1E293B"/>
+            <w:tcW w:type="dxa" w:w="3400"/>
+            <w:shd w:val="clear" w:color="auto" w:fill="F1F3F4"/>
+            <w:tcBorders>
+              <w:top w:val="single" w:sz="4" w:color="BFBFBF"/>
+              <w:left w:val="single" w:sz="4" w:color="BFBFBF"/>
+              <w:bottom w:val="single" w:sz="4" w:color="BFBFBF"/>
+              <w:right w:val="single" w:sz="4" w:color="BFBFBF"/>
+            </w:tcBorders>
+            <w:vAlign w:val="center"/>
           </w:tcPr>
           <w:p>
-            <w:pPr>
-              <w:spacing w:before="0" w:after="0"/>
-              <w:jc w:val="center"/>
-            </w:pPr>
             <w:r/>
             <w:r>
               <w:rPr>
+                <w:rFonts w:ascii="Arial" w:hAnsi="Arial" w:cs="Arial"/>
                 <w:b/>
-                <w:color w:val="FFFFFF"/>
-                <w:sz w:val="16"/>
+                <w:i w:val="0"/>
+                <w:color w:val="000000"/>
+                <w:sz w:val="20"/>
               </w:rPr>
-              <w:t>#</w:t>
+              <w:t>Product Name / Candidate</w:t>
             </w:r>
           </w:p>
         </w:tc>
         <w:tc>
           <w:tcPr>
-            <w:tcW w:type="dxa" w:w="2016"/>
-            <w:shd w:val="clear" w:color="auto" w:fill="1E293B"/>
+            <w:tcW w:type="dxa" w:w="6400"/>
+            <w:tcBorders>
+              <w:top w:val="single" w:sz="4" w:color="BFBFBF"/>
+              <w:left w:val="single" w:sz="4" w:color="BFBFBF"/>
+              <w:bottom w:val="single" w:sz="4" w:color="BFBFBF"/>
+              <w:right w:val="single" w:sz="4" w:color="BFBFBF"/>
+            </w:tcBorders>
+            <w:vAlign w:val="center"/>
           </w:tcPr>
           <w:p>
-            <w:pPr>
-              <w:spacing w:before="0" w:after="0"/>
-              <w:jc w:val="center"/>
-            </w:pPr>
             <w:r/>
             <w:r>
               <w:rPr>
+                <w:rFonts w:ascii="Arial" w:hAnsi="Arial" w:cs="Arial"/>
+                <w:b w:val="0"/>
+                <w:i w:val="0"/>
+                <w:color w:val="000000"/>
+                <w:sz w:val="20"/>
+              </w:rPr>
+              <w:t xml:space="preserve">Multi-Role Buffer Protocol</w:t>
+            </w:r>
+          </w:p>
+        </w:tc>
+      </w:tr>
+      <w:tr>
+        <w:tc>
+          <w:tcPr>
+            <w:tcW w:type="dxa" w:w="3400"/>
+            <w:shd w:val="clear" w:color="auto" w:fill="F1F3F4"/>
+            <w:tcBorders>
+              <w:top w:val="single" w:sz="4" w:color="BFBFBF"/>
+              <w:left w:val="single" w:sz="4" w:color="BFBFBF"/>
+              <w:bottom w:val="single" w:sz="4" w:color="BFBFBF"/>
+              <w:right w:val="single" w:sz="4" w:color="BFBFBF"/>
+            </w:tcBorders>
+            <w:vAlign w:val="center"/>
+          </w:tcPr>
+          <w:p>
+            <w:r/>
+            <w:r>
+              <w:rPr>
+                <w:rFonts w:ascii="Arial" w:hAnsi="Arial" w:cs="Arial"/>
                 <w:b/>
-                <w:color w:val="FFFFFF"/>
-                <w:sz w:val="16"/>
+                <w:i w:val="0"/>
+                <w:color w:val="000000"/>
+                <w:sz w:val="20"/>
+              </w:rPr>
+              <w:t>Batch / Lot Number</w:t>
+            </w:r>
+          </w:p>
+        </w:tc>
+        <w:tc>
+          <w:tcPr>
+            <w:tcW w:type="dxa" w:w="6400"/>
+            <w:tcBorders>
+              <w:top w:val="single" w:sz="4" w:color="BFBFBF"/>
+              <w:left w:val="single" w:sz="4" w:color="BFBFBF"/>
+              <w:bottom w:val="single" w:sz="4" w:color="BFBFBF"/>
+              <w:right w:val="single" w:sz="4" w:color="BFBFBF"/>
+            </w:tcBorders>
+            <w:vAlign w:val="center"/>
+          </w:tcPr>
+          <w:p>
+            <w:r/>
+            <w:r>
+              <w:rPr>
+                <w:rFonts w:ascii="Arial" w:hAnsi="Arial" w:cs="Arial"/>
+                <w:b w:val="0"/>
+                <w:i w:val="0"/>
+                <w:color w:val="000000"/>
+                <w:sz w:val="20"/>
+              </w:rPr>
+              <w:t xml:space="preserve">Run-2026-002 (Edited)</w:t>
+            </w:r>
+          </w:p>
+        </w:tc>
+      </w:tr>
+      <w:tr>
+        <w:tc>
+          <w:tcPr>
+            <w:tcW w:type="dxa" w:w="3400"/>
+            <w:shd w:val="clear" w:color="auto" w:fill="F1F3F4"/>
+            <w:tcBorders>
+              <w:top w:val="single" w:sz="4" w:color="BFBFBF"/>
+              <w:left w:val="single" w:sz="4" w:color="BFBFBF"/>
+              <w:bottom w:val="single" w:sz="4" w:color="BFBFBF"/>
+              <w:right w:val="single" w:sz="4" w:color="BFBFBF"/>
+            </w:tcBorders>
+            <w:vAlign w:val="center"/>
+          </w:tcPr>
+          <w:p>
+            <w:r/>
+            <w:r>
+              <w:rPr>
+                <w:rFonts w:ascii="Arial" w:hAnsi="Arial" w:cs="Arial"/>
+                <w:b/>
+                <w:i w:val="0"/>
+                <w:color w:val="000000"/>
+                <w:sz w:val="20"/>
+              </w:rPr>
+              <w:t>Outcome</w:t>
+            </w:r>
+          </w:p>
+        </w:tc>
+        <w:tc>
+          <w:tcPr>
+            <w:tcW w:type="dxa" w:w="6400"/>
+            <w:tcBorders>
+              <w:top w:val="single" w:sz="4" w:color="BFBFBF"/>
+              <w:left w:val="single" w:sz="4" w:color="BFBFBF"/>
+              <w:bottom w:val="single" w:sz="4" w:color="BFBFBF"/>
+              <w:right w:val="single" w:sz="4" w:color="BFBFBF"/>
+            </w:tcBorders>
+            <w:vAlign w:val="center"/>
+          </w:tcPr>
+          <w:p>
+            <w:r/>
+            <w:r>
+              <w:rPr>
+                <w:rFonts w:ascii="Arial" w:hAnsi="Arial" w:cs="Arial"/>
+                <w:b w:val="0"/>
+                <w:i w:val="0"/>
+                <w:color w:val="000000"/>
+                <w:sz w:val="20"/>
+              </w:rPr>
+              <w:t xml:space="preserve">None</w:t>
+            </w:r>
+          </w:p>
+        </w:tc>
+      </w:tr>
+      <w:tr>
+        <w:tc>
+          <w:tcPr>
+            <w:tcW w:type="dxa" w:w="3400"/>
+            <w:shd w:val="clear" w:color="auto" w:fill="F1F3F4"/>
+            <w:tcBorders>
+              <w:top w:val="single" w:sz="4" w:color="BFBFBF"/>
+              <w:left w:val="single" w:sz="4" w:color="BFBFBF"/>
+              <w:bottom w:val="single" w:sz="4" w:color="BFBFBF"/>
+              <w:right w:val="single" w:sz="4" w:color="BFBFBF"/>
+            </w:tcBorders>
+            <w:vAlign w:val="center"/>
+          </w:tcPr>
+          <w:p>
+            <w:r/>
+            <w:r>
+              <w:rPr>
+                <w:rFonts w:ascii="Arial" w:hAnsi="Arial" w:cs="Arial"/>
+                <w:b/>
+                <w:i w:val="0"/>
+                <w:color w:val="000000"/>
+                <w:sz w:val="20"/>
+              </w:rPr>
+              <w:t>Process SOP / Protocol Reference</w:t>
+            </w:r>
+          </w:p>
+        </w:tc>
+        <w:tc>
+          <w:tcPr>
+            <w:tcW w:type="dxa" w:w="6400"/>
+            <w:tcBorders>
+              <w:top w:val="single" w:sz="4" w:color="BFBFBF"/>
+              <w:left w:val="single" w:sz="4" w:color="BFBFBF"/>
+              <w:bottom w:val="single" w:sz="4" w:color="BFBFBF"/>
+              <w:right w:val="single" w:sz="4" w:color="BFBFBF"/>
+            </w:tcBorders>
+            <w:vAlign w:val="center"/>
+          </w:tcPr>
+          <w:p>
+            <w:r/>
+            <w:r>
+              <w:rPr>
+                <w:rFonts w:ascii="Arial" w:hAnsi="Arial" w:cs="Arial"/>
+                <w:b w:val="0"/>
+                <w:i w:val="0"/>
+                <w:color w:val="000000"/>
+                <w:sz w:val="20"/>
+              </w:rPr>
+              <w:t xml:space="preserve">Multi-Role Buffer Protocol (v2)</w:t>
+            </w:r>
+          </w:p>
+        </w:tc>
+      </w:tr>
+    </w:tbl>
+    <w:p>
+      <w:pPr>
+        <w:keepNext/>
+        <w:spacing w:before="280" w:after="80"/>
+      </w:pPr>
+      <w:r>
+        <w:rPr>
+          <w:rFonts w:ascii="Arial" w:hAnsi="Arial" w:cs="Arial"/>
+          <w:b/>
+          <w:i w:val="0"/>
+          <w:color w:val="000000"/>
+          <w:sz w:val="26"/>
+        </w:rPr>
+        <w:t>2. Bill of Materials (BOM)</w:t>
+      </w:r>
+    </w:p>
+    <w:p>
+      <w:pPr>
+        <w:spacing w:after="80"/>
+      </w:pPr>
+      <w:r>
+        <w:rPr>
+          <w:rFonts w:ascii="Arial" w:hAnsi="Arial" w:cs="Arial"/>
+          <w:b w:val="0"/>
+          <w:i/>
+          <w:color w:val="5F6368"/>
+          <w:sz w:val="18"/>
+        </w:rPr>
+        <w:t>Record all raw materials, media, and buffers utilized in this run.</w:t>
+      </w:r>
+    </w:p>
+    <w:tbl>
+      <w:tblPr>
+        <w:tblW w:type="auto" w:w="0"/>
+        <w:tblLook w:firstColumn="1" w:firstRow="1" w:lastColumn="0" w:lastRow="0" w:noHBand="0" w:noVBand="1" w:val="04A0"/>
+        <w:tblLayout w:type="fixed"/>
+      </w:tblPr>
+      <w:tblGrid>
+        <w:gridCol w:w="2016"/>
+        <w:gridCol w:w="2016"/>
+        <w:gridCol w:w="2016"/>
+        <w:gridCol w:w="2016"/>
+        <w:gridCol w:w="2016"/>
+      </w:tblGrid>
+      <w:tr>
+        <w:tc>
+          <w:tcPr>
+            <w:tcW w:type="dxa" w:w="3000"/>
+            <w:shd w:val="clear" w:color="auto" w:fill="E8EAED"/>
+            <w:tcBorders>
+              <w:top w:val="single" w:sz="4" w:color="BFBFBF"/>
+              <w:left w:val="single" w:sz="4" w:color="BFBFBF"/>
+              <w:bottom w:val="single" w:sz="4" w:color="BFBFBF"/>
+              <w:right w:val="single" w:sz="4" w:color="BFBFBF"/>
+            </w:tcBorders>
+            <w:vAlign w:val="center"/>
+          </w:tcPr>
+          <w:p>
+            <w:r/>
+            <w:r>
+              <w:rPr>
+                <w:rFonts w:ascii="Arial" w:hAnsi="Arial" w:cs="Arial"/>
+                <w:b/>
+                <w:i w:val="0"/>
+                <w:color w:val="000000"/>
+                <w:sz w:val="20"/>
+              </w:rPr>
+              <w:t>Material Description</w:t>
+            </w:r>
+          </w:p>
+        </w:tc>
+        <w:tc>
+          <w:tcPr>
+            <w:tcW w:type="dxa" w:w="2000"/>
+            <w:shd w:val="clear" w:color="auto" w:fill="E8EAED"/>
+            <w:tcBorders>
+              <w:top w:val="single" w:sz="4" w:color="BFBFBF"/>
+              <w:left w:val="single" w:sz="4" w:color="BFBFBF"/>
+              <w:bottom w:val="single" w:sz="4" w:color="BFBFBF"/>
+              <w:right w:val="single" w:sz="4" w:color="BFBFBF"/>
+            </w:tcBorders>
+            <w:vAlign w:val="center"/>
+          </w:tcPr>
+          <w:p>
+            <w:r/>
+            <w:r>
+              <w:rPr>
+                <w:rFonts w:ascii="Arial" w:hAnsi="Arial" w:cs="Arial"/>
+                <w:b/>
+                <w:i w:val="0"/>
+                <w:color w:val="000000"/>
+                <w:sz w:val="20"/>
+              </w:rPr>
+              <w:t>Part / Lot Number</w:t>
+            </w:r>
+          </w:p>
+        </w:tc>
+        <w:tc>
+          <w:tcPr>
+            <w:tcW w:type="dxa" w:w="1600"/>
+            <w:shd w:val="clear" w:color="auto" w:fill="E8EAED"/>
+            <w:tcBorders>
+              <w:top w:val="single" w:sz="4" w:color="BFBFBF"/>
+              <w:left w:val="single" w:sz="4" w:color="BFBFBF"/>
+              <w:bottom w:val="single" w:sz="4" w:color="BFBFBF"/>
+              <w:right w:val="single" w:sz="4" w:color="BFBFBF"/>
+            </w:tcBorders>
+            <w:vAlign w:val="center"/>
+          </w:tcPr>
+          <w:p>
+            <w:r/>
+            <w:r>
+              <w:rPr>
+                <w:rFonts w:ascii="Arial" w:hAnsi="Arial" w:cs="Arial"/>
+                <w:b/>
+                <w:i w:val="0"/>
+                <w:color w:val="000000"/>
+                <w:sz w:val="20"/>
+              </w:rPr>
+              <w:t>Required Quantity</w:t>
+            </w:r>
+          </w:p>
+        </w:tc>
+        <w:tc>
+          <w:tcPr>
+            <w:tcW w:type="dxa" w:w="1600"/>
+            <w:shd w:val="clear" w:color="auto" w:fill="E8EAED"/>
+            <w:tcBorders>
+              <w:top w:val="single" w:sz="4" w:color="BFBFBF"/>
+              <w:left w:val="single" w:sz="4" w:color="BFBFBF"/>
+              <w:bottom w:val="single" w:sz="4" w:color="BFBFBF"/>
+              <w:right w:val="single" w:sz="4" w:color="BFBFBF"/>
+            </w:tcBorders>
+            <w:vAlign w:val="center"/>
+          </w:tcPr>
+          <w:p>
+            <w:r/>
+            <w:r>
+              <w:rPr>
+                <w:rFonts w:ascii="Arial" w:hAnsi="Arial" w:cs="Arial"/>
+                <w:b/>
+                <w:i w:val="0"/>
+                <w:color w:val="000000"/>
+                <w:sz w:val="20"/>
+              </w:rPr>
+              <w:t>Actual Quantity Added</w:t>
+            </w:r>
+          </w:p>
+        </w:tc>
+        <w:tc>
+          <w:tcPr>
+            <w:tcW w:type="dxa" w:w="1800"/>
+            <w:shd w:val="clear" w:color="auto" w:fill="E8EAED"/>
+            <w:tcBorders>
+              <w:top w:val="single" w:sz="4" w:color="BFBFBF"/>
+              <w:left w:val="single" w:sz="4" w:color="BFBFBF"/>
+              <w:bottom w:val="single" w:sz="4" w:color="BFBFBF"/>
+              <w:right w:val="single" w:sz="4" w:color="BFBFBF"/>
+            </w:tcBorders>
+            <w:vAlign w:val="center"/>
+          </w:tcPr>
+          <w:p>
+            <w:r/>
+            <w:r>
+              <w:rPr>
+                <w:rFonts w:ascii="Arial" w:hAnsi="Arial" w:cs="Arial"/>
+                <w:b/>
+                <w:i w:val="0"/>
+                <w:color w:val="000000"/>
+                <w:sz w:val="20"/>
+              </w:rPr>
+              <w:t>Operator Initials &amp; Date</w:t>
+            </w:r>
+          </w:p>
+        </w:tc>
+      </w:tr>
+      <w:tr>
+        <w:tc>
+          <w:tcPr>
+            <w:tcW w:type="dxa" w:w="3000"/>
+            <w:tcBorders>
+              <w:top w:val="single" w:sz="4" w:color="BFBFBF"/>
+              <w:left w:val="single" w:sz="4" w:color="BFBFBF"/>
+              <w:bottom w:val="single" w:sz="4" w:color="BFBFBF"/>
+              <w:right w:val="single" w:sz="4" w:color="BFBFBF"/>
+            </w:tcBorders>
+            <w:vAlign w:val="center"/>
+          </w:tcPr>
+          <w:p>
+            <w:r/>
+            <w:r>
+              <w:rPr>
+                <w:rFonts w:ascii="Arial" w:hAnsi="Arial" w:cs="Arial"/>
+                <w:b w:val="0"/>
+                <w:i w:val="0"/>
+                <w:color w:val="000000"/>
+                <w:sz w:val="20"/>
+              </w:rPr>
+            </w:r>
+          </w:p>
+        </w:tc>
+        <w:tc>
+          <w:tcPr>
+            <w:tcW w:type="dxa" w:w="2000"/>
+            <w:tcBorders>
+              <w:top w:val="single" w:sz="4" w:color="BFBFBF"/>
+              <w:left w:val="single" w:sz="4" w:color="BFBFBF"/>
+              <w:bottom w:val="single" w:sz="4" w:color="BFBFBF"/>
+              <w:right w:val="single" w:sz="4" w:color="BFBFBF"/>
+            </w:tcBorders>
+            <w:vAlign w:val="center"/>
+          </w:tcPr>
+          <w:p>
+            <w:r/>
+            <w:r>
+              <w:rPr>
+                <w:rFonts w:ascii="Arial" w:hAnsi="Arial" w:cs="Arial"/>
+                <w:b w:val="0"/>
+                <w:i w:val="0"/>
+                <w:color w:val="000000"/>
+                <w:sz w:val="20"/>
+              </w:rPr>
+            </w:r>
+          </w:p>
+        </w:tc>
+        <w:tc>
+          <w:tcPr>
+            <w:tcW w:type="dxa" w:w="1600"/>
+            <w:tcBorders>
+              <w:top w:val="single" w:sz="4" w:color="BFBFBF"/>
+              <w:left w:val="single" w:sz="4" w:color="BFBFBF"/>
+              <w:bottom w:val="single" w:sz="4" w:color="BFBFBF"/>
+              <w:right w:val="single" w:sz="4" w:color="BFBFBF"/>
+            </w:tcBorders>
+            <w:vAlign w:val="center"/>
+          </w:tcPr>
+          <w:p>
+            <w:r/>
+            <w:r>
+              <w:rPr>
+                <w:rFonts w:ascii="Arial" w:hAnsi="Arial" w:cs="Arial"/>
+                <w:b w:val="0"/>
+                <w:i w:val="0"/>
+                <w:color w:val="000000"/>
+                <w:sz w:val="20"/>
+              </w:rPr>
+            </w:r>
+          </w:p>
+        </w:tc>
+        <w:tc>
+          <w:tcPr>
+            <w:tcW w:type="dxa" w:w="1600"/>
+            <w:tcBorders>
+              <w:top w:val="single" w:sz="4" w:color="BFBFBF"/>
+              <w:left w:val="single" w:sz="4" w:color="BFBFBF"/>
+              <w:bottom w:val="single" w:sz="4" w:color="BFBFBF"/>
+              <w:right w:val="single" w:sz="4" w:color="BFBFBF"/>
+            </w:tcBorders>
+            <w:vAlign w:val="center"/>
+          </w:tcPr>
+          <w:p>
+            <w:r/>
+            <w:r>
+              <w:rPr>
+                <w:rFonts w:ascii="Arial" w:hAnsi="Arial" w:cs="Arial"/>
+                <w:b w:val="0"/>
+                <w:i w:val="0"/>
+                <w:color w:val="000000"/>
+                <w:sz w:val="20"/>
+              </w:rPr>
+            </w:r>
+          </w:p>
+        </w:tc>
+        <w:tc>
+          <w:tcPr>
+            <w:tcW w:type="dxa" w:w="1800"/>
+            <w:tcBorders>
+              <w:top w:val="single" w:sz="4" w:color="BFBFBF"/>
+              <w:left w:val="single" w:sz="4" w:color="BFBFBF"/>
+              <w:bottom w:val="single" w:sz="4" w:color="BFBFBF"/>
+              <w:right w:val="single" w:sz="4" w:color="BFBFBF"/>
+            </w:tcBorders>
+            <w:vAlign w:val="center"/>
+          </w:tcPr>
+          <w:p>
+            <w:r/>
+            <w:r>
+              <w:rPr>
+                <w:rFonts w:ascii="Arial" w:hAnsi="Arial" w:cs="Arial"/>
+                <w:b w:val="0"/>
+                <w:i w:val="0"/>
+                <w:color w:val="000000"/>
+                <w:sz w:val="20"/>
+              </w:rPr>
+            </w:r>
+          </w:p>
+        </w:tc>
+      </w:tr>
+    </w:tbl>
+    <w:p>
+      <w:pPr>
+        <w:keepNext/>
+        <w:spacing w:before="280" w:after="80"/>
+      </w:pPr>
+      <w:r>
+        <w:rPr>
+          <w:rFonts w:ascii="Arial" w:hAnsi="Arial" w:cs="Arial"/>
+          <w:b/>
+          <w:i w:val="0"/>
+          <w:color w:val="000000"/>
+          <w:sz w:val="26"/>
+        </w:rPr>
+        <w:t>3. Equipment Log</w:t>
+      </w:r>
+    </w:p>
+    <w:p>
+      <w:pPr>
+        <w:spacing w:after="80"/>
+      </w:pPr>
+      <w:r>
+        <w:rPr>
+          <w:rFonts w:ascii="Arial" w:hAnsi="Arial" w:cs="Arial"/>
+          <w:b w:val="0"/>
+          <w:i/>
+          <w:color w:val="5F6368"/>
+          <w:sz w:val="18"/>
+        </w:rPr>
+        <w:t>Record primary equipment used to ensure traceability.</w:t>
+      </w:r>
+    </w:p>
+    <w:tbl>
+      <w:tblPr>
+        <w:tblW w:type="auto" w:w="0"/>
+        <w:tblLook w:firstColumn="1" w:firstRow="1" w:lastColumn="0" w:lastRow="0" w:noHBand="0" w:noVBand="1" w:val="04A0"/>
+        <w:tblLayout w:type="fixed"/>
+      </w:tblPr>
+      <w:tblGrid>
+        <w:gridCol w:w="2520"/>
+        <w:gridCol w:w="2520"/>
+        <w:gridCol w:w="2520"/>
+        <w:gridCol w:w="2520"/>
+      </w:tblGrid>
+      <w:tr>
+        <w:tc>
+          <w:tcPr>
+            <w:tcW w:type="dxa" w:w="3200"/>
+            <w:shd w:val="clear" w:color="auto" w:fill="E8EAED"/>
+            <w:tcBorders>
+              <w:top w:val="single" w:sz="4" w:color="BFBFBF"/>
+              <w:left w:val="single" w:sz="4" w:color="BFBFBF"/>
+              <w:bottom w:val="single" w:sz="4" w:color="BFBFBF"/>
+              <w:right w:val="single" w:sz="4" w:color="BFBFBF"/>
+            </w:tcBorders>
+            <w:vAlign w:val="center"/>
+          </w:tcPr>
+          <w:p>
+            <w:r/>
+            <w:r>
+              <w:rPr>
+                <w:rFonts w:ascii="Arial" w:hAnsi="Arial" w:cs="Arial"/>
+                <w:b/>
+                <w:i w:val="0"/>
+                <w:color w:val="000000"/>
+                <w:sz w:val="20"/>
+              </w:rPr>
+              <w:t>Equipment Name / Type</w:t>
+            </w:r>
+          </w:p>
+        </w:tc>
+        <w:tc>
+          <w:tcPr>
+            <w:tcW w:type="dxa" w:w="2200"/>
+            <w:shd w:val="clear" w:color="auto" w:fill="E8EAED"/>
+            <w:tcBorders>
+              <w:top w:val="single" w:sz="4" w:color="BFBFBF"/>
+              <w:left w:val="single" w:sz="4" w:color="BFBFBF"/>
+              <w:bottom w:val="single" w:sz="4" w:color="BFBFBF"/>
+              <w:right w:val="single" w:sz="4" w:color="BFBFBF"/>
+            </w:tcBorders>
+            <w:vAlign w:val="center"/>
+          </w:tcPr>
+          <w:p>
+            <w:r/>
+            <w:r>
+              <w:rPr>
+                <w:rFonts w:ascii="Arial" w:hAnsi="Arial" w:cs="Arial"/>
+                <w:b/>
+                <w:i w:val="0"/>
+                <w:color w:val="000000"/>
+                <w:sz w:val="20"/>
+              </w:rPr>
+              <w:t>Equipment ID (Asset Tag)</w:t>
+            </w:r>
+          </w:p>
+        </w:tc>
+        <w:tc>
+          <w:tcPr>
+            <w:tcW w:type="dxa" w:w="2600"/>
+            <w:shd w:val="clear" w:color="auto" w:fill="E8EAED"/>
+            <w:tcBorders>
+              <w:top w:val="single" w:sz="4" w:color="BFBFBF"/>
+              <w:left w:val="single" w:sz="4" w:color="BFBFBF"/>
+              <w:bottom w:val="single" w:sz="4" w:color="BFBFBF"/>
+              <w:right w:val="single" w:sz="4" w:color="BFBFBF"/>
+            </w:tcBorders>
+            <w:vAlign w:val="center"/>
+          </w:tcPr>
+          <w:p>
+            <w:r/>
+            <w:r>
+              <w:rPr>
+                <w:rFonts w:ascii="Arial" w:hAnsi="Arial" w:cs="Arial"/>
+                <w:b/>
+                <w:i w:val="0"/>
+                <w:color w:val="000000"/>
+                <w:sz w:val="20"/>
+              </w:rPr>
+              <w:t>Calibration Status (Valid Until)</w:t>
+            </w:r>
+          </w:p>
+        </w:tc>
+        <w:tc>
+          <w:tcPr>
+            <w:tcW w:type="dxa" w:w="2000"/>
+            <w:shd w:val="clear" w:color="auto" w:fill="E8EAED"/>
+            <w:tcBorders>
+              <w:top w:val="single" w:sz="4" w:color="BFBFBF"/>
+              <w:left w:val="single" w:sz="4" w:color="BFBFBF"/>
+              <w:bottom w:val="single" w:sz="4" w:color="BFBFBF"/>
+              <w:right w:val="single" w:sz="4" w:color="BFBFBF"/>
+            </w:tcBorders>
+            <w:vAlign w:val="center"/>
+          </w:tcPr>
+          <w:p>
+            <w:r/>
+            <w:r>
+              <w:rPr>
+                <w:rFonts w:ascii="Arial" w:hAnsi="Arial" w:cs="Arial"/>
+                <w:b/>
+                <w:i w:val="0"/>
+                <w:color w:val="000000"/>
+                <w:sz w:val="20"/>
+              </w:rPr>
+              <w:t>Operator Initials &amp; Date</w:t>
+            </w:r>
+          </w:p>
+        </w:tc>
+      </w:tr>
+      <w:tr>
+        <w:tc>
+          <w:tcPr>
+            <w:tcW w:type="dxa" w:w="3200"/>
+            <w:tcBorders>
+              <w:top w:val="single" w:sz="4" w:color="BFBFBF"/>
+              <w:left w:val="single" w:sz="4" w:color="BFBFBF"/>
+              <w:bottom w:val="single" w:sz="4" w:color="BFBFBF"/>
+              <w:right w:val="single" w:sz="4" w:color="BFBFBF"/>
+            </w:tcBorders>
+            <w:vAlign w:val="center"/>
+          </w:tcPr>
+          <w:p>
+            <w:r/>
+            <w:r>
+              <w:rPr>
+                <w:rFonts w:ascii="Arial" w:hAnsi="Arial" w:cs="Arial"/>
+                <w:b w:val="0"/>
+                <w:i w:val="0"/>
+                <w:color w:val="000000"/>
+                <w:sz w:val="20"/>
+              </w:rPr>
+            </w:r>
+          </w:p>
+        </w:tc>
+        <w:tc>
+          <w:tcPr>
+            <w:tcW w:type="dxa" w:w="2200"/>
+            <w:tcBorders>
+              <w:top w:val="single" w:sz="4" w:color="BFBFBF"/>
+              <w:left w:val="single" w:sz="4" w:color="BFBFBF"/>
+              <w:bottom w:val="single" w:sz="4" w:color="BFBFBF"/>
+              <w:right w:val="single" w:sz="4" w:color="BFBFBF"/>
+            </w:tcBorders>
+            <w:vAlign w:val="center"/>
+          </w:tcPr>
+          <w:p>
+            <w:r/>
+            <w:r>
+              <w:rPr>
+                <w:rFonts w:ascii="Arial" w:hAnsi="Arial" w:cs="Arial"/>
+                <w:b w:val="0"/>
+                <w:i w:val="0"/>
+                <w:color w:val="000000"/>
+                <w:sz w:val="20"/>
+              </w:rPr>
+            </w:r>
+          </w:p>
+        </w:tc>
+        <w:tc>
+          <w:tcPr>
+            <w:tcW w:type="dxa" w:w="2600"/>
+            <w:tcBorders>
+              <w:top w:val="single" w:sz="4" w:color="BFBFBF"/>
+              <w:left w:val="single" w:sz="4" w:color="BFBFBF"/>
+              <w:bottom w:val="single" w:sz="4" w:color="BFBFBF"/>
+              <w:right w:val="single" w:sz="4" w:color="BFBFBF"/>
+            </w:tcBorders>
+            <w:vAlign w:val="center"/>
+          </w:tcPr>
+          <w:p>
+            <w:r/>
+            <w:r>
+              <w:rPr>
+                <w:rFonts w:ascii="Arial" w:hAnsi="Arial" w:cs="Arial"/>
+                <w:b w:val="0"/>
+                <w:i w:val="0"/>
+                <w:color w:val="000000"/>
+                <w:sz w:val="20"/>
+              </w:rPr>
+            </w:r>
+          </w:p>
+        </w:tc>
+        <w:tc>
+          <w:tcPr>
+            <w:tcW w:type="dxa" w:w="2000"/>
+            <w:tcBorders>
+              <w:top w:val="single" w:sz="4" w:color="BFBFBF"/>
+              <w:left w:val="single" w:sz="4" w:color="BFBFBF"/>
+              <w:bottom w:val="single" w:sz="4" w:color="BFBFBF"/>
+              <w:right w:val="single" w:sz="4" w:color="BFBFBF"/>
+            </w:tcBorders>
+            <w:vAlign w:val="center"/>
+          </w:tcPr>
+          <w:p>
+            <w:r/>
+            <w:r>
+              <w:rPr>
+                <w:rFonts w:ascii="Arial" w:hAnsi="Arial" w:cs="Arial"/>
+                <w:b w:val="0"/>
+                <w:i w:val="0"/>
+                <w:color w:val="000000"/>
+                <w:sz w:val="20"/>
+              </w:rPr>
+            </w:r>
+          </w:p>
+        </w:tc>
+      </w:tr>
+    </w:tbl>
+    <w:p>
+      <w:pPr>
+        <w:keepNext/>
+        <w:spacing w:before="280" w:after="80"/>
+      </w:pPr>
+      <w:r>
+        <w:rPr>
+          <w:rFonts w:ascii="Arial" w:hAnsi="Arial" w:cs="Arial"/>
+          <w:b/>
+          <w:i w:val="0"/>
+          <w:color w:val="000000"/>
+          <w:sz w:val="26"/>
+        </w:rPr>
+        <w:t>4. Execution: Unit Operations</w:t>
+      </w:r>
+    </w:p>
+    <w:p>
+      <w:pPr>
+        <w:spacing w:after="80"/>
+      </w:pPr>
+      <w:r>
+        <w:rPr>
+          <w:rFonts w:ascii="Arial" w:hAnsi="Arial" w:cs="Arial"/>
+          <w:b w:val="0"/>
+          <w:i/>
+          <w:color w:val="5F6368"/>
+          <w:sz w:val="18"/>
+        </w:rPr>
+        <w:t>Execute process steps. Record actual values, operator, and verifier (if required by SOP) for each step.</w:t>
+      </w:r>
+    </w:p>
+    <w:p>
+      <w:pPr>
+        <w:keepNext/>
+        <w:spacing w:before="160" w:after="80"/>
+      </w:pPr>
+      <w:r>
+        <w:rPr>
+          <w:rFonts w:ascii="Arial" w:hAnsi="Arial" w:cs="Arial"/>
+          <w:b/>
+          <w:i w:val="0"/>
+          <w:color w:val="000000"/>
+          <w:sz w:val="22"/>
+        </w:rPr>
+        <w:t xml:space="preserve">4.1  Media Prep</w:t>
+      </w:r>
+    </w:p>
+    <w:tbl>
+      <w:tblPr>
+        <w:tblW w:type="auto" w:w="0"/>
+        <w:tblLook w:firstColumn="1" w:firstRow="1" w:lastColumn="0" w:lastRow="0" w:noHBand="0" w:noVBand="1" w:val="04A0"/>
+        <w:tblLayout w:type="fixed"/>
+      </w:tblPr>
+      <w:tblGrid>
+        <w:gridCol w:w="1680"/>
+        <w:gridCol w:w="1680"/>
+        <w:gridCol w:w="1680"/>
+        <w:gridCol w:w="1680"/>
+        <w:gridCol w:w="1680"/>
+        <w:gridCol w:w="1680"/>
+      </w:tblGrid>
+      <w:tr>
+        <w:tc>
+          <w:tcPr>
+            <w:tcW w:type="dxa" w:w="800"/>
+            <w:shd w:val="clear" w:color="auto" w:fill="E8EAED"/>
+            <w:tcBorders>
+              <w:top w:val="single" w:sz="4" w:color="BFBFBF"/>
+              <w:left w:val="single" w:sz="4" w:color="BFBFBF"/>
+              <w:bottom w:val="single" w:sz="4" w:color="BFBFBF"/>
+              <w:right w:val="single" w:sz="4" w:color="BFBFBF"/>
+            </w:tcBorders>
+            <w:vAlign w:val="center"/>
+          </w:tcPr>
+          <w:p>
+            <w:r/>
+            <w:r>
+              <w:rPr>
+                <w:rFonts w:ascii="Arial" w:hAnsi="Arial" w:cs="Arial"/>
+                <w:b/>
+                <w:i w:val="0"/>
+                <w:color w:val="000000"/>
+                <w:sz w:val="20"/>
               </w:rPr>
               <w:t>Step</w:t>
             </w:r>
@@ -120,85 +957,159 @@
         </w:tc>
         <w:tc>
           <w:tcPr>
-            <w:tcW w:type="dxa" w:w="4032"/>
-            <w:shd w:val="clear" w:color="auto" w:fill="1E293B"/>
+            <w:tcW w:type="dxa" w:w="2600"/>
+            <w:shd w:val="clear" w:color="auto" w:fill="E8EAED"/>
+            <w:tcBorders>
+              <w:top w:val="single" w:sz="4" w:color="BFBFBF"/>
+              <w:left w:val="single" w:sz="4" w:color="BFBFBF"/>
+              <w:bottom w:val="single" w:sz="4" w:color="BFBFBF"/>
+              <w:right w:val="single" w:sz="4" w:color="BFBFBF"/>
+            </w:tcBorders>
+            <w:vAlign w:val="center"/>
+          </w:tcPr>
+          <w:p>
+            <w:r/>
+            <w:r>
+              <w:rPr>
+                <w:rFonts w:ascii="Arial" w:hAnsi="Arial" w:cs="Arial"/>
+                <w:b/>
+                <w:i w:val="0"/>
+                <w:color w:val="000000"/>
+                <w:sz w:val="20"/>
+              </w:rPr>
+              <w:t>Instruction</w:t>
+            </w:r>
+          </w:p>
+        </w:tc>
+        <w:tc>
+          <w:tcPr>
+            <w:tcW w:type="dxa" w:w="2600"/>
+            <w:shd w:val="clear" w:color="auto" w:fill="E8EAED"/>
+            <w:tcBorders>
+              <w:top w:val="single" w:sz="4" w:color="BFBFBF"/>
+              <w:left w:val="single" w:sz="4" w:color="BFBFBF"/>
+              <w:bottom w:val="single" w:sz="4" w:color="BFBFBF"/>
+              <w:right w:val="single" w:sz="4" w:color="BFBFBF"/>
+            </w:tcBorders>
+            <w:vAlign w:val="center"/>
+          </w:tcPr>
+          <w:p>
+            <w:r/>
+            <w:r>
+              <w:rPr>
+                <w:rFonts w:ascii="Arial" w:hAnsi="Arial" w:cs="Arial"/>
+                <w:b/>
+                <w:i w:val="0"/>
+                <w:color w:val="000000"/>
+                <w:sz w:val="20"/>
+              </w:rPr>
+              <w:t>Target Parameter</w:t>
+            </w:r>
+          </w:p>
+        </w:tc>
+        <w:tc>
+          <w:tcPr>
+            <w:tcW w:type="dxa" w:w="1600"/>
+            <w:shd w:val="clear" w:color="auto" w:fill="E8EAED"/>
+            <w:tcBorders>
+              <w:top w:val="single" w:sz="4" w:color="BFBFBF"/>
+              <w:left w:val="single" w:sz="4" w:color="BFBFBF"/>
+              <w:bottom w:val="single" w:sz="4" w:color="BFBFBF"/>
+              <w:right w:val="single" w:sz="4" w:color="BFBFBF"/>
+            </w:tcBorders>
+            <w:vAlign w:val="center"/>
+          </w:tcPr>
+          <w:p>
+            <w:r/>
+            <w:r>
+              <w:rPr>
+                <w:rFonts w:ascii="Arial" w:hAnsi="Arial" w:cs="Arial"/>
+                <w:b/>
+                <w:i w:val="0"/>
+                <w:color w:val="000000"/>
+                <w:sz w:val="20"/>
+              </w:rPr>
+              <w:t>Actual Value</w:t>
+            </w:r>
+          </w:p>
+        </w:tc>
+        <w:tc>
+          <w:tcPr>
+            <w:tcW w:type="dxa" w:w="1000"/>
+            <w:shd w:val="clear" w:color="auto" w:fill="E8EAED"/>
+            <w:tcBorders>
+              <w:top w:val="single" w:sz="4" w:color="BFBFBF"/>
+              <w:left w:val="single" w:sz="4" w:color="BFBFBF"/>
+              <w:bottom w:val="single" w:sz="4" w:color="BFBFBF"/>
+              <w:right w:val="single" w:sz="4" w:color="BFBFBF"/>
+            </w:tcBorders>
+            <w:vAlign w:val="center"/>
+          </w:tcPr>
+          <w:p>
+            <w:r/>
+            <w:r>
+              <w:rPr>
+                <w:rFonts w:ascii="Arial" w:hAnsi="Arial" w:cs="Arial"/>
+                <w:b/>
+                <w:i w:val="0"/>
+                <w:color w:val="000000"/>
+                <w:sz w:val="20"/>
+              </w:rPr>
+              <w:t>Operator</w:t>
+            </w:r>
+          </w:p>
+        </w:tc>
+        <w:tc>
+          <w:tcPr>
+            <w:tcW w:type="dxa" w:w="1000"/>
+            <w:shd w:val="clear" w:color="auto" w:fill="E8EAED"/>
+            <w:tcBorders>
+              <w:top w:val="single" w:sz="4" w:color="BFBFBF"/>
+              <w:left w:val="single" w:sz="4" w:color="BFBFBF"/>
+              <w:bottom w:val="single" w:sz="4" w:color="BFBFBF"/>
+              <w:right w:val="single" w:sz="4" w:color="BFBFBF"/>
+            </w:tcBorders>
+            <w:vAlign w:val="center"/>
+          </w:tcPr>
+          <w:p>
+            <w:r/>
+            <w:r>
+              <w:rPr>
+                <w:rFonts w:ascii="Arial" w:hAnsi="Arial" w:cs="Arial"/>
+                <w:b/>
+                <w:i w:val="0"/>
+                <w:color w:val="000000"/>
+                <w:sz w:val="20"/>
+              </w:rPr>
+              <w:t>Verifier</w:t>
+            </w:r>
+          </w:p>
+        </w:tc>
+      </w:tr>
+      <w:tr>
+        <w:tc>
+          <w:tcPr>
+            <w:tcW w:type="dxa" w:w="800"/>
+            <w:tcBorders>
+              <w:top w:val="single" w:sz="4" w:color="BFBFBF"/>
+              <w:left w:val="single" w:sz="4" w:color="BFBFBF"/>
+              <w:bottom w:val="single" w:sz="4" w:color="BFBFBF"/>
+              <w:right w:val="single" w:sz="4" w:color="BFBFBF"/>
+            </w:tcBorders>
+            <w:vAlign w:val="center"/>
           </w:tcPr>
           <w:p>
             <w:pPr>
-              <w:spacing w:before="0" w:after="0"/>
               <w:jc w:val="center"/>
             </w:pPr>
             <w:r/>
             <w:r>
               <w:rPr>
-                <w:b/>
-                <w:color w:val="FFFFFF"/>
-                <w:sz w:val="16"/>
-              </w:rPr>
-              <w:t>Description</w:t>
-            </w:r>
-          </w:p>
-        </w:tc>
-        <w:tc>
-          <w:tcPr>
-            <w:tcW w:type="dxa" w:w="2016"/>
-            <w:shd w:val="clear" w:color="auto" w:fill="1E293B"/>
-          </w:tcPr>
-          <w:p>
-            <w:pPr>
-              <w:spacing w:before="0" w:after="0"/>
-              <w:jc w:val="center"/>
-            </w:pPr>
-            <w:r/>
-            <w:r>
-              <w:rPr>
-                <w:b/>
-                <w:color w:val="FFFFFF"/>
-                <w:sz w:val="16"/>
-              </w:rPr>
-              <w:t>Value / Result</w:t>
-            </w:r>
-          </w:p>
-        </w:tc>
-        <w:tc>
-          <w:tcPr>
-            <w:tcW w:type="dxa" w:w="1512"/>
-            <w:shd w:val="clear" w:color="auto" w:fill="1E293B"/>
-          </w:tcPr>
-          <w:p>
-            <w:pPr>
-              <w:spacing w:before="0" w:after="0"/>
-              <w:jc w:val="center"/>
-            </w:pPr>
-            <w:r/>
-            <w:r>
-              <w:rPr>
-                <w:b/>
-                <w:color w:val="FFFFFF"/>
-                <w:sz w:val="16"/>
-              </w:rPr>
-              <w:t>Initials</w:t>
-            </w:r>
-          </w:p>
-        </w:tc>
-      </w:tr>
-      <w:tr>
-        <w:trPr>
-          <w:trHeight w:val="680" w:hRule="atLeast"/>
-        </w:trPr>
-        <w:tc>
-          <w:tcPr>
-            <w:tcW w:type="dxa" w:w="504"/>
-          </w:tcPr>
-          <w:p>
-            <w:pPr>
-              <w:spacing w:before="0" w:after="0"/>
-            </w:pPr>
-            <w:r/>
-            <w:r>
-              <w:rPr>
-                <w:color w:val="334155"/>
-                <w:sz w:val="16"/>
+                <w:rFonts w:ascii="Arial" w:hAnsi="Arial" w:cs="Arial"/>
+                <w:b w:val="0"/>
+                <w:i w:val="0"/>
+                <w:color w:val="000000"/>
+                <w:sz w:val="20"/>
               </w:rPr>
               <w:t xml:space="preserve">1</w:t>
             </w:r>
@@ -206,17 +1117,24 @@
         </w:tc>
         <w:tc>
           <w:tcPr>
-            <w:tcW w:type="dxa" w:w="2016"/>
+            <w:tcW w:type="dxa" w:w="2600"/>
+            <w:tcBorders>
+              <w:top w:val="single" w:sz="4" w:color="BFBFBF"/>
+              <w:left w:val="single" w:sz="4" w:color="BFBFBF"/>
+              <w:bottom w:val="single" w:sz="4" w:color="BFBFBF"/>
+              <w:right w:val="single" w:sz="4" w:color="BFBFBF"/>
+            </w:tcBorders>
+            <w:vAlign w:val="center"/>
           </w:tcPr>
           <w:p>
-            <w:pPr>
-              <w:spacing w:before="0" w:after="0"/>
-            </w:pPr>
             <w:r/>
             <w:r>
               <w:rPr>
-                <w:color w:val="334155"/>
-                <w:sz w:val="16"/>
+                <w:rFonts w:ascii="Arial" w:hAnsi="Arial" w:cs="Arial"/>
+                <w:b w:val="0"/>
+                <w:i w:val="0"/>
+                <w:color w:val="000000"/>
+                <w:sz w:val="20"/>
               </w:rPr>
               <w:t xml:space="preserve">Weigh Reagents</w:t>
             </w:r>
@@ -224,132 +1142,65 @@
         </w:tc>
         <w:tc>
           <w:tcPr>
-            <w:tcW w:type="dxa" w:w="4032"/>
+            <w:tcW w:type="dxa" w:w="2600"/>
+            <w:tcBorders>
+              <w:top w:val="single" w:sz="4" w:color="BFBFBF"/>
+              <w:left w:val="single" w:sz="4" w:color="BFBFBF"/>
+              <w:bottom w:val="single" w:sz="4" w:color="BFBFBF"/>
+              <w:right w:val="single" w:sz="4" w:color="BFBFBF"/>
+            </w:tcBorders>
+            <w:vAlign w:val="center"/>
           </w:tcPr>
           <w:p>
-            <w:pPr>
-              <w:spacing w:before="0" w:after="80"/>
-            </w:pPr>
             <w:r/>
             <w:r>
               <w:rPr>
-                <w:color w:val="334155"/>
-                <w:sz w:val="16"/>
+                <w:rFonts w:ascii="Arial" w:hAnsi="Arial" w:cs="Arial"/>
+                <w:b w:val="0"/>
+                <w:i w:val="0"/>
+                <w:color w:val="000000"/>
+                <w:sz w:val="18"/>
               </w:rPr>
               <w:t xml:space="preserve">Weigh NaCl and KCl. NaCl: 8, and KCl: 0.2.</w:t>
-            </w:r>
-          </w:p>
-          <w:p>
-            <w:pPr>
-              <w:spacing w:before="40" w:after="0"/>
-            </w:pPr>
-            <w:r>
-              <w:rPr>
-                <w:i/>
-                <w:color w:val="969BA5"/>
-                <w:sz w:val="14"/>
-              </w:rPr>
-              <w:t xml:space="preserve">Notes: </w:t>
-            </w:r>
-            <w:r>
-              <w:rPr>
-                <w:color w:val="334155"/>
-                <w:sz w:val="14"/>
-              </w:rPr>
-              <w:t xml:space="preserve"/>
             </w:r>
           </w:p>
         </w:tc>
         <w:tc>
           <w:tcPr>
-            <w:tcW w:type="dxa" w:w="2016"/>
+            <w:tcW w:type="dxa" w:w="1600"/>
+            <w:tcBorders>
+              <w:top w:val="single" w:sz="4" w:color="BFBFBF"/>
+              <w:left w:val="single" w:sz="4" w:color="BFBFBF"/>
+              <w:bottom w:val="single" w:sz="4" w:color="BFBFBF"/>
+              <w:right w:val="single" w:sz="4" w:color="BFBFBF"/>
+            </w:tcBorders>
+            <w:vAlign w:val="center"/>
           </w:tcPr>
           <w:p>
-            <w:pPr>
-              <w:spacing w:before="0" w:after="0"/>
-            </w:pPr>
             <w:r/>
             <w:r>
               <w:rPr>
-                <w:color w:val="334155"/>
-                <w:sz w:val="16"/>
+                <w:rFonts w:ascii="Arial" w:hAnsi="Arial" w:cs="Arial"/>
+                <w:b w:val="0"/>
+                <w:i w:val="0"/>
+                <w:color w:val="000000"/>
+                <w:sz w:val="20"/>
               </w:rPr>
               <w:t xml:space="preserve"/>
             </w:r>
             <w:r>
-              <w:rPr>
-                <w:sz w:val="101600"/>
-                <w:szCs w:val="101600"/>
-                <w:b/>
-              </w:rPr>
-              <w:t xml:space="preserve">NaCl (g): </w:t>
-            </w:r>
-            <w:r>
-              <w:rPr>
-                <w:color w:val="A0A0A0"/>
-                <w:sz w:val="101600"/>
-                <w:szCs w:val="101600"/>
-                <w:strike/>
-              </w:rPr>
-              <w:t xml:space="preserve">8</w:t>
-            </w:r>
-            <w:r>
-              <w:rPr>
-                <w:color w:val="64748B"/>
-                <w:sz w:val="101600"/>
-                <w:szCs w:val="101600"/>
-              </w:rPr>
-              <w:t xml:space="preserve"> D.S.C. 04/01/26 → </w:t>
-            </w:r>
-            <w:r>
-              <w:rPr>
-                <w:sz w:val="101600"/>
-                <w:szCs w:val="101600"/>
-              </w:rPr>
-              <w:t xml:space="preserve">8.01</w:t>
+              <w:t xml:space="preserve">Recorded: 8.01</w:t>
             </w:r>
             <w:r>
               <w:t xml:space="preserve"/>
             </w:r>
           </w:p>
           <w:p>
-            <w:pPr>
-              <w:spacing w:before="0" w:after="0"/>
-            </w:pPr>
             <w:r>
               <w:t xml:space="preserve"/>
             </w:r>
             <w:r>
-              <w:rPr>
-                <w:sz w:val="101600"/>
-                <w:szCs w:val="101600"/>
-                <w:b/>
-              </w:rPr>
-              <w:t xml:space="preserve">KCl (g): </w:t>
-            </w:r>
-            <w:r>
-              <w:rPr>
-                <w:color w:val="A0A0A0"/>
-                <w:sz w:val="101600"/>
-                <w:szCs w:val="101600"/>
-                <w:strike/>
-              </w:rPr>
-              <w:t xml:space="preserve">0.19</w:t>
-            </w:r>
-            <w:r>
-              <w:rPr>
-                <w:color w:val="64748B"/>
-                <w:sz w:val="101600"/>
-                <w:szCs w:val="101600"/>
-              </w:rPr>
-              <w:t xml:space="preserve"> D.S.C. 04/01/26 → </w:t>
-            </w:r>
-            <w:r>
-              <w:rPr>
-                <w:sz w:val="101600"/>
-                <w:szCs w:val="101600"/>
-              </w:rPr>
-              <w:t xml:space="preserve">0.2</w:t>
+              <w:t xml:space="preserve">2026-04-01T10:30:00Z</w:t>
             </w:r>
             <w:r>
               <w:t xml:space="preserve"/>
@@ -358,40 +1209,81 @@
         </w:tc>
         <w:tc>
           <w:tcPr>
-            <w:tcW w:type="dxa" w:w="1512"/>
+            <w:tcW w:type="dxa" w:w="1000"/>
+            <w:tcBorders>
+              <w:top w:val="single" w:sz="4" w:color="BFBFBF"/>
+              <w:left w:val="single" w:sz="4" w:color="BFBFBF"/>
+              <w:bottom w:val="single" w:sz="4" w:color="BFBFBF"/>
+              <w:right w:val="single" w:sz="4" w:color="BFBFBF"/>
+            </w:tcBorders>
+            <w:vAlign w:val="center"/>
           </w:tcPr>
           <w:p>
             <w:pPr>
-              <w:spacing w:before="0" w:after="0"/>
+              <w:jc w:val="center"/>
             </w:pPr>
             <w:r/>
             <w:r>
               <w:rPr>
-                <w:color w:val="334155"/>
-                <w:sz w:val="16"/>
+                <w:rFonts w:ascii="Arial" w:hAnsi="Arial" w:cs="Arial"/>
+                <w:b w:val="0"/>
+                <w:i w:val="0"/>
+                <w:color w:val="000000"/>
+                <w:sz w:val="20"/>
               </w:rPr>
               <w:t xml:space="preserve">D.S.C.</w:t>
             </w:r>
           </w:p>
         </w:tc>
+        <w:tc>
+          <w:tcPr>
+            <w:tcW w:type="dxa" w:w="1000"/>
+            <w:tcBorders>
+              <w:top w:val="single" w:sz="4" w:color="BFBFBF"/>
+              <w:left w:val="single" w:sz="4" w:color="BFBFBF"/>
+              <w:bottom w:val="single" w:sz="4" w:color="BFBFBF"/>
+              <w:right w:val="single" w:sz="4" w:color="BFBFBF"/>
+            </w:tcBorders>
+            <w:vAlign w:val="center"/>
+          </w:tcPr>
+          <w:p>
+            <w:r/>
+            <w:r>
+              <w:rPr>
+                <w:rFonts w:ascii="Arial" w:hAnsi="Arial" w:cs="Arial"/>
+                <w:b w:val="0"/>
+                <w:i w:val="0"/>
+                <w:color w:val="000000"/>
+                <w:sz w:val="20"/>
+              </w:rPr>
+            </w:r>
+          </w:p>
+        </w:tc>
       </w:tr>
       <w:tr>
-        <w:trPr>
-          <w:trHeight w:val="680" w:hRule="atLeast"/>
-        </w:trPr>
         <w:tc>
           <w:tcPr>
-            <w:tcW w:type="dxa" w:w="504"/>
+            <w:tcW w:type="dxa" w:w="800"/>
+            <w:tcBorders>
+              <w:top w:val="single" w:sz="4" w:color="BFBFBF"/>
+              <w:left w:val="single" w:sz="4" w:color="BFBFBF"/>
+              <w:bottom w:val="single" w:sz="4" w:color="BFBFBF"/>
+              <w:right w:val="single" w:sz="4" w:color="BFBFBF"/>
+            </w:tcBorders>
+            <w:vAlign w:val="center"/>
           </w:tcPr>
           <w:p>
             <w:pPr>
-              <w:spacing w:before="0" w:after="0"/>
+              <w:jc w:val="center"/>
             </w:pPr>
             <w:r/>
             <w:r>
               <w:rPr>
-                <w:color w:val="334155"/>
-                <w:sz w:val="16"/>
+                <w:rFonts w:ascii="Arial" w:hAnsi="Arial" w:cs="Arial"/>
+                <w:b w:val="0"/>
+                <w:i w:val="0"/>
+                <w:color w:val="000000"/>
+                <w:sz w:val="20"/>
               </w:rPr>
               <w:t xml:space="preserve">2</w:t>
             </w:r>
@@ -399,17 +1291,24 @@
         </w:tc>
         <w:tc>
           <w:tcPr>
-            <w:tcW w:type="dxa" w:w="2016"/>
+            <w:tcW w:type="dxa" w:w="2600"/>
+            <w:tcBorders>
+              <w:top w:val="single" w:sz="4" w:color="BFBFBF"/>
+              <w:left w:val="single" w:sz="4" w:color="BFBFBF"/>
+              <w:bottom w:val="single" w:sz="4" w:color="BFBFBF"/>
+              <w:right w:val="single" w:sz="4" w:color="BFBFBF"/>
+            </w:tcBorders>
+            <w:vAlign w:val="center"/>
           </w:tcPr>
           <w:p>
-            <w:pPr>
-              <w:spacing w:before="0" w:after="0"/>
-            </w:pPr>
             <w:r/>
             <w:r>
               <w:rPr>
-                <w:color w:val="334155"/>
-                <w:sz w:val="16"/>
+                <w:rFonts w:ascii="Arial" w:hAnsi="Arial" w:cs="Arial"/>
+                <w:b w:val="0"/>
+                <w:i w:val="0"/>
+                <w:color w:val="000000"/>
+                <w:sz w:val="20"/>
               </w:rPr>
               <w:t xml:space="preserve">Dissolve</w:t>
             </w:r>
@@ -417,64 +1316,65 @@
         </w:tc>
         <w:tc>
           <w:tcPr>
-            <w:tcW w:type="dxa" w:w="4032"/>
+            <w:tcW w:type="dxa" w:w="2600"/>
+            <w:tcBorders>
+              <w:top w:val="single" w:sz="4" w:color="BFBFBF"/>
+              <w:left w:val="single" w:sz="4" w:color="BFBFBF"/>
+              <w:bottom w:val="single" w:sz="4" w:color="BFBFBF"/>
+              <w:right w:val="single" w:sz="4" w:color="BFBFBF"/>
+            </w:tcBorders>
+            <w:vAlign w:val="center"/>
           </w:tcPr>
           <w:p>
-            <w:pPr>
-              <w:spacing w:before="0" w:after="80"/>
-            </w:pPr>
             <w:r/>
             <w:r>
               <w:rPr>
-                <w:color w:val="334155"/>
-                <w:sz w:val="16"/>
+                <w:rFonts w:ascii="Arial" w:hAnsi="Arial" w:cs="Arial"/>
+                <w:b w:val="0"/>
+                <w:i w:val="0"/>
+                <w:color w:val="000000"/>
+                <w:sz w:val="18"/>
               </w:rPr>
               <w:t xml:space="preserve">Add to 1000 mL water and stir.</w:t>
-            </w:r>
-          </w:p>
-          <w:p>
-            <w:pPr>
-              <w:spacing w:before="40" w:after="0"/>
-            </w:pPr>
-            <w:r>
-              <w:rPr>
-                <w:i/>
-                <w:color w:val="969BA5"/>
-                <w:sz w:val="14"/>
-              </w:rPr>
-              <w:t xml:space="preserve">Notes: </w:t>
-            </w:r>
-            <w:r>
-              <w:rPr>
-                <w:color w:val="334155"/>
-                <w:sz w:val="14"/>
-              </w:rPr>
-              <w:t xml:space="preserve"/>
             </w:r>
           </w:p>
         </w:tc>
         <w:tc>
           <w:tcPr>
-            <w:tcW w:type="dxa" w:w="2016"/>
+            <w:tcW w:type="dxa" w:w="1600"/>
+            <w:tcBorders>
+              <w:top w:val="single" w:sz="4" w:color="BFBFBF"/>
+              <w:left w:val="single" w:sz="4" w:color="BFBFBF"/>
+              <w:bottom w:val="single" w:sz="4" w:color="BFBFBF"/>
+              <w:right w:val="single" w:sz="4" w:color="BFBFBF"/>
+            </w:tcBorders>
+            <w:vAlign w:val="center"/>
           </w:tcPr>
           <w:p>
-            <w:pPr>
-              <w:spacing w:before="0" w:after="0"/>
-            </w:pPr>
             <w:r/>
             <w:r>
               <w:rPr>
-                <w:color w:val="334155"/>
-                <w:sz w:val="16"/>
+                <w:rFonts w:ascii="Arial" w:hAnsi="Arial" w:cs="Arial"/>
+                <w:b w:val="0"/>
+                <w:i w:val="0"/>
+                <w:color w:val="000000"/>
+                <w:sz w:val="20"/>
               </w:rPr>
               <w:t xml:space="preserve"/>
             </w:r>
             <w:r>
-              <w:rPr>
-                <w:sz w:val="101600"/>
-                <w:szCs w:val="101600"/>
-              </w:rPr>
-              <w:t xml:space="preserve">1000</w:t>
+              <w:t xml:space="preserve">Recorded: 1000</w:t>
+            </w:r>
+            <w:r>
+              <w:t xml:space="preserve"/>
+            </w:r>
+          </w:p>
+          <w:p>
+            <w:r>
+              <w:t xml:space="preserve"/>
+            </w:r>
+            <w:r>
+              <w:t xml:space="preserve">2026-04-01T10:45:00Z</w:t>
             </w:r>
             <w:r>
               <w:t xml:space="preserve"/>
@@ -483,19 +1383,53 @@
         </w:tc>
         <w:tc>
           <w:tcPr>
-            <w:tcW w:type="dxa" w:w="1512"/>
+            <w:tcW w:type="dxa" w:w="1000"/>
+            <w:tcBorders>
+              <w:top w:val="single" w:sz="4" w:color="BFBFBF"/>
+              <w:left w:val="single" w:sz="4" w:color="BFBFBF"/>
+              <w:bottom w:val="single" w:sz="4" w:color="BFBFBF"/>
+              <w:right w:val="single" w:sz="4" w:color="BFBFBF"/>
+            </w:tcBorders>
+            <w:vAlign w:val="center"/>
           </w:tcPr>
           <w:p>
             <w:pPr>
-              <w:spacing w:before="0" w:after="0"/>
+              <w:jc w:val="center"/>
             </w:pPr>
             <w:r/>
             <w:r>
               <w:rPr>
-                <w:color w:val="334155"/>
-                <w:sz w:val="16"/>
+                <w:rFonts w:ascii="Arial" w:hAnsi="Arial" w:cs="Arial"/>
+                <w:b w:val="0"/>
+                <w:i w:val="0"/>
+                <w:color w:val="000000"/>
+                <w:sz w:val="20"/>
               </w:rPr>
               <w:t xml:space="preserve">D.S.C.</w:t>
+            </w:r>
+          </w:p>
+        </w:tc>
+        <w:tc>
+          <w:tcPr>
+            <w:tcW w:type="dxa" w:w="1000"/>
+            <w:tcBorders>
+              <w:top w:val="single" w:sz="4" w:color="BFBFBF"/>
+              <w:left w:val="single" w:sz="4" w:color="BFBFBF"/>
+              <w:bottom w:val="single" w:sz="4" w:color="BFBFBF"/>
+              <w:right w:val="single" w:sz="4" w:color="BFBFBF"/>
+            </w:tcBorders>
+            <w:vAlign w:val="center"/>
+          </w:tcPr>
+          <w:p>
+            <w:r/>
+            <w:r>
+              <w:rPr>
+                <w:rFonts w:ascii="Arial" w:hAnsi="Arial" w:cs="Arial"/>
+                <w:b w:val="0"/>
+                <w:i w:val="0"/>
+                <w:color w:val="000000"/>
+                <w:sz w:val="20"/>
+              </w:rPr>
             </w:r>
           </w:p>
         </w:tc>
@@ -503,78 +1437,56 @@
     </w:tbl>
     <w:p>
       <w:pPr>
-        <w:spacing w:after="120" w:before="0"/>
+        <w:keepNext/>
+        <w:spacing w:before="160" w:after="80"/>
       </w:pPr>
       <w:r>
         <w:rPr>
+          <w:rFonts w:ascii="Arial" w:hAnsi="Arial" w:cs="Arial"/>
           <w:b/>
-          <w:color w:val="0F172A"/>
-          <w:sz w:val="28"/>
+          <w:i w:val="0"/>
+          <w:color w:val="000000"/>
+          <w:sz w:val="22"/>
         </w:rPr>
-        <w:t xml:space="preserve">QC</w:t>
+        <w:t xml:space="preserve">4.2  QC</w:t>
       </w:r>
     </w:p>
     <w:tbl>
       <w:tblPr>
-        <w:tblStyle w:val="TableGrid"/>
         <w:tblW w:type="auto" w:w="0"/>
         <w:tblLook w:firstColumn="1" w:firstRow="1" w:lastColumn="0" w:lastRow="0" w:noHBand="0" w:noVBand="1" w:val="04A0"/>
-        <w:tblCellMar>
-          <w:top w:w="56" w:type="dxa"/>
-          <w:bottom w:w="56" w:type="dxa"/>
-          <w:start w:w="56" w:type="dxa"/>
-          <w:end w:w="56" w:type="dxa"/>
-        </w:tblCellMar>
         <w:tblLayout w:type="fixed"/>
       </w:tblPr>
       <w:tblGrid>
-        <w:gridCol w:w="504"/>
-        <w:gridCol w:w="2016"/>
-        <w:gridCol w:w="4032"/>
-        <w:gridCol w:w="2016"/>
-        <w:gridCol w:w="1512"/>
+        <w:gridCol w:w="1680"/>
+        <w:gridCol w:w="1680"/>
+        <w:gridCol w:w="1680"/>
+        <w:gridCol w:w="1680"/>
+        <w:gridCol w:w="1680"/>
+        <w:gridCol w:w="1680"/>
       </w:tblGrid>
       <w:tr>
-        <w:trPr>
-          <w:trHeight w:val="454" w:hRule="atLeast"/>
-        </w:trPr>
         <w:tc>
           <w:tcPr>
-            <w:tcW w:type="dxa" w:w="504"/>
-            <w:shd w:val="clear" w:color="auto" w:fill="1E293B"/>
+            <w:tcW w:type="dxa" w:w="800"/>
+            <w:shd w:val="clear" w:color="auto" w:fill="E8EAED"/>
+            <w:tcBorders>
+              <w:top w:val="single" w:sz="4" w:color="BFBFBF"/>
+              <w:left w:val="single" w:sz="4" w:color="BFBFBF"/>
+              <w:bottom w:val="single" w:sz="4" w:color="BFBFBF"/>
+              <w:right w:val="single" w:sz="4" w:color="BFBFBF"/>
+            </w:tcBorders>
+            <w:vAlign w:val="center"/>
           </w:tcPr>
           <w:p>
-            <w:pPr>
-              <w:spacing w:before="0" w:after="0"/>
-              <w:jc w:val="center"/>
-            </w:pPr>
             <w:r/>
             <w:r>
               <w:rPr>
+                <w:rFonts w:ascii="Arial" w:hAnsi="Arial" w:cs="Arial"/>
                 <w:b/>
-                <w:color w:val="FFFFFF"/>
-                <w:sz w:val="16"/>
-              </w:rPr>
-              <w:t>#</w:t>
-            </w:r>
-          </w:p>
-        </w:tc>
-        <w:tc>
-          <w:tcPr>
-            <w:tcW w:type="dxa" w:w="2016"/>
-            <w:shd w:val="clear" w:color="auto" w:fill="1E293B"/>
-          </w:tcPr>
-          <w:p>
-            <w:pPr>
-              <w:spacing w:before="0" w:after="0"/>
-              <w:jc w:val="center"/>
-            </w:pPr>
-            <w:r/>
-            <w:r>
-              <w:rPr>
-                <w:b/>
-                <w:color w:val="FFFFFF"/>
-                <w:sz w:val="16"/>
+                <w:i w:val="0"/>
+                <w:color w:val="000000"/>
+                <w:sz w:val="20"/>
               </w:rPr>
               <w:t>Step</w:t>
             </w:r>
@@ -582,85 +1494,159 @@
         </w:tc>
         <w:tc>
           <w:tcPr>
-            <w:tcW w:type="dxa" w:w="4032"/>
-            <w:shd w:val="clear" w:color="auto" w:fill="1E293B"/>
+            <w:tcW w:type="dxa" w:w="2600"/>
+            <w:shd w:val="clear" w:color="auto" w:fill="E8EAED"/>
+            <w:tcBorders>
+              <w:top w:val="single" w:sz="4" w:color="BFBFBF"/>
+              <w:left w:val="single" w:sz="4" w:color="BFBFBF"/>
+              <w:bottom w:val="single" w:sz="4" w:color="BFBFBF"/>
+              <w:right w:val="single" w:sz="4" w:color="BFBFBF"/>
+            </w:tcBorders>
+            <w:vAlign w:val="center"/>
+          </w:tcPr>
+          <w:p>
+            <w:r/>
+            <w:r>
+              <w:rPr>
+                <w:rFonts w:ascii="Arial" w:hAnsi="Arial" w:cs="Arial"/>
+                <w:b/>
+                <w:i w:val="0"/>
+                <w:color w:val="000000"/>
+                <w:sz w:val="20"/>
+              </w:rPr>
+              <w:t>Instruction</w:t>
+            </w:r>
+          </w:p>
+        </w:tc>
+        <w:tc>
+          <w:tcPr>
+            <w:tcW w:type="dxa" w:w="2600"/>
+            <w:shd w:val="clear" w:color="auto" w:fill="E8EAED"/>
+            <w:tcBorders>
+              <w:top w:val="single" w:sz="4" w:color="BFBFBF"/>
+              <w:left w:val="single" w:sz="4" w:color="BFBFBF"/>
+              <w:bottom w:val="single" w:sz="4" w:color="BFBFBF"/>
+              <w:right w:val="single" w:sz="4" w:color="BFBFBF"/>
+            </w:tcBorders>
+            <w:vAlign w:val="center"/>
+          </w:tcPr>
+          <w:p>
+            <w:r/>
+            <w:r>
+              <w:rPr>
+                <w:rFonts w:ascii="Arial" w:hAnsi="Arial" w:cs="Arial"/>
+                <w:b/>
+                <w:i w:val="0"/>
+                <w:color w:val="000000"/>
+                <w:sz w:val="20"/>
+              </w:rPr>
+              <w:t>Target Parameter</w:t>
+            </w:r>
+          </w:p>
+        </w:tc>
+        <w:tc>
+          <w:tcPr>
+            <w:tcW w:type="dxa" w:w="1600"/>
+            <w:shd w:val="clear" w:color="auto" w:fill="E8EAED"/>
+            <w:tcBorders>
+              <w:top w:val="single" w:sz="4" w:color="BFBFBF"/>
+              <w:left w:val="single" w:sz="4" w:color="BFBFBF"/>
+              <w:bottom w:val="single" w:sz="4" w:color="BFBFBF"/>
+              <w:right w:val="single" w:sz="4" w:color="BFBFBF"/>
+            </w:tcBorders>
+            <w:vAlign w:val="center"/>
+          </w:tcPr>
+          <w:p>
+            <w:r/>
+            <w:r>
+              <w:rPr>
+                <w:rFonts w:ascii="Arial" w:hAnsi="Arial" w:cs="Arial"/>
+                <w:b/>
+                <w:i w:val="0"/>
+                <w:color w:val="000000"/>
+                <w:sz w:val="20"/>
+              </w:rPr>
+              <w:t>Actual Value</w:t>
+            </w:r>
+          </w:p>
+        </w:tc>
+        <w:tc>
+          <w:tcPr>
+            <w:tcW w:type="dxa" w:w="1000"/>
+            <w:shd w:val="clear" w:color="auto" w:fill="E8EAED"/>
+            <w:tcBorders>
+              <w:top w:val="single" w:sz="4" w:color="BFBFBF"/>
+              <w:left w:val="single" w:sz="4" w:color="BFBFBF"/>
+              <w:bottom w:val="single" w:sz="4" w:color="BFBFBF"/>
+              <w:right w:val="single" w:sz="4" w:color="BFBFBF"/>
+            </w:tcBorders>
+            <w:vAlign w:val="center"/>
+          </w:tcPr>
+          <w:p>
+            <w:r/>
+            <w:r>
+              <w:rPr>
+                <w:rFonts w:ascii="Arial" w:hAnsi="Arial" w:cs="Arial"/>
+                <w:b/>
+                <w:i w:val="0"/>
+                <w:color w:val="000000"/>
+                <w:sz w:val="20"/>
+              </w:rPr>
+              <w:t>Operator</w:t>
+            </w:r>
+          </w:p>
+        </w:tc>
+        <w:tc>
+          <w:tcPr>
+            <w:tcW w:type="dxa" w:w="1000"/>
+            <w:shd w:val="clear" w:color="auto" w:fill="E8EAED"/>
+            <w:tcBorders>
+              <w:top w:val="single" w:sz="4" w:color="BFBFBF"/>
+              <w:left w:val="single" w:sz="4" w:color="BFBFBF"/>
+              <w:bottom w:val="single" w:sz="4" w:color="BFBFBF"/>
+              <w:right w:val="single" w:sz="4" w:color="BFBFBF"/>
+            </w:tcBorders>
+            <w:vAlign w:val="center"/>
+          </w:tcPr>
+          <w:p>
+            <w:r/>
+            <w:r>
+              <w:rPr>
+                <w:rFonts w:ascii="Arial" w:hAnsi="Arial" w:cs="Arial"/>
+                <w:b/>
+                <w:i w:val="0"/>
+                <w:color w:val="000000"/>
+                <w:sz w:val="20"/>
+              </w:rPr>
+              <w:t>Verifier</w:t>
+            </w:r>
+          </w:p>
+        </w:tc>
+      </w:tr>
+      <w:tr>
+        <w:tc>
+          <w:tcPr>
+            <w:tcW w:type="dxa" w:w="800"/>
+            <w:tcBorders>
+              <w:top w:val="single" w:sz="4" w:color="BFBFBF"/>
+              <w:left w:val="single" w:sz="4" w:color="BFBFBF"/>
+              <w:bottom w:val="single" w:sz="4" w:color="BFBFBF"/>
+              <w:right w:val="single" w:sz="4" w:color="BFBFBF"/>
+            </w:tcBorders>
+            <w:vAlign w:val="center"/>
           </w:tcPr>
           <w:p>
             <w:pPr>
-              <w:spacing w:before="0" w:after="0"/>
               <w:jc w:val="center"/>
             </w:pPr>
             <w:r/>
             <w:r>
               <w:rPr>
-                <w:b/>
-                <w:color w:val="FFFFFF"/>
-                <w:sz w:val="16"/>
-              </w:rPr>
-              <w:t>Description</w:t>
-            </w:r>
-          </w:p>
-        </w:tc>
-        <w:tc>
-          <w:tcPr>
-            <w:tcW w:type="dxa" w:w="2016"/>
-            <w:shd w:val="clear" w:color="auto" w:fill="1E293B"/>
-          </w:tcPr>
-          <w:p>
-            <w:pPr>
-              <w:spacing w:before="0" w:after="0"/>
-              <w:jc w:val="center"/>
-            </w:pPr>
-            <w:r/>
-            <w:r>
-              <w:rPr>
-                <w:b/>
-                <w:color w:val="FFFFFF"/>
-                <w:sz w:val="16"/>
-              </w:rPr>
-              <w:t>Value / Result</w:t>
-            </w:r>
-          </w:p>
-        </w:tc>
-        <w:tc>
-          <w:tcPr>
-            <w:tcW w:type="dxa" w:w="1512"/>
-            <w:shd w:val="clear" w:color="auto" w:fill="1E293B"/>
-          </w:tcPr>
-          <w:p>
-            <w:pPr>
-              <w:spacing w:before="0" w:after="0"/>
-              <w:jc w:val="center"/>
-            </w:pPr>
-            <w:r/>
-            <w:r>
-              <w:rPr>
-                <w:b/>
-                <w:color w:val="FFFFFF"/>
-                <w:sz w:val="16"/>
-              </w:rPr>
-              <w:t>Initials</w:t>
-            </w:r>
-          </w:p>
-        </w:tc>
-      </w:tr>
-      <w:tr>
-        <w:trPr>
-          <w:trHeight w:val="680" w:hRule="atLeast"/>
-        </w:trPr>
-        <w:tc>
-          <w:tcPr>
-            <w:tcW w:type="dxa" w:w="504"/>
-          </w:tcPr>
-          <w:p>
-            <w:pPr>
-              <w:spacing w:before="0" w:after="0"/>
-            </w:pPr>
-            <w:r/>
-            <w:r>
-              <w:rPr>
-                <w:color w:val="334155"/>
-                <w:sz w:val="16"/>
+                <w:rFonts w:ascii="Arial" w:hAnsi="Arial" w:cs="Arial"/>
+                <w:b w:val="0"/>
+                <w:i w:val="0"/>
+                <w:color w:val="000000"/>
+                <w:sz w:val="20"/>
               </w:rPr>
               <w:t xml:space="preserve">1</w:t>
             </w:r>
@@ -668,17 +1654,24 @@
         </w:tc>
         <w:tc>
           <w:tcPr>
-            <w:tcW w:type="dxa" w:w="2016"/>
+            <w:tcW w:type="dxa" w:w="2600"/>
+            <w:tcBorders>
+              <w:top w:val="single" w:sz="4" w:color="BFBFBF"/>
+              <w:left w:val="single" w:sz="4" w:color="BFBFBF"/>
+              <w:bottom w:val="single" w:sz="4" w:color="BFBFBF"/>
+              <w:right w:val="single" w:sz="4" w:color="BFBFBF"/>
+            </w:tcBorders>
+            <w:vAlign w:val="center"/>
           </w:tcPr>
           <w:p>
-            <w:pPr>
-              <w:spacing w:before="0" w:after="0"/>
-            </w:pPr>
             <w:r/>
             <w:r>
               <w:rPr>
-                <w:color w:val="334155"/>
-                <w:sz w:val="16"/>
+                <w:rFonts w:ascii="Arial" w:hAnsi="Arial" w:cs="Arial"/>
+                <w:b w:val="0"/>
+                <w:i w:val="0"/>
+                <w:color w:val="000000"/>
+                <w:sz w:val="20"/>
               </w:rPr>
               <w:t xml:space="preserve">Measure pH</w:t>
             </w:r>
@@ -686,64 +1679,65 @@
         </w:tc>
         <w:tc>
           <w:tcPr>
-            <w:tcW w:type="dxa" w:w="4032"/>
+            <w:tcW w:type="dxa" w:w="2600"/>
+            <w:tcBorders>
+              <w:top w:val="single" w:sz="4" w:color="BFBFBF"/>
+              <w:left w:val="single" w:sz="4" w:color="BFBFBF"/>
+              <w:bottom w:val="single" w:sz="4" w:color="BFBFBF"/>
+              <w:right w:val="single" w:sz="4" w:color="BFBFBF"/>
+            </w:tcBorders>
+            <w:vAlign w:val="center"/>
           </w:tcPr>
           <w:p>
-            <w:pPr>
-              <w:spacing w:before="0" w:after="80"/>
-            </w:pPr>
             <w:r/>
             <w:r>
               <w:rPr>
-                <w:color w:val="334155"/>
-                <w:sz w:val="16"/>
+                <w:rFonts w:ascii="Arial" w:hAnsi="Arial" w:cs="Arial"/>
+                <w:b w:val="0"/>
+                <w:i w:val="0"/>
+                <w:color w:val="000000"/>
+                <w:sz w:val="18"/>
               </w:rPr>
               <w:t xml:space="preserve">Measure and adjust pH. Target pH: 7.4.</w:t>
-            </w:r>
-          </w:p>
-          <w:p>
-            <w:pPr>
-              <w:spacing w:before="40" w:after="0"/>
-            </w:pPr>
-            <w:r>
-              <w:rPr>
-                <w:i/>
-                <w:color w:val="969BA5"/>
-                <w:sz w:val="14"/>
-              </w:rPr>
-              <w:t xml:space="preserve">Notes: </w:t>
-            </w:r>
-            <w:r>
-              <w:rPr>
-                <w:color w:val="334155"/>
-                <w:sz w:val="14"/>
-              </w:rPr>
-              <w:t xml:space="preserve"/>
             </w:r>
           </w:p>
         </w:tc>
         <w:tc>
           <w:tcPr>
-            <w:tcW w:type="dxa" w:w="2016"/>
+            <w:tcW w:type="dxa" w:w="1600"/>
+            <w:tcBorders>
+              <w:top w:val="single" w:sz="4" w:color="BFBFBF"/>
+              <w:left w:val="single" w:sz="4" w:color="BFBFBF"/>
+              <w:bottom w:val="single" w:sz="4" w:color="BFBFBF"/>
+              <w:right w:val="single" w:sz="4" w:color="BFBFBF"/>
+            </w:tcBorders>
+            <w:vAlign w:val="center"/>
           </w:tcPr>
           <w:p>
-            <w:pPr>
-              <w:spacing w:before="0" w:after="0"/>
-            </w:pPr>
             <w:r/>
             <w:r>
               <w:rPr>
-                <w:color w:val="334155"/>
-                <w:sz w:val="16"/>
+                <w:rFonts w:ascii="Arial" w:hAnsi="Arial" w:cs="Arial"/>
+                <w:b w:val="0"/>
+                <w:i w:val="0"/>
+                <w:color w:val="000000"/>
+                <w:sz w:val="20"/>
               </w:rPr>
               <w:t xml:space="preserve"/>
             </w:r>
             <w:r>
-              <w:rPr>
-                <w:sz w:val="101600"/>
-                <w:szCs w:val="101600"/>
-              </w:rPr>
-              <w:t xml:space="preserve">7.38</w:t>
+              <w:t xml:space="preserve">Recorded: 7.38</w:t>
+            </w:r>
+            <w:r>
+              <w:t xml:space="preserve"/>
+            </w:r>
+          </w:p>
+          <w:p>
+            <w:r>
+              <w:t xml:space="preserve"/>
+            </w:r>
+            <w:r>
+              <w:t xml:space="preserve">2026-04-01T11:15:00Z</w:t>
             </w:r>
             <w:r>
               <w:t xml:space="preserve"/>
@@ -752,19 +1746,53 @@
         </w:tc>
         <w:tc>
           <w:tcPr>
-            <w:tcW w:type="dxa" w:w="1512"/>
+            <w:tcW w:type="dxa" w:w="1000"/>
+            <w:tcBorders>
+              <w:top w:val="single" w:sz="4" w:color="BFBFBF"/>
+              <w:left w:val="single" w:sz="4" w:color="BFBFBF"/>
+              <w:bottom w:val="single" w:sz="4" w:color="BFBFBF"/>
+              <w:right w:val="single" w:sz="4" w:color="BFBFBF"/>
+            </w:tcBorders>
+            <w:vAlign w:val="center"/>
           </w:tcPr>
           <w:p>
             <w:pPr>
-              <w:spacing w:before="0" w:after="0"/>
+              <w:jc w:val="center"/>
             </w:pPr>
             <w:r/>
             <w:r>
               <w:rPr>
-                <w:color w:val="334155"/>
-                <w:sz w:val="16"/>
+                <w:rFonts w:ascii="Arial" w:hAnsi="Arial" w:cs="Arial"/>
+                <w:b w:val="0"/>
+                <w:i w:val="0"/>
+                <w:color w:val="000000"/>
+                <w:sz w:val="20"/>
               </w:rPr>
               <w:t xml:space="preserve">J.W.</w:t>
+            </w:r>
+          </w:p>
+        </w:tc>
+        <w:tc>
+          <w:tcPr>
+            <w:tcW w:type="dxa" w:w="1000"/>
+            <w:tcBorders>
+              <w:top w:val="single" w:sz="4" w:color="BFBFBF"/>
+              <w:left w:val="single" w:sz="4" w:color="BFBFBF"/>
+              <w:bottom w:val="single" w:sz="4" w:color="BFBFBF"/>
+              <w:right w:val="single" w:sz="4" w:color="BFBFBF"/>
+            </w:tcBorders>
+            <w:vAlign w:val="center"/>
+          </w:tcPr>
+          <w:p>
+            <w:r/>
+            <w:r>
+              <w:rPr>
+                <w:rFonts w:ascii="Arial" w:hAnsi="Arial" w:cs="Arial"/>
+                <w:b w:val="0"/>
+                <w:i w:val="0"/>
+                <w:color w:val="000000"/>
+                <w:sz w:val="20"/>
+              </w:rPr>
             </w:r>
           </w:p>
         </w:tc>
@@ -772,306 +1800,858 @@
     </w:tbl>
     <w:p>
       <w:pPr>
-        <w:spacing w:after="0" w:before="0"/>
+        <w:keepNext/>
+        <w:spacing w:before="280" w:after="80"/>
       </w:pPr>
       <w:r>
         <w:rPr>
-          <w:color w:val="334155"/>
-          <w:sz w:val="2"/>
+          <w:rFonts w:ascii="Arial" w:hAnsi="Arial" w:cs="Arial"/>
+          <w:b/>
+          <w:i w:val="0"/>
+          <w:color w:val="000000"/>
+          <w:sz w:val="26"/>
         </w:rPr>
-        <w:t xml:space="preserve"/>
-      </w:r>
-      <w:r>
-        <w:t xml:space="preserve"/>
-      </w:r>
-    </w:p>
-    <w:p>
-      <w:r>
-        <w:br w:type="page"/>
+        <w:t>5. Deviations and Process Comments</w:t>
       </w:r>
     </w:p>
     <w:p>
       <w:pPr>
-        <w:spacing w:after="0" w:before="0"/>
+        <w:spacing w:after="80"/>
       </w:pPr>
       <w:r>
-        <w:t xml:space="preserve"/>
+        <w:rPr>
+          <w:rFonts w:ascii="Arial" w:hAnsi="Arial" w:cs="Arial"/>
+          <w:b w:val="0"/>
+          <w:i/>
+          <w:color w:val="5F6368"/>
+          <w:sz w:val="18"/>
+        </w:rPr>
+        <w:t>Log any deviations from target parameters or SOP. Run notes and anomalies are surfaced here.</w:t>
       </w:r>
+    </w:p>
+    <w:tbl>
+      <w:tblPr>
+        <w:tblW w:type="auto" w:w="0"/>
+        <w:tblLook w:firstColumn="1" w:firstRow="1" w:lastColumn="0" w:lastRow="0" w:noHBand="0" w:noVBand="1" w:val="04A0"/>
+        <w:tblLayout w:type="fixed"/>
+      </w:tblPr>
+      <w:tblGrid>
+        <w:gridCol w:w="2520"/>
+        <w:gridCol w:w="2520"/>
+        <w:gridCol w:w="2520"/>
+        <w:gridCol w:w="2520"/>
+      </w:tblGrid>
+      <w:tr>
+        <w:tc>
+          <w:tcPr>
+            <w:tcW w:type="dxa" w:w="1800"/>
+            <w:shd w:val="clear" w:color="auto" w:fill="E8EAED"/>
+            <w:tcBorders>
+              <w:top w:val="single" w:sz="4" w:color="BFBFBF"/>
+              <w:left w:val="single" w:sz="4" w:color="BFBFBF"/>
+              <w:bottom w:val="single" w:sz="4" w:color="BFBFBF"/>
+              <w:right w:val="single" w:sz="4" w:color="BFBFBF"/>
+            </w:tcBorders>
+            <w:vAlign w:val="center"/>
+          </w:tcPr>
+          <w:p>
+            <w:r/>
+            <w:r>
+              <w:rPr>
+                <w:rFonts w:ascii="Arial" w:hAnsi="Arial" w:cs="Arial"/>
+                <w:b/>
+                <w:i w:val="0"/>
+                <w:color w:val="000000"/>
+                <w:sz w:val="20"/>
+              </w:rPr>
+              <w:t>Step / Status Ref.</w:t>
+            </w:r>
+          </w:p>
+        </w:tc>
+        <w:tc>
+          <w:tcPr>
+            <w:tcW w:type="dxa" w:w="4400"/>
+            <w:shd w:val="clear" w:color="auto" w:fill="E8EAED"/>
+            <w:tcBorders>
+              <w:top w:val="single" w:sz="4" w:color="BFBFBF"/>
+              <w:left w:val="single" w:sz="4" w:color="BFBFBF"/>
+              <w:bottom w:val="single" w:sz="4" w:color="BFBFBF"/>
+              <w:right w:val="single" w:sz="4" w:color="BFBFBF"/>
+            </w:tcBorders>
+            <w:vAlign w:val="center"/>
+          </w:tcPr>
+          <w:p>
+            <w:r/>
+            <w:r>
+              <w:rPr>
+                <w:rFonts w:ascii="Arial" w:hAnsi="Arial" w:cs="Arial"/>
+                <w:b/>
+                <w:i w:val="0"/>
+                <w:color w:val="000000"/>
+                <w:sz w:val="20"/>
+              </w:rPr>
+              <w:t>Description of Deviation / Observation</w:t>
+            </w:r>
+          </w:p>
+        </w:tc>
+        <w:tc>
+          <w:tcPr>
+            <w:tcW w:type="dxa" w:w="1800"/>
+            <w:shd w:val="clear" w:color="auto" w:fill="E8EAED"/>
+            <w:tcBorders>
+              <w:top w:val="single" w:sz="4" w:color="BFBFBF"/>
+              <w:left w:val="single" w:sz="4" w:color="BFBFBF"/>
+              <w:bottom w:val="single" w:sz="4" w:color="BFBFBF"/>
+              <w:right w:val="single" w:sz="4" w:color="BFBFBF"/>
+            </w:tcBorders>
+            <w:vAlign w:val="center"/>
+          </w:tcPr>
+          <w:p>
+            <w:r/>
+            <w:r>
+              <w:rPr>
+                <w:rFonts w:ascii="Arial" w:hAnsi="Arial" w:cs="Arial"/>
+                <w:b/>
+                <w:i w:val="0"/>
+                <w:color w:val="000000"/>
+                <w:sz w:val="20"/>
+              </w:rPr>
+              <w:t>Impact Assessment Required? (Y/N)</w:t>
+            </w:r>
+          </w:p>
+        </w:tc>
+        <w:tc>
+          <w:tcPr>
+            <w:tcW w:type="dxa" w:w="2000"/>
+            <w:shd w:val="clear" w:color="auto" w:fill="E8EAED"/>
+            <w:tcBorders>
+              <w:top w:val="single" w:sz="4" w:color="BFBFBF"/>
+              <w:left w:val="single" w:sz="4" w:color="BFBFBF"/>
+              <w:bottom w:val="single" w:sz="4" w:color="BFBFBF"/>
+              <w:right w:val="single" w:sz="4" w:color="BFBFBF"/>
+            </w:tcBorders>
+            <w:vAlign w:val="center"/>
+          </w:tcPr>
+          <w:p>
+            <w:r/>
+            <w:r>
+              <w:rPr>
+                <w:rFonts w:ascii="Arial" w:hAnsi="Arial" w:cs="Arial"/>
+                <w:b/>
+                <w:i w:val="0"/>
+                <w:color w:val="000000"/>
+                <w:sz w:val="20"/>
+              </w:rPr>
+              <w:t>Lead Reviewer Sign-off</w:t>
+            </w:r>
+          </w:p>
+        </w:tc>
+      </w:tr>
+      <w:tr>
+        <w:tc>
+          <w:tcPr>
+            <w:tcW w:type="dxa" w:w="1800"/>
+            <w:tcBorders>
+              <w:top w:val="single" w:sz="4" w:color="BFBFBF"/>
+              <w:left w:val="single" w:sz="4" w:color="BFBFBF"/>
+              <w:bottom w:val="single" w:sz="4" w:color="BFBFBF"/>
+              <w:right w:val="single" w:sz="4" w:color="BFBFBF"/>
+            </w:tcBorders>
+            <w:vAlign w:val="center"/>
+          </w:tcPr>
+          <w:p>
+            <w:r/>
+            <w:r>
+              <w:rPr>
+                <w:rFonts w:ascii="Arial" w:hAnsi="Arial" w:cs="Arial"/>
+                <w:b w:val="0"/>
+                <w:i w:val="0"/>
+                <w:color w:val="000000"/>
+                <w:sz w:val="20"/>
+              </w:rPr>
+              <w:t xml:space="preserve">ACTIVE</w:t>
+            </w:r>
+          </w:p>
+        </w:tc>
+        <w:tc>
+          <w:tcPr>
+            <w:tcW w:type="dxa" w:w="4400"/>
+            <w:tcBorders>
+              <w:top w:val="single" w:sz="4" w:color="BFBFBF"/>
+              <w:left w:val="single" w:sz="4" w:color="BFBFBF"/>
+              <w:bottom w:val="single" w:sz="4" w:color="BFBFBF"/>
+              <w:right w:val="single" w:sz="4" w:color="BFBFBF"/>
+            </w:tcBorders>
+            <w:vAlign w:val="center"/>
+          </w:tcPr>
+          <w:p>
+            <w:r/>
+            <w:r>
+              <w:rPr>
+                <w:rFonts w:ascii="Arial" w:hAnsi="Arial" w:cs="Arial"/>
+                <w:b w:val="0"/>
+                <w:i w:val="0"/>
+                <w:color w:val="000000"/>
+                <w:sz w:val="20"/>
+              </w:rPr>
+              <w:t xml:space="preserve">Observed slight turbidity after buffer prep.</w:t>
+            </w:r>
+          </w:p>
+        </w:tc>
+        <w:tc>
+          <w:tcPr>
+            <w:tcW w:type="dxa" w:w="1800"/>
+            <w:tcBorders>
+              <w:top w:val="single" w:sz="4" w:color="BFBFBF"/>
+              <w:left w:val="single" w:sz="4" w:color="BFBFBF"/>
+              <w:bottom w:val="single" w:sz="4" w:color="BFBFBF"/>
+              <w:right w:val="single" w:sz="4" w:color="BFBFBF"/>
+            </w:tcBorders>
+            <w:vAlign w:val="center"/>
+          </w:tcPr>
+          <w:p>
+            <w:r/>
+            <w:r>
+              <w:rPr>
+                <w:rFonts w:ascii="Arial" w:hAnsi="Arial" w:cs="Arial"/>
+                <w:b w:val="0"/>
+                <w:i w:val="0"/>
+                <w:color w:val="000000"/>
+                <w:sz w:val="20"/>
+              </w:rPr>
+            </w:r>
+          </w:p>
+        </w:tc>
+        <w:tc>
+          <w:tcPr>
+            <w:tcW w:type="dxa" w:w="2000"/>
+            <w:tcBorders>
+              <w:top w:val="single" w:sz="4" w:color="BFBFBF"/>
+              <w:left w:val="single" w:sz="4" w:color="BFBFBF"/>
+              <w:bottom w:val="single" w:sz="4" w:color="BFBFBF"/>
+              <w:right w:val="single" w:sz="4" w:color="BFBFBF"/>
+            </w:tcBorders>
+            <w:vAlign w:val="center"/>
+          </w:tcPr>
+          <w:p>
+            <w:r/>
+            <w:r>
+              <w:rPr>
+                <w:rFonts w:ascii="Arial" w:hAnsi="Arial" w:cs="Arial"/>
+                <w:b w:val="0"/>
+                <w:i w:val="0"/>
+                <w:color w:val="000000"/>
+                <w:sz w:val="18"/>
+              </w:rPr>
+              <w:t xml:space="preserve">Dr. Sarah Chen</w:t>
+              <w:br/>
+              <w:t xml:space="preserve">2026-04-01 10:35:00</w:t>
+            </w:r>
+          </w:p>
+        </w:tc>
+      </w:tr>
+      <w:tr>
+        <w:tc>
+          <w:tcPr>
+            <w:tcW w:type="dxa" w:w="1800"/>
+            <w:tcBorders>
+              <w:top w:val="single" w:sz="4" w:color="BFBFBF"/>
+              <w:left w:val="single" w:sz="4" w:color="BFBFBF"/>
+              <w:bottom w:val="single" w:sz="4" w:color="BFBFBF"/>
+              <w:right w:val="single" w:sz="4" w:color="BFBFBF"/>
+            </w:tcBorders>
+            <w:vAlign w:val="center"/>
+          </w:tcPr>
+          <w:p>
+            <w:r/>
+            <w:r>
+              <w:rPr>
+                <w:rFonts w:ascii="Arial" w:hAnsi="Arial" w:cs="Arial"/>
+                <w:b w:val="0"/>
+                <w:i w:val="0"/>
+                <w:color w:val="000000"/>
+                <w:sz w:val="20"/>
+              </w:rPr>
+            </w:r>
+          </w:p>
+        </w:tc>
+        <w:tc>
+          <w:tcPr>
+            <w:tcW w:type="dxa" w:w="4400"/>
+            <w:tcBorders>
+              <w:top w:val="single" w:sz="4" w:color="BFBFBF"/>
+              <w:left w:val="single" w:sz="4" w:color="BFBFBF"/>
+              <w:bottom w:val="single" w:sz="4" w:color="BFBFBF"/>
+              <w:right w:val="single" w:sz="4" w:color="BFBFBF"/>
+            </w:tcBorders>
+            <w:vAlign w:val="center"/>
+          </w:tcPr>
+          <w:p>
+            <w:r/>
+            <w:r>
+              <w:rPr>
+                <w:rFonts w:ascii="Arial" w:hAnsi="Arial" w:cs="Arial"/>
+                <w:b w:val="0"/>
+                <w:i w:val="0"/>
+                <w:color w:val="000000"/>
+                <w:sz w:val="20"/>
+              </w:rPr>
+            </w:r>
+          </w:p>
+        </w:tc>
+        <w:tc>
+          <w:tcPr>
+            <w:tcW w:type="dxa" w:w="1800"/>
+            <w:tcBorders>
+              <w:top w:val="single" w:sz="4" w:color="BFBFBF"/>
+              <w:left w:val="single" w:sz="4" w:color="BFBFBF"/>
+              <w:bottom w:val="single" w:sz="4" w:color="BFBFBF"/>
+              <w:right w:val="single" w:sz="4" w:color="BFBFBF"/>
+            </w:tcBorders>
+            <w:vAlign w:val="center"/>
+          </w:tcPr>
+          <w:p>
+            <w:r/>
+            <w:r>
+              <w:rPr>
+                <w:rFonts w:ascii="Arial" w:hAnsi="Arial" w:cs="Arial"/>
+                <w:b w:val="0"/>
+                <w:i w:val="0"/>
+                <w:color w:val="000000"/>
+                <w:sz w:val="20"/>
+              </w:rPr>
+            </w:r>
+          </w:p>
+        </w:tc>
+        <w:tc>
+          <w:tcPr>
+            <w:tcW w:type="dxa" w:w="2000"/>
+            <w:tcBorders>
+              <w:top w:val="single" w:sz="4" w:color="BFBFBF"/>
+              <w:left w:val="single" w:sz="4" w:color="BFBFBF"/>
+              <w:bottom w:val="single" w:sz="4" w:color="BFBFBF"/>
+              <w:right w:val="single" w:sz="4" w:color="BFBFBF"/>
+            </w:tcBorders>
+            <w:vAlign w:val="center"/>
+          </w:tcPr>
+          <w:p>
+            <w:r/>
+            <w:r>
+              <w:rPr>
+                <w:rFonts w:ascii="Arial" w:hAnsi="Arial" w:cs="Arial"/>
+                <w:b w:val="0"/>
+                <w:i w:val="0"/>
+                <w:color w:val="000000"/>
+                <w:sz w:val="20"/>
+              </w:rPr>
+            </w:r>
+          </w:p>
+        </w:tc>
+      </w:tr>
+    </w:tbl>
+    <w:p>
+      <w:pPr>
+        <w:keepNext/>
+        <w:spacing w:before="280" w:after="80"/>
+      </w:pPr>
       <w:r>
-        <w:t xml:space="preserve"/>
+        <w:rPr>
+          <w:rFonts w:ascii="Arial" w:hAnsi="Arial" w:cs="Arial"/>
+          <w:b/>
+          <w:i w:val="0"/>
+          <w:color w:val="000000"/>
+          <w:sz w:val="26"/>
+        </w:rPr>
+        <w:t>6. Final Disposition &amp; Signatures</w:t>
       </w:r>
     </w:p>
     <w:p>
       <w:pPr>
-        <w:spacing w:after="160" w:before="0"/>
+        <w:spacing w:after="120"/>
       </w:pPr>
       <w:r>
         <w:rPr>
-          <w:b/>
-          <w:color w:val="0F172A"/>
-          <w:sz w:val="22"/>
+          <w:rFonts w:ascii="Arial" w:hAnsi="Arial" w:cs="Arial"/>
+          <w:b w:val="0"/>
+          <w:i/>
+          <w:color w:val="5F6368"/>
+          <w:sz w:val="18"/>
         </w:rPr>
-        <w:t>Notes &amp; Observations</w:t>
+        <w:t>By signing below, the responsible parties certify that the material described herein was produced according to the specified process and that all deviations have been reviewed.</w:t>
       </w:r>
     </w:p>
     <w:p>
       <w:pPr>
-        <w:spacing w:after="40" w:before="0"/>
+        <w:spacing w:before="80" w:after="80"/>
       </w:pPr>
       <w:r>
         <w:rPr>
+          <w:rFonts w:ascii="Arial" w:hAnsi="Arial" w:cs="Arial"/>
           <w:b/>
-          <w:color w:val="64748B"/>
-          <w:sz w:val="18"/>
+          <w:i w:val="0"/>
+          <w:color w:val="000000"/>
+          <w:sz w:val="22"/>
         </w:rPr>
-        <w:t xml:space="preserve">Dr. Sarah Chen  |  2026-04-01 10:35:00  |  ACTIVE</w:t>
+        <w:t>Protocol Approvals</w:t>
       </w:r>
     </w:p>
     <w:p>
       <w:pPr>
-        <w:spacing w:after="160" w:before="0"/>
+        <w:spacing w:before="200" w:after="80"/>
       </w:pPr>
       <w:r>
         <w:rPr>
-          <w:color w:val="334155"/>
-          <w:sz w:val="20"/>
+          <w:rFonts w:ascii="Arial" w:hAnsi="Arial" w:cs="Arial"/>
+          <w:b/>
+          <w:i w:val="0"/>
+          <w:color w:val="000000"/>
+          <w:sz w:val="22"/>
         </w:rPr>
-        <w:t xml:space="preserve">Observed slight turbidity after buffer prep.</w:t>
+        <w:t>Run Sign-offs</w:t>
       </w:r>
     </w:p>
     <w:p>
       <w:pPr>
-        <w:spacing w:after="0" w:before="0"/>
+        <w:spacing w:before="160" w:after="80"/>
       </w:pPr>
       <w:r>
         <w:rPr>
-          <w:color w:val="334155"/>
-          <w:sz w:val="2"/>
+          <w:rFonts w:ascii="Arial" w:hAnsi="Arial" w:cs="Arial"/>
+          <w:b/>
+          <w:i w:val="0"/>
+          <w:color w:val="000000"/>
+          <w:sz w:val="22"/>
         </w:rPr>
-        <w:t xml:space="preserve"/>
-      </w:r>
-      <w:r>
-        <w:t xml:space="preserve"/>
+        <w:t>Wet-Ink Sign-Off</w:t>
       </w:r>
     </w:p>
-    <w:p>
-      <w:r>
-        <w:br w:type="page"/>
-      </w:r>
-    </w:p>
-    <w:p>
-      <w:pPr>
-        <w:spacing w:after="0" w:before="0"/>
-      </w:pPr>
-      <w:r>
-        <w:t xml:space="preserve"/>
-      </w:r>
-      <w:r>
-        <w:t xml:space="preserve"/>
-      </w:r>
-    </w:p>
-    <w:p>
-      <w:pPr>
-        <w:spacing w:after="160" w:before="0"/>
-      </w:pPr>
-      <w:r>
-        <w:rPr>
-          <w:b/>
-          <w:color w:val="0F172A"/>
-          <w:sz w:val="22"/>
-        </w:rPr>
-        <w:t>Role Sign-Off</w:t>
-      </w:r>
-    </w:p>
-    <w:p>
-      <w:pPr>
-        <w:spacing w:after="240" w:before="0"/>
-      </w:pPr>
-      <w:r>
-        <w:rPr>
-          <w:b/>
-          <w:color w:val="334155"/>
-          <w:sz w:val="18"/>
-        </w:rPr>
-        <w:t xml:space="preserve"/>
-      </w:r>
-      <w:r>
-        <w:rPr>
-          <w:sz w:val="177800"/>
-          <w:szCs w:val="177800"/>
-          <w:b/>
-        </w:rPr>
-        <w:t xml:space="preserve">Media Prep</w:t>
-      </w:r>
-      <w:r>
-        <w:t xml:space="preserve"/>
-      </w:r>
-    </w:p>
-    <w:p>
-      <w:pPr>
-        <w:spacing w:after="40"/>
-      </w:pPr>
-      <w:r>
-        <w:rPr>
-          <w:color w:val="787878"/>
-          <w:sz w:val="18"/>
-        </w:rPr>
-        <w:t>____________________________</w:t>
-      </w:r>
-    </w:p>
-    <w:p>
-      <w:pPr>
-        <w:spacing w:after="240"/>
-      </w:pPr>
-      <w:r>
-        <w:rPr>
-          <w:color w:val="787878"/>
-          <w:sz w:val="14"/>
-        </w:rPr>
-        <w:t>Signature / Date</w:t>
-      </w:r>
-    </w:p>
-    <w:p>
-      <w:pPr>
-        <w:spacing w:after="240" w:before="0"/>
-      </w:pPr>
-      <w:r>
-        <w:rPr>
-          <w:b/>
-          <w:color w:val="334155"/>
-          <w:sz w:val="18"/>
-        </w:rPr>
-        <w:t xml:space="preserve"/>
-      </w:r>
-      <w:r>
-        <w:t xml:space="preserve"/>
-      </w:r>
-    </w:p>
-    <w:p>
-      <w:r>
-        <w:br w:type="page"/>
-      </w:r>
-    </w:p>
-    <w:p>
-      <w:pPr>
-        <w:spacing w:after="240" w:before="0"/>
-      </w:pPr>
-      <w:r>
-        <w:t xml:space="preserve"/>
-      </w:r>
-      <w:r>
-        <w:rPr>
-          <w:sz w:val="177800"/>
-          <w:szCs w:val="177800"/>
-          <w:b/>
-        </w:rPr>
-        <w:t xml:space="preserve">QC</w:t>
-      </w:r>
-      <w:r>
-        <w:t xml:space="preserve"/>
-      </w:r>
-    </w:p>
-    <w:p>
-      <w:pPr>
-        <w:spacing w:after="40"/>
-      </w:pPr>
-      <w:r>
-        <w:rPr>
-          <w:color w:val="787878"/>
-          <w:sz w:val="18"/>
-        </w:rPr>
-        <w:t>____________________________</w:t>
-      </w:r>
-    </w:p>
-    <w:p>
-      <w:pPr>
-        <w:spacing w:after="240"/>
-      </w:pPr>
-      <w:r>
-        <w:rPr>
-          <w:color w:val="787878"/>
-          <w:sz w:val="14"/>
-        </w:rPr>
-        <w:t>Signature / Date</w:t>
-      </w:r>
-    </w:p>
-    <w:p>
-      <w:r>
-        <w:t/>
-      </w:r>
-    </w:p>
+    <w:tbl>
+      <w:tblPr>
+        <w:tblW w:type="auto" w:w="0"/>
+        <w:tblLook w:firstColumn="1" w:firstRow="1" w:lastColumn="0" w:lastRow="0" w:noHBand="0" w:noVBand="1" w:val="04A0"/>
+        <w:tblLayout w:type="fixed"/>
+      </w:tblPr>
+      <w:tblGrid>
+        <w:gridCol w:w="2520"/>
+        <w:gridCol w:w="2520"/>
+        <w:gridCol w:w="2520"/>
+        <w:gridCol w:w="2520"/>
+      </w:tblGrid>
+      <w:tr>
+        <w:tc>
+          <w:tcPr>
+            <w:tcW w:type="dxa" w:w="3000"/>
+            <w:shd w:val="clear" w:color="auto" w:fill="E8EAED"/>
+            <w:tcBorders>
+              <w:top w:val="single" w:sz="4" w:color="BFBFBF"/>
+              <w:left w:val="single" w:sz="4" w:color="BFBFBF"/>
+              <w:bottom w:val="single" w:sz="4" w:color="BFBFBF"/>
+              <w:right w:val="single" w:sz="4" w:color="BFBFBF"/>
+            </w:tcBorders>
+            <w:vAlign w:val="center"/>
+          </w:tcPr>
+          <w:p>
+            <w:r/>
+            <w:r>
+              <w:rPr>
+                <w:rFonts w:ascii="Arial" w:hAnsi="Arial" w:cs="Arial"/>
+                <w:b/>
+                <w:i w:val="0"/>
+                <w:color w:val="000000"/>
+                <w:sz w:val="20"/>
+              </w:rPr>
+              <w:t>Role</w:t>
+            </w:r>
+          </w:p>
+        </w:tc>
+        <w:tc>
+          <w:tcPr>
+            <w:tcW w:type="dxa" w:w="2600"/>
+            <w:shd w:val="clear" w:color="auto" w:fill="E8EAED"/>
+            <w:tcBorders>
+              <w:top w:val="single" w:sz="4" w:color="BFBFBF"/>
+              <w:left w:val="single" w:sz="4" w:color="BFBFBF"/>
+              <w:bottom w:val="single" w:sz="4" w:color="BFBFBF"/>
+              <w:right w:val="single" w:sz="4" w:color="BFBFBF"/>
+            </w:tcBorders>
+            <w:vAlign w:val="center"/>
+          </w:tcPr>
+          <w:p>
+            <w:r/>
+            <w:r>
+              <w:rPr>
+                <w:rFonts w:ascii="Arial" w:hAnsi="Arial" w:cs="Arial"/>
+                <w:b/>
+                <w:i w:val="0"/>
+                <w:color w:val="000000"/>
+                <w:sz w:val="20"/>
+              </w:rPr>
+              <w:t>Name (Print)</w:t>
+            </w:r>
+          </w:p>
+        </w:tc>
+        <w:tc>
+          <w:tcPr>
+            <w:tcW w:type="dxa" w:w="2600"/>
+            <w:shd w:val="clear" w:color="auto" w:fill="E8EAED"/>
+            <w:tcBorders>
+              <w:top w:val="single" w:sz="4" w:color="BFBFBF"/>
+              <w:left w:val="single" w:sz="4" w:color="BFBFBF"/>
+              <w:bottom w:val="single" w:sz="4" w:color="BFBFBF"/>
+              <w:right w:val="single" w:sz="4" w:color="BFBFBF"/>
+            </w:tcBorders>
+            <w:vAlign w:val="center"/>
+          </w:tcPr>
+          <w:p>
+            <w:r/>
+            <w:r>
+              <w:rPr>
+                <w:rFonts w:ascii="Arial" w:hAnsi="Arial" w:cs="Arial"/>
+                <w:b/>
+                <w:i w:val="0"/>
+                <w:color w:val="000000"/>
+                <w:sz w:val="20"/>
+              </w:rPr>
+              <w:t>Signature</w:t>
+            </w:r>
+          </w:p>
+        </w:tc>
+        <w:tc>
+          <w:tcPr>
+            <w:tcW w:type="dxa" w:w="1800"/>
+            <w:shd w:val="clear" w:color="auto" w:fill="E8EAED"/>
+            <w:tcBorders>
+              <w:top w:val="single" w:sz="4" w:color="BFBFBF"/>
+              <w:left w:val="single" w:sz="4" w:color="BFBFBF"/>
+              <w:bottom w:val="single" w:sz="4" w:color="BFBFBF"/>
+              <w:right w:val="single" w:sz="4" w:color="BFBFBF"/>
+            </w:tcBorders>
+            <w:vAlign w:val="center"/>
+          </w:tcPr>
+          <w:p>
+            <w:r/>
+            <w:r>
+              <w:rPr>
+                <w:rFonts w:ascii="Arial" w:hAnsi="Arial" w:cs="Arial"/>
+                <w:b/>
+                <w:i w:val="0"/>
+                <w:color w:val="000000"/>
+                <w:sz w:val="20"/>
+              </w:rPr>
+              <w:t>Date</w:t>
+            </w:r>
+          </w:p>
+        </w:tc>
+      </w:tr>
+      <w:tr>
+        <w:tc>
+          <w:tcPr>
+            <w:tcW w:type="dxa" w:w="3000"/>
+            <w:shd w:val="clear" w:color="auto" w:fill="F1F3F4"/>
+            <w:tcBorders>
+              <w:top w:val="single" w:sz="4" w:color="BFBFBF"/>
+              <w:left w:val="single" w:sz="4" w:color="BFBFBF"/>
+              <w:bottom w:val="single" w:sz="4" w:color="BFBFBF"/>
+              <w:right w:val="single" w:sz="4" w:color="BFBFBF"/>
+            </w:tcBorders>
+            <w:vAlign w:val="center"/>
+          </w:tcPr>
+          <w:p>
+            <w:r/>
+            <w:r>
+              <w:rPr>
+                <w:rFonts w:ascii="Arial" w:hAnsi="Arial" w:cs="Arial"/>
+                <w:b/>
+                <w:i w:val="0"/>
+                <w:color w:val="000000"/>
+                <w:sz w:val="20"/>
+              </w:rPr>
+              <w:t>Lead Operator / Engineer</w:t>
+            </w:r>
+          </w:p>
+        </w:tc>
+        <w:tc>
+          <w:tcPr>
+            <w:tcW w:type="dxa" w:w="2600"/>
+            <w:tcBorders>
+              <w:top w:val="single" w:sz="4" w:color="BFBFBF"/>
+              <w:left w:val="single" w:sz="4" w:color="BFBFBF"/>
+              <w:bottom w:val="single" w:sz="4" w:color="BFBFBF"/>
+              <w:right w:val="single" w:sz="4" w:color="BFBFBF"/>
+            </w:tcBorders>
+            <w:vAlign w:val="center"/>
+          </w:tcPr>
+          <w:p>
+            <w:r/>
+            <w:r>
+              <w:rPr>
+                <w:rFonts w:ascii="Arial" w:hAnsi="Arial" w:cs="Arial"/>
+                <w:b w:val="0"/>
+                <w:i w:val="0"/>
+                <w:color w:val="000000"/>
+                <w:sz w:val="20"/>
+              </w:rPr>
+            </w:r>
+          </w:p>
+        </w:tc>
+        <w:tc>
+          <w:tcPr>
+            <w:tcW w:type="dxa" w:w="2600"/>
+            <w:tcBorders>
+              <w:top w:val="single" w:sz="4" w:color="BFBFBF"/>
+              <w:left w:val="single" w:sz="4" w:color="BFBFBF"/>
+              <w:bottom w:val="single" w:sz="4" w:color="BFBFBF"/>
+              <w:right w:val="single" w:sz="4" w:color="BFBFBF"/>
+            </w:tcBorders>
+            <w:vAlign w:val="center"/>
+          </w:tcPr>
+          <w:p>
+            <w:r/>
+            <w:r>
+              <w:rPr>
+                <w:rFonts w:ascii="Arial" w:hAnsi="Arial" w:cs="Arial"/>
+                <w:b w:val="0"/>
+                <w:i w:val="0"/>
+                <w:color w:val="000000"/>
+                <w:sz w:val="20"/>
+              </w:rPr>
+            </w:r>
+          </w:p>
+        </w:tc>
+        <w:tc>
+          <w:tcPr>
+            <w:tcW w:type="dxa" w:w="1800"/>
+            <w:tcBorders>
+              <w:top w:val="single" w:sz="4" w:color="BFBFBF"/>
+              <w:left w:val="single" w:sz="4" w:color="BFBFBF"/>
+              <w:bottom w:val="single" w:sz="4" w:color="BFBFBF"/>
+              <w:right w:val="single" w:sz="4" w:color="BFBFBF"/>
+            </w:tcBorders>
+            <w:vAlign w:val="center"/>
+          </w:tcPr>
+          <w:p>
+            <w:r/>
+            <w:r>
+              <w:rPr>
+                <w:rFonts w:ascii="Arial" w:hAnsi="Arial" w:cs="Arial"/>
+                <w:b w:val="0"/>
+                <w:i w:val="0"/>
+                <w:color w:val="000000"/>
+                <w:sz w:val="20"/>
+              </w:rPr>
+            </w:r>
+          </w:p>
+        </w:tc>
+      </w:tr>
+      <w:tr>
+        <w:tc>
+          <w:tcPr>
+            <w:tcW w:type="dxa" w:w="3000"/>
+            <w:shd w:val="clear" w:color="auto" w:fill="F1F3F4"/>
+            <w:tcBorders>
+              <w:top w:val="single" w:sz="4" w:color="BFBFBF"/>
+              <w:left w:val="single" w:sz="4" w:color="BFBFBF"/>
+              <w:bottom w:val="single" w:sz="4" w:color="BFBFBF"/>
+              <w:right w:val="single" w:sz="4" w:color="BFBFBF"/>
+            </w:tcBorders>
+            <w:vAlign w:val="center"/>
+          </w:tcPr>
+          <w:p>
+            <w:r/>
+            <w:r>
+              <w:rPr>
+                <w:rFonts w:ascii="Arial" w:hAnsi="Arial" w:cs="Arial"/>
+                <w:b/>
+                <w:i w:val="0"/>
+                <w:color w:val="000000"/>
+                <w:sz w:val="20"/>
+              </w:rPr>
+              <w:t>Process Development Lead</w:t>
+            </w:r>
+          </w:p>
+        </w:tc>
+        <w:tc>
+          <w:tcPr>
+            <w:tcW w:type="dxa" w:w="2600"/>
+            <w:tcBorders>
+              <w:top w:val="single" w:sz="4" w:color="BFBFBF"/>
+              <w:left w:val="single" w:sz="4" w:color="BFBFBF"/>
+              <w:bottom w:val="single" w:sz="4" w:color="BFBFBF"/>
+              <w:right w:val="single" w:sz="4" w:color="BFBFBF"/>
+            </w:tcBorders>
+            <w:vAlign w:val="center"/>
+          </w:tcPr>
+          <w:p>
+            <w:r/>
+            <w:r>
+              <w:rPr>
+                <w:rFonts w:ascii="Arial" w:hAnsi="Arial" w:cs="Arial"/>
+                <w:b w:val="0"/>
+                <w:i w:val="0"/>
+                <w:color w:val="000000"/>
+                <w:sz w:val="20"/>
+              </w:rPr>
+            </w:r>
+          </w:p>
+        </w:tc>
+        <w:tc>
+          <w:tcPr>
+            <w:tcW w:type="dxa" w:w="2600"/>
+            <w:tcBorders>
+              <w:top w:val="single" w:sz="4" w:color="BFBFBF"/>
+              <w:left w:val="single" w:sz="4" w:color="BFBFBF"/>
+              <w:bottom w:val="single" w:sz="4" w:color="BFBFBF"/>
+              <w:right w:val="single" w:sz="4" w:color="BFBFBF"/>
+            </w:tcBorders>
+            <w:vAlign w:val="center"/>
+          </w:tcPr>
+          <w:p>
+            <w:r/>
+            <w:r>
+              <w:rPr>
+                <w:rFonts w:ascii="Arial" w:hAnsi="Arial" w:cs="Arial"/>
+                <w:b w:val="0"/>
+                <w:i w:val="0"/>
+                <w:color w:val="000000"/>
+                <w:sz w:val="20"/>
+              </w:rPr>
+            </w:r>
+          </w:p>
+        </w:tc>
+        <w:tc>
+          <w:tcPr>
+            <w:tcW w:type="dxa" w:w="1800"/>
+            <w:tcBorders>
+              <w:top w:val="single" w:sz="4" w:color="BFBFBF"/>
+              <w:left w:val="single" w:sz="4" w:color="BFBFBF"/>
+              <w:bottom w:val="single" w:sz="4" w:color="BFBFBF"/>
+              <w:right w:val="single" w:sz="4" w:color="BFBFBF"/>
+            </w:tcBorders>
+            <w:vAlign w:val="center"/>
+          </w:tcPr>
+          <w:p>
+            <w:r/>
+            <w:r>
+              <w:rPr>
+                <w:rFonts w:ascii="Arial" w:hAnsi="Arial" w:cs="Arial"/>
+                <w:b w:val="0"/>
+                <w:i w:val="0"/>
+                <w:color w:val="000000"/>
+                <w:sz w:val="20"/>
+              </w:rPr>
+            </w:r>
+          </w:p>
+        </w:tc>
+      </w:tr>
+      <w:tr>
+        <w:tc>
+          <w:tcPr>
+            <w:tcW w:type="dxa" w:w="3000"/>
+            <w:shd w:val="clear" w:color="auto" w:fill="F1F3F4"/>
+            <w:tcBorders>
+              <w:top w:val="single" w:sz="4" w:color="BFBFBF"/>
+              <w:left w:val="single" w:sz="4" w:color="BFBFBF"/>
+              <w:bottom w:val="single" w:sz="4" w:color="BFBFBF"/>
+              <w:right w:val="single" w:sz="4" w:color="BFBFBF"/>
+            </w:tcBorders>
+            <w:vAlign w:val="center"/>
+          </w:tcPr>
+          <w:p>
+            <w:r/>
+            <w:r>
+              <w:rPr>
+                <w:rFonts w:ascii="Arial" w:hAnsi="Arial" w:cs="Arial"/>
+                <w:b/>
+                <w:i w:val="0"/>
+                <w:color w:val="000000"/>
+                <w:sz w:val="20"/>
+              </w:rPr>
+              <w:t>Quality / Compliance (if applicable)</w:t>
+            </w:r>
+          </w:p>
+        </w:tc>
+        <w:tc>
+          <w:tcPr>
+            <w:tcW w:type="dxa" w:w="2600"/>
+            <w:tcBorders>
+              <w:top w:val="single" w:sz="4" w:color="BFBFBF"/>
+              <w:left w:val="single" w:sz="4" w:color="BFBFBF"/>
+              <w:bottom w:val="single" w:sz="4" w:color="BFBFBF"/>
+              <w:right w:val="single" w:sz="4" w:color="BFBFBF"/>
+            </w:tcBorders>
+            <w:vAlign w:val="center"/>
+          </w:tcPr>
+          <w:p>
+            <w:r/>
+            <w:r>
+              <w:rPr>
+                <w:rFonts w:ascii="Arial" w:hAnsi="Arial" w:cs="Arial"/>
+                <w:b w:val="0"/>
+                <w:i w:val="0"/>
+                <w:color w:val="000000"/>
+                <w:sz w:val="20"/>
+              </w:rPr>
+            </w:r>
+          </w:p>
+        </w:tc>
+        <w:tc>
+          <w:tcPr>
+            <w:tcW w:type="dxa" w:w="2600"/>
+            <w:tcBorders>
+              <w:top w:val="single" w:sz="4" w:color="BFBFBF"/>
+              <w:left w:val="single" w:sz="4" w:color="BFBFBF"/>
+              <w:bottom w:val="single" w:sz="4" w:color="BFBFBF"/>
+              <w:right w:val="single" w:sz="4" w:color="BFBFBF"/>
+            </w:tcBorders>
+            <w:vAlign w:val="center"/>
+          </w:tcPr>
+          <w:p>
+            <w:r/>
+            <w:r>
+              <w:rPr>
+                <w:rFonts w:ascii="Arial" w:hAnsi="Arial" w:cs="Arial"/>
+                <w:b w:val="0"/>
+                <w:i w:val="0"/>
+                <w:color w:val="000000"/>
+                <w:sz w:val="20"/>
+              </w:rPr>
+            </w:r>
+          </w:p>
+        </w:tc>
+        <w:tc>
+          <w:tcPr>
+            <w:tcW w:type="dxa" w:w="1800"/>
+            <w:tcBorders>
+              <w:top w:val="single" w:sz="4" w:color="BFBFBF"/>
+              <w:left w:val="single" w:sz="4" w:color="BFBFBF"/>
+              <w:bottom w:val="single" w:sz="4" w:color="BFBFBF"/>
+              <w:right w:val="single" w:sz="4" w:color="BFBFBF"/>
+            </w:tcBorders>
+            <w:vAlign w:val="center"/>
+          </w:tcPr>
+          <w:p>
+            <w:r/>
+            <w:r>
+              <w:rPr>
+                <w:rFonts w:ascii="Arial" w:hAnsi="Arial" w:cs="Arial"/>
+                <w:b w:val="0"/>
+                <w:i w:val="0"/>
+                <w:color w:val="000000"/>
+                <w:sz w:val="20"/>
+              </w:rPr>
+            </w:r>
+          </w:p>
+        </w:tc>
+      </w:tr>
+    </w:tbl>
     <w:sectPr>
-      <w:headerReference w:type="default" r:id="rId9"/>
-      <w:footerReference w:type="default" r:id="rId10"/>
       <w:pgSz w:w="12240" w:h="15840"/>
-      <w:pgMar w:top="1440" w:right="1080" w:bottom="1440" w:left="1080" w:header="720" w:footer="720" w:gutter="0"/>
+      <w:pgMar w:top="1080" w:right="1080" w:bottom="1080" w:left="1080" w:header="720" w:footer="720" w:gutter="0"/>
       <w:cols w:space="720"/>
       <w:docGrid w:linePitch="360"/>
     </w:sectPr>
   </w:body>
 </w:document>
-</file>
-
-<file path=word/footer1.xml><?xml version="1.0" encoding="utf-8"?>
-<w:ftr xmlns:m="http://schemas.openxmlformats.org/officeDocument/2006/math" xmlns:mc="http://schemas.openxmlformats.org/markup-compatibility/2006" xmlns:mo="http://schemas.microsoft.com/office/mac/office/2008/main" xmlns:mv="urn:schemas-microsoft-com:mac:vml" xmlns:o="urn:schemas-microsoft-com:office:office" xmlns:r="http://schemas.openxmlformats.org/officeDocument/2006/relationships" xmlns:v="urn:schemas-microsoft-com:vml" xmlns:w10="urn:schemas-microsoft-com:office:word" xmlns:w14="http://schemas.microsoft.com/office/word/2010/wordml" xmlns:w="http://schemas.openxmlformats.org/wordprocessingml/2006/main" xmlns:wne="http://schemas.microsoft.com/office/word/2006/wordml" xmlns:wp14="http://schemas.microsoft.com/office/word/2010/wordprocessingDrawing" xmlns:wp="http://schemas.openxmlformats.org/drawingml/2006/wordprocessingDrawing" xmlns:wpc="http://schemas.microsoft.com/office/word/2010/wordprocessingCanvas" xmlns:wpg="http://schemas.microsoft.com/office/word/2010/wordprocessingGroup" xmlns:wpi="http://schemas.microsoft.com/office/word/2010/wordprocessingInk" xmlns:wps="http://schemas.microsoft.com/office/word/2010/wordprocessingShape" mc:Ignorable="w14 wp14">
-  <w:p>
-    <w:pPr>
-      <w:pStyle w:val="Footer"/>
-      <w:jc w:val="center"/>
-    </w:pPr>
-    <w:r>
-      <w:rPr>
-        <w:color w:val="969696"/>
-        <w:sz w:val="16"/>
-      </w:rPr>
-      <w:t xml:space="preserve">Page </w:t>
-      <w:fldChar w:fldCharType="begin"/>
-      <w:instrText> PAGE </w:instrText>
-      <w:fldChar w:fldCharType="end"/>
-    </w:r>
-    <w:r>
-      <w:rPr>
-        <w:color w:val="969696"/>
-        <w:sz w:val="16"/>
-      </w:rPr>
-      <w:t xml:space="preserve"> / </w:t>
-      <w:fldChar w:fldCharType="begin"/>
-      <w:instrText> NUMPAGES </w:instrText>
-      <w:fldChar w:fldCharType="end"/>
-    </w:r>
-  </w:p>
-</w:ftr>
-</file>
-
-<file path=word/header1.xml><?xml version="1.0" encoding="utf-8"?>
-<w:hdr xmlns:m="http://schemas.openxmlformats.org/officeDocument/2006/math" xmlns:mc="http://schemas.openxmlformats.org/markup-compatibility/2006" xmlns:mo="http://schemas.microsoft.com/office/mac/office/2008/main" xmlns:mv="urn:schemas-microsoft-com:mac:vml" xmlns:o="urn:schemas-microsoft-com:office:office" xmlns:r="http://schemas.openxmlformats.org/officeDocument/2006/relationships" xmlns:v="urn:schemas-microsoft-com:vml" xmlns:w10="urn:schemas-microsoft-com:office:word" xmlns:w14="http://schemas.microsoft.com/office/word/2010/wordml" xmlns:w="http://schemas.openxmlformats.org/wordprocessingml/2006/main" xmlns:wne="http://schemas.microsoft.com/office/word/2006/wordml" xmlns:wp14="http://schemas.microsoft.com/office/word/2010/wordprocessingDrawing" xmlns:wp="http://schemas.openxmlformats.org/drawingml/2006/wordprocessingDrawing" xmlns:wpc="http://schemas.microsoft.com/office/word/2010/wordprocessingCanvas" xmlns:wpg="http://schemas.microsoft.com/office/word/2010/wordprocessingGroup" xmlns:wpi="http://schemas.microsoft.com/office/word/2010/wordprocessingInk" xmlns:wps="http://schemas.microsoft.com/office/word/2010/wordprocessingShape" mc:Ignorable="w14 wp14">
-  <w:p>
-    <w:pPr>
-      <w:pStyle w:val="Header"/>
-      <w:tabs>
-        <w:tab w:pos="10080" w:val="right"/>
-      </w:tabs>
-      <w:jc w:val="left"/>
-    </w:pPr>
-    <w:r>
-      <w:rPr>
-        <w:i/>
-        <w:color w:val="787878"/>
-        <w:sz w:val="18"/>
-      </w:rPr>
-      <w:t xml:space="preserve">BATCH RECORD: Multi-Role Buffer Protocol</w:t>
-      <w:tab/>
-    </w:r>
-    <w:r>
-      <w:rPr>
-        <w:i/>
-        <w:color w:val="787878"/>
-        <w:sz w:val="18"/>
-      </w:rPr>
-      <w:t xml:space="preserve">v2  |  April 1, 2026</w:t>
-    </w:r>
-  </w:p>
-</w:hdr>
 </file>
 
 <file path=word/numbering.xml><?xml version="1.0" encoding="utf-8"?>
@@ -1437,6 +3017,11 @@
     <w:name w:val="Normal"/>
     <w:qFormat/>
     <w:rsid w:val="00FC693F"/>
+    <w:rPr>
+      <w:rFonts w:ascii="Arial" w:hAnsi="Arial"/>
+      <w:color w:val="000000"/>
+      <w:sz w:val="20"/>
+    </w:rPr>
   </w:style>
   <w:style w:type="paragraph" w:styleId="Header">
     <w:name w:val="header"/>
